--- a/documentation/D04_Spec_Zahteva.docx
+++ b/documentation/D04_Spec_Zahteva.docx
@@ -523,8 +523,6 @@
           <w:lang w:val="sr-Latn-CS"/>
         </w:rPr>
       </w:pPr>
-      <w:bookmarkStart w:id="0" w:name="_GoBack"/>
-      <w:bookmarkEnd w:id="0"/>
       <w:r>
         <w:rPr>
           <w:lang w:val="sr-Latn-CS"/>
@@ -3243,7 +3241,7 @@
           <w:lang w:val="sr-Latn-CS"/>
         </w:rPr>
       </w:pPr>
-      <w:bookmarkStart w:id="1" w:name="_Toc163018886"/>
+      <w:bookmarkStart w:id="0" w:name="_Toc163018886"/>
       <w:r>
         <w:rPr>
           <w:lang w:val="sr-Latn-CS"/>
@@ -3256,6 +3254,72 @@
         </w:rPr>
         <w:t xml:space="preserve"> dokumenta</w:t>
       </w:r>
+      <w:bookmarkEnd w:id="0"/>
+    </w:p>
+    <w:p>
+      <w:pPr>
+        <w:pStyle w:val="BodyText"/>
+        <w:rPr>
+          <w:lang w:val="sr-Latn-CS"/>
+        </w:rPr>
+      </w:pPr>
+      <w:r>
+        <w:rPr>
+          <w:lang w:val="sr-Latn-CS"/>
+        </w:rPr>
+        <w:t xml:space="preserve">Cilj ovog dokumenta je </w:t>
+      </w:r>
+      <w:r>
+        <w:rPr>
+          <w:lang w:val="sr-Latn-CS"/>
+        </w:rPr>
+        <w:t>specifikacija</w:t>
+      </w:r>
+      <w:r>
+        <w:rPr>
+          <w:lang w:val="sr-Latn-CS"/>
+        </w:rPr>
+        <w:t xml:space="preserve"> zahteva </w:t>
+      </w:r>
+      <w:r>
+        <w:rPr>
+          <w:lang w:val="sr-Latn-CS"/>
+        </w:rPr>
+        <w:t>u pogledu detaljnog opisa slučajeva korišćenja</w:t>
+      </w:r>
+      <w:r>
+        <w:rPr>
+          <w:lang w:val="sr-Latn-CS"/>
+        </w:rPr>
+        <w:t xml:space="preserve"> </w:t>
+      </w:r>
+      <w:r>
+        <w:rPr>
+          <w:lang w:val="sr-Latn-CS"/>
+        </w:rPr>
+        <w:t>OutfitFactory web aplikacije.</w:t>
+      </w:r>
+    </w:p>
+    <w:p>
+      <w:pPr>
+        <w:pStyle w:val="Heading1"/>
+        <w:rPr>
+          <w:lang w:val="sr-Latn-CS"/>
+        </w:rPr>
+      </w:pPr>
+      <w:bookmarkStart w:id="1" w:name="_Toc163018887"/>
+      <w:r>
+        <w:rPr>
+          <w:lang w:val="sr-Latn-CS"/>
+        </w:rPr>
+        <w:t>Opseg</w:t>
+      </w:r>
+      <w:r>
+        <w:rPr>
+          <w:lang w:val="sr-Latn-CS"/>
+        </w:rPr>
+        <w:t xml:space="preserve"> dokumenta</w:t>
+      </w:r>
       <w:bookmarkEnd w:id="1"/>
     </w:p>
     <w:p>
@@ -3269,25 +3333,49 @@
         <w:rPr>
           <w:lang w:val="sr-Latn-CS"/>
         </w:rPr>
-        <w:t xml:space="preserve">Cilj ovog dokumenta je </w:t>
-      </w:r>
-      <w:r>
-        <w:rPr>
-          <w:lang w:val="sr-Latn-CS"/>
-        </w:rPr>
-        <w:t>specifikacija</w:t>
-      </w:r>
-      <w:r>
-        <w:rPr>
-          <w:lang w:val="sr-Latn-CS"/>
-        </w:rPr>
-        <w:t xml:space="preserve"> zahteva </w:t>
-      </w:r>
-      <w:r>
-        <w:rPr>
-          <w:lang w:val="sr-Latn-CS"/>
-        </w:rPr>
-        <w:t>u pogledu detaljnog opisa slučajeva korišćenja</w:t>
+        <w:t>Dok</w:t>
+      </w:r>
+      <w:r>
+        <w:rPr>
+          <w:lang w:val="sr-Latn-CS"/>
+        </w:rPr>
+        <w:t>ument se odnosi na OutfitFactory društvenu mrežu koja</w:t>
+      </w:r>
+      <w:r>
+        <w:rPr>
+          <w:lang w:val="sr-Latn-CS"/>
+        </w:rPr>
+        <w:t xml:space="preserve"> će biti razvijen</w:t>
+      </w:r>
+      <w:r>
+        <w:rPr>
+          <w:lang w:val="sr-Latn-CS"/>
+        </w:rPr>
+        <w:t>a</w:t>
+      </w:r>
+      <w:r>
+        <w:rPr>
+          <w:lang w:val="sr-Latn-CS"/>
+        </w:rPr>
+        <w:t xml:space="preserve"> od strane</w:t>
+      </w:r>
+      <w:r>
+        <w:rPr>
+          <w:lang w:val="sr-Latn-CS"/>
+        </w:rPr>
+        <w:t xml:space="preserve"> tima GatoHeads</w:t>
+      </w:r>
+      <w:r>
+        <w:rPr>
+          <w:lang w:val="sr-Latn-CS"/>
+        </w:rPr>
+        <w:t xml:space="preserve">. Namena sistema </w:t>
+      </w:r>
+      <w:r>
+        <w:rPr>
+          <w:lang w:val="sr-Latn-CS"/>
+        </w:rPr>
+        <w:t>je efikasno prezentovanje,</w:t>
       </w:r>
       <w:r>
         <w:rPr>
@@ -3299,7 +3387,31 @@
         <w:rPr>
           <w:lang w:val="sr-Latn-CS"/>
         </w:rPr>
-        <w:t>OutfitFactory web aplikacije.</w:t>
+        <w:t>kreiranje</w:t>
+      </w:r>
+      <w:r>
+        <w:rPr>
+          <w:lang w:val="sr-Latn-CS"/>
+        </w:rPr>
+        <w:t xml:space="preserve">, deljenje i </w:t>
+      </w:r>
+      <w:r>
+        <w:rPr>
+          <w:lang w:val="sr-Latn-CS"/>
+        </w:rPr>
+        <w:t>održavanje sadržaja vezanih za</w:t>
+      </w:r>
+      <w:r>
+        <w:rPr>
+          <w:lang w:val="sr-Latn-CS"/>
+        </w:rPr>
+        <w:t xml:space="preserve"> odevne kombinacije sačinjenih od odeće dostupne za kupovinu na tržištu</w:t>
+      </w:r>
+      <w:r>
+        <w:rPr>
+          <w:lang w:val="sr-Latn-CS"/>
+        </w:rPr>
+        <w:t>.</w:t>
       </w:r>
     </w:p>
     <w:p>
@@ -3309,128 +3421,14 @@
           <w:lang w:val="sr-Latn-CS"/>
         </w:rPr>
       </w:pPr>
-      <w:bookmarkStart w:id="2" w:name="_Toc163018887"/>
-      <w:r>
-        <w:rPr>
-          <w:lang w:val="sr-Latn-CS"/>
-        </w:rPr>
-        <w:t>Opseg</w:t>
-      </w:r>
-      <w:r>
-        <w:rPr>
-          <w:lang w:val="sr-Latn-CS"/>
-        </w:rPr>
-        <w:t xml:space="preserve"> dokumenta</w:t>
+      <w:bookmarkStart w:id="2" w:name="_Toc163018888"/>
+      <w:r>
+        <w:rPr>
+          <w:lang w:val="sr-Latn-CS"/>
+        </w:rPr>
+        <w:t>Reference</w:t>
       </w:r>
       <w:bookmarkEnd w:id="2"/>
-    </w:p>
-    <w:p>
-      <w:pPr>
-        <w:pStyle w:val="BodyText"/>
-        <w:rPr>
-          <w:lang w:val="sr-Latn-CS"/>
-        </w:rPr>
-      </w:pPr>
-      <w:r>
-        <w:rPr>
-          <w:lang w:val="sr-Latn-CS"/>
-        </w:rPr>
-        <w:t>Dok</w:t>
-      </w:r>
-      <w:r>
-        <w:rPr>
-          <w:lang w:val="sr-Latn-CS"/>
-        </w:rPr>
-        <w:t>ument se odnosi na OutfitFactory društvenu mrežu koja</w:t>
-      </w:r>
-      <w:r>
-        <w:rPr>
-          <w:lang w:val="sr-Latn-CS"/>
-        </w:rPr>
-        <w:t xml:space="preserve"> će biti razvijen</w:t>
-      </w:r>
-      <w:r>
-        <w:rPr>
-          <w:lang w:val="sr-Latn-CS"/>
-        </w:rPr>
-        <w:t>a</w:t>
-      </w:r>
-      <w:r>
-        <w:rPr>
-          <w:lang w:val="sr-Latn-CS"/>
-        </w:rPr>
-        <w:t xml:space="preserve"> od strane</w:t>
-      </w:r>
-      <w:r>
-        <w:rPr>
-          <w:lang w:val="sr-Latn-CS"/>
-        </w:rPr>
-        <w:t xml:space="preserve"> tima GatoHeads</w:t>
-      </w:r>
-      <w:r>
-        <w:rPr>
-          <w:lang w:val="sr-Latn-CS"/>
-        </w:rPr>
-        <w:t xml:space="preserve">. Namena sistema </w:t>
-      </w:r>
-      <w:r>
-        <w:rPr>
-          <w:lang w:val="sr-Latn-CS"/>
-        </w:rPr>
-        <w:t>je efikasno prezentovanje,</w:t>
-      </w:r>
-      <w:r>
-        <w:rPr>
-          <w:lang w:val="sr-Latn-CS"/>
-        </w:rPr>
-        <w:t xml:space="preserve"> </w:t>
-      </w:r>
-      <w:r>
-        <w:rPr>
-          <w:lang w:val="sr-Latn-CS"/>
-        </w:rPr>
-        <w:t>kreiranje</w:t>
-      </w:r>
-      <w:r>
-        <w:rPr>
-          <w:lang w:val="sr-Latn-CS"/>
-        </w:rPr>
-        <w:t xml:space="preserve">, deljenje i </w:t>
-      </w:r>
-      <w:r>
-        <w:rPr>
-          <w:lang w:val="sr-Latn-CS"/>
-        </w:rPr>
-        <w:t>održavanje sadržaja vezanih za</w:t>
-      </w:r>
-      <w:r>
-        <w:rPr>
-          <w:lang w:val="sr-Latn-CS"/>
-        </w:rPr>
-        <w:t xml:space="preserve"> odevne kombinacije sačinjenih od odeće dostupne za kupovinu na tržištu</w:t>
-      </w:r>
-      <w:r>
-        <w:rPr>
-          <w:lang w:val="sr-Latn-CS"/>
-        </w:rPr>
-        <w:t>.</w:t>
-      </w:r>
-    </w:p>
-    <w:p>
-      <w:pPr>
-        <w:pStyle w:val="Heading1"/>
-        <w:rPr>
-          <w:lang w:val="sr-Latn-CS"/>
-        </w:rPr>
-      </w:pPr>
-      <w:bookmarkStart w:id="3" w:name="_Toc163018888"/>
-      <w:r>
-        <w:rPr>
-          <w:lang w:val="sr-Latn-CS"/>
-        </w:rPr>
-        <w:t>Reference</w:t>
-      </w:r>
-      <w:bookmarkEnd w:id="3"/>
     </w:p>
     <w:p>
       <w:pPr>
@@ -3512,7 +3510,7 @@
           <w:lang w:val="sr-Latn-CS"/>
         </w:rPr>
       </w:pPr>
-      <w:bookmarkStart w:id="4" w:name="_Toc163018889"/>
+      <w:bookmarkStart w:id="3" w:name="_Toc163018889"/>
       <w:r>
         <w:rPr>
           <w:lang w:val="sr-Latn-CS"/>
@@ -3525,7 +3523,7 @@
         </w:rPr>
         <w:t>korišćenja</w:t>
       </w:r>
-      <w:bookmarkEnd w:id="4"/>
+      <w:bookmarkEnd w:id="3"/>
     </w:p>
     <w:p>
       <w:pPr>
@@ -3584,7 +3582,7 @@
           <w:lang w:eastAsia="en-US"/>
         </w:rPr>
         <w:drawing>
-          <wp:inline distT="0" distB="0" distL="0" distR="0" wp14:anchorId="0F4B946A" wp14:editId="618950EA">
+          <wp:inline distT="0" distB="0" distL="0" distR="0" wp14:anchorId="10A9FAB8" wp14:editId="64041F23">
             <wp:extent cx="4542312" cy="4830087"/>
             <wp:effectExtent l="0" t="0" r="0" b="0"/>
             <wp:docPr id="1" name="Picture 1"/>
@@ -4009,13 +4007,61 @@
           <w:lang w:val="sr-Latn-CS"/>
         </w:rPr>
       </w:pPr>
-      <w:bookmarkStart w:id="5" w:name="_Toc163018890"/>
+      <w:bookmarkStart w:id="4" w:name="_Toc163018890"/>
       <w:r>
         <w:rPr>
           <w:lang w:val="sr-Latn-CS"/>
         </w:rPr>
         <w:t>Profili korisnika</w:t>
       </w:r>
+      <w:bookmarkEnd w:id="4"/>
+    </w:p>
+    <w:p>
+      <w:pPr>
+        <w:pStyle w:val="BodyText"/>
+        <w:rPr>
+          <w:lang w:val="sr-Latn-CS"/>
+        </w:rPr>
+      </w:pPr>
+      <w:r>
+        <w:rPr>
+          <w:lang w:val="sr-Latn-CS"/>
+        </w:rPr>
+        <w:t xml:space="preserve">Identifikovani su sledeći </w:t>
+      </w:r>
+      <w:r>
+        <w:rPr>
+          <w:lang w:val="sr-Latn-CS"/>
+        </w:rPr>
+        <w:t>profili</w:t>
+      </w:r>
+      <w:r>
+        <w:rPr>
+          <w:lang w:val="sr-Latn-CS"/>
+        </w:rPr>
+        <w:t xml:space="preserve"> korisnika društvene mreže OutfitFactory</w:t>
+      </w:r>
+      <w:r>
+        <w:rPr>
+          <w:lang w:val="sr-Latn-CS"/>
+        </w:rPr>
+        <w:t>:</w:t>
+      </w:r>
+    </w:p>
+    <w:p>
+      <w:pPr>
+        <w:pStyle w:val="Heading2"/>
+        <w:rPr>
+          <w:lang w:val="sr-Latn-CS"/>
+        </w:rPr>
+      </w:pPr>
+      <w:bookmarkStart w:id="5" w:name="_Toc163018891"/>
+      <w:r>
+        <w:rPr>
+          <w:lang w:val="sr-Latn-CS"/>
+        </w:rPr>
+        <w:t>Posetilac portala</w:t>
+      </w:r>
       <w:bookmarkEnd w:id="5"/>
     </w:p>
     <w:p>
@@ -4029,25 +4075,43 @@
         <w:rPr>
           <w:lang w:val="sr-Latn-CS"/>
         </w:rPr>
-        <w:t xml:space="preserve">Identifikovani su sledeći </w:t>
-      </w:r>
-      <w:r>
-        <w:rPr>
-          <w:lang w:val="sr-Latn-CS"/>
-        </w:rPr>
-        <w:t>profili</w:t>
-      </w:r>
-      <w:r>
-        <w:rPr>
-          <w:lang w:val="sr-Latn-CS"/>
-        </w:rPr>
-        <w:t xml:space="preserve"> korisnika društvene mreže OutfitFactory</w:t>
-      </w:r>
-      <w:r>
-        <w:rPr>
-          <w:lang w:val="sr-Latn-CS"/>
-        </w:rPr>
-        <w:t>:</w:t>
+        <w:t xml:space="preserve">Posetilac </w:t>
+      </w:r>
+      <w:r>
+        <w:rPr>
+          <w:lang w:val="sr-Latn-CS"/>
+        </w:rPr>
+        <w:t xml:space="preserve">društvene mreže </w:t>
+      </w:r>
+      <w:r>
+        <w:rPr>
+          <w:lang w:val="sr-Latn-CS"/>
+        </w:rPr>
+        <w:t xml:space="preserve">je osnovni </w:t>
+      </w:r>
+      <w:r>
+        <w:rPr>
+          <w:lang w:val="sr-Latn-CS"/>
+        </w:rPr>
+        <w:t>profil</w:t>
+      </w:r>
+      <w:r>
+        <w:rPr>
+          <w:lang w:val="sr-Latn-CS"/>
+        </w:rPr>
+        <w:t xml:space="preserve"> korisnika </w:t>
+      </w:r>
+      <w:r>
+        <w:rPr>
+          <w:lang w:val="sr-Latn-CS"/>
+        </w:rPr>
+        <w:t>koji sa najmanjim skupom funkcionalnosti na raspolaganju.</w:t>
+      </w:r>
+      <w:r>
+        <w:rPr>
+          <w:lang w:val="sr-Latn-CS"/>
+        </w:rPr>
+        <w:t xml:space="preserve"> Korisnici ovog tipa pristupaju portalu u cilju pregleda informacija koje su na njemu prezentovane. Pristup portalu u ulozi posetioca je slobodan, tj. ne zahteva prethodno prijavljivanje na portal.</w:t>
       </w:r>
     </w:p>
     <w:p>
@@ -4057,27 +4121,33 @@
           <w:lang w:val="sr-Latn-CS"/>
         </w:rPr>
       </w:pPr>
-      <w:bookmarkStart w:id="6" w:name="_Toc163018891"/>
-      <w:r>
-        <w:rPr>
-          <w:lang w:val="sr-Latn-CS"/>
-        </w:rPr>
-        <w:t>Posetilac portala</w:t>
+      <w:bookmarkStart w:id="6" w:name="_Toc163018892"/>
+      <w:r>
+        <w:rPr>
+          <w:lang w:val="sr-Latn-CS"/>
+        </w:rPr>
+        <w:t xml:space="preserve">Član </w:t>
       </w:r>
       <w:bookmarkEnd w:id="6"/>
-    </w:p>
-    <w:p>
-      <w:pPr>
-        <w:pStyle w:val="BodyText"/>
-        <w:rPr>
-          <w:lang w:val="sr-Latn-CS"/>
-        </w:rPr>
-      </w:pPr>
-      <w:r>
-        <w:rPr>
-          <w:lang w:val="sr-Latn-CS"/>
-        </w:rPr>
-        <w:t xml:space="preserve">Posetilac </w:t>
+      <w:r>
+        <w:rPr>
+          <w:lang w:val="sr-Latn-CS"/>
+        </w:rPr>
+        <w:t>društvene mreže</w:t>
+      </w:r>
+    </w:p>
+    <w:p>
+      <w:pPr>
+        <w:pStyle w:val="BodyText"/>
+        <w:rPr>
+          <w:lang w:val="sr-Latn-CS"/>
+        </w:rPr>
+      </w:pPr>
+      <w:r>
+        <w:rPr>
+          <w:lang w:val="sr-Latn-CS"/>
+        </w:rPr>
+        <w:t xml:space="preserve">Član </w:t>
       </w:r>
       <w:r>
         <w:rPr>
@@ -4089,7 +4159,7 @@
         <w:rPr>
           <w:lang w:val="sr-Latn-CS"/>
         </w:rPr>
-        <w:t xml:space="preserve">je osnovni </w:t>
+        <w:t xml:space="preserve">je </w:t>
       </w:r>
       <w:r>
         <w:rPr>
@@ -4101,19 +4171,108 @@
         <w:rPr>
           <w:lang w:val="sr-Latn-CS"/>
         </w:rPr>
-        <w:t xml:space="preserve"> korisnika </w:t>
-      </w:r>
-      <w:r>
-        <w:rPr>
-          <w:lang w:val="sr-Latn-CS"/>
-        </w:rPr>
-        <w:t>koji sa najmanjim skupom funkcionalnosti na raspolaganju.</w:t>
-      </w:r>
-      <w:r>
-        <w:rPr>
-          <w:lang w:val="sr-Latn-CS"/>
-        </w:rPr>
-        <w:t xml:space="preserve"> Korisnici ovog tipa pristupaju portalu u cilju pregleda informacija koje su na njemu prezentovane. Pristup portalu u ulozi posetioca je slobodan, tj. ne zahteva prethodno prijavljivanje na portal.</w:t>
+        <w:t xml:space="preserve"> korisnika koji obuhvata sve </w:t>
+      </w:r>
+      <w:r>
+        <w:rPr>
+          <w:lang w:val="sr-Latn-CS"/>
+        </w:rPr>
+        <w:t xml:space="preserve">korisnike sa nalogom na OutfitFactory društvenoj mreži. </w:t>
+      </w:r>
+      <w:r>
+        <w:rPr>
+          <w:lang w:val="sr-Latn-CS"/>
+        </w:rPr>
+        <w:t>Veza generali</w:t>
+      </w:r>
+      <w:r>
+        <w:rPr>
+          <w:lang w:val="sr-Latn-CS"/>
+        </w:rPr>
+        <w:t>zacije između člana društvene mreže i njenog posetioca</w:t>
+      </w:r>
+      <w:r>
+        <w:rPr>
+          <w:lang w:val="sr-Latn-CS"/>
+        </w:rPr>
+        <w:t xml:space="preserve"> je uvedena da ukaže na mogućnost pristupa svim os</w:t>
+      </w:r>
+      <w:r>
+        <w:rPr>
+          <w:lang w:val="sr-Latn-CS"/>
+        </w:rPr>
+        <w:t xml:space="preserve">novnim funkcionalnostima mreže </w:t>
+      </w:r>
+      <w:r>
+        <w:rPr>
+          <w:lang w:val="sr-Latn-CS"/>
+        </w:rPr>
+        <w:t>vezanim za pregled info</w:t>
+      </w:r>
+      <w:r>
+        <w:rPr>
+          <w:lang w:val="sr-Latn-CS"/>
+        </w:rPr>
+        <w:t>rmacija. Da bi član društvene mreže</w:t>
+      </w:r>
+      <w:r>
+        <w:rPr>
+          <w:lang w:val="sr-Latn-CS"/>
+        </w:rPr>
+        <w:t xml:space="preserve"> mogao da ažurira podatke o sebi </w:t>
+      </w:r>
+      <w:r>
+        <w:rPr>
+          <w:lang w:val="sr-Latn-CS"/>
+        </w:rPr>
+        <w:t>i stvara odevne kombinacije neop</w:t>
+      </w:r>
+      <w:r>
+        <w:rPr>
+          <w:lang w:val="sr-Latn-CS"/>
+        </w:rPr>
+        <w:t xml:space="preserve">hodno </w:t>
+      </w:r>
+      <w:r>
+        <w:rPr>
+          <w:lang w:val="sr-Latn-CS"/>
+        </w:rPr>
+        <w:t xml:space="preserve">je prethodno </w:t>
+      </w:r>
+      <w:r>
+        <w:rPr>
+          <w:lang w:val="sr-Latn-CS"/>
+        </w:rPr>
+        <w:t xml:space="preserve">prijavljivanje korisnika. </w:t>
+      </w:r>
+    </w:p>
+    <w:p>
+      <w:pPr>
+        <w:pStyle w:val="Heading1"/>
+        <w:rPr>
+          <w:lang w:val="sr-Latn-CS"/>
+        </w:rPr>
+      </w:pPr>
+      <w:bookmarkStart w:id="7" w:name="_Toc163018896"/>
+      <w:r>
+        <w:rPr>
+          <w:lang w:val="sr-Latn-CS"/>
+        </w:rPr>
+        <w:t>Opis slučajeva korišćenja</w:t>
+      </w:r>
+      <w:bookmarkEnd w:id="7"/>
+    </w:p>
+    <w:p>
+      <w:pPr>
+        <w:rPr>
+          <w:lang w:val="sr-Latn-CS"/>
+        </w:rPr>
+      </w:pPr>
+      <w:r>
+        <w:rPr>
+          <w:lang w:val="sr-Latn-CS"/>
+        </w:rPr>
+        <w:t>//prikaz komenara treba da s e dodoa i da se poređaju</w:t>
       </w:r>
     </w:p>
     <w:p>
@@ -4123,175 +4282,14 @@
           <w:lang w:val="sr-Latn-CS"/>
         </w:rPr>
       </w:pPr>
-      <w:bookmarkStart w:id="7" w:name="_Toc163018892"/>
-      <w:r>
-        <w:rPr>
-          <w:lang w:val="sr-Latn-CS"/>
-        </w:rPr>
-        <w:t xml:space="preserve">Član </w:t>
-      </w:r>
-      <w:bookmarkEnd w:id="7"/>
-      <w:r>
-        <w:rPr>
-          <w:lang w:val="sr-Latn-CS"/>
-        </w:rPr>
-        <w:t>društvene mreže</w:t>
-      </w:r>
-    </w:p>
-    <w:p>
-      <w:pPr>
-        <w:pStyle w:val="BodyText"/>
-        <w:rPr>
-          <w:lang w:val="sr-Latn-CS"/>
-        </w:rPr>
-      </w:pPr>
-      <w:r>
-        <w:rPr>
-          <w:lang w:val="sr-Latn-CS"/>
-        </w:rPr>
-        <w:t xml:space="preserve">Član </w:t>
-      </w:r>
-      <w:r>
-        <w:rPr>
-          <w:lang w:val="sr-Latn-CS"/>
-        </w:rPr>
-        <w:t xml:space="preserve">društvene mreže </w:t>
-      </w:r>
-      <w:r>
-        <w:rPr>
-          <w:lang w:val="sr-Latn-CS"/>
-        </w:rPr>
-        <w:t xml:space="preserve">je </w:t>
-      </w:r>
-      <w:r>
-        <w:rPr>
-          <w:lang w:val="sr-Latn-CS"/>
-        </w:rPr>
-        <w:t>profil</w:t>
-      </w:r>
-      <w:r>
-        <w:rPr>
-          <w:lang w:val="sr-Latn-CS"/>
-        </w:rPr>
-        <w:t xml:space="preserve"> korisnika koji obuhvata sve </w:t>
-      </w:r>
-      <w:r>
-        <w:rPr>
-          <w:lang w:val="sr-Latn-CS"/>
-        </w:rPr>
-        <w:t xml:space="preserve">korisnike sa nalogom na OutfitFactory društvenoj mreži. </w:t>
-      </w:r>
-      <w:r>
-        <w:rPr>
-          <w:lang w:val="sr-Latn-CS"/>
-        </w:rPr>
-        <w:t>Veza generali</w:t>
-      </w:r>
-      <w:r>
-        <w:rPr>
-          <w:lang w:val="sr-Latn-CS"/>
-        </w:rPr>
-        <w:t>zacije između člana društvene mreže i njenog posetioca</w:t>
-      </w:r>
-      <w:r>
-        <w:rPr>
-          <w:lang w:val="sr-Latn-CS"/>
-        </w:rPr>
-        <w:t xml:space="preserve"> je uvedena da ukaže na mogućnost pristupa svim os</w:t>
-      </w:r>
-      <w:r>
-        <w:rPr>
-          <w:lang w:val="sr-Latn-CS"/>
-        </w:rPr>
-        <w:t xml:space="preserve">novnim funkcionalnostima mreže </w:t>
-      </w:r>
-      <w:r>
-        <w:rPr>
-          <w:lang w:val="sr-Latn-CS"/>
-        </w:rPr>
-        <w:t>vezanim za pregled info</w:t>
-      </w:r>
-      <w:r>
-        <w:rPr>
-          <w:lang w:val="sr-Latn-CS"/>
-        </w:rPr>
-        <w:t>rmacija. Da bi član društvene mreže</w:t>
-      </w:r>
-      <w:r>
-        <w:rPr>
-          <w:lang w:val="sr-Latn-CS"/>
-        </w:rPr>
-        <w:t xml:space="preserve"> mogao da ažurira podatke o sebi </w:t>
-      </w:r>
-      <w:r>
-        <w:rPr>
-          <w:lang w:val="sr-Latn-CS"/>
-        </w:rPr>
-        <w:t>i stvara odevne kombinacije neop</w:t>
-      </w:r>
-      <w:r>
-        <w:rPr>
-          <w:lang w:val="sr-Latn-CS"/>
-        </w:rPr>
-        <w:t xml:space="preserve">hodno </w:t>
-      </w:r>
-      <w:r>
-        <w:rPr>
-          <w:lang w:val="sr-Latn-CS"/>
-        </w:rPr>
-        <w:t xml:space="preserve">je prethodno </w:t>
-      </w:r>
-      <w:r>
-        <w:rPr>
-          <w:lang w:val="sr-Latn-CS"/>
-        </w:rPr>
-        <w:t xml:space="preserve">prijavljivanje korisnika. </w:t>
-      </w:r>
-    </w:p>
-    <w:p>
-      <w:pPr>
-        <w:pStyle w:val="Heading1"/>
-        <w:rPr>
-          <w:lang w:val="sr-Latn-CS"/>
-        </w:rPr>
-      </w:pPr>
-      <w:bookmarkStart w:id="8" w:name="_Toc163018896"/>
-      <w:r>
-        <w:rPr>
-          <w:lang w:val="sr-Latn-CS"/>
-        </w:rPr>
-        <w:t>Opis slučajeva korišćenja</w:t>
+      <w:bookmarkStart w:id="8" w:name="_Toc163018899"/>
+      <w:r>
+        <w:rPr>
+          <w:lang w:val="sr-Latn-CS"/>
+        </w:rPr>
+        <w:t xml:space="preserve">Pregled </w:t>
       </w:r>
       <w:bookmarkEnd w:id="8"/>
-    </w:p>
-    <w:p>
-      <w:pPr>
-        <w:rPr>
-          <w:lang w:val="sr-Latn-CS"/>
-        </w:rPr>
-      </w:pPr>
-      <w:r>
-        <w:rPr>
-          <w:lang w:val="sr-Latn-CS"/>
-        </w:rPr>
-        <w:t>//prikaz komenara treba da s e dodoa i da se poređaju</w:t>
-      </w:r>
-    </w:p>
-    <w:p>
-      <w:pPr>
-        <w:pStyle w:val="Heading2"/>
-        <w:rPr>
-          <w:lang w:val="sr-Latn-CS"/>
-        </w:rPr>
-      </w:pPr>
-      <w:bookmarkStart w:id="9" w:name="_Toc163018899"/>
-      <w:r>
-        <w:rPr>
-          <w:lang w:val="sr-Latn-CS"/>
-        </w:rPr>
-        <w:t xml:space="preserve">Pregled </w:t>
-      </w:r>
-      <w:bookmarkEnd w:id="9"/>
       <w:r>
         <w:rPr>
           <w:lang w:val="sr-Latn-CS"/>
@@ -4580,7 +4578,7 @@
           <w:lang w:val="sr-Latn-CS"/>
         </w:rPr>
       </w:pPr>
-      <w:bookmarkStart w:id="10" w:name="_Toc163018900"/>
+      <w:bookmarkStart w:id="9" w:name="_Toc163018900"/>
       <w:r>
         <w:rPr>
           <w:lang w:val="sr-Latn-CS"/>
@@ -4601,7 +4599,7 @@
         </w:rPr>
         <w:t xml:space="preserve">Pregled </w:t>
       </w:r>
-      <w:bookmarkEnd w:id="10"/>
+      <w:bookmarkEnd w:id="9"/>
       <w:r>
         <w:rPr>
           <w:lang w:val="sr-Latn-CS"/>
@@ -4678,13 +4676,13 @@
         <w:rPr>
           <w:lang w:val="sr-Latn-CS"/>
         </w:rPr>
-        <w:t>Član labora</w:t>
-      </w:r>
-      <w:r>
-        <w:rPr>
-          <w:lang w:val="sr-Latn-CS"/>
-        </w:rPr>
-        <w:t>torije</w:t>
+        <w:t>Član</w:t>
+      </w:r>
+      <w:r>
+        <w:rPr>
+          <w:lang w:val="sr-Latn-CS"/>
+        </w:rPr>
+        <w:t xml:space="preserve"> društvene mreže</w:t>
       </w:r>
       <w:r>
         <w:rPr>
@@ -4872,7 +4870,7 @@
           <w:lang w:val="sr-Latn-CS"/>
         </w:rPr>
       </w:pPr>
-      <w:bookmarkStart w:id="11" w:name="_Toc163018901"/>
+      <w:bookmarkStart w:id="10" w:name="_Toc163018901"/>
       <w:r>
         <w:rPr>
           <w:lang w:val="sr-Latn-CS"/>
@@ -4885,7 +4883,7 @@
         </w:rPr>
         <w:t>profila</w:t>
       </w:r>
-      <w:bookmarkEnd w:id="11"/>
+      <w:bookmarkEnd w:id="10"/>
       <w:r>
         <w:rPr>
           <w:lang w:val="sr-Latn-CS"/>
@@ -5215,7 +5213,19 @@
         <w:rPr>
           <w:lang w:val="sr-Latn-CS"/>
         </w:rPr>
-        <w:t>nje korisnika u društvenu mrežu sa parametrima: email adresa, željeno korisničko ime i šifra</w:t>
+        <w:t xml:space="preserve">nje korisnika u </w:t>
+      </w:r>
+      <w:r>
+        <w:rPr>
+          <w:lang w:val="sr-Latn-CS"/>
+        </w:rPr>
+        <w:t xml:space="preserve">društvenu mrežu sa parametrima: </w:t>
+      </w:r>
+      <w:r>
+        <w:rPr>
+          <w:lang w:val="sr-Latn-CS"/>
+        </w:rPr>
+        <w:t>email adresa, željeno korisničko ime i šifra</w:t>
       </w:r>
       <w:r>
         <w:rPr>
@@ -5254,7 +5264,19 @@
         <w:rPr>
           <w:lang w:val="sr-Latn-CS"/>
         </w:rPr>
-        <w:t>Posetilac portala.</w:t>
+        <w:t>Posetilac</w:t>
+      </w:r>
+      <w:r>
+        <w:rPr>
+          <w:lang w:val="sr-Latn-CS"/>
+        </w:rPr>
+        <w:t xml:space="preserve"> društvene mreže</w:t>
+      </w:r>
+      <w:r>
+        <w:rPr>
+          <w:lang w:val="sr-Latn-CS"/>
+        </w:rPr>
+        <w:t>.</w:t>
       </w:r>
     </w:p>
     <w:p>
@@ -6158,18 +6180,6 @@
         </w:rPr>
         <w:t>Odjavljivanje</w:t>
       </w:r>
-      <w:r>
-        <w:rPr>
-          <w:lang w:val="sr-Latn-CS"/>
-        </w:rPr>
-        <w:t xml:space="preserve"> </w:t>
-      </w:r>
-      <w:r>
-        <w:rPr>
-          <w:lang w:val="sr-Latn-CS"/>
-        </w:rPr>
-        <w:t>korisnika</w:t>
-      </w:r>
     </w:p>
     <w:p>
       <w:pPr>
@@ -6820,8 +6830,61 @@
           <w:lang w:val="sr-Latn-CS"/>
         </w:rPr>
       </w:pPr>
-      <w:r>
-        <w:t>Korisnik popunjava polje za opis odevne kombinacije.</w:t>
+      <w:proofErr w:type="spellStart"/>
+      <w:r>
+        <w:t>Korisnik</w:t>
+      </w:r>
+      <w:proofErr w:type="spellEnd"/>
+      <w:r>
+        <w:t xml:space="preserve"> </w:t>
+      </w:r>
+      <w:proofErr w:type="spellStart"/>
+      <w:r>
+        <w:t>popunjava</w:t>
+      </w:r>
+      <w:proofErr w:type="spellEnd"/>
+      <w:r>
+        <w:t xml:space="preserve"> </w:t>
+      </w:r>
+      <w:proofErr w:type="spellStart"/>
+      <w:r>
+        <w:t>polje</w:t>
+      </w:r>
+      <w:proofErr w:type="spellEnd"/>
+      <w:r>
+        <w:t xml:space="preserve"> </w:t>
+      </w:r>
+      <w:proofErr w:type="spellStart"/>
+      <w:r>
+        <w:t>za</w:t>
+      </w:r>
+      <w:proofErr w:type="spellEnd"/>
+      <w:r>
+        <w:t xml:space="preserve"> </w:t>
+      </w:r>
+      <w:proofErr w:type="spellStart"/>
+      <w:r>
+        <w:t>opis</w:t>
+      </w:r>
+      <w:proofErr w:type="spellEnd"/>
+      <w:r>
+        <w:t xml:space="preserve"> </w:t>
+      </w:r>
+      <w:proofErr w:type="spellStart"/>
+      <w:r>
+        <w:t>odevne</w:t>
+      </w:r>
+      <w:proofErr w:type="spellEnd"/>
+      <w:r>
+        <w:t xml:space="preserve"> </w:t>
+      </w:r>
+      <w:proofErr w:type="spellStart"/>
+      <w:r>
+        <w:t>kombinacije</w:t>
+      </w:r>
+      <w:proofErr w:type="spellEnd"/>
+      <w:r>
+        <w:t>.</w:t>
       </w:r>
     </w:p>
     <w:p>
@@ -6835,8 +6898,77 @@
           <w:lang w:val="sr-Latn-CS"/>
         </w:rPr>
       </w:pPr>
-      <w:r>
-        <w:t>Vrši se provera informacija [izuzetak: kombinacija sadrži samo jedan artikal].</w:t>
+      <w:proofErr w:type="spellStart"/>
+      <w:r>
+        <w:t>Vrši</w:t>
+      </w:r>
+      <w:proofErr w:type="spellEnd"/>
+      <w:r>
+        <w:t xml:space="preserve"> se </w:t>
+      </w:r>
+      <w:proofErr w:type="spellStart"/>
+      <w:r>
+        <w:t>provera</w:t>
+      </w:r>
+      <w:proofErr w:type="spellEnd"/>
+      <w:r>
+        <w:t xml:space="preserve"> </w:t>
+      </w:r>
+      <w:proofErr w:type="spellStart"/>
+      <w:r>
+        <w:t>informacija</w:t>
+      </w:r>
+      <w:proofErr w:type="spellEnd"/>
+      <w:r>
+        <w:t xml:space="preserve"> [</w:t>
+      </w:r>
+      <w:proofErr w:type="spellStart"/>
+      <w:r>
+        <w:t>izuzetak</w:t>
+      </w:r>
+      <w:proofErr w:type="spellEnd"/>
+      <w:r>
+        <w:t xml:space="preserve">: </w:t>
+      </w:r>
+      <w:proofErr w:type="spellStart"/>
+      <w:r>
+        <w:t>kombinacija</w:t>
+      </w:r>
+      <w:proofErr w:type="spellEnd"/>
+      <w:r>
+        <w:t xml:space="preserve"> </w:t>
+      </w:r>
+      <w:proofErr w:type="spellStart"/>
+      <w:r>
+        <w:t>sadrži</w:t>
+      </w:r>
+      <w:proofErr w:type="spellEnd"/>
+      <w:r>
+        <w:t xml:space="preserve"> </w:t>
+      </w:r>
+      <w:proofErr w:type="spellStart"/>
+      <w:r>
+        <w:t>samo</w:t>
+      </w:r>
+      <w:proofErr w:type="spellEnd"/>
+      <w:r>
+        <w:t xml:space="preserve"> </w:t>
+      </w:r>
+      <w:proofErr w:type="spellStart"/>
+      <w:r>
+        <w:t>jedan</w:t>
+      </w:r>
+      <w:proofErr w:type="spellEnd"/>
+      <w:r>
+        <w:t xml:space="preserve"> </w:t>
+      </w:r>
+      <w:proofErr w:type="spellStart"/>
+      <w:r>
+        <w:t>artikal</w:t>
+      </w:r>
+      <w:proofErr w:type="spellEnd"/>
+      <w:r>
+        <w:t>].</w:t>
       </w:r>
     </w:p>
     <w:p>
@@ -6850,8 +6982,69 @@
           <w:lang w:val="sr-Latn-CS"/>
         </w:rPr>
       </w:pPr>
-      <w:r>
-        <w:t>Vrši se dodavanje objave i odevne kombinacije u bazi podataka.</w:t>
+      <w:proofErr w:type="spellStart"/>
+      <w:r>
+        <w:t>Vrši</w:t>
+      </w:r>
+      <w:proofErr w:type="spellEnd"/>
+      <w:r>
+        <w:t xml:space="preserve"> se </w:t>
+      </w:r>
+      <w:proofErr w:type="spellStart"/>
+      <w:r>
+        <w:t>dodavanje</w:t>
+      </w:r>
+      <w:proofErr w:type="spellEnd"/>
+      <w:r>
+        <w:t xml:space="preserve"> </w:t>
+      </w:r>
+      <w:proofErr w:type="spellStart"/>
+      <w:r>
+        <w:t>objave</w:t>
+      </w:r>
+      <w:proofErr w:type="spellEnd"/>
+      <w:r>
+        <w:t xml:space="preserve"> </w:t>
+      </w:r>
+      <w:proofErr w:type="spellStart"/>
+      <w:r>
+        <w:t>i</w:t>
+      </w:r>
+      <w:proofErr w:type="spellEnd"/>
+      <w:r>
+        <w:t xml:space="preserve"> </w:t>
+      </w:r>
+      <w:proofErr w:type="spellStart"/>
+      <w:r>
+        <w:t>odevne</w:t>
+      </w:r>
+      <w:proofErr w:type="spellEnd"/>
+      <w:r>
+        <w:t xml:space="preserve"> </w:t>
+      </w:r>
+      <w:proofErr w:type="spellStart"/>
+      <w:r>
+        <w:t>kombinacije</w:t>
+      </w:r>
+      <w:proofErr w:type="spellEnd"/>
+      <w:r>
+        <w:t xml:space="preserve"> u </w:t>
+      </w:r>
+      <w:proofErr w:type="spellStart"/>
+      <w:r>
+        <w:t>bazi</w:t>
+      </w:r>
+      <w:proofErr w:type="spellEnd"/>
+      <w:r>
+        <w:t xml:space="preserve"> </w:t>
+      </w:r>
+      <w:proofErr w:type="spellStart"/>
+      <w:r>
+        <w:t>podataka</w:t>
+      </w:r>
+      <w:proofErr w:type="spellEnd"/>
+      <w:r>
+        <w:t>.</w:t>
       </w:r>
     </w:p>
     <w:p>
@@ -6901,13 +7094,79 @@
       <w:r>
         <w:t>[</w:t>
       </w:r>
+      <w:proofErr w:type="spellStart"/>
       <w:r>
         <w:rPr>
           <w:i/>
           <w:iCs/>
         </w:rPr>
-        <w:t>Kombinacija sadrži samo jedan artikal</w:t>
-      </w:r>
+        <w:t>Kombinacija</w:t>
+      </w:r>
+      <w:proofErr w:type="spellEnd"/>
+      <w:r>
+        <w:rPr>
+          <w:i/>
+          <w:iCs/>
+        </w:rPr>
+        <w:t xml:space="preserve"> </w:t>
+      </w:r>
+      <w:proofErr w:type="spellStart"/>
+      <w:r>
+        <w:rPr>
+          <w:i/>
+          <w:iCs/>
+        </w:rPr>
+        <w:t>sadrži</w:t>
+      </w:r>
+      <w:proofErr w:type="spellEnd"/>
+      <w:r>
+        <w:rPr>
+          <w:i/>
+          <w:iCs/>
+        </w:rPr>
+        <w:t xml:space="preserve"> </w:t>
+      </w:r>
+      <w:proofErr w:type="spellStart"/>
+      <w:r>
+        <w:rPr>
+          <w:i/>
+          <w:iCs/>
+        </w:rPr>
+        <w:t>samo</w:t>
+      </w:r>
+      <w:proofErr w:type="spellEnd"/>
+      <w:r>
+        <w:rPr>
+          <w:i/>
+          <w:iCs/>
+        </w:rPr>
+        <w:t xml:space="preserve"> </w:t>
+      </w:r>
+      <w:proofErr w:type="spellStart"/>
+      <w:r>
+        <w:rPr>
+          <w:i/>
+          <w:iCs/>
+        </w:rPr>
+        <w:t>jedan</w:t>
+      </w:r>
+      <w:proofErr w:type="spellEnd"/>
+      <w:r>
+        <w:rPr>
+          <w:i/>
+          <w:iCs/>
+        </w:rPr>
+        <w:t xml:space="preserve"> </w:t>
+      </w:r>
+      <w:proofErr w:type="spellStart"/>
+      <w:r>
+        <w:rPr>
+          <w:i/>
+          <w:iCs/>
+        </w:rPr>
+        <w:t>artikal</w:t>
+      </w:r>
+      <w:proofErr w:type="spellEnd"/>
       <w:r>
         <w:t xml:space="preserve">] </w:t>
       </w:r>
@@ -6973,7 +7232,7 @@
           <w:lang w:val="sr-Latn-CS"/>
         </w:rPr>
       </w:pPr>
-      <w:bookmarkStart w:id="12" w:name="_Toc163018909"/>
+      <w:bookmarkStart w:id="11" w:name="_Toc163018909"/>
       <w:r>
         <w:rPr>
           <w:b/>
@@ -7006,10 +7265,11 @@
         <w:rPr>
           <w:b/>
           <w:bCs/>
-          <w:lang w:val="sr-Latn-CS"/>
+          <w:noProof/>
+          <w:lang w:eastAsia="en-US"/>
         </w:rPr>
         <w:drawing>
-          <wp:inline distT="0" distB="0" distL="0" distR="0" wp14:anchorId="6FD7BA32" wp14:editId="55CE8516">
+          <wp:inline distT="0" distB="0" distL="0" distR="0" wp14:anchorId="5DF153EA" wp14:editId="0E2D1C7D">
             <wp:extent cx="5588644" cy="3212276"/>
             <wp:effectExtent l="0" t="0" r="0" b="0"/>
             <wp:docPr id="13" name="Picture 13"/>
@@ -7056,9 +7316,9 @@
         <w:rPr>
           <w:lang w:val="sr-Latn-CS"/>
         </w:rPr>
-        <w:t xml:space="preserve">Brisanje postojeće </w:t>
-      </w:r>
-      <w:bookmarkEnd w:id="12"/>
+        <w:t xml:space="preserve">Brisanje </w:t>
+      </w:r>
+      <w:bookmarkEnd w:id="11"/>
       <w:r>
         <w:rPr>
           <w:lang w:val="sr-Latn-CS"/>
@@ -7351,9 +7611,11 @@
           <w:lang w:val="sr-Latn-CS"/>
         </w:rPr>
       </w:pPr>
+      <w:proofErr w:type="spellStart"/>
       <w:r>
         <w:t>Vr</w:t>
       </w:r>
+      <w:proofErr w:type="spellEnd"/>
       <w:r>
         <w:rPr>
           <w:lang w:val="sr-Latn-CS"/>
@@ -7438,8 +7700,13 @@
           <w:lang w:val="sr-Latn-CS"/>
         </w:rPr>
       </w:pPr>
-      <w:r>
-        <w:t>Nema.</w:t>
+      <w:proofErr w:type="spellStart"/>
+      <w:r>
+        <w:t>Nema</w:t>
+      </w:r>
+      <w:proofErr w:type="spellEnd"/>
+      <w:r>
+        <w:t>.</w:t>
       </w:r>
     </w:p>
     <w:p>
@@ -7881,7 +8148,7 @@
           <w:lang w:val="sr-Latn-CS"/>
         </w:rPr>
       </w:pPr>
-      <w:bookmarkStart w:id="13" w:name="_Toc163018912"/>
+      <w:bookmarkStart w:id="12" w:name="_Toc163018912"/>
       <w:r>
         <w:rPr>
           <w:i/>
@@ -8251,7 +8518,7 @@
         </w:rPr>
         <w:t>a</w:t>
       </w:r>
-      <w:bookmarkEnd w:id="13"/>
+      <w:bookmarkEnd w:id="12"/>
     </w:p>
     <w:p>
       <w:pPr>
@@ -8570,7 +8837,7 @@
           <w:lang w:val="sr-Latn-CS"/>
         </w:rPr>
       </w:pPr>
-      <w:bookmarkStart w:id="14" w:name="_Toc163018914"/>
+      <w:bookmarkStart w:id="13" w:name="_Toc163018914"/>
       <w:r>
         <w:rPr>
           <w:lang w:val="sr-Latn-CS"/>
@@ -8901,7 +9168,7 @@
         <w:t>za jedan.</w:t>
       </w:r>
     </w:p>
-    <w:bookmarkEnd w:id="14"/>
+    <w:bookmarkEnd w:id="13"/>
     <w:p>
       <w:pPr>
         <w:pStyle w:val="Heading2"/>
@@ -9333,22 +9600,112 @@
       <w:r>
         <w:t>[</w:t>
       </w:r>
+      <w:proofErr w:type="spellStart"/>
       <w:r>
         <w:rPr>
           <w:i/>
         </w:rPr>
-        <w:t>Komentar je predugačak</w:t>
-      </w:r>
-      <w:r>
-        <w:t xml:space="preserve">] Prikazuje se iskačući prozor </w:t>
-      </w:r>
+        <w:t>Komentar</w:t>
+      </w:r>
+      <w:proofErr w:type="spellEnd"/>
+      <w:r>
+        <w:rPr>
+          <w:i/>
+        </w:rPr>
+        <w:t xml:space="preserve"> je </w:t>
+      </w:r>
+      <w:proofErr w:type="spellStart"/>
+      <w:r>
+        <w:rPr>
+          <w:i/>
+        </w:rPr>
+        <w:t>predugačak</w:t>
+      </w:r>
+      <w:proofErr w:type="spellEnd"/>
+      <w:r>
+        <w:t xml:space="preserve">] </w:t>
+      </w:r>
+      <w:proofErr w:type="spellStart"/>
+      <w:r>
+        <w:t>Prikazuje</w:t>
+      </w:r>
+      <w:proofErr w:type="spellEnd"/>
+      <w:r>
+        <w:t xml:space="preserve"> se </w:t>
+      </w:r>
+      <w:proofErr w:type="spellStart"/>
+      <w:r>
+        <w:t>iskačući</w:t>
+      </w:r>
+      <w:proofErr w:type="spellEnd"/>
+      <w:r>
+        <w:t xml:space="preserve"> </w:t>
+      </w:r>
+      <w:proofErr w:type="spellStart"/>
+      <w:r>
+        <w:t>prozor</w:t>
+      </w:r>
+      <w:proofErr w:type="spellEnd"/>
+      <w:r>
+        <w:t xml:space="preserve"> </w:t>
+      </w:r>
+      <w:proofErr w:type="spellStart"/>
       <w:proofErr w:type="gramStart"/>
       <w:r>
         <w:t>sa</w:t>
       </w:r>
+      <w:proofErr w:type="spellEnd"/>
       <w:proofErr w:type="gramEnd"/>
       <w:r>
-        <w:t xml:space="preserve"> trenutnom dužinom komentara i dozvoljenom dužinom.</w:t>
+        <w:t xml:space="preserve"> </w:t>
+      </w:r>
+      <w:proofErr w:type="spellStart"/>
+      <w:r>
+        <w:t>trenutnom</w:t>
+      </w:r>
+      <w:proofErr w:type="spellEnd"/>
+      <w:r>
+        <w:t xml:space="preserve"> </w:t>
+      </w:r>
+      <w:proofErr w:type="spellStart"/>
+      <w:r>
+        <w:t>dužinom</w:t>
+      </w:r>
+      <w:proofErr w:type="spellEnd"/>
+      <w:r>
+        <w:t xml:space="preserve"> </w:t>
+      </w:r>
+      <w:proofErr w:type="spellStart"/>
+      <w:r>
+        <w:t>komentara</w:t>
+      </w:r>
+      <w:proofErr w:type="spellEnd"/>
+      <w:r>
+        <w:t xml:space="preserve"> </w:t>
+      </w:r>
+      <w:proofErr w:type="spellStart"/>
+      <w:r>
+        <w:t>i</w:t>
+      </w:r>
+      <w:proofErr w:type="spellEnd"/>
+      <w:r>
+        <w:t xml:space="preserve"> </w:t>
+      </w:r>
+      <w:proofErr w:type="spellStart"/>
+      <w:r>
+        <w:t>dozvoljenom</w:t>
+      </w:r>
+      <w:proofErr w:type="spellEnd"/>
+      <w:r>
+        <w:t xml:space="preserve"> </w:t>
+      </w:r>
+      <w:proofErr w:type="spellStart"/>
+      <w:r>
+        <w:t>dužinom</w:t>
+      </w:r>
+      <w:proofErr w:type="spellEnd"/>
+      <w:r>
+        <w:t>.</w:t>
       </w:r>
     </w:p>
     <w:p>
@@ -9391,7 +9748,7 @@
           <w:lang w:val="sr-Latn-CS"/>
         </w:rPr>
       </w:pPr>
-      <w:bookmarkStart w:id="15" w:name="_Toc163018916"/>
+      <w:bookmarkStart w:id="14" w:name="_Toc163018916"/>
       <w:r>
         <w:rPr>
           <w:lang w:val="sr-Latn-CS"/>
@@ -9763,8 +10120,13 @@
       <w:pPr>
         <w:pStyle w:val="BodyText"/>
       </w:pPr>
-      <w:r>
-        <w:t>Nema.</w:t>
+      <w:proofErr w:type="spellStart"/>
+      <w:r>
+        <w:t>Nema</w:t>
+      </w:r>
+      <w:proofErr w:type="spellEnd"/>
+      <w:r>
+        <w:t>.</w:t>
       </w:r>
     </w:p>
     <w:p>
@@ -10057,8 +10419,13 @@
       <w:pPr>
         <w:pStyle w:val="BodyText"/>
       </w:pPr>
-      <w:r>
-        <w:t>Nema.</w:t>
+      <w:proofErr w:type="spellStart"/>
+      <w:r>
+        <w:t>Nema</w:t>
+      </w:r>
+      <w:proofErr w:type="spellEnd"/>
+      <w:r>
+        <w:t>.</w:t>
       </w:r>
     </w:p>
     <w:p>
@@ -10433,13 +10800,178 @@
       <w:pPr>
         <w:pStyle w:val="BodyText"/>
       </w:pPr>
-      <w:r>
+      <w:proofErr w:type="spellStart"/>
+      <w:r>
+        <w:t>Nema</w:t>
+      </w:r>
+      <w:proofErr w:type="spellEnd"/>
+      <w:r>
+        <w:t>.</w:t>
+      </w:r>
+    </w:p>
+    <w:p>
+      <w:pPr>
+        <w:pStyle w:val="BodyText"/>
+        <w:keepNext/>
+        <w:rPr>
+          <w:b/>
+          <w:bCs/>
+          <w:lang w:val="sr-Latn-CS"/>
+        </w:rPr>
+      </w:pPr>
+      <w:r>
+        <w:rPr>
+          <w:b/>
+          <w:bCs/>
+          <w:lang w:val="sr-Latn-CS"/>
+        </w:rPr>
+        <w:t>Posledice:</w:t>
+      </w:r>
+    </w:p>
+    <w:p>
+      <w:pPr>
+        <w:pStyle w:val="BodyText"/>
+        <w:rPr>
+          <w:lang w:val="sr-Latn-CS"/>
+        </w:rPr>
+      </w:pPr>
+      <w:r>
+        <w:rPr>
+          <w:lang w:val="sr-Latn-CS"/>
+        </w:rPr>
         <w:t>Nema.</w:t>
       </w:r>
     </w:p>
     <w:p>
       <w:pPr>
         <w:pStyle w:val="BodyText"/>
+        <w:rPr>
+          <w:lang w:val="sr-Latn-CS"/>
+        </w:rPr>
+      </w:pPr>
+    </w:p>
+    <w:p>
+      <w:pPr>
+        <w:pStyle w:val="Heading1"/>
+        <w:rPr>
+          <w:lang w:val="sr-Latn-CS"/>
+        </w:rPr>
+      </w:pPr>
+      <w:r>
+        <w:rPr>
+          <w:lang w:val="sr-Latn-CS"/>
+        </w:rPr>
+        <w:t>Dodatni zahtevi</w:t>
+      </w:r>
+      <w:bookmarkEnd w:id="14"/>
+    </w:p>
+    <w:p>
+      <w:pPr>
+        <w:pStyle w:val="Heading2"/>
+        <w:rPr>
+          <w:lang w:val="sr-Latn-CS"/>
+        </w:rPr>
+      </w:pPr>
+      <w:bookmarkStart w:id="15" w:name="_Toc163018917"/>
+      <w:r>
+        <w:rPr>
+          <w:lang w:val="sr-Latn-CS"/>
+        </w:rPr>
+        <w:t>Funkcionalnost</w:t>
+      </w:r>
+      <w:bookmarkEnd w:id="15"/>
+    </w:p>
+    <w:p>
+      <w:pPr>
+        <w:pStyle w:val="BodyText"/>
+        <w:rPr>
+          <w:lang w:val="sr-Latn-CS"/>
+        </w:rPr>
+      </w:pPr>
+      <w:r>
+        <w:rPr>
+          <w:lang w:val="sr-Latn-CS"/>
+        </w:rPr>
+        <w:t>U ovom odeljku su specificirani funkcionalni zahtevi koji su zajednički za više slučajeva korišćenja</w:t>
+      </w:r>
+      <w:r>
+        <w:rPr>
+          <w:lang w:val="sr-Latn-CS"/>
+        </w:rPr>
+        <w:t>.</w:t>
+      </w:r>
+    </w:p>
+    <w:p>
+      <w:pPr>
+        <w:pStyle w:val="BodyText"/>
+        <w:rPr>
+          <w:lang w:val="sr-Latn-CS"/>
+        </w:rPr>
+      </w:pPr>
+      <w:r>
+        <w:rPr>
+          <w:lang w:val="sr-Latn-CS"/>
+        </w:rPr>
+        <w:t xml:space="preserve">OutfitFactory web aplikacija </w:t>
+      </w:r>
+      <w:r>
+        <w:rPr>
+          <w:lang w:val="sr-Latn-CS"/>
+        </w:rPr>
+        <w:t>ne zahteva nikakve dodatne funkcionalnosti</w:t>
+      </w:r>
+      <w:r>
+        <w:rPr>
+          <w:lang w:val="sr-Latn-CS"/>
+        </w:rPr>
+        <w:t>.</w:t>
+      </w:r>
+    </w:p>
+    <w:p>
+      <w:pPr>
+        <w:pStyle w:val="Heading2"/>
+        <w:rPr>
+          <w:lang w:val="sr-Latn-CS"/>
+        </w:rPr>
+      </w:pPr>
+      <w:bookmarkStart w:id="16" w:name="_Toc163018918"/>
+      <w:r>
+        <w:rPr>
+          <w:lang w:val="sr-Latn-CS"/>
+        </w:rPr>
+        <w:t>Upotrebivost</w:t>
+      </w:r>
+      <w:bookmarkEnd w:id="16"/>
+    </w:p>
+    <w:p>
+      <w:pPr>
+        <w:pStyle w:val="BodyText"/>
+        <w:rPr>
+          <w:lang w:val="sr-Latn-CS"/>
+        </w:rPr>
+      </w:pPr>
+      <w:r>
+        <w:rPr>
+          <w:lang w:val="sr-Latn-CS"/>
+        </w:rPr>
+        <w:t>U ovom odeljku su specificirani zahtevi</w:t>
+      </w:r>
+      <w:r>
+        <w:rPr>
+          <w:lang w:val="sr-Latn-CS"/>
+        </w:rPr>
+        <w:t xml:space="preserve"> koji su vezani za, ili utiču na </w:t>
+      </w:r>
+      <w:r>
+        <w:rPr>
+          <w:lang w:val="sr-Latn-CS"/>
+        </w:rPr>
+        <w:t>upotrebivosti sistema koji se razvija.</w:t>
+      </w:r>
+    </w:p>
+    <w:p>
+      <w:pPr>
+        <w:pStyle w:val="BodyText"/>
         <w:keepNext/>
         <w:rPr>
           <w:b/>
@@ -10453,45 +10985,34 @@
           <w:bCs/>
           <w:lang w:val="sr-Latn-CS"/>
         </w:rPr>
-        <w:t>Posledice:</w:t>
-      </w:r>
-    </w:p>
-    <w:p>
-      <w:pPr>
-        <w:pStyle w:val="BodyText"/>
-        <w:rPr>
-          <w:lang w:val="sr-Latn-CS"/>
-        </w:rPr>
-      </w:pPr>
-      <w:r>
-        <w:rPr>
-          <w:lang w:val="sr-Latn-CS"/>
-        </w:rPr>
-        <w:t>Nema.</w:t>
-      </w:r>
-    </w:p>
-    <w:p>
-      <w:pPr>
-        <w:pStyle w:val="BodyText"/>
-        <w:rPr>
-          <w:lang w:val="sr-Latn-CS"/>
-        </w:rPr>
-      </w:pPr>
-    </w:p>
-    <w:p>
-      <w:pPr>
-        <w:pStyle w:val="Heading1"/>
-        <w:rPr>
-          <w:lang w:val="sr-Latn-CS"/>
-        </w:rPr>
-      </w:pPr>
-      <w:r>
-        <w:rPr>
-          <w:lang w:val="sr-Latn-CS"/>
-        </w:rPr>
-        <w:t>Dodatni zahtevi</w:t>
-      </w:r>
-      <w:bookmarkEnd w:id="15"/>
+        <w:t>Korisnički interfejs prilagođen korisniku:</w:t>
+      </w:r>
+    </w:p>
+    <w:p>
+      <w:pPr>
+        <w:pStyle w:val="BodyText"/>
+        <w:rPr>
+          <w:lang w:val="sr-Latn-CS"/>
+        </w:rPr>
+      </w:pPr>
+      <w:r>
+        <w:rPr>
+          <w:lang w:val="sr-Latn-CS"/>
+        </w:rPr>
+        <w:t xml:space="preserve">Korisnički interfejs </w:t>
+      </w:r>
+      <w:r>
+        <w:rPr>
+          <w:lang w:val="sr-Latn-CS"/>
+        </w:rPr>
+        <w:t xml:space="preserve">OutfitFactory </w:t>
+      </w:r>
+      <w:r>
+        <w:rPr>
+          <w:lang w:val="sr-Latn-CS"/>
+        </w:rPr>
+        <w:t xml:space="preserve">će biti dizajniran tako da bude omogućeno jednostavno i intuitivno korišćenje bez potrebe za organizovanjem dodatne obuke. </w:t>
+      </w:r>
     </w:p>
     <w:p>
       <w:pPr>
@@ -10500,27 +11021,224 @@
           <w:lang w:val="sr-Latn-CS"/>
         </w:rPr>
       </w:pPr>
-      <w:bookmarkStart w:id="16" w:name="_Toc163018917"/>
-      <w:r>
-        <w:rPr>
-          <w:lang w:val="sr-Latn-CS"/>
-        </w:rPr>
-        <w:t>Funkcionalnost</w:t>
-      </w:r>
-      <w:bookmarkEnd w:id="16"/>
-    </w:p>
-    <w:p>
-      <w:pPr>
-        <w:pStyle w:val="BodyText"/>
-        <w:rPr>
-          <w:lang w:val="sr-Latn-CS"/>
-        </w:rPr>
-      </w:pPr>
-      <w:r>
-        <w:rPr>
-          <w:lang w:val="sr-Latn-CS"/>
-        </w:rPr>
-        <w:t>U ovom odeljku su specificirani funkcionalni zahtevi koji su zajednički za više slučajeva korišćenja</w:t>
+      <w:bookmarkStart w:id="17" w:name="_Toc163018919"/>
+      <w:r>
+        <w:rPr>
+          <w:lang w:val="sr-Latn-CS"/>
+        </w:rPr>
+        <w:t>Pouzdanost</w:t>
+      </w:r>
+      <w:bookmarkEnd w:id="17"/>
+    </w:p>
+    <w:p>
+      <w:pPr>
+        <w:pStyle w:val="BodyText"/>
+        <w:rPr>
+          <w:lang w:val="sr-Latn-CS"/>
+        </w:rPr>
+      </w:pPr>
+      <w:r>
+        <w:rPr>
+          <w:lang w:val="sr-Latn-CS"/>
+        </w:rPr>
+        <w:t>U ovom odeljku su specificirani zahtevi u pogledu pouzdanosti sistema koji se razvija.</w:t>
+      </w:r>
+    </w:p>
+    <w:p>
+      <w:pPr>
+        <w:pStyle w:val="BodyText"/>
+        <w:keepNext/>
+        <w:rPr>
+          <w:b/>
+          <w:bCs/>
+          <w:lang w:val="sr-Latn-CS"/>
+        </w:rPr>
+      </w:pPr>
+      <w:r>
+        <w:rPr>
+          <w:b/>
+          <w:bCs/>
+          <w:lang w:val="sr-Latn-CS"/>
+        </w:rPr>
+        <w:t>Dostupnost</w:t>
+      </w:r>
+      <w:r>
+        <w:rPr>
+          <w:b/>
+          <w:bCs/>
+          <w:lang w:val="sr-Latn-CS"/>
+        </w:rPr>
+        <w:t>:</w:t>
+      </w:r>
+    </w:p>
+    <w:p>
+      <w:pPr>
+        <w:pStyle w:val="BodyText"/>
+        <w:rPr>
+          <w:lang w:val="sr-Latn-CS"/>
+        </w:rPr>
+      </w:pPr>
+      <w:r>
+        <w:rPr>
+          <w:lang w:val="sr-Latn-CS"/>
+        </w:rPr>
+        <w:t>OutfitFactory web aplikacija će biti dostup</w:t>
+      </w:r>
+      <w:r>
+        <w:rPr>
+          <w:lang w:val="sr-Latn-CS"/>
+        </w:rPr>
+        <w:t>n</w:t>
+      </w:r>
+      <w:r>
+        <w:rPr>
+          <w:lang w:val="sr-Latn-CS"/>
+        </w:rPr>
+        <w:t>a</w:t>
+      </w:r>
+      <w:r>
+        <w:rPr>
+          <w:lang w:val="sr-Latn-CS"/>
+        </w:rPr>
+        <w:t xml:space="preserve"> 24 časa dnevno, 7 dana u nedelji. Vreme kada portal nije dostupan ne sme da pređe 10%.</w:t>
+      </w:r>
+    </w:p>
+    <w:p>
+      <w:pPr>
+        <w:pStyle w:val="BodyText"/>
+        <w:keepNext/>
+        <w:rPr>
+          <w:b/>
+          <w:bCs/>
+          <w:lang w:val="sr-Latn-CS"/>
+        </w:rPr>
+      </w:pPr>
+      <w:r>
+        <w:rPr>
+          <w:b/>
+          <w:bCs/>
+          <w:lang w:val="sr-Latn-CS"/>
+        </w:rPr>
+        <w:t>Srednje</w:t>
+      </w:r>
+      <w:r>
+        <w:rPr>
+          <w:b/>
+          <w:bCs/>
+          <w:lang w:val="sr-Latn-CS"/>
+        </w:rPr>
+        <w:t>vreme između otkaza</w:t>
+      </w:r>
+      <w:r>
+        <w:rPr>
+          <w:b/>
+          <w:bCs/>
+          <w:lang w:val="sr-Latn-CS"/>
+        </w:rPr>
+        <w:t>:</w:t>
+      </w:r>
+    </w:p>
+    <w:p>
+      <w:pPr>
+        <w:pStyle w:val="BodyText"/>
+        <w:rPr>
+          <w:lang w:val="sr-Latn-CS"/>
+        </w:rPr>
+      </w:pPr>
+      <w:r>
+        <w:rPr>
+          <w:lang w:val="sr-Latn-CS"/>
+        </w:rPr>
+        <w:t xml:space="preserve">Srednje vreme između dva sukcesivna otkaza ne sme da padne ispod </w:t>
+      </w:r>
+      <w:r>
+        <w:rPr>
+          <w:lang w:val="sr-Latn-CS"/>
+        </w:rPr>
+        <w:t xml:space="preserve">150 </w:t>
+      </w:r>
+      <w:r>
+        <w:rPr>
+          <w:lang w:val="sr-Latn-CS"/>
+        </w:rPr>
+        <w:t>sati.</w:t>
+      </w:r>
+    </w:p>
+    <w:p>
+      <w:pPr>
+        <w:pStyle w:val="Heading2"/>
+        <w:rPr>
+          <w:lang w:val="sr-Latn-CS"/>
+        </w:rPr>
+      </w:pPr>
+      <w:bookmarkStart w:id="18" w:name="_Toc163018920"/>
+      <w:r>
+        <w:rPr>
+          <w:lang w:val="sr-Latn-CS"/>
+        </w:rPr>
+        <w:t>Performanse</w:t>
+      </w:r>
+      <w:bookmarkEnd w:id="18"/>
+    </w:p>
+    <w:p>
+      <w:pPr>
+        <w:pStyle w:val="BodyText"/>
+        <w:rPr>
+          <w:lang w:val="sr-Latn-CS"/>
+        </w:rPr>
+      </w:pPr>
+      <w:r>
+        <w:rPr>
+          <w:lang w:val="sr-Latn-CS"/>
+        </w:rPr>
+        <w:t>U ovom odeljku su specificirani zahtevi koji definišu željene performanse sistema koji se razvija.</w:t>
+      </w:r>
+    </w:p>
+    <w:p>
+      <w:pPr>
+        <w:pStyle w:val="BodyText"/>
+        <w:keepNext/>
+        <w:rPr>
+          <w:b/>
+          <w:bCs/>
+          <w:lang w:val="sr-Latn-CS"/>
+        </w:rPr>
+      </w:pPr>
+      <w:r>
+        <w:rPr>
+          <w:b/>
+          <w:bCs/>
+          <w:lang w:val="sr-Latn-CS"/>
+        </w:rPr>
+        <w:t>Broj korisnika koji simultano pristupaju</w:t>
+      </w:r>
+      <w:r>
+        <w:rPr>
+          <w:b/>
+          <w:bCs/>
+          <w:lang w:val="sr-Latn-CS"/>
+        </w:rPr>
+        <w:t>:</w:t>
+      </w:r>
+    </w:p>
+    <w:p>
+      <w:pPr>
+        <w:pStyle w:val="BodyText"/>
+        <w:rPr>
+          <w:lang w:val="sr-Latn-CS"/>
+        </w:rPr>
+      </w:pPr>
+      <w:r>
+        <w:rPr>
+          <w:lang w:val="sr-Latn-CS"/>
+        </w:rPr>
+        <w:t>Sistem će da podrži do 1000 simultanih pristupa korisnika</w:t>
+      </w:r>
+      <w:r>
+        <w:rPr>
+          <w:lang w:val="sr-Latn-CS"/>
+        </w:rPr>
+        <w:t xml:space="preserve"> portalu</w:t>
       </w:r>
       <w:r>
         <w:rPr>
@@ -10532,27 +11250,80 @@
     <w:p>
       <w:pPr>
         <w:pStyle w:val="BodyText"/>
-        <w:rPr>
-          <w:lang w:val="sr-Latn-CS"/>
-        </w:rPr>
-      </w:pPr>
-      <w:r>
-        <w:rPr>
-          <w:lang w:val="sr-Latn-CS"/>
-        </w:rPr>
-        <w:t xml:space="preserve">OutfitFactory web aplikacija </w:t>
-      </w:r>
-      <w:r>
-        <w:rPr>
-          <w:lang w:val="sr-Latn-CS"/>
-        </w:rPr>
-        <w:t>ne zahteva nikakve dodatne funkcionalnosti</w:t>
-      </w:r>
-      <w:r>
-        <w:rPr>
-          <w:lang w:val="sr-Latn-CS"/>
-        </w:rPr>
-        <w:t>.</w:t>
+        <w:keepNext/>
+        <w:rPr>
+          <w:b/>
+          <w:bCs/>
+          <w:lang w:val="sr-Latn-CS"/>
+        </w:rPr>
+      </w:pPr>
+      <w:r>
+        <w:rPr>
+          <w:b/>
+          <w:bCs/>
+          <w:lang w:val="sr-Latn-CS"/>
+        </w:rPr>
+        <w:t xml:space="preserve">Vreme odziva </w:t>
+      </w:r>
+      <w:r>
+        <w:rPr>
+          <w:b/>
+          <w:bCs/>
+          <w:lang w:val="sr-Latn-CS"/>
+        </w:rPr>
+        <w:t xml:space="preserve">za pristup </w:t>
+      </w:r>
+      <w:r>
+        <w:rPr>
+          <w:b/>
+          <w:bCs/>
+          <w:lang w:val="sr-Latn-CS"/>
+        </w:rPr>
+        <w:t>baz</w:t>
+      </w:r>
+      <w:r>
+        <w:rPr>
+          <w:b/>
+          <w:bCs/>
+          <w:lang w:val="sr-Latn-CS"/>
+        </w:rPr>
+        <w:t>i</w:t>
+      </w:r>
+      <w:r>
+        <w:rPr>
+          <w:b/>
+          <w:bCs/>
+          <w:lang w:val="sr-Latn-CS"/>
+        </w:rPr>
+        <w:t xml:space="preserve"> podataka</w:t>
+      </w:r>
+      <w:r>
+        <w:rPr>
+          <w:b/>
+          <w:bCs/>
+          <w:lang w:val="sr-Latn-CS"/>
+        </w:rPr>
+        <w:t>:</w:t>
+      </w:r>
+    </w:p>
+    <w:p>
+      <w:pPr>
+        <w:pStyle w:val="BodyText"/>
+        <w:rPr>
+          <w:lang w:val="sr-Latn-CS"/>
+        </w:rPr>
+      </w:pPr>
+      <w:r>
+        <w:rPr>
+          <w:lang w:val="sr-Latn-CS"/>
+        </w:rPr>
+        <w:t>Vreme potrebno za pristupanje bazi podataka u cilju izvršenje nekog upita ne sme da veće od 5 sekundi.</w:t>
+      </w:r>
+      <w:r>
+        <w:rPr>
+          <w:lang w:val="sr-Latn-CS"/>
+        </w:rPr>
+        <w:t xml:space="preserve"> </w:t>
       </w:r>
     </w:p>
     <w:p>
@@ -10562,418 +11333,7 @@
           <w:lang w:val="sr-Latn-CS"/>
         </w:rPr>
       </w:pPr>
-      <w:bookmarkStart w:id="17" w:name="_Toc163018918"/>
-      <w:r>
-        <w:rPr>
-          <w:lang w:val="sr-Latn-CS"/>
-        </w:rPr>
-        <w:t>Upotrebivost</w:t>
-      </w:r>
-      <w:bookmarkEnd w:id="17"/>
-    </w:p>
-    <w:p>
-      <w:pPr>
-        <w:pStyle w:val="BodyText"/>
-        <w:rPr>
-          <w:lang w:val="sr-Latn-CS"/>
-        </w:rPr>
-      </w:pPr>
-      <w:r>
-        <w:rPr>
-          <w:lang w:val="sr-Latn-CS"/>
-        </w:rPr>
-        <w:t>U ovom odeljku su specificirani zahtevi</w:t>
-      </w:r>
-      <w:r>
-        <w:rPr>
-          <w:lang w:val="sr-Latn-CS"/>
-        </w:rPr>
-        <w:t xml:space="preserve"> koji su vezani za, ili utiču na </w:t>
-      </w:r>
-      <w:r>
-        <w:rPr>
-          <w:lang w:val="sr-Latn-CS"/>
-        </w:rPr>
-        <w:t>upotrebivosti sistema koji se razvija.</w:t>
-      </w:r>
-    </w:p>
-    <w:p>
-      <w:pPr>
-        <w:pStyle w:val="BodyText"/>
-        <w:keepNext/>
-        <w:rPr>
-          <w:b/>
-          <w:bCs/>
-          <w:lang w:val="sr-Latn-CS"/>
-        </w:rPr>
-      </w:pPr>
-      <w:r>
-        <w:rPr>
-          <w:b/>
-          <w:bCs/>
-          <w:lang w:val="sr-Latn-CS"/>
-        </w:rPr>
-        <w:t>Korisnički interfejs prilagođen korisniku:</w:t>
-      </w:r>
-    </w:p>
-    <w:p>
-      <w:pPr>
-        <w:pStyle w:val="BodyText"/>
-        <w:rPr>
-          <w:lang w:val="sr-Latn-CS"/>
-        </w:rPr>
-      </w:pPr>
-      <w:r>
-        <w:rPr>
-          <w:lang w:val="sr-Latn-CS"/>
-        </w:rPr>
-        <w:t xml:space="preserve">Korisnički interfejs </w:t>
-      </w:r>
-      <w:r>
-        <w:rPr>
-          <w:lang w:val="sr-Latn-CS"/>
-        </w:rPr>
-        <w:t xml:space="preserve">OutfitFactory </w:t>
-      </w:r>
-      <w:r>
-        <w:rPr>
-          <w:lang w:val="sr-Latn-CS"/>
-        </w:rPr>
-        <w:t xml:space="preserve">će biti dizajniran tako da bude omogućeno jednostavno i intuitivno korišćenje bez potrebe za organizovanjem dodatne obuke. </w:t>
-      </w:r>
-    </w:p>
-    <w:p>
-      <w:pPr>
-        <w:pStyle w:val="Heading2"/>
-        <w:rPr>
-          <w:lang w:val="sr-Latn-CS"/>
-        </w:rPr>
-      </w:pPr>
-      <w:bookmarkStart w:id="18" w:name="_Toc163018919"/>
-      <w:r>
-        <w:rPr>
-          <w:lang w:val="sr-Latn-CS"/>
-        </w:rPr>
-        <w:t>Pouzdanost</w:t>
-      </w:r>
-      <w:bookmarkEnd w:id="18"/>
-    </w:p>
-    <w:p>
-      <w:pPr>
-        <w:pStyle w:val="BodyText"/>
-        <w:rPr>
-          <w:lang w:val="sr-Latn-CS"/>
-        </w:rPr>
-      </w:pPr>
-      <w:r>
-        <w:rPr>
-          <w:lang w:val="sr-Latn-CS"/>
-        </w:rPr>
-        <w:t>U ovom odeljku su specificirani zahtevi u pogledu pouzdanosti sistema koji se razvija.</w:t>
-      </w:r>
-    </w:p>
-    <w:p>
-      <w:pPr>
-        <w:pStyle w:val="BodyText"/>
-        <w:keepNext/>
-        <w:rPr>
-          <w:b/>
-          <w:bCs/>
-          <w:lang w:val="sr-Latn-CS"/>
-        </w:rPr>
-      </w:pPr>
-      <w:r>
-        <w:rPr>
-          <w:b/>
-          <w:bCs/>
-          <w:lang w:val="sr-Latn-CS"/>
-        </w:rPr>
-        <w:t>Dostupnost</w:t>
-      </w:r>
-      <w:r>
-        <w:rPr>
-          <w:b/>
-          <w:bCs/>
-          <w:lang w:val="sr-Latn-CS"/>
-        </w:rPr>
-        <w:t>:</w:t>
-      </w:r>
-    </w:p>
-    <w:p>
-      <w:pPr>
-        <w:pStyle w:val="BodyText"/>
-        <w:rPr>
-          <w:lang w:val="sr-Latn-CS"/>
-        </w:rPr>
-      </w:pPr>
-      <w:r>
-        <w:rPr>
-          <w:lang w:val="sr-Latn-CS"/>
-        </w:rPr>
-        <w:t>OutfitFactory web aplikacija će biti dostup</w:t>
-      </w:r>
-      <w:r>
-        <w:rPr>
-          <w:lang w:val="sr-Latn-CS"/>
-        </w:rPr>
-        <w:t>n</w:t>
-      </w:r>
-      <w:r>
-        <w:rPr>
-          <w:lang w:val="sr-Latn-CS"/>
-        </w:rPr>
-        <w:t>a</w:t>
-      </w:r>
-      <w:r>
-        <w:rPr>
-          <w:lang w:val="sr-Latn-CS"/>
-        </w:rPr>
-        <w:t xml:space="preserve"> 24 časa dnevno, 7 dana u nedelji. Vreme kada portal nije dostupan ne sme da pređe 10%.</w:t>
-      </w:r>
-    </w:p>
-    <w:p>
-      <w:pPr>
-        <w:pStyle w:val="BodyText"/>
-        <w:keepNext/>
-        <w:rPr>
-          <w:b/>
-          <w:bCs/>
-          <w:lang w:val="sr-Latn-CS"/>
-        </w:rPr>
-      </w:pPr>
-      <w:r>
-        <w:rPr>
-          <w:b/>
-          <w:bCs/>
-          <w:lang w:val="sr-Latn-CS"/>
-        </w:rPr>
-        <w:t>Srednje</w:t>
-      </w:r>
-      <w:r>
-        <w:rPr>
-          <w:b/>
-          <w:bCs/>
-          <w:lang w:val="sr-Latn-CS"/>
-        </w:rPr>
-        <w:t>vreme između otkaza</w:t>
-      </w:r>
-      <w:r>
-        <w:rPr>
-          <w:b/>
-          <w:bCs/>
-          <w:lang w:val="sr-Latn-CS"/>
-        </w:rPr>
-        <w:t>:</w:t>
-      </w:r>
-    </w:p>
-    <w:p>
-      <w:pPr>
-        <w:pStyle w:val="BodyText"/>
-        <w:rPr>
-          <w:lang w:val="sr-Latn-CS"/>
-        </w:rPr>
-      </w:pPr>
-      <w:r>
-        <w:rPr>
-          <w:lang w:val="sr-Latn-CS"/>
-        </w:rPr>
-        <w:t xml:space="preserve">Srednje vreme između dva sukcesivna otkaza ne sme da padne ispod </w:t>
-      </w:r>
-      <w:r>
-        <w:rPr>
-          <w:lang w:val="sr-Latn-CS"/>
-        </w:rPr>
-        <w:t xml:space="preserve">150 </w:t>
-      </w:r>
-      <w:r>
-        <w:rPr>
-          <w:lang w:val="sr-Latn-CS"/>
-        </w:rPr>
-        <w:t>sati.</w:t>
-      </w:r>
-    </w:p>
-    <w:p>
-      <w:pPr>
-        <w:pStyle w:val="Heading2"/>
-        <w:rPr>
-          <w:lang w:val="sr-Latn-CS"/>
-        </w:rPr>
-      </w:pPr>
-      <w:bookmarkStart w:id="19" w:name="_Toc163018920"/>
-      <w:r>
-        <w:rPr>
-          <w:lang w:val="sr-Latn-CS"/>
-        </w:rPr>
-        <w:t>Performanse</w:t>
-      </w:r>
-      <w:bookmarkEnd w:id="19"/>
-    </w:p>
-    <w:p>
-      <w:pPr>
-        <w:pStyle w:val="BodyText"/>
-        <w:rPr>
-          <w:lang w:val="sr-Latn-CS"/>
-        </w:rPr>
-      </w:pPr>
-      <w:r>
-        <w:rPr>
-          <w:lang w:val="sr-Latn-CS"/>
-        </w:rPr>
-        <w:t>U ovom odeljku su specificirani zahtevi koji definišu željene performanse sistema koji se razvija.</w:t>
-      </w:r>
-    </w:p>
-    <w:p>
-      <w:pPr>
-        <w:pStyle w:val="BodyText"/>
-        <w:keepNext/>
-        <w:rPr>
-          <w:b/>
-          <w:bCs/>
-          <w:lang w:val="sr-Latn-CS"/>
-        </w:rPr>
-      </w:pPr>
-      <w:r>
-        <w:rPr>
-          <w:b/>
-          <w:bCs/>
-          <w:lang w:val="sr-Latn-CS"/>
-        </w:rPr>
-        <w:t>Broj korisnika koji simultano pristupaju</w:t>
-      </w:r>
-      <w:r>
-        <w:rPr>
-          <w:b/>
-          <w:bCs/>
-          <w:lang w:val="sr-Latn-CS"/>
-        </w:rPr>
-        <w:t>:</w:t>
-      </w:r>
-    </w:p>
-    <w:p>
-      <w:pPr>
-        <w:pStyle w:val="BodyText"/>
-        <w:rPr>
-          <w:lang w:val="sr-Latn-CS"/>
-        </w:rPr>
-      </w:pPr>
-      <w:r>
-        <w:rPr>
-          <w:lang w:val="sr-Latn-CS"/>
-        </w:rPr>
-        <w:t>Sistem će da podrži do 1000 simultanih pristupa korisnika</w:t>
-      </w:r>
-      <w:r>
-        <w:rPr>
-          <w:lang w:val="sr-Latn-CS"/>
-        </w:rPr>
-        <w:t xml:space="preserve"> portalu</w:t>
-      </w:r>
-      <w:r>
-        <w:rPr>
-          <w:lang w:val="sr-Latn-CS"/>
-        </w:rPr>
-        <w:t>.</w:t>
-      </w:r>
-      <w:r>
-        <w:rPr>
-          <w:lang w:val="sr-Latn-CS"/>
-        </w:rPr>
-        <w:t xml:space="preserve"> </w:t>
-      </w:r>
-      <w:r>
-        <w:rPr>
-          <w:lang w:val="sr-Latn-CS"/>
-        </w:rPr>
-        <w:t>//</w:t>
-      </w:r>
-    </w:p>
-    <w:p>
-      <w:pPr>
-        <w:pStyle w:val="BodyText"/>
-        <w:keepNext/>
-        <w:rPr>
-          <w:b/>
-          <w:bCs/>
-          <w:lang w:val="sr-Latn-CS"/>
-        </w:rPr>
-      </w:pPr>
-      <w:r>
-        <w:rPr>
-          <w:b/>
-          <w:bCs/>
-          <w:lang w:val="sr-Latn-CS"/>
-        </w:rPr>
-        <w:t xml:space="preserve">Vreme odziva </w:t>
-      </w:r>
-      <w:r>
-        <w:rPr>
-          <w:b/>
-          <w:bCs/>
-          <w:lang w:val="sr-Latn-CS"/>
-        </w:rPr>
-        <w:t xml:space="preserve">za pristup </w:t>
-      </w:r>
-      <w:r>
-        <w:rPr>
-          <w:b/>
-          <w:bCs/>
-          <w:lang w:val="sr-Latn-CS"/>
-        </w:rPr>
-        <w:t>baz</w:t>
-      </w:r>
-      <w:r>
-        <w:rPr>
-          <w:b/>
-          <w:bCs/>
-          <w:lang w:val="sr-Latn-CS"/>
-        </w:rPr>
-        <w:t>i</w:t>
-      </w:r>
-      <w:r>
-        <w:rPr>
-          <w:b/>
-          <w:bCs/>
-          <w:lang w:val="sr-Latn-CS"/>
-        </w:rPr>
-        <w:t xml:space="preserve"> podataka</w:t>
-      </w:r>
-      <w:r>
-        <w:rPr>
-          <w:b/>
-          <w:bCs/>
-          <w:lang w:val="sr-Latn-CS"/>
-        </w:rPr>
-        <w:t>:</w:t>
-      </w:r>
-    </w:p>
-    <w:p>
-      <w:pPr>
-        <w:pStyle w:val="BodyText"/>
-        <w:rPr>
-          <w:lang w:val="sr-Latn-CS"/>
-        </w:rPr>
-      </w:pPr>
-      <w:r>
-        <w:rPr>
-          <w:lang w:val="sr-Latn-CS"/>
-        </w:rPr>
-        <w:t>Vreme potrebno za pristupanje bazi podataka u cilju izvršenje nekog upita ne sme da veće od 5 sekundi.</w:t>
-      </w:r>
-      <w:r>
-        <w:rPr>
-          <w:lang w:val="sr-Latn-CS"/>
-        </w:rPr>
-        <w:t xml:space="preserve"> </w:t>
-      </w:r>
-    </w:p>
-    <w:p>
-      <w:pPr>
-        <w:pStyle w:val="Heading2"/>
-        <w:rPr>
-          <w:lang w:val="sr-Latn-CS"/>
-        </w:rPr>
-      </w:pPr>
-      <w:bookmarkStart w:id="20" w:name="_Toc163018921"/>
+      <w:bookmarkStart w:id="19" w:name="_Toc163018921"/>
       <w:r>
         <w:rPr>
           <w:lang w:val="sr-Latn-CS"/>
@@ -10981,6 +11341,62 @@
         <w:lastRenderedPageBreak/>
         <w:t>Podrška i održavanje</w:t>
       </w:r>
+      <w:bookmarkEnd w:id="19"/>
+    </w:p>
+    <w:p>
+      <w:pPr>
+        <w:pStyle w:val="BodyText"/>
+        <w:rPr>
+          <w:lang w:val="sr-Latn-CS"/>
+        </w:rPr>
+      </w:pPr>
+      <w:r>
+        <w:rPr>
+          <w:lang w:val="sr-Latn-CS"/>
+        </w:rPr>
+        <w:t>U ovom odeljku su specificirani zahtevi koji treba da poboljšaju stepen podrške i mogućnost održavanja sistema koji se razvija</w:t>
+      </w:r>
+      <w:r>
+        <w:rPr>
+          <w:lang w:val="sr-Latn-CS"/>
+        </w:rPr>
+        <w:t>.</w:t>
+      </w:r>
+    </w:p>
+    <w:p>
+      <w:pPr>
+        <w:pStyle w:val="BodyText"/>
+        <w:rPr>
+          <w:lang w:val="sr-Latn-CS"/>
+        </w:rPr>
+      </w:pPr>
+      <w:r>
+        <w:rPr>
+          <w:lang w:val="sr-Latn-CS"/>
+        </w:rPr>
+        <w:t xml:space="preserve">OutfitFactory web aplikacija </w:t>
+      </w:r>
+      <w:r>
+        <w:rPr>
+          <w:lang w:val="sr-Latn-CS"/>
+        </w:rPr>
+        <w:t>ne zahteva posebnu podršku i održavanje.</w:t>
+      </w:r>
+    </w:p>
+    <w:p>
+      <w:pPr>
+        <w:pStyle w:val="Heading2"/>
+        <w:rPr>
+          <w:lang w:val="sr-Latn-CS"/>
+        </w:rPr>
+      </w:pPr>
+      <w:bookmarkStart w:id="20" w:name="_Toc163018922"/>
+      <w:r>
+        <w:rPr>
+          <w:lang w:val="sr-Latn-CS"/>
+        </w:rPr>
+        <w:t>Ograničenja</w:t>
+      </w:r>
       <w:bookmarkEnd w:id="20"/>
     </w:p>
     <w:p>
@@ -10994,7 +11410,7 @@
         <w:rPr>
           <w:lang w:val="sr-Latn-CS"/>
         </w:rPr>
-        <w:t>U ovom odeljku su specificirani zahtevi koji treba da poboljšaju stepen podrške i mogućnost održavanja sistema koji se razvija</w:t>
+        <w:t>U ovom odeljku su specificirana ograničenja kojih se treba pridržavati pri projektovanju sistema koji se razvija</w:t>
       </w:r>
       <w:r>
         <w:rPr>
@@ -11006,225 +11422,297 @@
     <w:p>
       <w:pPr>
         <w:pStyle w:val="BodyText"/>
-        <w:rPr>
-          <w:lang w:val="sr-Latn-CS"/>
-        </w:rPr>
-      </w:pPr>
-      <w:r>
-        <w:rPr>
-          <w:lang w:val="sr-Latn-CS"/>
-        </w:rPr>
-        <w:t xml:space="preserve">OutfitFactory web aplikacija </w:t>
-      </w:r>
-      <w:r>
-        <w:rPr>
-          <w:lang w:val="sr-Latn-CS"/>
-        </w:rPr>
-        <w:t>ne zahteva posebnu podršku i održavanje.</w:t>
-      </w:r>
-    </w:p>
-    <w:p>
-      <w:pPr>
-        <w:pStyle w:val="Heading2"/>
-        <w:rPr>
-          <w:lang w:val="sr-Latn-CS"/>
-        </w:rPr>
-      </w:pPr>
-      <w:bookmarkStart w:id="21" w:name="_Toc163018922"/>
-      <w:r>
-        <w:rPr>
-          <w:lang w:val="sr-Latn-CS"/>
-        </w:rPr>
-        <w:t>Ograničenja</w:t>
-      </w:r>
+        <w:keepNext/>
+        <w:rPr>
+          <w:b/>
+          <w:bCs/>
+          <w:lang w:val="sr-Latn-CS"/>
+        </w:rPr>
+      </w:pPr>
+      <w:r>
+        <w:rPr>
+          <w:b/>
+          <w:bCs/>
+          <w:lang w:val="sr-Latn-CS"/>
+        </w:rPr>
+        <w:t>Hardverska platforma</w:t>
+      </w:r>
+      <w:r>
+        <w:rPr>
+          <w:b/>
+          <w:bCs/>
+          <w:lang w:val="sr-Latn-CS"/>
+        </w:rPr>
+        <w:t>:</w:t>
+      </w:r>
+    </w:p>
+    <w:p>
+      <w:pPr>
+        <w:pStyle w:val="BodyText"/>
+        <w:rPr>
+          <w:lang w:val="sr-Latn-CS"/>
+        </w:rPr>
+      </w:pPr>
+      <w:r>
+        <w:rPr>
+          <w:lang w:val="sr-Latn-CS"/>
+        </w:rPr>
+        <w:t xml:space="preserve">Klijentski deo sistema treba da ima mogućnost izvršavanja na bilo kom PC računaru sa minimum </w:t>
+      </w:r>
+      <w:r>
+        <w:t xml:space="preserve">AMD FX-8350 </w:t>
+      </w:r>
+      <w:r>
+        <w:rPr>
+          <w:lang w:val="sr-Latn-CS"/>
+        </w:rPr>
+        <w:t xml:space="preserve">procesorom i </w:t>
+      </w:r>
+      <w:r>
+        <w:rPr>
+          <w:lang w:val="sr-Latn-CS"/>
+        </w:rPr>
+        <w:t>2</w:t>
+      </w:r>
+      <w:r>
+        <w:rPr>
+          <w:lang w:val="sr-Latn-CS"/>
+        </w:rPr>
+        <w:t xml:space="preserve">GB </w:t>
+      </w:r>
+      <w:r>
+        <w:rPr>
+          <w:lang w:val="sr-Latn-CS"/>
+        </w:rPr>
+        <w:t xml:space="preserve">RAM memorije. </w:t>
+      </w:r>
+    </w:p>
+    <w:p>
+      <w:pPr>
+        <w:pStyle w:val="BodyText"/>
+        <w:rPr>
+          <w:lang w:val="sr-Latn-CS"/>
+        </w:rPr>
+      </w:pPr>
+      <w:r>
+        <w:rPr>
+          <w:lang w:val="sr-Latn-CS"/>
+        </w:rPr>
+        <w:t xml:space="preserve">Serverski deo sistema će raditi na </w:t>
+      </w:r>
+      <w:r>
+        <w:rPr>
+          <w:lang w:val="sr-Latn-CS"/>
+        </w:rPr>
+        <w:t>cloud serveru, pa mu nije potrebna hardverska platforma.</w:t>
+      </w:r>
+    </w:p>
+    <w:p>
+      <w:pPr>
+        <w:pStyle w:val="BodyText"/>
+        <w:keepNext/>
+        <w:rPr>
+          <w:b/>
+          <w:bCs/>
+          <w:lang w:val="sr-Latn-CS"/>
+        </w:rPr>
+      </w:pPr>
+      <w:r>
+        <w:rPr>
+          <w:b/>
+          <w:bCs/>
+          <w:lang w:val="sr-Latn-CS"/>
+        </w:rPr>
+        <w:t>Tipovi w</w:t>
+      </w:r>
+      <w:r>
+        <w:rPr>
+          <w:b/>
+          <w:bCs/>
+          <w:lang w:val="sr-Latn-CS"/>
+        </w:rPr>
+        <w:t>eb čitača</w:t>
+      </w:r>
+      <w:r>
+        <w:rPr>
+          <w:b/>
+          <w:bCs/>
+          <w:lang w:val="sr-Latn-CS"/>
+        </w:rPr>
+        <w:t>:</w:t>
+      </w:r>
+    </w:p>
+    <w:p>
+      <w:pPr>
+        <w:pStyle w:val="BodyText"/>
+        <w:rPr>
+          <w:lang w:val="sr-Latn-CS"/>
+        </w:rPr>
+      </w:pPr>
+      <w:r>
+        <w:rPr>
+          <w:lang w:val="sr-Latn-CS"/>
+        </w:rPr>
+        <w:t xml:space="preserve">Klijentski deo OutfitFactory web aplikacije </w:t>
+      </w:r>
+      <w:r>
+        <w:rPr>
+          <w:lang w:val="sr-Latn-CS"/>
+        </w:rPr>
+        <w:t xml:space="preserve">će biti </w:t>
+      </w:r>
+      <w:r>
+        <w:rPr>
+          <w:lang w:val="sr-Latn-CS"/>
+        </w:rPr>
+        <w:t>optimizova za sledeće w</w:t>
+      </w:r>
+      <w:r>
+        <w:rPr>
+          <w:lang w:val="sr-Latn-CS"/>
+        </w:rPr>
+        <w:t xml:space="preserve">eb čitače: </w:t>
+      </w:r>
+      <w:r>
+        <w:rPr>
+          <w:rStyle w:val="x193iq5w"/>
+        </w:rPr>
+        <w:t xml:space="preserve">Chrome (107 </w:t>
+      </w:r>
+      <w:proofErr w:type="spellStart"/>
+      <w:r>
+        <w:rPr>
+          <w:rStyle w:val="x193iq5w"/>
+        </w:rPr>
+        <w:t>i</w:t>
+      </w:r>
+      <w:proofErr w:type="spellEnd"/>
+      <w:r>
+        <w:rPr>
+          <w:rStyle w:val="x193iq5w"/>
+        </w:rPr>
+        <w:t xml:space="preserve"> </w:t>
+      </w:r>
+      <w:proofErr w:type="spellStart"/>
+      <w:r>
+        <w:rPr>
+          <w:rStyle w:val="x193iq5w"/>
+        </w:rPr>
+        <w:t>noviji</w:t>
+      </w:r>
+      <w:proofErr w:type="spellEnd"/>
+      <w:r>
+        <w:rPr>
+          <w:rStyle w:val="x193iq5w"/>
+        </w:rPr>
+        <w:t xml:space="preserve"> ), Edge (107 </w:t>
+      </w:r>
+      <w:proofErr w:type="spellStart"/>
+      <w:r>
+        <w:rPr>
+          <w:rStyle w:val="x193iq5w"/>
+        </w:rPr>
+        <w:t>i</w:t>
+      </w:r>
+      <w:proofErr w:type="spellEnd"/>
+      <w:r>
+        <w:rPr>
+          <w:rStyle w:val="x193iq5w"/>
+        </w:rPr>
+        <w:t xml:space="preserve"> </w:t>
+      </w:r>
+      <w:proofErr w:type="spellStart"/>
+      <w:r>
+        <w:rPr>
+          <w:rStyle w:val="x193iq5w"/>
+        </w:rPr>
+        <w:t>noviji</w:t>
+      </w:r>
+      <w:proofErr w:type="spellEnd"/>
+      <w:r>
+        <w:rPr>
+          <w:rStyle w:val="x193iq5w"/>
+        </w:rPr>
+        <w:t xml:space="preserve">), Firefox (104 </w:t>
+      </w:r>
+      <w:proofErr w:type="spellStart"/>
+      <w:r>
+        <w:rPr>
+          <w:rStyle w:val="x193iq5w"/>
+        </w:rPr>
+        <w:t>i</w:t>
+      </w:r>
+      <w:proofErr w:type="spellEnd"/>
+      <w:r>
+        <w:rPr>
+          <w:rStyle w:val="x193iq5w"/>
+        </w:rPr>
+        <w:t xml:space="preserve"> </w:t>
+      </w:r>
+      <w:proofErr w:type="spellStart"/>
+      <w:r>
+        <w:rPr>
+          <w:rStyle w:val="x193iq5w"/>
+        </w:rPr>
+        <w:t>noviji</w:t>
+      </w:r>
+      <w:proofErr w:type="spellEnd"/>
+      <w:r>
+        <w:rPr>
+          <w:rStyle w:val="x193iq5w"/>
+        </w:rPr>
+        <w:t xml:space="preserve">) </w:t>
+      </w:r>
+      <w:proofErr w:type="spellStart"/>
+      <w:r>
+        <w:rPr>
+          <w:rStyle w:val="x193iq5w"/>
+        </w:rPr>
+        <w:t>i</w:t>
+      </w:r>
+      <w:proofErr w:type="spellEnd"/>
+      <w:r>
+        <w:rPr>
+          <w:rStyle w:val="x193iq5w"/>
+        </w:rPr>
+        <w:t xml:space="preserve"> Safari (16 </w:t>
+      </w:r>
+      <w:proofErr w:type="spellStart"/>
+      <w:r>
+        <w:rPr>
+          <w:rStyle w:val="x193iq5w"/>
+        </w:rPr>
+        <w:t>i</w:t>
+      </w:r>
+      <w:proofErr w:type="spellEnd"/>
+      <w:r>
+        <w:rPr>
+          <w:rStyle w:val="x193iq5w"/>
+        </w:rPr>
+        <w:t xml:space="preserve"> </w:t>
+      </w:r>
+      <w:proofErr w:type="spellStart"/>
+      <w:r>
+        <w:rPr>
+          <w:rStyle w:val="x193iq5w"/>
+        </w:rPr>
+        <w:t>noviji</w:t>
+      </w:r>
+      <w:proofErr w:type="spellEnd"/>
+      <w:r>
+        <w:rPr>
+          <w:rStyle w:val="x193iq5w"/>
+        </w:rPr>
+        <w:t>)</w:t>
+      </w:r>
+      <w:r>
+        <w:rPr>
+          <w:rStyle w:val="x193iq5w"/>
+        </w:rPr>
+        <w:t xml:space="preserve">. </w:t>
+      </w:r>
+      <w:bookmarkStart w:id="21" w:name="_GoBack"/>
       <w:bookmarkEnd w:id="21"/>
-    </w:p>
-    <w:p>
-      <w:pPr>
-        <w:pStyle w:val="BodyText"/>
-        <w:rPr>
-          <w:lang w:val="sr-Latn-CS"/>
-        </w:rPr>
-      </w:pPr>
-      <w:r>
-        <w:rPr>
-          <w:lang w:val="sr-Latn-CS"/>
-        </w:rPr>
-        <w:t>U ovom odeljku su specificirana ograničenja kojih se treba pridržavati pri projektovanju sistema koji se razvija</w:t>
-      </w:r>
-      <w:r>
-        <w:rPr>
-          <w:lang w:val="sr-Latn-CS"/>
-        </w:rPr>
-        <w:t>.</w:t>
-      </w:r>
-    </w:p>
-    <w:p>
-      <w:pPr>
-        <w:pStyle w:val="BodyText"/>
-        <w:keepNext/>
-        <w:rPr>
-          <w:b/>
-          <w:bCs/>
-          <w:lang w:val="sr-Latn-CS"/>
-        </w:rPr>
-      </w:pPr>
-      <w:r>
-        <w:rPr>
-          <w:b/>
-          <w:bCs/>
-          <w:lang w:val="sr-Latn-CS"/>
-        </w:rPr>
-        <w:t>Hardverska platforma</w:t>
-      </w:r>
-      <w:r>
-        <w:rPr>
-          <w:b/>
-          <w:bCs/>
-          <w:lang w:val="sr-Latn-CS"/>
-        </w:rPr>
-        <w:t>:</w:t>
-      </w:r>
-    </w:p>
-    <w:p>
-      <w:pPr>
-        <w:pStyle w:val="BodyText"/>
-        <w:rPr>
-          <w:lang w:val="sr-Latn-CS"/>
-        </w:rPr>
-      </w:pPr>
-      <w:r>
-        <w:rPr>
-          <w:lang w:val="sr-Latn-CS"/>
-        </w:rPr>
-        <w:t xml:space="preserve">Klijentski deo sistema treba da ima mogućnost izvršavanja na bilo kom PC računaru sa minimum </w:t>
-      </w:r>
-      <w:r>
-        <w:t xml:space="preserve">AMD FX-8350 </w:t>
-      </w:r>
-      <w:r>
-        <w:rPr>
-          <w:lang w:val="sr-Latn-CS"/>
-        </w:rPr>
-        <w:t xml:space="preserve">procesorom i </w:t>
-      </w:r>
-      <w:r>
-        <w:rPr>
-          <w:lang w:val="sr-Latn-CS"/>
-        </w:rPr>
-        <w:t>2</w:t>
-      </w:r>
-      <w:r>
-        <w:rPr>
-          <w:lang w:val="sr-Latn-CS"/>
-        </w:rPr>
-        <w:t xml:space="preserve">GB </w:t>
-      </w:r>
-      <w:r>
-        <w:rPr>
-          <w:lang w:val="sr-Latn-CS"/>
-        </w:rPr>
-        <w:t xml:space="preserve">RAM memorije. </w:t>
-      </w:r>
-    </w:p>
-    <w:p>
-      <w:pPr>
-        <w:pStyle w:val="BodyText"/>
-        <w:rPr>
-          <w:lang w:val="sr-Latn-CS"/>
-        </w:rPr>
-      </w:pPr>
-      <w:r>
-        <w:rPr>
-          <w:lang w:val="sr-Latn-CS"/>
-        </w:rPr>
-        <w:t xml:space="preserve">Serverski deo sistema će raditi na </w:t>
-      </w:r>
-      <w:r>
-        <w:rPr>
-          <w:lang w:val="sr-Latn-CS"/>
-        </w:rPr>
-        <w:t>cloud serveru, pa mu nije potrebna hardverska platforma.</w:t>
-      </w:r>
-    </w:p>
-    <w:p>
-      <w:pPr>
-        <w:pStyle w:val="BodyText"/>
-        <w:keepNext/>
-        <w:rPr>
-          <w:b/>
-          <w:bCs/>
-          <w:lang w:val="sr-Latn-CS"/>
-        </w:rPr>
-      </w:pPr>
-      <w:r>
-        <w:rPr>
-          <w:b/>
-          <w:bCs/>
-          <w:lang w:val="sr-Latn-CS"/>
-        </w:rPr>
-        <w:t>Tipovi w</w:t>
-      </w:r>
-      <w:r>
-        <w:rPr>
-          <w:b/>
-          <w:bCs/>
-          <w:lang w:val="sr-Latn-CS"/>
-        </w:rPr>
-        <w:t>eb čitača</w:t>
-      </w:r>
-      <w:r>
-        <w:rPr>
-          <w:b/>
-          <w:bCs/>
-          <w:lang w:val="sr-Latn-CS"/>
-        </w:rPr>
-        <w:t>:</w:t>
-      </w:r>
-    </w:p>
-    <w:p>
-      <w:pPr>
-        <w:pStyle w:val="BodyText"/>
-        <w:rPr>
-          <w:lang w:val="sr-Latn-CS"/>
-        </w:rPr>
-      </w:pPr>
-      <w:r>
-        <w:rPr>
-          <w:lang w:val="sr-Latn-CS"/>
-        </w:rPr>
-        <w:t xml:space="preserve">Klijentski deo OutfitFactory web aplikacije </w:t>
-      </w:r>
-      <w:r>
-        <w:rPr>
-          <w:lang w:val="sr-Latn-CS"/>
-        </w:rPr>
-        <w:t xml:space="preserve">će biti </w:t>
-      </w:r>
-      <w:r>
-        <w:rPr>
-          <w:lang w:val="sr-Latn-CS"/>
-        </w:rPr>
-        <w:t>optimizova za sledeće w</w:t>
-      </w:r>
-      <w:r>
-        <w:rPr>
-          <w:lang w:val="sr-Latn-CS"/>
-        </w:rPr>
-        <w:t>eb čitače: Internet Explorer 6.0 i noviji, Opera 8.0 i noviji, kao i Firefox</w:t>
-      </w:r>
-      <w:r>
-        <w:rPr>
-          <w:lang w:val="sr-Latn-CS"/>
-        </w:rPr>
-        <w:t xml:space="preserve"> (Mozilla).</w:t>
-      </w:r>
-      <w:r>
-        <w:rPr>
-          <w:lang w:val="sr-Latn-CS"/>
-        </w:rPr>
-        <w:t xml:space="preserve"> //ovo pogledaj iz prve i sredi</w:t>
-      </w:r>
     </w:p>
     <w:sectPr>
       <w:headerReference w:type="default" r:id="rId17"/>
@@ -11424,7 +11912,7 @@
               <w:noProof/>
               <w:lang w:val="sr-Latn-CS"/>
             </w:rPr>
-            <w:t>2</w:t>
+            <w:t>17</w:t>
           </w:r>
           <w:r>
             <w:rPr>
@@ -11440,16 +11928,31 @@
             </w:rPr>
             <w:t xml:space="preserve"> od </w:t>
           </w:r>
-          <w:fldSimple w:instr=" NUMPAGES  \* MERGEFORMAT ">
-            <w:r>
-              <w:rPr>
-                <w:rStyle w:val="PageNumber"/>
-                <w:noProof/>
-                <w:lang w:val="sr-Latn-CS"/>
-              </w:rPr>
-              <w:t>17</w:t>
-            </w:r>
-          </w:fldSimple>
+          <w:r>
+            <w:fldChar w:fldCharType="begin"/>
+          </w:r>
+          <w:r>
+            <w:instrText xml:space="preserve"> NUMPAGES  \* MERGEFORMAT </w:instrText>
+          </w:r>
+          <w:r>
+            <w:fldChar w:fldCharType="separate"/>
+          </w:r>
+          <w:r>
+            <w:rPr>
+              <w:rStyle w:val="PageNumber"/>
+              <w:noProof/>
+              <w:lang w:val="sr-Latn-CS"/>
+            </w:rPr>
+            <w:t>17</w:t>
+          </w:r>
+          <w:r>
+            <w:rPr>
+              <w:rStyle w:val="PageNumber"/>
+              <w:noProof/>
+              <w:lang w:val="sr-Latn-CS"/>
+            </w:rPr>
+            <w:fldChar w:fldCharType="end"/>
+          </w:r>
         </w:p>
       </w:tc>
     </w:tr>
@@ -11523,6 +12026,7 @@
         <w:sz w:val="24"/>
       </w:rPr>
     </w:pPr>
+    <w:proofErr w:type="spellStart"/>
     <w:r>
       <w:rPr>
         <w:rFonts w:ascii="Arial" w:hAnsi="Arial"/>
@@ -11531,6 +12035,7 @@
       </w:rPr>
       <w:t>GatoHeads</w:t>
     </w:r>
+    <w:proofErr w:type="spellEnd"/>
   </w:p>
   <w:p>
     <w:pPr>
@@ -11598,13 +12103,7 @@
             <w:rPr>
               <w:lang w:val="sr-Latn-CS"/>
             </w:rPr>
-            <w:t xml:space="preserve">  </w:t>
-          </w:r>
-          <w:r>
-            <w:rPr>
-              <w:lang w:val="sr-Latn-CS"/>
-            </w:rPr>
-            <w:t>Verzija:           1.1</w:t>
+            <w:t xml:space="preserve">  Verzija:           1.1</w:t>
           </w:r>
         </w:p>
       </w:tc>
@@ -11642,13 +12141,7 @@
             <w:rPr>
               <w:lang w:val="sr-Latn-CS"/>
             </w:rPr>
-            <w:t xml:space="preserve">  Datum:  28</w:t>
-          </w:r>
-          <w:r>
-            <w:rPr>
-              <w:lang w:val="sr-Latn-CS"/>
-            </w:rPr>
-            <w:t>.10.2025</w:t>
+            <w:t xml:space="preserve">  Datum:  28.10.2025</w:t>
           </w:r>
           <w:r>
             <w:rPr>
@@ -15154,6 +15647,7 @@
   <w:style w:type="character" w:default="1" w:styleId="DefaultParagraphFont">
     <w:name w:val="Default Paragraph Font"/>
     <w:uiPriority w:val="1"/>
+    <w:semiHidden/>
     <w:unhideWhenUsed/>
   </w:style>
   <w:style w:type="table" w:default="1" w:styleId="TableNormal">
@@ -15456,6 +15950,10 @@
       <w:szCs w:val="16"/>
       <w:lang w:eastAsia="sr-Latn-CS"/>
     </w:rPr>
+  </w:style>
+  <w:style w:type="character" w:customStyle="1" w:styleId="x193iq5w">
+    <w:name w:val="x193iq5w"/>
+    <w:rsid w:val="004351AA"/>
   </w:style>
 </w:styles>
 </file>

--- a/documentation/D04_Spec_Zahteva.docx
+++ b/documentation/D04_Spec_Zahteva.docx
@@ -1,14 +1,13 @@
 
 <file path=word/document.xml><?xml version="1.0" encoding="utf-8"?>
-<w:document xmlns:o="urn:schemas-microsoft-com:office:office" xmlns:r="http://schemas.openxmlformats.org/officeDocument/2006/relationships" xmlns:v="urn:schemas-microsoft-com:vml" xmlns:w="http://schemas.openxmlformats.org/wordprocessingml/2006/main" xmlns:w10="urn:schemas-microsoft-com:office:word" xmlns:wp="http://schemas.openxmlformats.org/drawingml/2006/wordprocessingDrawing" xmlns:pic="http://schemas.openxmlformats.org/drawingml/2006/picture" xmlns:wps="http://schemas.microsoft.com/office/word/2010/wordprocessingShape" xmlns:wpg="http://schemas.microsoft.com/office/word/2010/wordprocessingGroup" xmlns:mc="http://schemas.openxmlformats.org/markup-compatibility/2006" xmlns:wp14="http://schemas.microsoft.com/office/word/2010/wordprocessingDrawing" xmlns:w14="http://schemas.microsoft.com/office/word/2010/wordml" xmlns:w15="http://schemas.microsoft.com/office/word/2012/wordml" mc:Ignorable="w14 wp14 w15">
+<w:document xmlns:wpc="http://schemas.microsoft.com/office/word/2010/wordprocessingCanvas" xmlns:mc="http://schemas.openxmlformats.org/markup-compatibility/2006" xmlns:o="urn:schemas-microsoft-com:office:office" xmlns:r="http://schemas.openxmlformats.org/officeDocument/2006/relationships" xmlns:m="http://schemas.openxmlformats.org/officeDocument/2006/math" xmlns:v="urn:schemas-microsoft-com:vml" xmlns:wp14="http://schemas.microsoft.com/office/word/2010/wordprocessingDrawing" xmlns:wp="http://schemas.openxmlformats.org/drawingml/2006/wordprocessingDrawing" xmlns:w10="urn:schemas-microsoft-com:office:word" xmlns:w="http://schemas.openxmlformats.org/wordprocessingml/2006/main" xmlns:w14="http://schemas.microsoft.com/office/word/2010/wordml" xmlns:wpg="http://schemas.microsoft.com/office/word/2010/wordprocessingGroup" xmlns:wpi="http://schemas.microsoft.com/office/word/2010/wordprocessingInk" xmlns:wne="http://schemas.microsoft.com/office/word/2006/wordml" xmlns:wps="http://schemas.microsoft.com/office/word/2010/wordprocessingShape" mc:Ignorable="w14 wp14">
   <w:body>
     <w:p>
       <w:pPr>
         <w:pStyle w:val="Title"/>
         <w:tabs>
-          <w:tab w:val="clear" w:pos="720"/>
-          <w:tab w:val="left" w:pos="2970" w:leader="none"/>
-          <w:tab w:val="left" w:pos="3060" w:leader="none"/>
+          <w:tab w:val="left" w:pos="2970"/>
+          <w:tab w:val="left" w:pos="3060"/>
         </w:tabs>
         <w:jc w:val="right"/>
         <w:rPr>
@@ -60,73 +59,58 @@
           <w:lang w:val="sr-Latn-CS"/>
         </w:rPr>
       </w:pPr>
-      <w:r>
-        <w:rPr>
-          <w:lang w:val="sr-Latn-CS"/>
-        </w:rPr>
-      </w:r>
-    </w:p>
-    <w:p>
-      <w:pPr>
+    </w:p>
+    <w:p>
+      <w:pPr>
+        <w:pStyle w:val="Title"/>
+        <w:jc w:val="right"/>
+        <w:rPr>
+          <w:sz w:val="28"/>
+          <w:lang w:val="sr-Latn-CS"/>
+        </w:rPr>
         <w:sectPr>
-          <w:headerReference w:type="even" r:id="rId2"/>
-          <w:headerReference w:type="default" r:id="rId3"/>
-          <w:headerReference w:type="first" r:id="rId4"/>
-          <w:footerReference w:type="even" r:id="rId5"/>
-          <w:footerReference w:type="default" r:id="rId6"/>
-          <w:footerReference w:type="first" r:id="rId7"/>
-          <w:type w:val="nextPage"/>
+          <w:headerReference w:type="even" r:id="rId8"/>
+          <w:headerReference w:type="default" r:id="rId9"/>
+          <w:footerReference w:type="even" r:id="rId10"/>
+          <w:footerReference w:type="default" r:id="rId11"/>
+          <w:headerReference w:type="first" r:id="rId12"/>
+          <w:footerReference w:type="first" r:id="rId13"/>
           <w:pgSz w:w="12240" w:h="15840"/>
-          <w:pgMar w:left="1440" w:right="1440" w:gutter="0" w:header="708" w:top="1440" w:footer="708" w:bottom="1440"/>
-          <w:pgNumType w:fmt="decimal"/>
-          <w:formProt w:val="false"/>
+          <w:pgMar w:top="1440" w:right="1440" w:bottom="1440" w:left="1440" w:header="708" w:footer="708" w:gutter="0"/>
+          <w:cols w:space="720"/>
+          <w:formProt w:val="0"/>
           <w:vAlign w:val="center"/>
-          <w:textDirection w:val="lrTb"/>
-          <w:docGrid w:type="default" w:linePitch="100" w:charSpace="0"/>
+          <w:docGrid w:linePitch="100"/>
         </w:sectPr>
+      </w:pPr>
+      <w:r>
+        <w:rPr>
+          <w:sz w:val="28"/>
+          <w:lang w:val="sr-Latn-CS"/>
+        </w:rPr>
+        <w:t>Verzija 1.1</w:t>
+      </w:r>
+    </w:p>
+    <w:p>
+      <w:pPr>
         <w:pStyle w:val="Title"/>
-        <w:spacing w:before="0" w:after="0"/>
-        <w:jc w:val="right"/>
-        <w:rPr>
-          <w:sz w:val="28"/>
-          <w:lang w:val="sr-Latn-CS"/>
-        </w:rPr>
-      </w:pPr>
-      <w:r>
-        <w:rPr>
-          <w:sz w:val="28"/>
-          <w:lang w:val="sr-Latn-CS"/>
-        </w:rPr>
-        <w:t>Verzija 1.1</w:t>
-      </w:r>
-    </w:p>
-    <w:p>
-      <w:pPr>
-        <w:pStyle w:val="Title"/>
-        <w:rPr>
-          <w:lang w:val="sr-Latn-CS"/>
-        </w:rPr>
-      </w:pPr>
-      <w:r>
-        <w:rPr>
-          <w:lang w:val="sr-Latn-CS"/>
-        </w:rPr>
+        <w:rPr>
+          <w:lang w:val="sr-Latn-CS"/>
+        </w:rPr>
+      </w:pPr>
+      <w:r>
+        <w:rPr>
+          <w:lang w:val="sr-Latn-CS"/>
+        </w:rPr>
+        <w:lastRenderedPageBreak/>
         <w:t>Pregled izmena</w:t>
       </w:r>
     </w:p>
     <w:tbl>
       <w:tblPr>
         <w:tblW w:w="9504" w:type="dxa"/>
-        <w:jc w:val="left"/>
-        <w:tblInd w:w="0" w:type="dxa"/>
         <w:tblLayout w:type="fixed"/>
-        <w:tblCellMar>
-          <w:top w:w="0" w:type="dxa"/>
-          <w:left w:w="108" w:type="dxa"/>
-          <w:bottom w:w="0" w:type="dxa"/>
-          <w:right w:w="108" w:type="dxa"/>
-        </w:tblCellMar>
-        <w:tblLook w:val="0000" w:noHBand="0" w:noVBand="0" w:firstColumn="0" w:lastRow="0" w:lastColumn="0" w:firstRow="0"/>
+        <w:tblLook w:val="0000" w:firstRow="0" w:lastRow="0" w:firstColumn="0" w:lastColumn="0" w:noHBand="0" w:noVBand="0"/>
       </w:tblPr>
       <w:tblGrid>
         <w:gridCol w:w="2303"/>
@@ -135,7 +119,6 @@
         <w:gridCol w:w="2304"/>
       </w:tblGrid>
       <w:tr>
-        <w:trPr/>
         <w:tc>
           <w:tcPr>
             <w:tcW w:w="2303" w:type="dxa"/>
@@ -149,7 +132,6 @@
           <w:p>
             <w:pPr>
               <w:pStyle w:val="Tabletext"/>
-              <w:spacing w:before="0" w:after="120"/>
               <w:jc w:val="center"/>
               <w:rPr>
                 <w:b/>
@@ -178,7 +160,6 @@
           <w:p>
             <w:pPr>
               <w:pStyle w:val="Tabletext"/>
-              <w:spacing w:before="0" w:after="120"/>
               <w:jc w:val="center"/>
               <w:rPr>
                 <w:b/>
@@ -207,7 +188,6 @@
           <w:p>
             <w:pPr>
               <w:pStyle w:val="Tabletext"/>
-              <w:spacing w:before="0" w:after="120"/>
               <w:jc w:val="center"/>
               <w:rPr>
                 <w:b/>
@@ -236,7 +216,6 @@
           <w:p>
             <w:pPr>
               <w:pStyle w:val="Tabletext"/>
-              <w:spacing w:before="0" w:after="120"/>
               <w:jc w:val="center"/>
               <w:rPr>
                 <w:b/>
@@ -254,7 +233,6 @@
         </w:tc>
       </w:tr>
       <w:tr>
-        <w:trPr/>
         <w:tc>
           <w:tcPr>
             <w:tcW w:w="2303" w:type="dxa"/>
@@ -268,7 +246,6 @@
           <w:p>
             <w:pPr>
               <w:pStyle w:val="Tabletext"/>
-              <w:spacing w:before="0" w:after="120"/>
               <w:rPr>
                 <w:lang w:val="sr-Latn-CS"/>
               </w:rPr>
@@ -294,7 +271,6 @@
           <w:p>
             <w:pPr>
               <w:pStyle w:val="Tabletext"/>
-              <w:spacing w:before="0" w:after="120"/>
               <w:rPr>
                 <w:lang w:val="sr-Latn-CS"/>
               </w:rPr>
@@ -320,7 +296,6 @@
           <w:p>
             <w:pPr>
               <w:pStyle w:val="Tabletext"/>
-              <w:spacing w:before="0" w:after="120"/>
               <w:rPr>
                 <w:lang w:val="sr-Latn-CS"/>
               </w:rPr>
@@ -346,7 +321,6 @@
           <w:p>
             <w:pPr>
               <w:pStyle w:val="Tabletext"/>
-              <w:spacing w:before="0" w:after="120"/>
               <w:rPr>
                 <w:lang w:val="sr-Latn-CS"/>
               </w:rPr>
@@ -361,7 +335,6 @@
         </w:tc>
       </w:tr>
       <w:tr>
-        <w:trPr/>
         <w:tc>
           <w:tcPr>
             <w:tcW w:w="2303" w:type="dxa"/>
@@ -375,7 +348,6 @@
           <w:p>
             <w:pPr>
               <w:pStyle w:val="Tabletext"/>
-              <w:spacing w:before="0" w:after="120"/>
               <w:rPr>
                 <w:lang w:val="sr-Latn-CS"/>
               </w:rPr>
@@ -401,7 +373,6 @@
           <w:p>
             <w:pPr>
               <w:pStyle w:val="Tabletext"/>
-              <w:spacing w:before="0" w:after="120"/>
               <w:rPr>
                 <w:lang w:val="sr-Latn-CS"/>
               </w:rPr>
@@ -427,7 +398,6 @@
           <w:p>
             <w:pPr>
               <w:pStyle w:val="Tabletext"/>
-              <w:spacing w:before="0" w:after="120"/>
               <w:rPr>
                 <w:lang w:val="sr-Latn-CS"/>
               </w:rPr>
@@ -453,7 +423,6 @@
           <w:p>
             <w:pPr>
               <w:pStyle w:val="Tabletext"/>
-              <w:spacing w:before="0" w:after="120"/>
               <w:rPr>
                 <w:lang w:val="sr-Latn-CS"/>
               </w:rPr>
@@ -468,7 +437,6 @@
         </w:tc>
       </w:tr>
       <w:tr>
-        <w:trPr/>
         <w:tc>
           <w:tcPr>
             <w:tcW w:w="2303" w:type="dxa"/>
@@ -482,16 +450,10 @@
           <w:p>
             <w:pPr>
               <w:pStyle w:val="Tabletext"/>
-              <w:spacing w:before="0" w:after="120"/>
               <w:rPr>
                 <w:lang w:val="sr-Latn-CS"/>
               </w:rPr>
             </w:pPr>
-            <w:r>
-              <w:rPr>
-                <w:lang w:val="sr-Latn-CS"/>
-              </w:rPr>
-            </w:r>
           </w:p>
         </w:tc>
         <w:tc>
@@ -507,16 +469,10 @@
           <w:p>
             <w:pPr>
               <w:pStyle w:val="Tabletext"/>
-              <w:spacing w:before="0" w:after="120"/>
               <w:rPr>
                 <w:lang w:val="sr-Latn-CS"/>
               </w:rPr>
             </w:pPr>
-            <w:r>
-              <w:rPr>
-                <w:lang w:val="sr-Latn-CS"/>
-              </w:rPr>
-            </w:r>
           </w:p>
         </w:tc>
         <w:tc>
@@ -532,16 +488,10 @@
           <w:p>
             <w:pPr>
               <w:pStyle w:val="Tabletext"/>
-              <w:spacing w:before="0" w:after="120"/>
               <w:rPr>
                 <w:lang w:val="sr-Latn-CS"/>
               </w:rPr>
             </w:pPr>
-            <w:r>
-              <w:rPr>
-                <w:lang w:val="sr-Latn-CS"/>
-              </w:rPr>
-            </w:r>
           </w:p>
         </w:tc>
         <w:tc>
@@ -557,21 +507,14 @@
           <w:p>
             <w:pPr>
               <w:pStyle w:val="Tabletext"/>
-              <w:spacing w:before="0" w:after="120"/>
               <w:rPr>
                 <w:lang w:val="sr-Latn-CS"/>
               </w:rPr>
             </w:pPr>
-            <w:r>
-              <w:rPr>
-                <w:lang w:val="sr-Latn-CS"/>
-              </w:rPr>
-            </w:r>
           </w:p>
         </w:tc>
       </w:tr>
       <w:tr>
-        <w:trPr/>
         <w:tc>
           <w:tcPr>
             <w:tcW w:w="2303" w:type="dxa"/>
@@ -585,16 +528,10 @@
           <w:p>
             <w:pPr>
               <w:pStyle w:val="Tabletext"/>
-              <w:spacing w:before="0" w:after="120"/>
               <w:rPr>
                 <w:lang w:val="sr-Latn-CS"/>
               </w:rPr>
             </w:pPr>
-            <w:r>
-              <w:rPr>
-                <w:lang w:val="sr-Latn-CS"/>
-              </w:rPr>
-            </w:r>
           </w:p>
         </w:tc>
         <w:tc>
@@ -610,16 +547,10 @@
           <w:p>
             <w:pPr>
               <w:pStyle w:val="Tabletext"/>
-              <w:spacing w:before="0" w:after="120"/>
               <w:rPr>
                 <w:lang w:val="sr-Latn-CS"/>
               </w:rPr>
             </w:pPr>
-            <w:r>
-              <w:rPr>
-                <w:lang w:val="sr-Latn-CS"/>
-              </w:rPr>
-            </w:r>
           </w:p>
         </w:tc>
         <w:tc>
@@ -635,16 +566,10 @@
           <w:p>
             <w:pPr>
               <w:pStyle w:val="Tabletext"/>
-              <w:spacing w:before="0" w:after="120"/>
               <w:rPr>
                 <w:lang w:val="sr-Latn-CS"/>
               </w:rPr>
             </w:pPr>
-            <w:r>
-              <w:rPr>
-                <w:lang w:val="sr-Latn-CS"/>
-              </w:rPr>
-            </w:r>
           </w:p>
         </w:tc>
         <w:tc>
@@ -660,32 +585,20 @@
           <w:p>
             <w:pPr>
               <w:pStyle w:val="Tabletext"/>
-              <w:spacing w:before="0" w:after="120"/>
               <w:rPr>
                 <w:lang w:val="sr-Latn-CS"/>
               </w:rPr>
             </w:pPr>
-            <w:r>
-              <w:rPr>
-                <w:lang w:val="sr-Latn-CS"/>
-              </w:rPr>
-            </w:r>
           </w:p>
         </w:tc>
       </w:tr>
     </w:tbl>
     <w:p>
       <w:pPr>
-        <w:pStyle w:val="Normal"/>
-        <w:rPr>
-          <w:lang w:val="sr-Latn-CS"/>
-        </w:rPr>
-      </w:pPr>
-      <w:r>
-        <w:rPr>
-          <w:lang w:val="sr-Latn-CS"/>
-        </w:rPr>
-      </w:r>
+        <w:rPr>
+          <w:lang w:val="sr-Latn-CS"/>
+        </w:rPr>
+      </w:pPr>
       <w:r>
         <w:br w:type="page"/>
       </w:r>
@@ -701,23 +614,25 @@
         <w:rPr>
           <w:lang w:val="sr-Latn-CS"/>
         </w:rPr>
+        <w:lastRenderedPageBreak/>
         <w:t>Sadržaj</w:t>
       </w:r>
     </w:p>
     <w:sdt>
       <w:sdtPr>
+        <w:id w:val="-1737778459"/>
         <w:docPartObj>
           <w:docPartGallery w:val="Table of Contents"/>
-          <w:docPartUnique w:val="true"/>
+          <w:docPartUnique/>
         </w:docPartObj>
       </w:sdtPr>
+      <w:sdtEndPr/>
       <w:sdtContent>
         <w:p>
           <w:pPr>
             <w:pStyle w:val="TOC1"/>
             <w:tabs>
-              <w:tab w:val="left" w:pos="432" w:leader="none"/>
-              <w:tab w:val="right" w:pos="9360" w:leader="none"/>
+              <w:tab w:val="left" w:pos="432"/>
             </w:tabs>
             <w:rPr>
               <w:sz w:val="24"/>
@@ -761,7 +676,6 @@
             <w:t>Cilj dokumenta</w:t>
           </w:r>
           <w:r>
-            <w:rPr/>
             <w:tab/>
             <w:t>4</w:t>
           </w:r>
@@ -770,8 +684,7 @@
           <w:pPr>
             <w:pStyle w:val="TOC1"/>
             <w:tabs>
-              <w:tab w:val="left" w:pos="432" w:leader="none"/>
-              <w:tab w:val="right" w:pos="9360" w:leader="none"/>
+              <w:tab w:val="left" w:pos="432"/>
             </w:tabs>
             <w:rPr>
               <w:sz w:val="24"/>
@@ -800,7 +713,6 @@
             <w:t>Opseg dokumenta</w:t>
           </w:r>
           <w:r>
-            <w:rPr/>
             <w:tab/>
             <w:t>4</w:t>
           </w:r>
@@ -809,8 +721,7 @@
           <w:pPr>
             <w:pStyle w:val="TOC1"/>
             <w:tabs>
-              <w:tab w:val="left" w:pos="432" w:leader="none"/>
-              <w:tab w:val="right" w:pos="9360" w:leader="none"/>
+              <w:tab w:val="left" w:pos="432"/>
             </w:tabs>
             <w:rPr>
               <w:sz w:val="24"/>
@@ -839,7 +750,6 @@
             <w:t>Reference</w:t>
           </w:r>
           <w:r>
-            <w:rPr/>
             <w:tab/>
             <w:t>4</w:t>
           </w:r>
@@ -848,8 +758,7 @@
           <w:pPr>
             <w:pStyle w:val="TOC1"/>
             <w:tabs>
-              <w:tab w:val="left" w:pos="432" w:leader="none"/>
-              <w:tab w:val="right" w:pos="9360" w:leader="none"/>
+              <w:tab w:val="left" w:pos="432"/>
             </w:tabs>
             <w:rPr>
               <w:sz w:val="24"/>
@@ -878,7 +787,6 @@
             <w:t>Pregled slučajeva korišćenja</w:t>
           </w:r>
           <w:r>
-            <w:rPr/>
             <w:tab/>
             <w:t>4</w:t>
           </w:r>
@@ -887,8 +795,7 @@
           <w:pPr>
             <w:pStyle w:val="TOC1"/>
             <w:tabs>
-              <w:tab w:val="left" w:pos="432" w:leader="none"/>
-              <w:tab w:val="right" w:pos="9360" w:leader="none"/>
+              <w:tab w:val="left" w:pos="432"/>
             </w:tabs>
             <w:rPr>
               <w:sz w:val="24"/>
@@ -917,7 +824,6 @@
             <w:t>Profili korisnika</w:t>
           </w:r>
           <w:r>
-            <w:rPr/>
             <w:tab/>
             <w:t>6</w:t>
           </w:r>
@@ -926,8 +832,7 @@
           <w:pPr>
             <w:pStyle w:val="TOC2"/>
             <w:tabs>
-              <w:tab w:val="left" w:pos="1000" w:leader="none"/>
-              <w:tab w:val="right" w:pos="9360" w:leader="none"/>
+              <w:tab w:val="left" w:pos="1000"/>
             </w:tabs>
             <w:rPr>
               <w:sz w:val="24"/>
@@ -956,7 +861,6 @@
             <w:t>Posetilac portala</w:t>
           </w:r>
           <w:r>
-            <w:rPr/>
             <w:tab/>
             <w:t>6</w:t>
           </w:r>
@@ -965,10 +869,8 @@
           <w:pPr>
             <w:pStyle w:val="TOC2"/>
             <w:tabs>
-              <w:tab w:val="left" w:pos="1000" w:leader="none"/>
-              <w:tab w:val="right" w:pos="9360" w:leader="none"/>
+              <w:tab w:val="left" w:pos="1000"/>
             </w:tabs>
-            <w:rPr/>
           </w:pPr>
           <w:r>
             <w:rPr>
@@ -991,7 +893,6 @@
             <w:t>Član društvene mreže</w:t>
           </w:r>
           <w:r>
-            <w:rPr/>
             <w:tab/>
             <w:t>6</w:t>
           </w:r>
@@ -1000,8 +901,7 @@
           <w:pPr>
             <w:pStyle w:val="TOC1"/>
             <w:tabs>
-              <w:tab w:val="left" w:pos="432" w:leader="none"/>
-              <w:tab w:val="right" w:pos="9360" w:leader="none"/>
+              <w:tab w:val="left" w:pos="432"/>
             </w:tabs>
             <w:rPr>
               <w:sz w:val="24"/>
@@ -1030,7 +930,6 @@
             <w:t>Opis slučajeva korišćenja</w:t>
           </w:r>
           <w:r>
-            <w:rPr/>
             <w:tab/>
             <w:t>6</w:t>
           </w:r>
@@ -1039,8 +938,7 @@
           <w:pPr>
             <w:pStyle w:val="TOC2"/>
             <w:tabs>
-              <w:tab w:val="left" w:pos="1000" w:leader="none"/>
-              <w:tab w:val="right" w:pos="9360" w:leader="none"/>
+              <w:tab w:val="left" w:pos="1000"/>
             </w:tabs>
             <w:rPr>
               <w:sz w:val="24"/>
@@ -1069,7 +967,6 @@
             <w:t>Izbor jezika</w:t>
           </w:r>
           <w:r>
-            <w:rPr/>
             <w:tab/>
             <w:t>6</w:t>
           </w:r>
@@ -1078,8 +975,7 @@
           <w:pPr>
             <w:pStyle w:val="TOC2"/>
             <w:tabs>
-              <w:tab w:val="left" w:pos="1000" w:leader="none"/>
-              <w:tab w:val="right" w:pos="9360" w:leader="none"/>
+              <w:tab w:val="left" w:pos="1000"/>
             </w:tabs>
             <w:rPr>
               <w:sz w:val="24"/>
@@ -1108,7 +1004,6 @@
             <w:t>Pregled osnovnih podataka o laboratoriji</w:t>
           </w:r>
           <w:r>
-            <w:rPr/>
             <w:tab/>
             <w:t>7</w:t>
           </w:r>
@@ -1117,8 +1012,7 @@
           <w:pPr>
             <w:pStyle w:val="TOC2"/>
             <w:tabs>
-              <w:tab w:val="left" w:pos="1000" w:leader="none"/>
-              <w:tab w:val="right" w:pos="9360" w:leader="none"/>
+              <w:tab w:val="left" w:pos="1000"/>
             </w:tabs>
             <w:rPr>
               <w:sz w:val="24"/>
@@ -1147,7 +1041,6 @@
             <w:t>Pregled spiska članova</w:t>
           </w:r>
           <w:r>
-            <w:rPr/>
             <w:tab/>
             <w:t>7</w:t>
           </w:r>
@@ -1156,8 +1049,7 @@
           <w:pPr>
             <w:pStyle w:val="TOC2"/>
             <w:tabs>
-              <w:tab w:val="left" w:pos="1000" w:leader="none"/>
-              <w:tab w:val="right" w:pos="9360" w:leader="none"/>
+              <w:tab w:val="left" w:pos="1000"/>
             </w:tabs>
             <w:rPr>
               <w:sz w:val="24"/>
@@ -1186,7 +1078,6 @@
             <w:t>Pregled podataka o određenom članu laboratorije</w:t>
           </w:r>
           <w:r>
-            <w:rPr/>
             <w:tab/>
             <w:t>8</w:t>
           </w:r>
@@ -1195,8 +1086,7 @@
           <w:pPr>
             <w:pStyle w:val="TOC2"/>
             <w:tabs>
-              <w:tab w:val="left" w:pos="1000" w:leader="none"/>
-              <w:tab w:val="right" w:pos="9360" w:leader="none"/>
+              <w:tab w:val="left" w:pos="1000"/>
             </w:tabs>
             <w:rPr>
               <w:sz w:val="24"/>
@@ -1225,7 +1115,6 @@
             <w:t>Pregled publikacija po autoru</w:t>
           </w:r>
           <w:r>
-            <w:rPr/>
             <w:tab/>
             <w:t>8</w:t>
           </w:r>
@@ -1234,8 +1123,7 @@
           <w:pPr>
             <w:pStyle w:val="TOC2"/>
             <w:tabs>
-              <w:tab w:val="left" w:pos="1000" w:leader="none"/>
-              <w:tab w:val="right" w:pos="9360" w:leader="none"/>
+              <w:tab w:val="left" w:pos="1000"/>
             </w:tabs>
             <w:rPr>
               <w:sz w:val="24"/>
@@ -1264,7 +1152,6 @@
             <w:t>Pregled publikacija po tipu</w:t>
           </w:r>
           <w:r>
-            <w:rPr/>
             <w:tab/>
             <w:t>9</w:t>
           </w:r>
@@ -1273,8 +1160,7 @@
           <w:pPr>
             <w:pStyle w:val="TOC2"/>
             <w:tabs>
-              <w:tab w:val="left" w:pos="1000" w:leader="none"/>
-              <w:tab w:val="right" w:pos="9360" w:leader="none"/>
+              <w:tab w:val="left" w:pos="1000"/>
             </w:tabs>
             <w:rPr>
               <w:sz w:val="24"/>
@@ -1300,10 +1186,15 @@
             <w:rPr>
               <w:lang w:val="sr-Latn-CS"/>
             </w:rPr>
-            <w:t>Pregled publikacija po godini</w:t>
-          </w:r>
-          <w:r>
-            <w:rPr/>
+            <w:t>Pr</w:t>
+          </w:r>
+          <w:r>
+            <w:rPr>
+              <w:lang w:val="sr-Latn-CS"/>
+            </w:rPr>
+            <w:t>egled publikacija po godini</w:t>
+          </w:r>
+          <w:r>
             <w:tab/>
             <w:t>9</w:t>
           </w:r>
@@ -1312,8 +1203,7 @@
           <w:pPr>
             <w:pStyle w:val="TOC2"/>
             <w:tabs>
-              <w:tab w:val="left" w:pos="1000" w:leader="none"/>
-              <w:tab w:val="right" w:pos="9360" w:leader="none"/>
+              <w:tab w:val="left" w:pos="1000"/>
             </w:tabs>
             <w:rPr>
               <w:sz w:val="24"/>
@@ -1342,7 +1232,6 @@
             <w:t>Pregled spiska projekata</w:t>
           </w:r>
           <w:r>
-            <w:rPr/>
             <w:tab/>
             <w:t>10</w:t>
           </w:r>
@@ -1351,8 +1240,7 @@
           <w:pPr>
             <w:pStyle w:val="TOC2"/>
             <w:tabs>
-              <w:tab w:val="left" w:pos="1000" w:leader="none"/>
-              <w:tab w:val="right" w:pos="9360" w:leader="none"/>
+              <w:tab w:val="left" w:pos="1000"/>
             </w:tabs>
             <w:rPr>
               <w:sz w:val="24"/>
@@ -1381,7 +1269,6 @@
             <w:t>Pregled podataka o određenom projektu</w:t>
           </w:r>
           <w:r>
-            <w:rPr/>
             <w:tab/>
             <w:t>10</w:t>
           </w:r>
@@ -1390,8 +1277,7 @@
           <w:pPr>
             <w:pStyle w:val="TOC2"/>
             <w:tabs>
-              <w:tab w:val="left" w:pos="1200" w:leader="none"/>
-              <w:tab w:val="right" w:pos="9360" w:leader="none"/>
+              <w:tab w:val="left" w:pos="1200"/>
             </w:tabs>
             <w:rPr>
               <w:sz w:val="24"/>
@@ -1420,7 +1306,6 @@
             <w:t>Prijavljivanje</w:t>
           </w:r>
           <w:r>
-            <w:rPr/>
             <w:tab/>
             <w:t>11</w:t>
           </w:r>
@@ -1429,8 +1314,7 @@
           <w:pPr>
             <w:pStyle w:val="TOC2"/>
             <w:tabs>
-              <w:tab w:val="left" w:pos="1200" w:leader="none"/>
-              <w:tab w:val="right" w:pos="9360" w:leader="none"/>
+              <w:tab w:val="left" w:pos="1200"/>
             </w:tabs>
             <w:rPr>
               <w:sz w:val="24"/>
@@ -1459,7 +1343,6 @@
             <w:t>Ažuriranje podataka o članu</w:t>
           </w:r>
           <w:r>
-            <w:rPr/>
             <w:tab/>
             <w:t>12</w:t>
           </w:r>
@@ -1468,8 +1351,7 @@
           <w:pPr>
             <w:pStyle w:val="TOC2"/>
             <w:tabs>
-              <w:tab w:val="left" w:pos="1200" w:leader="none"/>
-              <w:tab w:val="right" w:pos="9360" w:leader="none"/>
+              <w:tab w:val="left" w:pos="1200"/>
             </w:tabs>
             <w:rPr>
               <w:sz w:val="24"/>
@@ -1498,7 +1380,6 @@
             <w:t>Dodavanje nove publikacije</w:t>
           </w:r>
           <w:r>
-            <w:rPr/>
             <w:tab/>
             <w:t>13</w:t>
           </w:r>
@@ -1507,8 +1388,7 @@
           <w:pPr>
             <w:pStyle w:val="TOC2"/>
             <w:tabs>
-              <w:tab w:val="left" w:pos="1200" w:leader="none"/>
-              <w:tab w:val="right" w:pos="9360" w:leader="none"/>
+              <w:tab w:val="left" w:pos="1200"/>
             </w:tabs>
             <w:rPr>
               <w:sz w:val="24"/>
@@ -1537,7 +1417,6 @@
             <w:t>Brisanje postojeće publikacije</w:t>
           </w:r>
           <w:r>
-            <w:rPr/>
             <w:tab/>
             <w:t>14</w:t>
           </w:r>
@@ -1546,8 +1425,7 @@
           <w:pPr>
             <w:pStyle w:val="TOC2"/>
             <w:tabs>
-              <w:tab w:val="left" w:pos="1200" w:leader="none"/>
-              <w:tab w:val="right" w:pos="9360" w:leader="none"/>
+              <w:tab w:val="left" w:pos="1200"/>
             </w:tabs>
             <w:rPr>
               <w:sz w:val="24"/>
@@ -1573,10 +1451,15 @@
             <w:rPr>
               <w:lang w:val="sr-Latn-CS"/>
             </w:rPr>
-            <w:t>Ažuriranje osnovnih podataka o laboratoriji</w:t>
-          </w:r>
-          <w:r>
-            <w:rPr/>
+            <w:t xml:space="preserve">Ažuriranje </w:t>
+          </w:r>
+          <w:r>
+            <w:rPr>
+              <w:lang w:val="sr-Latn-CS"/>
+            </w:rPr>
+            <w:t>osnovnih podataka o laboratoriji</w:t>
+          </w:r>
+          <w:r>
             <w:tab/>
             <w:t>15</w:t>
           </w:r>
@@ -1585,8 +1468,7 @@
           <w:pPr>
             <w:pStyle w:val="TOC2"/>
             <w:tabs>
-              <w:tab w:val="left" w:pos="1200" w:leader="none"/>
-              <w:tab w:val="right" w:pos="9360" w:leader="none"/>
+              <w:tab w:val="left" w:pos="1200"/>
             </w:tabs>
             <w:rPr>
               <w:sz w:val="24"/>
@@ -1615,7 +1497,6 @@
             <w:t>Kreiranje novog člana</w:t>
           </w:r>
           <w:r>
-            <w:rPr/>
             <w:tab/>
             <w:t>15</w:t>
           </w:r>
@@ -1624,8 +1505,7 @@
           <w:pPr>
             <w:pStyle w:val="TOC2"/>
             <w:tabs>
-              <w:tab w:val="left" w:pos="1200" w:leader="none"/>
-              <w:tab w:val="right" w:pos="9360" w:leader="none"/>
+              <w:tab w:val="left" w:pos="1200"/>
             </w:tabs>
             <w:rPr>
               <w:sz w:val="24"/>
@@ -1654,7 +1534,6 @@
             <w:t>Brisanje postojećeg člana</w:t>
           </w:r>
           <w:r>
-            <w:rPr/>
             <w:tab/>
             <w:t>16</w:t>
           </w:r>
@@ -1663,8 +1542,7 @@
           <w:pPr>
             <w:pStyle w:val="TOC2"/>
             <w:tabs>
-              <w:tab w:val="left" w:pos="1200" w:leader="none"/>
-              <w:tab w:val="right" w:pos="9360" w:leader="none"/>
+              <w:tab w:val="left" w:pos="1200"/>
             </w:tabs>
             <w:rPr>
               <w:sz w:val="24"/>
@@ -1693,7 +1571,6 @@
             <w:t>Arhiviranje postojećeg člana</w:t>
           </w:r>
           <w:r>
-            <w:rPr/>
             <w:tab/>
             <w:t>17</w:t>
           </w:r>
@@ -1702,8 +1579,7 @@
           <w:pPr>
             <w:pStyle w:val="TOC2"/>
             <w:tabs>
-              <w:tab w:val="left" w:pos="1200" w:leader="none"/>
-              <w:tab w:val="right" w:pos="9360" w:leader="none"/>
+              <w:tab w:val="left" w:pos="1200"/>
             </w:tabs>
             <w:rPr>
               <w:sz w:val="24"/>
@@ -1732,7 +1608,6 @@
             <w:t>Kreiranje projekta i postavljanje vođe</w:t>
           </w:r>
           <w:r>
-            <w:rPr/>
             <w:tab/>
             <w:t>17</w:t>
           </w:r>
@@ -1741,8 +1616,7 @@
           <w:pPr>
             <w:pStyle w:val="TOC2"/>
             <w:tabs>
-              <w:tab w:val="left" w:pos="1200" w:leader="none"/>
-              <w:tab w:val="right" w:pos="9360" w:leader="none"/>
+              <w:tab w:val="left" w:pos="1200"/>
             </w:tabs>
             <w:rPr>
               <w:sz w:val="24"/>
@@ -1771,7 +1645,6 @@
             <w:t>Ažuriranje podataka o projektu</w:t>
           </w:r>
           <w:r>
-            <w:rPr/>
             <w:tab/>
             <w:t>18</w:t>
           </w:r>
@@ -1780,8 +1653,7 @@
           <w:pPr>
             <w:pStyle w:val="TOC1"/>
             <w:tabs>
-              <w:tab w:val="left" w:pos="432" w:leader="none"/>
-              <w:tab w:val="right" w:pos="9360" w:leader="none"/>
+              <w:tab w:val="left" w:pos="432"/>
             </w:tabs>
             <w:rPr>
               <w:sz w:val="24"/>
@@ -1810,7 +1682,6 @@
             <w:t>Dodatni zahtevi</w:t>
           </w:r>
           <w:r>
-            <w:rPr/>
             <w:tab/>
             <w:t>19</w:t>
           </w:r>
@@ -1819,8 +1690,7 @@
           <w:pPr>
             <w:pStyle w:val="TOC2"/>
             <w:tabs>
-              <w:tab w:val="left" w:pos="1000" w:leader="none"/>
-              <w:tab w:val="right" w:pos="9360" w:leader="none"/>
+              <w:tab w:val="left" w:pos="1000"/>
             </w:tabs>
             <w:rPr>
               <w:sz w:val="24"/>
@@ -1846,10 +1716,15 @@
             <w:rPr>
               <w:lang w:val="sr-Latn-CS"/>
             </w:rPr>
-            <w:t>Funkcionalnost</w:t>
-          </w:r>
-          <w:r>
-            <w:rPr/>
+            <w:t>Funkcio</w:t>
+          </w:r>
+          <w:r>
+            <w:rPr>
+              <w:lang w:val="sr-Latn-CS"/>
+            </w:rPr>
+            <w:t>nalnost</w:t>
+          </w:r>
+          <w:r>
             <w:tab/>
             <w:t>19</w:t>
           </w:r>
@@ -1858,8 +1733,7 @@
           <w:pPr>
             <w:pStyle w:val="TOC2"/>
             <w:tabs>
-              <w:tab w:val="left" w:pos="1000" w:leader="none"/>
-              <w:tab w:val="right" w:pos="9360" w:leader="none"/>
+              <w:tab w:val="left" w:pos="1000"/>
             </w:tabs>
             <w:rPr>
               <w:sz w:val="24"/>
@@ -1888,7 +1762,6 @@
             <w:t>Upotrebivost</w:t>
           </w:r>
           <w:r>
-            <w:rPr/>
             <w:tab/>
             <w:t>19</w:t>
           </w:r>
@@ -1897,8 +1770,7 @@
           <w:pPr>
             <w:pStyle w:val="TOC2"/>
             <w:tabs>
-              <w:tab w:val="left" w:pos="1000" w:leader="none"/>
-              <w:tab w:val="right" w:pos="9360" w:leader="none"/>
+              <w:tab w:val="left" w:pos="1000"/>
             </w:tabs>
             <w:rPr>
               <w:sz w:val="24"/>
@@ -1927,7 +1799,6 @@
             <w:t>Pouzdanost</w:t>
           </w:r>
           <w:r>
-            <w:rPr/>
             <w:tab/>
             <w:t>19</w:t>
           </w:r>
@@ -1936,8 +1807,7 @@
           <w:pPr>
             <w:pStyle w:val="TOC2"/>
             <w:tabs>
-              <w:tab w:val="left" w:pos="1000" w:leader="none"/>
-              <w:tab w:val="right" w:pos="9360" w:leader="none"/>
+              <w:tab w:val="left" w:pos="1000"/>
             </w:tabs>
             <w:rPr>
               <w:sz w:val="24"/>
@@ -1966,7 +1836,6 @@
             <w:t>Performanse</w:t>
           </w:r>
           <w:r>
-            <w:rPr/>
             <w:tab/>
             <w:t>19</w:t>
           </w:r>
@@ -1975,8 +1844,7 @@
           <w:pPr>
             <w:pStyle w:val="TOC2"/>
             <w:tabs>
-              <w:tab w:val="left" w:pos="1000" w:leader="none"/>
-              <w:tab w:val="right" w:pos="9360" w:leader="none"/>
+              <w:tab w:val="left" w:pos="1000"/>
             </w:tabs>
             <w:rPr>
               <w:sz w:val="24"/>
@@ -2005,7 +1873,6 @@
             <w:t>Podrška i održavanje</w:t>
           </w:r>
           <w:r>
-            <w:rPr/>
             <w:tab/>
             <w:t>19</w:t>
           </w:r>
@@ -2014,8 +1881,7 @@
           <w:pPr>
             <w:pStyle w:val="TOC2"/>
             <w:tabs>
-              <w:tab w:val="left" w:pos="1000" w:leader="none"/>
-              <w:tab w:val="right" w:pos="9360" w:leader="none"/>
+              <w:tab w:val="left" w:pos="1000"/>
             </w:tabs>
             <w:rPr>
               <w:sz w:val="24"/>
@@ -2044,12 +1910,10 @@
             <w:t>Ograničenja</w:t>
           </w:r>
           <w:r>
-            <w:rPr/>
             <w:tab/>
             <w:t>19</w:t>
           </w:r>
           <w:r>
-            <w:rPr/>
             <w:fldChar w:fldCharType="end"/>
           </w:r>
         </w:p>
@@ -2059,18 +1923,12 @@
       <w:pPr>
         <w:pStyle w:val="Title"/>
         <w:tabs>
-          <w:tab w:val="clear" w:pos="720"/>
-          <w:tab w:val="left" w:pos="540" w:leader="none"/>
-        </w:tabs>
-        <w:rPr>
-          <w:lang w:val="sr-Latn-CS"/>
-        </w:rPr>
-      </w:pPr>
-      <w:r>
-        <w:rPr>
-          <w:lang w:val="sr-Latn-CS"/>
-        </w:rPr>
-      </w:r>
+          <w:tab w:val="left" w:pos="540"/>
+        </w:tabs>
+        <w:rPr>
+          <w:lang w:val="sr-Latn-CS"/>
+        </w:rPr>
+      </w:pPr>
       <w:r>
         <w:br w:type="page"/>
       </w:r>
@@ -2079,19 +1937,17 @@
       <w:pPr>
         <w:pStyle w:val="Title"/>
         <w:tabs>
-          <w:tab w:val="clear" w:pos="720"/>
-          <w:tab w:val="left" w:pos="540" w:leader="none"/>
-        </w:tabs>
-        <w:spacing w:before="0" w:after="0"/>
-        <w:ind w:hanging="0"/>
-        <w:rPr>
-          <w:lang w:val="sr-Latn-CS"/>
-        </w:rPr>
-      </w:pPr>
-      <w:r>
-        <w:rPr>
-          <w:lang w:val="sr-Latn-CS"/>
-        </w:rPr>
+          <w:tab w:val="left" w:pos="540"/>
+        </w:tabs>
+        <w:rPr>
+          <w:lang w:val="sr-Latn-CS"/>
+        </w:rPr>
+      </w:pPr>
+      <w:r>
+        <w:rPr>
+          <w:lang w:val="sr-Latn-CS"/>
+        </w:rPr>
+        <w:lastRenderedPageBreak/>
         <w:t>Specifikacija zahteva</w:t>
       </w:r>
     </w:p>
@@ -2122,7 +1978,13 @@
         <w:rPr>
           <w:lang w:val="sr-Latn-CS"/>
         </w:rPr>
-        <w:t>Cilj ovog dokumenta je specifikacija zahteva u pogledu detaljnog opisa slučajeva korišćenja OutfitFactory web aplikacije.</w:t>
+        <w:t xml:space="preserve">Cilj ovog dokumenta je specifikacija zahteva u pogledu detaljnog opisa slučajeva korišćenja </w:t>
+      </w:r>
+      <w:r>
+        <w:rPr>
+          <w:lang w:val="sr-Latn-CS"/>
+        </w:rPr>
+        <w:t>OutfitFactory web aplikacije.</w:t>
       </w:r>
     </w:p>
     <w:p>
@@ -2152,7 +2014,13 @@
         <w:rPr>
           <w:lang w:val="sr-Latn-CS"/>
         </w:rPr>
-        <w:t>Dokument se odnosi na OutfitFactory društvenu mrežu koja će biti razvijena od strane tima GatoHeads. Namena sistema je efikasno prezentovanje, kreiranje, deljenje i održavanje sadržaja vezanih za odevne kombinacije sačinjenih od odeće dostupne za kupovinu na tržištu.</w:t>
+        <w:t>Dokument se odnosi na OutfitFactory društvenu mrežu koja će biti razvijena od strane tima GatoHeads. Namena sistema je efikasno prezentovanje, kreiranje, deljenje i održavanje sadržaja vezanih za odevne kombina</w:t>
+      </w:r>
+      <w:r>
+        <w:rPr>
+          <w:lang w:val="sr-Latn-CS"/>
+        </w:rPr>
+        <w:t>cije sačinjenih od odeće dostupne za kupovinu na tržištu.</w:t>
       </w:r>
     </w:p>
     <w:p>
@@ -2193,9 +2061,9 @@
           <w:numId w:val="2"/>
         </w:numPr>
         <w:tabs>
-          <w:tab w:val="left" w:pos="720" w:leader="none"/>
-        </w:tabs>
-        <w:ind w:hanging="360" w:left="1440"/>
+          <w:tab w:val="left" w:pos="720"/>
+        </w:tabs>
+        <w:ind w:left="1440"/>
         <w:rPr>
           <w:lang w:val="sr-Latn-CS"/>
         </w:rPr>
@@ -2234,18 +2102,27 @@
         <w:rPr>
           <w:lang w:val="sr-Latn-CS"/>
         </w:rPr>
-        <w:t>Osnovni UML dijagram koji prikazuje korisnike i slučajeve korišćenja OutfitFactory društvene mreže prikazan je na sledećoj slici:</w:t>
-      </w:r>
-    </w:p>
-    <w:p>
-      <w:pPr>
-        <w:pStyle w:val="BodyText"/>
-        <w:rPr>
-          <w:lang w:val="sr-Latn-CS"/>
-        </w:rPr>
-      </w:pPr>
-      <w:r>
-        <w:rPr/>
+        <w:t>Osnovni UML dijagram koji prikazuje korisnike i slučajeve korišćenja Outfit</w:t>
+      </w:r>
+      <w:r>
+        <w:rPr>
+          <w:lang w:val="sr-Latn-CS"/>
+        </w:rPr>
+        <w:t>Factory društvene mreže prikazan je na sledećoj slici:</w:t>
+      </w:r>
+    </w:p>
+    <w:p>
+      <w:pPr>
+        <w:pStyle w:val="BodyText"/>
+        <w:rPr>
+          <w:lang w:val="sr-Latn-CS"/>
+        </w:rPr>
+      </w:pPr>
+      <w:r>
+        <w:rPr>
+          <w:noProof/>
+          <w:lang w:eastAsia="en-US"/>
+        </w:rPr>
         <w:drawing>
           <wp:inline distT="0" distB="0" distL="0" distR="0">
             <wp:extent cx="4542790" cy="4829810"/>
@@ -2264,7 +2141,7 @@
                     </pic:cNvPicPr>
                   </pic:nvPicPr>
                   <pic:blipFill>
-                    <a:blip r:embed="rId8"/>
+                    <a:blip r:embed="rId14"/>
                     <a:stretch>
                       <a:fillRect/>
                     </a:stretch>
@@ -2297,6 +2174,7 @@
         <w:rPr>
           <w:lang w:val="sr-Latn-CS"/>
         </w:rPr>
+        <w:lastRenderedPageBreak/>
         <w:t xml:space="preserve">Slučajevi korišćenja </w:t>
       </w:r>
       <w:r>
@@ -2311,7 +2189,13 @@
         <w:rPr>
           <w:lang w:val="sr-Latn-CS"/>
         </w:rPr>
-        <w:t>obuhvataju složenije radnje koje se mogu razložiti dalje razložiti na pojedinačne slučajeve korišćenja.</w:t>
+        <w:t>obuhvataju složenije radnje koje se mogu razložiti dal</w:t>
+      </w:r>
+      <w:r>
+        <w:rPr>
+          <w:lang w:val="sr-Latn-CS"/>
+        </w:rPr>
+        <w:t>je razložiti na pojedinačne slučajeve korišćenja.</w:t>
       </w:r>
     </w:p>
     <w:p>
@@ -2350,7 +2234,10 @@
         </w:rPr>
       </w:pPr>
       <w:r>
-        <w:rPr/>
+        <w:rPr>
+          <w:noProof/>
+          <w:lang w:eastAsia="en-US"/>
+        </w:rPr>
         <w:drawing>
           <wp:inline distT="0" distB="0" distL="0" distR="0">
             <wp:extent cx="2523490" cy="1588770"/>
@@ -2369,7 +2256,7 @@
                     </pic:cNvPicPr>
                   </pic:nvPicPr>
                   <pic:blipFill>
-                    <a:blip r:embed="rId9"/>
+                    <a:blip r:embed="rId15"/>
                     <a:stretch>
                       <a:fillRect/>
                     </a:stretch>
@@ -2416,18 +2303,27 @@
         <w:rPr>
           <w:lang w:val="sr-Latn-CS"/>
         </w:rPr>
-        <w:t>je prikazan na sledećoj slici:</w:t>
-      </w:r>
-    </w:p>
-    <w:p>
-      <w:pPr>
-        <w:pStyle w:val="BodyText"/>
-        <w:rPr>
-          <w:lang w:val="sr-Latn-CS"/>
-        </w:rPr>
-      </w:pPr>
-      <w:r>
-        <w:rPr/>
+        <w:t>je prikazan na sledećoj slic</w:t>
+      </w:r>
+      <w:r>
+        <w:rPr>
+          <w:lang w:val="sr-Latn-CS"/>
+        </w:rPr>
+        <w:t>i:</w:t>
+      </w:r>
+    </w:p>
+    <w:p>
+      <w:pPr>
+        <w:pStyle w:val="BodyText"/>
+        <w:rPr>
+          <w:lang w:val="sr-Latn-CS"/>
+        </w:rPr>
+      </w:pPr>
+      <w:r>
+        <w:rPr>
+          <w:noProof/>
+          <w:lang w:eastAsia="en-US"/>
+        </w:rPr>
         <w:drawing>
           <wp:inline distT="0" distB="0" distL="0" distR="0">
             <wp:extent cx="2576830" cy="1745615"/>
@@ -2446,7 +2342,7 @@
                     </pic:cNvPicPr>
                   </pic:nvPicPr>
                   <pic:blipFill>
-                    <a:blip r:embed="rId10"/>
+                    <a:blip r:embed="rId16"/>
                     <a:stretch>
                       <a:fillRect/>
                     </a:stretch>
@@ -2504,7 +2400,10 @@
         </w:rPr>
       </w:pPr>
       <w:r>
-        <w:rPr/>
+        <w:rPr>
+          <w:noProof/>
+          <w:lang w:eastAsia="en-US"/>
+        </w:rPr>
         <w:drawing>
           <wp:inline distT="0" distB="0" distL="0" distR="0">
             <wp:extent cx="3335655" cy="2701925"/>
@@ -2523,7 +2422,7 @@
                     </pic:cNvPicPr>
                   </pic:nvPicPr>
                   <pic:blipFill>
-                    <a:blip r:embed="rId11"/>
+                    <a:blip r:embed="rId17"/>
                     <a:stretch>
                       <a:fillRect/>
                     </a:stretch>
@@ -2581,7 +2480,11 @@
         </w:rPr>
       </w:pPr>
       <w:r>
-        <w:rPr/>
+        <w:rPr>
+          <w:noProof/>
+          <w:lang w:eastAsia="en-US"/>
+        </w:rPr>
+        <w:lastRenderedPageBreak/>
         <w:drawing>
           <wp:inline distT="0" distB="0" distL="0" distR="0">
             <wp:extent cx="2768600" cy="1905635"/>
@@ -2600,7 +2503,7 @@
                     </pic:cNvPicPr>
                   </pic:nvPicPr>
                   <pic:blipFill>
-                    <a:blip r:embed="rId12"/>
+                    <a:blip r:embed="rId18"/>
                     <a:stretch>
                       <a:fillRect/>
                     </a:stretch>
@@ -2629,11 +2532,6 @@
           <w:lang w:val="sr-Latn-CS"/>
         </w:rPr>
       </w:pPr>
-      <w:r>
-        <w:rPr>
-          <w:lang w:val="sr-Latn-CS"/>
-        </w:rPr>
-      </w:r>
     </w:p>
     <w:p>
       <w:pPr>
@@ -2662,7 +2560,13 @@
         <w:rPr>
           <w:lang w:val="sr-Latn-CS"/>
         </w:rPr>
-        <w:t>Identifikovani su sledeći profili korisnika društvene mreže OutfitFactory:</w:t>
+        <w:t xml:space="preserve">Identifikovani su </w:t>
+      </w:r>
+      <w:r>
+        <w:rPr>
+          <w:lang w:val="sr-Latn-CS"/>
+        </w:rPr>
+        <w:t>sledeći profili korisnika društvene mreže OutfitFactory:</w:t>
       </w:r>
     </w:p>
     <w:p>
@@ -2677,22 +2581,58 @@
         <w:rPr>
           <w:lang w:val="sr-Latn-CS"/>
         </w:rPr>
-        <w:t>Posetilac portala</w:t>
+        <w:t xml:space="preserve">Posetilac </w:t>
       </w:r>
       <w:bookmarkEnd w:id="5"/>
-    </w:p>
-    <w:p>
-      <w:pPr>
-        <w:pStyle w:val="BodyText"/>
-        <w:rPr>
-          <w:lang w:val="sr-Latn-CS"/>
-        </w:rPr>
-      </w:pPr>
-      <w:r>
-        <w:rPr>
-          <w:lang w:val="sr-Latn-CS"/>
-        </w:rPr>
-        <w:t>Posetilac društvene mreže je osnovni profil korisnika koji sa najmanjim skupom funkcionalnosti na raspolaganju. Korisnici ovog tipa pristupaju portalu u cilju pregleda informacija koje su na njemu prezentovane. Pristup portalu u ulozi posetioca je slobodan, tj. ne zahteva prethodno prijavljivanje na portal.</w:t>
+      <w:r>
+        <w:rPr>
+          <w:lang w:val="sr-Latn-CS"/>
+        </w:rPr>
+        <w:t>društvene mreže</w:t>
+      </w:r>
+    </w:p>
+    <w:p>
+      <w:pPr>
+        <w:pStyle w:val="BodyText"/>
+        <w:rPr>
+          <w:lang w:val="sr-Latn-CS"/>
+        </w:rPr>
+      </w:pPr>
+      <w:r>
+        <w:rPr>
+          <w:lang w:val="sr-Latn-CS"/>
+        </w:rPr>
+        <w:t xml:space="preserve">Posetilac društvene mreže je osnovni profil korisnika koji sa najmanjim skupom funkcionalnosti na raspolaganju. Korisnici ovog tipa pristupaju portalu u cilju pregleda informacija </w:t>
+      </w:r>
+      <w:r>
+        <w:rPr>
+          <w:lang w:val="sr-Latn-CS"/>
+        </w:rPr>
+        <w:t xml:space="preserve">koje su na njemu prezentovane. Pristup </w:t>
+      </w:r>
+      <w:r>
+        <w:rPr>
+          <w:lang w:val="sr-Latn-CS"/>
+        </w:rPr>
+        <w:t xml:space="preserve">društvenoj mreži </w:t>
+      </w:r>
+      <w:r>
+        <w:rPr>
+          <w:lang w:val="sr-Latn-CS"/>
+        </w:rPr>
+        <w:t>u ulozi posetioca je slobodan, tj. ne zahteva prethodno prijavljivanje na</w:t>
+      </w:r>
+      <w:r>
+        <w:rPr>
+          <w:lang w:val="sr-Latn-CS"/>
+        </w:rPr>
+        <w:t xml:space="preserve"> društvenoj mreži</w:t>
+      </w:r>
+      <w:r>
+        <w:rPr>
+          <w:lang w:val="sr-Latn-CS"/>
+        </w:rPr>
+        <w:t>.</w:t>
       </w:r>
     </w:p>
     <w:p>
@@ -2728,8 +2668,22 @@
         <w:rPr>
           <w:lang w:val="sr-Latn-CS"/>
         </w:rPr>
-        <w:t xml:space="preserve">Član društvene mreže je profil korisnika koji obuhvata sve korisnike sa nalogom na OutfitFactory društvenoj mreži. Veza generalizacije između člana društvene mreže i njenog posetioca je uvedena da ukaže na mogućnost pristupa svim osnovnim funkcionalnostima mreže vezanim za pregled informacija. Da bi član društvene mreže mogao da ažurira podatke o sebi i stvara odevne kombinacije neophodno je prethodno prijavljivanje korisnika. </w:t>
-      </w:r>
+        <w:t>Član društvene mreže je profil korisnika koji obuhvata sve korisnike sa nalogom na OutfitFactory društveno</w:t>
+      </w:r>
+      <w:r>
+        <w:rPr>
+          <w:lang w:val="sr-Latn-CS"/>
+        </w:rPr>
+        <w:t>j mreži. Veza generalizacije između člana društvene mreže i njenog posetioca je uvedena da ukaže na mogućnost pristupa svim osnovnim funkcionalnostima mreže vezanim za pregled informacija. Da bi član društvene mreže mogao da ažurira podatke o sebi i stvara</w:t>
+      </w:r>
+      <w:r>
+        <w:rPr>
+          <w:lang w:val="sr-Latn-CS"/>
+        </w:rPr>
+        <w:t xml:space="preserve"> odevne kombinacije neophodno je prethodno prijavljivanje korisnika. </w:t>
+      </w:r>
+      <w:bookmarkStart w:id="7" w:name="_GoBack"/>
+      <w:bookmarkEnd w:id="7"/>
     </w:p>
     <w:p>
       <w:pPr>
@@ -2738,25 +2692,21 @@
           <w:lang w:val="sr-Latn-CS"/>
         </w:rPr>
       </w:pPr>
-      <w:bookmarkStart w:id="7" w:name="_Toc163018896"/>
+      <w:bookmarkStart w:id="8" w:name="_Toc163018896"/>
       <w:r>
         <w:rPr>
           <w:lang w:val="sr-Latn-CS"/>
         </w:rPr>
         <w:t>Opis slučajeva korišćenja</w:t>
       </w:r>
-      <w:bookmarkEnd w:id="7"/>
-    </w:p>
-    <w:p>
-      <w:pPr>
-        <w:pStyle w:val="Normal"/>
-        <w:rPr>
-          <w:lang w:val="sr-Latn-CS"/>
-        </w:rPr>
-      </w:pPr>
-      <w:r>
-        <w:rPr/>
-      </w:r>
+      <w:bookmarkEnd w:id="8"/>
+    </w:p>
+    <w:p>
+      <w:pPr>
+        <w:rPr>
+          <w:lang w:val="sr-Latn-CS"/>
+        </w:rPr>
+      </w:pPr>
     </w:p>
     <w:p>
       <w:pPr>
@@ -2765,14 +2715,14 @@
           <w:lang w:val="sr-Latn-CS"/>
         </w:rPr>
       </w:pPr>
-      <w:bookmarkStart w:id="8" w:name="_Toc163018899"/>
+      <w:bookmarkStart w:id="9" w:name="_Toc163018899"/>
       <w:r>
         <w:rPr>
           <w:lang w:val="sr-Latn-CS"/>
         </w:rPr>
         <w:t xml:space="preserve">Pregled </w:t>
       </w:r>
-      <w:bookmarkEnd w:id="8"/>
+      <w:bookmarkEnd w:id="9"/>
       <w:r>
         <w:rPr>
           <w:lang w:val="sr-Latn-CS"/>
@@ -2783,7 +2733,7 @@
     <w:p>
       <w:pPr>
         <w:pStyle w:val="BodyText"/>
-        <w:keepNext w:val="true"/>
+        <w:keepNext/>
         <w:rPr>
           <w:b/>
           <w:bCs/>
@@ -2816,7 +2766,7 @@
     <w:p>
       <w:pPr>
         <w:pStyle w:val="BodyText"/>
-        <w:keepNext w:val="true"/>
+        <w:keepNext/>
         <w:rPr>
           <w:b/>
           <w:bCs/>
@@ -2835,7 +2785,7 @@
     <w:p>
       <w:pPr>
         <w:pStyle w:val="BodyText"/>
-        <w:ind w:firstLine="720" w:left="0"/>
+        <w:ind w:left="0" w:firstLine="720"/>
         <w:rPr>
           <w:lang w:val="sr-Latn-CS"/>
         </w:rPr>
@@ -2850,7 +2800,7 @@
     <w:p>
       <w:pPr>
         <w:pStyle w:val="BodyText"/>
-        <w:keepNext w:val="true"/>
+        <w:keepNext/>
         <w:rPr>
           <w:b/>
           <w:bCs/>
@@ -2883,10 +2833,9 @@
     <w:p>
       <w:pPr>
         <w:pStyle w:val="BodyText"/>
-        <w:keepNext w:val="true"/>
-        <w:tabs>
-          <w:tab w:val="clear" w:pos="720"/>
-          <w:tab w:val="left" w:pos="2469" w:leader="none"/>
+        <w:keepNext/>
+        <w:tabs>
+          <w:tab w:val="left" w:pos="2469"/>
         </w:tabs>
         <w:rPr>
           <w:b/>
@@ -2901,6 +2850,13 @@
           <w:lang w:val="sr-Latn-CS"/>
         </w:rPr>
         <w:t>Osnovni tok:</w:t>
+      </w:r>
+      <w:r>
+        <w:rPr>
+          <w:b/>
+          <w:bCs/>
+          <w:lang w:val="sr-Latn-CS"/>
+        </w:rPr>
         <w:tab/>
       </w:r>
     </w:p>
@@ -2945,7 +2901,7 @@
     <w:p>
       <w:pPr>
         <w:pStyle w:val="BodyText"/>
-        <w:keepNext w:val="true"/>
+        <w:keepNext/>
         <w:rPr>
           <w:b/>
           <w:bCs/>
@@ -2978,24 +2934,31 @@
     <w:p>
       <w:pPr>
         <w:pStyle w:val="BodyText"/>
-        <w:keepNext w:val="true"/>
-        <w:tabs>
-          <w:tab w:val="clear" w:pos="720"/>
-          <w:tab w:val="left" w:pos="2637" w:leader="none"/>
-        </w:tabs>
-        <w:rPr>
-          <w:b/>
-          <w:bCs/>
-          <w:lang w:val="sr-Latn-CS"/>
-        </w:rPr>
-      </w:pPr>
-      <w:r>
-        <w:rPr>
-          <w:b/>
-          <w:bCs/>
-          <w:lang w:val="sr-Latn-CS"/>
-        </w:rPr>
+        <w:keepNext/>
+        <w:tabs>
+          <w:tab w:val="left" w:pos="2637"/>
+        </w:tabs>
+        <w:rPr>
+          <w:b/>
+          <w:bCs/>
+          <w:lang w:val="sr-Latn-CS"/>
+        </w:rPr>
+      </w:pPr>
+      <w:r>
+        <w:rPr>
+          <w:b/>
+          <w:bCs/>
+          <w:lang w:val="sr-Latn-CS"/>
+        </w:rPr>
+        <w:lastRenderedPageBreak/>
         <w:t>Posledice:</w:t>
+      </w:r>
+      <w:r>
+        <w:rPr>
+          <w:b/>
+          <w:bCs/>
+          <w:lang w:val="sr-Latn-CS"/>
+        </w:rPr>
         <w:tab/>
       </w:r>
     </w:p>
@@ -3006,7 +2969,6 @@
           <w:lang w:val="sr-Latn-CS"/>
         </w:rPr>
       </w:pPr>
-      <w:bookmarkStart w:id="9" w:name="_Toc163018900"/>
       <w:r>
         <w:rPr>
           <w:lang w:val="sr-Latn-CS"/>
@@ -3039,7 +3001,7 @@
     <w:p>
       <w:pPr>
         <w:pStyle w:val="BodyText"/>
-        <w:keepNext w:val="true"/>
+        <w:keepNext/>
         <w:rPr>
           <w:b/>
           <w:bCs/>
@@ -3072,7 +3034,7 @@
     <w:p>
       <w:pPr>
         <w:pStyle w:val="BodyText"/>
-        <w:keepNext w:val="true"/>
+        <w:keepNext/>
         <w:rPr>
           <w:b/>
           <w:bCs/>
@@ -3105,7 +3067,7 @@
     <w:p>
       <w:pPr>
         <w:pStyle w:val="BodyText"/>
-        <w:keepNext w:val="true"/>
+        <w:keepNext/>
         <w:rPr>
           <w:b/>
           <w:bCs/>
@@ -3138,7 +3100,7 @@
     <w:p>
       <w:pPr>
         <w:pStyle w:val="BodyText"/>
-        <w:keepNext w:val="true"/>
+        <w:keepNext/>
         <w:rPr>
           <w:b/>
           <w:bCs/>
@@ -3169,7 +3131,13 @@
         <w:rPr>
           <w:lang w:val="sr-Latn-CS"/>
         </w:rPr>
-        <w:t>Korisnik bira opciju “Following“ za prikaz objava članova koje prati.</w:t>
+        <w:t xml:space="preserve">Korisnik bira opciju “Following“ za prikaz </w:t>
+      </w:r>
+      <w:r>
+        <w:rPr>
+          <w:lang w:val="sr-Latn-CS"/>
+        </w:rPr>
+        <w:t>objava članova koje prati.</w:t>
       </w:r>
     </w:p>
     <w:p>
@@ -3193,7 +3161,7 @@
     <w:p>
       <w:pPr>
         <w:pStyle w:val="BodyText"/>
-        <w:keepNext w:val="true"/>
+        <w:keepNext/>
         <w:rPr>
           <w:b/>
           <w:bCs/>
@@ -3226,7 +3194,7 @@
     <w:p>
       <w:pPr>
         <w:pStyle w:val="BodyText"/>
-        <w:keepNext w:val="true"/>
+        <w:keepNext/>
         <w:rPr>
           <w:b/>
           <w:bCs/>
@@ -3281,7 +3249,7 @@
     <w:p>
       <w:pPr>
         <w:pStyle w:val="BodyText"/>
-        <w:keepNext w:val="true"/>
+        <w:keepNext/>
         <w:rPr>
           <w:b/>
           <w:bCs/>
@@ -3314,20 +3282,28 @@
     <w:p>
       <w:pPr>
         <w:pStyle w:val="BodyText"/>
-        <w:keepNext w:val="true"/>
-        <w:rPr>
-          <w:b/>
-          <w:bCs/>
-          <w:lang w:val="sr-Latn-CS"/>
-        </w:rPr>
-      </w:pPr>
-      <w:r>
-        <w:rPr>
-          <w:b/>
-          <w:bCs/>
-          <w:lang w:val="sr-Latn-CS"/>
-        </w:rPr>
-        <w:t>Akteri:</w:t>
+        <w:keepNext/>
+        <w:rPr>
+          <w:b/>
+          <w:bCs/>
+          <w:lang w:val="sr-Latn-CS"/>
+        </w:rPr>
+      </w:pPr>
+      <w:r>
+        <w:rPr>
+          <w:b/>
+          <w:bCs/>
+          <w:lang w:val="sr-Latn-CS"/>
+        </w:rPr>
+        <w:t>Akt</w:t>
+      </w:r>
+      <w:r>
+        <w:rPr>
+          <w:b/>
+          <w:bCs/>
+          <w:lang w:val="sr-Latn-CS"/>
+        </w:rPr>
+        <w:t>eri:</w:t>
       </w:r>
     </w:p>
     <w:p>
@@ -3347,10 +3323,9 @@
     <w:p>
       <w:pPr>
         <w:pStyle w:val="BodyText"/>
-        <w:keepNext w:val="true"/>
-        <w:tabs>
-          <w:tab w:val="clear" w:pos="720"/>
-          <w:tab w:val="left" w:pos="3170" w:leader="none"/>
+        <w:keepNext/>
+        <w:tabs>
+          <w:tab w:val="left" w:pos="3170"/>
         </w:tabs>
         <w:rPr>
           <w:b/>
@@ -3365,6 +3340,13 @@
           <w:lang w:val="sr-Latn-CS"/>
         </w:rPr>
         <w:t>Preduslovi:</w:t>
+      </w:r>
+      <w:r>
+        <w:rPr>
+          <w:b/>
+          <w:bCs/>
+          <w:lang w:val="sr-Latn-CS"/>
+        </w:rPr>
         <w:tab/>
       </w:r>
     </w:p>
@@ -3385,7 +3367,7 @@
     <w:p>
       <w:pPr>
         <w:pStyle w:val="BodyText"/>
-        <w:keepNext w:val="true"/>
+        <w:keepNext/>
         <w:rPr>
           <w:b/>
           <w:bCs/>
@@ -3434,13 +3416,19 @@
         <w:rPr>
           <w:lang w:val="sr-Latn-CS"/>
         </w:rPr>
-        <w:t>Prikazuje se stranica sa objavama, odevnim kombinacijama i osnovnim informacijama o korisniku.</w:t>
-      </w:r>
-    </w:p>
-    <w:p>
-      <w:pPr>
-        <w:pStyle w:val="BodyText"/>
-        <w:keepNext w:val="true"/>
+        <w:t>Prikazuje se stranica sa objavama, odevnim kombinacijama i osnovnim informacijama o</w:t>
+      </w:r>
+      <w:r>
+        <w:rPr>
+          <w:lang w:val="sr-Latn-CS"/>
+        </w:rPr>
+        <w:t xml:space="preserve"> korisniku.</w:t>
+      </w:r>
+    </w:p>
+    <w:p>
+      <w:pPr>
+        <w:pStyle w:val="BodyText"/>
+        <w:keepNext/>
         <w:rPr>
           <w:b/>
           <w:bCs/>
@@ -3473,7 +3461,7 @@
     <w:p>
       <w:pPr>
         <w:pStyle w:val="BodyText"/>
-        <w:keepNext w:val="true"/>
+        <w:keepNext/>
         <w:rPr>
           <w:b/>
           <w:bCs/>
@@ -3552,7 +3540,7 @@
     <w:p>
       <w:pPr>
         <w:pStyle w:val="BodyText"/>
-        <w:keepNext w:val="true"/>
+        <w:keepNext/>
         <w:rPr>
           <w:b/>
           <w:bCs/>
@@ -3585,19 +3573,20 @@
     <w:p>
       <w:pPr>
         <w:pStyle w:val="BodyText"/>
-        <w:keepNext w:val="true"/>
-        <w:rPr>
-          <w:b/>
-          <w:bCs/>
-          <w:lang w:val="sr-Latn-CS"/>
-        </w:rPr>
-      </w:pPr>
-      <w:r>
-        <w:rPr>
-          <w:b/>
-          <w:bCs/>
-          <w:lang w:val="sr-Latn-CS"/>
-        </w:rPr>
+        <w:keepNext/>
+        <w:rPr>
+          <w:b/>
+          <w:bCs/>
+          <w:lang w:val="sr-Latn-CS"/>
+        </w:rPr>
+      </w:pPr>
+      <w:r>
+        <w:rPr>
+          <w:b/>
+          <w:bCs/>
+          <w:lang w:val="sr-Latn-CS"/>
+        </w:rPr>
+        <w:lastRenderedPageBreak/>
         <w:t>Preduslovi:</w:t>
       </w:r>
     </w:p>
@@ -3618,10 +3607,9 @@
     <w:p>
       <w:pPr>
         <w:pStyle w:val="BodyText"/>
-        <w:keepNext w:val="true"/>
-        <w:tabs>
-          <w:tab w:val="clear" w:pos="720"/>
-          <w:tab w:val="left" w:pos="6162" w:leader="none"/>
+        <w:keepNext/>
+        <w:tabs>
+          <w:tab w:val="left" w:pos="6162"/>
         </w:tabs>
         <w:rPr>
           <w:b/>
@@ -3636,6 +3624,13 @@
           <w:lang w:val="sr-Latn-CS"/>
         </w:rPr>
         <w:t>Osnovni tok:</w:t>
+      </w:r>
+      <w:r>
+        <w:rPr>
+          <w:b/>
+          <w:bCs/>
+          <w:lang w:val="sr-Latn-CS"/>
+        </w:rPr>
         <w:tab/>
       </w:r>
     </w:p>
@@ -3708,7 +3703,13 @@
         <w:rPr>
           <w:lang w:val="sr-Latn-CS"/>
         </w:rPr>
-        <w:t>Prikazuje se forma za registrovanje.</w:t>
+        <w:t xml:space="preserve">Prikazuje se forma za </w:t>
+      </w:r>
+      <w:r>
+        <w:rPr>
+          <w:lang w:val="sr-Latn-CS"/>
+        </w:rPr>
+        <w:t>registrovanje.</w:t>
       </w:r>
     </w:p>
     <w:p>
@@ -3762,7 +3763,13 @@
         <w:rPr>
           <w:lang w:val="sr-Latn-CS"/>
         </w:rPr>
-        <w:t>Vrši se ažuriranje podataka u bazi podataka.</w:t>
+        <w:t>Vrši se ažuriranje podataka u b</w:t>
+      </w:r>
+      <w:r>
+        <w:rPr>
+          <w:lang w:val="sr-Latn-CS"/>
+        </w:rPr>
+        <w:t>azi podataka.</w:t>
       </w:r>
     </w:p>
     <w:p>
@@ -3786,7 +3793,7 @@
     <w:p>
       <w:pPr>
         <w:pStyle w:val="BodyText"/>
-        <w:keepNext w:val="true"/>
+        <w:keepNext/>
         <w:rPr>
           <w:b/>
           <w:bCs/>
@@ -3833,8 +3840,7 @@
       <w:pPr>
         <w:pStyle w:val="BodyText"/>
         <w:tabs>
-          <w:tab w:val="clear" w:pos="720"/>
-          <w:tab w:val="left" w:pos="5115" w:leader="none"/>
+          <w:tab w:val="left" w:pos="5115"/>
         </w:tabs>
         <w:rPr>
           <w:lang w:val="sr-Latn-CS"/>
@@ -3857,7 +3863,13 @@
         <w:rPr>
           <w:lang w:val="sr-Latn-CS"/>
         </w:rPr>
-        <w:t>]  Polje za unos email adrese se grafički istače okvirom i prikazuje se obaveštenje na jeziku veb čitača.</w:t>
+        <w:t>]  Polje za unos email adrese se grafički istače okvirom i</w:t>
+      </w:r>
+      <w:r>
+        <w:rPr>
+          <w:lang w:val="sr-Latn-CS"/>
+        </w:rPr>
+        <w:t xml:space="preserve"> prikazuje se obaveštenje na jeziku veb čitača.</w:t>
       </w:r>
     </w:p>
     <w:p>
@@ -3890,7 +3902,7 @@
     <w:p>
       <w:pPr>
         <w:pStyle w:val="BodyText"/>
-        <w:keepNext w:val="true"/>
+        <w:keepNext/>
         <w:rPr>
           <w:b/>
           <w:bCs/>
@@ -3923,7 +3935,7 @@
     <w:p>
       <w:pPr>
         <w:pStyle w:val="BodyText"/>
-        <w:keepNext w:val="true"/>
+        <w:keepNext/>
         <w:rPr>
           <w:b/>
           <w:bCs/>
@@ -3946,13 +3958,16 @@
           <w:ilvl w:val="0"/>
           <w:numId w:val="0"/>
         </w:numPr>
-        <w:ind w:hanging="0" w:left="720"/>
-        <w:rPr>
-          <w:lang w:val="sr-Latn-CS"/>
-        </w:rPr>
-      </w:pPr>
-      <w:r>
-        <w:rPr/>
+        <w:ind w:left="720"/>
+        <w:rPr>
+          <w:lang w:val="sr-Latn-CS"/>
+        </w:rPr>
+      </w:pPr>
+      <w:r>
+        <w:rPr>
+          <w:noProof/>
+          <w:lang w:eastAsia="en-US"/>
+        </w:rPr>
         <w:drawing>
           <wp:inline distT="0" distB="0" distL="0" distR="0">
             <wp:extent cx="5431790" cy="3094355"/>
@@ -3971,7 +3986,7 @@
                     </pic:cNvPicPr>
                   </pic:nvPicPr>
                   <pic:blipFill>
-                    <a:blip r:embed="rId13"/>
+                    <a:blip r:embed="rId19"/>
                     <a:stretch>
                       <a:fillRect/>
                     </a:stretch>
@@ -4036,13 +4051,20 @@
         <w:rPr>
           <w:lang w:val="sr-Latn-CS"/>
         </w:rPr>
-        <w:t>Prijavljivanje korisnika na društvenu mrežu kako bi njoj pristupao kao član.</w:t>
-      </w:r>
-    </w:p>
-    <w:p>
-      <w:pPr>
-        <w:pStyle w:val="BodyText"/>
-        <w:keepNext w:val="true"/>
+        <w:lastRenderedPageBreak/>
+        <w:t>Prijavljivanje kori</w:t>
+      </w:r>
+      <w:r>
+        <w:rPr>
+          <w:lang w:val="sr-Latn-CS"/>
+        </w:rPr>
+        <w:t>snika na društvenu mrežu kako bi njoj pristupao kao član.</w:t>
+      </w:r>
+    </w:p>
+    <w:p>
+      <w:pPr>
+        <w:pStyle w:val="BodyText"/>
+        <w:keepNext/>
         <w:rPr>
           <w:b/>
           <w:bCs/>
@@ -4075,7 +4097,7 @@
     <w:p>
       <w:pPr>
         <w:pStyle w:val="BodyText"/>
-        <w:keepNext w:val="true"/>
+        <w:keepNext/>
         <w:rPr>
           <w:b/>
           <w:bCs/>
@@ -4108,7 +4130,7 @@
     <w:p>
       <w:pPr>
         <w:pStyle w:val="BodyText"/>
-        <w:keepNext w:val="true"/>
+        <w:keepNext/>
         <w:rPr>
           <w:b/>
           <w:bCs/>
@@ -4217,7 +4239,7 @@
     <w:p>
       <w:pPr>
         <w:pStyle w:val="BodyText"/>
-        <w:keepNext w:val="true"/>
+        <w:keepNext/>
         <w:rPr>
           <w:b/>
           <w:bCs/>
@@ -4263,7 +4285,7 @@
     <w:p>
       <w:pPr>
         <w:pStyle w:val="BodyText"/>
-        <w:keepNext w:val="true"/>
+        <w:keepNext/>
         <w:rPr>
           <w:b/>
           <w:bCs/>
@@ -4310,7 +4332,7 @@
     <w:p>
       <w:pPr>
         <w:pStyle w:val="BodyText"/>
-        <w:keepNext w:val="true"/>
+        <w:keepNext/>
         <w:rPr>
           <w:b/>
           <w:bCs/>
@@ -4343,7 +4365,7 @@
     <w:p>
       <w:pPr>
         <w:pStyle w:val="BodyText"/>
-        <w:keepNext w:val="true"/>
+        <w:keepNext/>
         <w:rPr>
           <w:b/>
           <w:bCs/>
@@ -4376,7 +4398,7 @@
     <w:p>
       <w:pPr>
         <w:pStyle w:val="BodyText"/>
-        <w:keepNext w:val="true"/>
+        <w:keepNext/>
         <w:rPr>
           <w:b/>
           <w:bCs/>
@@ -4409,7 +4431,7 @@
     <w:p>
       <w:pPr>
         <w:pStyle w:val="BodyText"/>
-        <w:keepNext w:val="true"/>
+        <w:keepNext/>
         <w:rPr>
           <w:b/>
           <w:bCs/>
@@ -4440,7 +4462,13 @@
         <w:rPr>
           <w:lang w:val="sr-Latn-CS"/>
         </w:rPr>
-        <w:t>Korisnik bira “Logout“ opciju pri vrhu stranice za odjavljivanje sa društvene mreže.</w:t>
+        <w:t xml:space="preserve">Korisnik bira “Logout“ opciju pri vrhu stranice za odjavljivanje sa </w:t>
+      </w:r>
+      <w:r>
+        <w:rPr>
+          <w:lang w:val="sr-Latn-CS"/>
+        </w:rPr>
+        <w:t>društvene mreže.</w:t>
       </w:r>
     </w:p>
     <w:p>
@@ -4464,7 +4492,7 @@
     <w:p>
       <w:pPr>
         <w:pStyle w:val="BodyText"/>
-        <w:keepNext w:val="true"/>
+        <w:keepNext/>
         <w:rPr>
           <w:b/>
           <w:bCs/>
@@ -4497,7 +4525,7 @@
     <w:p>
       <w:pPr>
         <w:pStyle w:val="BodyText"/>
-        <w:keepNext w:val="true"/>
+        <w:keepNext/>
         <w:rPr>
           <w:b/>
           <w:bCs/>
@@ -4544,7 +4572,7 @@
     <w:p>
       <w:pPr>
         <w:pStyle w:val="BodyText"/>
-        <w:keepNext w:val="true"/>
+        <w:keepNext/>
         <w:rPr>
           <w:b/>
           <w:bCs/>
@@ -4577,7 +4605,7 @@
     <w:p>
       <w:pPr>
         <w:pStyle w:val="BodyText"/>
-        <w:keepNext w:val="true"/>
+        <w:keepNext/>
         <w:rPr>
           <w:b/>
           <w:bCs/>
@@ -4604,25 +4632,32 @@
         <w:rPr>
           <w:lang w:val="sr-Latn-CS"/>
         </w:rPr>
-        <w:t>Član društvene mreže.</w:t>
-      </w:r>
-    </w:p>
-    <w:p>
-      <w:pPr>
-        <w:pStyle w:val="BodyText"/>
-        <w:keepNext w:val="true"/>
-        <w:rPr>
-          <w:b/>
-          <w:bCs/>
-          <w:lang w:val="sr-Latn-CS"/>
-        </w:rPr>
-      </w:pPr>
-      <w:r>
-        <w:rPr>
-          <w:b/>
-          <w:bCs/>
-          <w:lang w:val="sr-Latn-CS"/>
-        </w:rPr>
+        <w:t xml:space="preserve">Član društvene </w:t>
+      </w:r>
+      <w:r>
+        <w:rPr>
+          <w:lang w:val="sr-Latn-CS"/>
+        </w:rPr>
+        <w:t>mreže.</w:t>
+      </w:r>
+    </w:p>
+    <w:p>
+      <w:pPr>
+        <w:pStyle w:val="BodyText"/>
+        <w:keepNext/>
+        <w:rPr>
+          <w:b/>
+          <w:bCs/>
+          <w:lang w:val="sr-Latn-CS"/>
+        </w:rPr>
+      </w:pPr>
+      <w:r>
+        <w:rPr>
+          <w:b/>
+          <w:bCs/>
+          <w:lang w:val="sr-Latn-CS"/>
+        </w:rPr>
+        <w:lastRenderedPageBreak/>
         <w:t>Preduslovi:</w:t>
       </w:r>
     </w:p>
@@ -4643,7 +4678,7 @@
     <w:p>
       <w:pPr>
         <w:pStyle w:val="BodyText"/>
-        <w:keepNext w:val="true"/>
+        <w:keepNext/>
         <w:rPr>
           <w:b/>
           <w:bCs/>
@@ -4728,7 +4763,13 @@
         <w:rPr>
           <w:lang w:val="sr-Latn-CS"/>
         </w:rPr>
-        <w:t>Prikazuje se forma za kreiranje odevne kombinacije.</w:t>
+        <w:t>Prikazuje se fo</w:t>
+      </w:r>
+      <w:r>
+        <w:rPr>
+          <w:lang w:val="sr-Latn-CS"/>
+        </w:rPr>
+        <w:t>rma za kreiranje odevne kombinacije.</w:t>
       </w:r>
     </w:p>
     <w:p>
@@ -4779,7 +4820,13 @@
         <w:rPr>
           <w:lang w:val="sr-Latn-CS"/>
         </w:rPr>
-        <w:t>b. Korisnik bira opciju “Reset“ za uklanjanje trenutnih filtera nad dostupnom odećom.</w:t>
+        <w:t xml:space="preserve">b. Korisnik bira opciju “Reset“ za </w:t>
+      </w:r>
+      <w:r>
+        <w:rPr>
+          <w:lang w:val="sr-Latn-CS"/>
+        </w:rPr>
+        <w:t>uklanjanje trenutnih filtera nad dostupnom odećom.</w:t>
       </w:r>
     </w:p>
     <w:p>
@@ -4833,7 +4880,13 @@
         <w:rPr>
           <w:lang w:val="sr-Latn-CS"/>
         </w:rPr>
-        <w:t xml:space="preserve">Klikom na dodati artikal korisnik bira da artikal ukloni iz odevne kombinacije </w:t>
+        <w:t>Klikom na dodati artikal korisnik bira da artikal ukloni iz odevne komb</w:t>
+      </w:r>
+      <w:r>
+        <w:rPr>
+          <w:lang w:val="sr-Latn-CS"/>
+        </w:rPr>
+        <w:t xml:space="preserve">inacije </w:t>
       </w:r>
     </w:p>
     <w:p>
@@ -4848,7 +4901,6 @@
         </w:rPr>
       </w:pPr>
       <w:r>
-        <w:rPr/>
         <w:t>Korisnik popunjava polje za opis odevne kombinacije.</w:t>
       </w:r>
     </w:p>
@@ -4864,7 +4916,6 @@
         </w:rPr>
       </w:pPr>
       <w:r>
-        <w:rPr/>
         <w:t>Vrši se provera informacija [izuzetak: kombinacija sadrži samo jedan artikal].</w:t>
       </w:r>
     </w:p>
@@ -4880,7 +4931,6 @@
         </w:rPr>
       </w:pPr>
       <w:r>
-        <w:rPr/>
         <w:t>Vrši se dodavanje objave i odevne kombinacije u bazi podataka.</w:t>
       </w:r>
     </w:p>
@@ -4905,31 +4955,38 @@
     <w:p>
       <w:pPr>
         <w:pStyle w:val="BodyText"/>
-        <w:keepNext w:val="true"/>
-        <w:rPr>
-          <w:b/>
-          <w:bCs/>
-          <w:lang w:val="sr-Latn-CS"/>
-        </w:rPr>
-      </w:pPr>
-      <w:r>
-        <w:rPr>
-          <w:b/>
-          <w:bCs/>
-          <w:lang w:val="sr-Latn-CS"/>
-        </w:rPr>
-        <w:t>Izuzetci:</w:t>
-      </w:r>
-    </w:p>
-    <w:p>
-      <w:pPr>
-        <w:pStyle w:val="BodyText"/>
-        <w:rPr>
-          <w:lang w:val="sr-Latn-CS"/>
-        </w:rPr>
-      </w:pPr>
-      <w:r>
-        <w:rPr/>
+        <w:keepNext/>
+        <w:rPr>
+          <w:b/>
+          <w:bCs/>
+          <w:lang w:val="sr-Latn-CS"/>
+        </w:rPr>
+      </w:pPr>
+      <w:r>
+        <w:rPr>
+          <w:b/>
+          <w:bCs/>
+          <w:lang w:val="sr-Latn-CS"/>
+        </w:rPr>
+        <w:t>Iz</w:t>
+      </w:r>
+      <w:r>
+        <w:rPr>
+          <w:b/>
+          <w:bCs/>
+          <w:lang w:val="sr-Latn-CS"/>
+        </w:rPr>
+        <w:t>uzetci:</w:t>
+      </w:r>
+    </w:p>
+    <w:p>
+      <w:pPr>
+        <w:pStyle w:val="BodyText"/>
+        <w:rPr>
+          <w:lang w:val="sr-Latn-CS"/>
+        </w:rPr>
+      </w:pPr>
+      <w:r>
         <w:t>[</w:t>
       </w:r>
       <w:r>
@@ -4940,7 +4997,6 @@
         <w:t>Kombinacija sadrži samo jedan artikal</w:t>
       </w:r>
       <w:r>
-        <w:rPr/>
         <w:t xml:space="preserve">] </w:t>
       </w:r>
       <w:r>
@@ -4953,7 +5009,7 @@
     <w:p>
       <w:pPr>
         <w:pStyle w:val="BodyText"/>
-        <w:keepNext w:val="true"/>
+        <w:keepNext/>
         <w:rPr>
           <w:b/>
           <w:bCs/>
@@ -4986,35 +5042,38 @@
     <w:p>
       <w:pPr>
         <w:pStyle w:val="BodyText"/>
-        <w:keepNext w:val="true"/>
-        <w:rPr>
-          <w:b/>
-          <w:bCs/>
-          <w:lang w:val="sr-Latn-CS"/>
-        </w:rPr>
-      </w:pPr>
-      <w:bookmarkStart w:id="12" w:name="_Toc163018909"/>
-      <w:r>
-        <w:rPr>
-          <w:b/>
-          <w:bCs/>
-          <w:lang w:val="sr-Latn-CS"/>
-        </w:rPr>
+        <w:keepNext/>
+        <w:rPr>
+          <w:b/>
+          <w:bCs/>
+          <w:lang w:val="sr-Latn-CS"/>
+        </w:rPr>
+      </w:pPr>
+      <w:r>
+        <w:rPr>
+          <w:b/>
+          <w:bCs/>
+          <w:lang w:val="sr-Latn-CS"/>
+        </w:rPr>
+        <w:lastRenderedPageBreak/>
         <w:t xml:space="preserve">Dijagram sekvence: </w:t>
       </w:r>
     </w:p>
     <w:p>
       <w:pPr>
         <w:pStyle w:val="BodyText"/>
-        <w:keepNext w:val="true"/>
-        <w:rPr>
-          <w:b/>
-          <w:bCs/>
-          <w:lang w:val="sr-Latn-CS"/>
-        </w:rPr>
-      </w:pPr>
-      <w:r>
-        <w:rPr/>
+        <w:keepNext/>
+        <w:rPr>
+          <w:b/>
+          <w:bCs/>
+          <w:lang w:val="sr-Latn-CS"/>
+        </w:rPr>
+      </w:pPr>
+      <w:r>
+        <w:rPr>
+          <w:noProof/>
+          <w:lang w:eastAsia="en-US"/>
+        </w:rPr>
         <w:drawing>
           <wp:inline distT="0" distB="0" distL="0" distR="0">
             <wp:extent cx="5588635" cy="3212465"/>
@@ -5033,7 +5092,7 @@
                     </pic:cNvPicPr>
                   </pic:nvPicPr>
                   <pic:blipFill>
-                    <a:blip r:embed="rId14"/>
+                    <a:blip r:embed="rId20"/>
                     <a:stretch>
                       <a:fillRect/>
                     </a:stretch>
@@ -5062,14 +5121,14 @@
           <w:lang w:val="sr-Latn-CS"/>
         </w:rPr>
       </w:pPr>
-      <w:bookmarkStart w:id="13" w:name="_Toc163018909"/>
+      <w:bookmarkStart w:id="12" w:name="_Toc163018909"/>
       <w:r>
         <w:rPr>
           <w:lang w:val="sr-Latn-CS"/>
         </w:rPr>
         <w:t xml:space="preserve">Brisanje </w:t>
       </w:r>
-      <w:bookmarkEnd w:id="13"/>
+      <w:bookmarkEnd w:id="12"/>
       <w:r>
         <w:rPr>
           <w:lang w:val="sr-Latn-CS"/>
@@ -5080,7 +5139,7 @@
     <w:p>
       <w:pPr>
         <w:pStyle w:val="BodyText"/>
-        <w:keepNext w:val="true"/>
+        <w:keepNext/>
         <w:rPr>
           <w:b/>
           <w:bCs/>
@@ -5107,13 +5166,19 @@
         <w:rPr>
           <w:lang w:val="sr-Latn-CS"/>
         </w:rPr>
-        <w:t>Biranje postojeće odevne kombinacije od člana društvene mreže koji je dodao tu odevnu kombinaciju.</w:t>
-      </w:r>
-    </w:p>
-    <w:p>
-      <w:pPr>
-        <w:pStyle w:val="BodyText"/>
-        <w:keepNext w:val="true"/>
+        <w:t xml:space="preserve">Biranje postojeće odevne kombinacije od </w:t>
+      </w:r>
+      <w:r>
+        <w:rPr>
+          <w:lang w:val="sr-Latn-CS"/>
+        </w:rPr>
+        <w:t>člana društvene mreže koji je dodao tu odevnu kombinaciju.</w:t>
+      </w:r>
+    </w:p>
+    <w:p>
+      <w:pPr>
+        <w:pStyle w:val="BodyText"/>
+        <w:keepNext/>
         <w:rPr>
           <w:b/>
           <w:bCs/>
@@ -5146,7 +5211,7 @@
     <w:p>
       <w:pPr>
         <w:pStyle w:val="BodyText"/>
-        <w:keepNext w:val="true"/>
+        <w:keepNext/>
         <w:rPr>
           <w:b/>
           <w:bCs/>
@@ -5179,7 +5244,7 @@
     <w:p>
       <w:pPr>
         <w:pStyle w:val="BodyText"/>
-        <w:keepNext w:val="true"/>
+        <w:keepNext/>
         <w:rPr>
           <w:b/>
           <w:bCs/>
@@ -5225,7 +5290,13 @@
         <w:rPr>
           <w:lang w:val="sr-Latn-CS"/>
         </w:rPr>
-        <w:t>b. Korisnik bira opciju za prikaz svog profila.</w:t>
+        <w:t xml:space="preserve">b. Korisnik bira opciju za </w:t>
+      </w:r>
+      <w:r>
+        <w:rPr>
+          <w:lang w:val="sr-Latn-CS"/>
+        </w:rPr>
+        <w:t>prikaz svog profila.</w:t>
       </w:r>
     </w:p>
     <w:p>
@@ -5312,7 +5383,13 @@
         <w:rPr>
           <w:lang w:val="sr-Latn-CS"/>
         </w:rPr>
-        <w:t>Korisnik potvrđuje da želi da obriše zadatu objavu.</w:t>
+        <w:t>Korisnik potvrđuje da želi da obriš</w:t>
+      </w:r>
+      <w:r>
+        <w:rPr>
+          <w:lang w:val="sr-Latn-CS"/>
+        </w:rPr>
+        <w:t>e zadatu objavu.</w:t>
       </w:r>
     </w:p>
     <w:p>
@@ -5327,7 +5404,6 @@
         </w:rPr>
       </w:pPr>
       <w:r>
-        <w:rPr/>
         <w:t>Vr</w:t>
       </w:r>
       <w:r>
@@ -5373,7 +5449,7 @@
     <w:p>
       <w:pPr>
         <w:pStyle w:val="BodyText"/>
-        <w:keepNext w:val="true"/>
+        <w:keepNext/>
         <w:rPr>
           <w:b/>
           <w:bCs/>
@@ -5397,26 +5473,26 @@
         </w:rPr>
       </w:pPr>
       <w:r>
-        <w:rPr/>
         <w:t>Nema.</w:t>
       </w:r>
     </w:p>
     <w:p>
       <w:pPr>
         <w:pStyle w:val="BodyText"/>
-        <w:keepNext w:val="true"/>
-        <w:rPr>
-          <w:b/>
-          <w:bCs/>
-          <w:lang w:val="sr-Latn-CS"/>
-        </w:rPr>
-      </w:pPr>
-      <w:r>
-        <w:rPr>
-          <w:b/>
-          <w:bCs/>
-          <w:lang w:val="sr-Latn-CS"/>
-        </w:rPr>
+        <w:keepNext/>
+        <w:rPr>
+          <w:b/>
+          <w:bCs/>
+          <w:lang w:val="sr-Latn-CS"/>
+        </w:rPr>
+      </w:pPr>
+      <w:r>
+        <w:rPr>
+          <w:b/>
+          <w:bCs/>
+          <w:lang w:val="sr-Latn-CS"/>
+        </w:rPr>
+        <w:lastRenderedPageBreak/>
         <w:t>Posledice:</w:t>
       </w:r>
     </w:p>
@@ -5470,13 +5546,21 @@
           <w:bCs/>
           <w:lang w:val="sr-Latn-CS"/>
         </w:rPr>
-        <w:t>Kratak opis:</w:t>
-      </w:r>
-    </w:p>
-    <w:p>
-      <w:pPr>
-        <w:pStyle w:val="BodyText"/>
-        <w:keepNext w:val="true"/>
+        <w:t>Kratak opis</w:t>
+      </w:r>
+      <w:r>
+        <w:rPr>
+          <w:b/>
+          <w:bCs/>
+          <w:lang w:val="sr-Latn-CS"/>
+        </w:rPr>
+        <w:t>:</w:t>
+      </w:r>
+    </w:p>
+    <w:p>
+      <w:pPr>
+        <w:pStyle w:val="BodyText"/>
+        <w:keepNext/>
         <w:rPr>
           <w:lang w:val="sr-Latn-CS"/>
         </w:rPr>
@@ -5491,7 +5575,7 @@
     <w:p>
       <w:pPr>
         <w:pStyle w:val="BodyText"/>
-        <w:keepNext w:val="true"/>
+        <w:keepNext/>
         <w:rPr>
           <w:b/>
           <w:bCs/>
@@ -5524,7 +5608,7 @@
     <w:p>
       <w:pPr>
         <w:pStyle w:val="BodyText"/>
-        <w:keepNext w:val="true"/>
+        <w:keepNext/>
         <w:rPr>
           <w:b/>
           <w:bCs/>
@@ -5557,7 +5641,7 @@
     <w:p>
       <w:pPr>
         <w:pStyle w:val="BodyText"/>
-        <w:keepNext w:val="true"/>
+        <w:keepNext/>
         <w:rPr>
           <w:b/>
           <w:bCs/>
@@ -5603,7 +5687,13 @@
         <w:rPr>
           <w:lang w:val="sr-Latn-CS"/>
         </w:rPr>
-        <w:t>b. Korisnik bira opciju za prikaz stranice sa objavama korisnika koje prati.</w:t>
+        <w:t xml:space="preserve">b. Korisnik bira opciju za </w:t>
+      </w:r>
+      <w:r>
+        <w:rPr>
+          <w:lang w:val="sr-Latn-CS"/>
+        </w:rPr>
+        <w:t>prikaz stranice sa objavama korisnika koje prati.</w:t>
       </w:r>
     </w:p>
     <w:p>
@@ -5672,13 +5762,19 @@
         <w:rPr>
           <w:lang w:val="sr-Latn-CS"/>
         </w:rPr>
-        <w:t>Osvežava se forma sa zadatom objavom.</w:t>
-      </w:r>
-    </w:p>
-    <w:p>
-      <w:pPr>
-        <w:pStyle w:val="BodyText"/>
-        <w:keepNext w:val="true"/>
+        <w:t>Osvežava se forma s</w:t>
+      </w:r>
+      <w:r>
+        <w:rPr>
+          <w:lang w:val="sr-Latn-CS"/>
+        </w:rPr>
+        <w:t>a zadatom objavom.</w:t>
+      </w:r>
+    </w:p>
+    <w:p>
+      <w:pPr>
+        <w:pStyle w:val="BodyText"/>
+        <w:keepNext/>
         <w:rPr>
           <w:b/>
           <w:bCs/>
@@ -5711,7 +5807,7 @@
     <w:p>
       <w:pPr>
         <w:pStyle w:val="BodyText"/>
-        <w:keepNext w:val="true"/>
+        <w:keepNext/>
         <w:rPr>
           <w:b/>
           <w:bCs/>
@@ -5761,7 +5857,6 @@
           <w:lang w:val="sr-Latn-CS"/>
         </w:rPr>
       </w:pPr>
-      <w:bookmarkStart w:id="14" w:name="_Toc163018912"/>
       <w:r>
         <w:rPr>
           <w:i/>
@@ -5797,7 +5892,7 @@
     <w:p>
       <w:pPr>
         <w:pStyle w:val="BodyText"/>
-        <w:keepNext w:val="true"/>
+        <w:keepNext/>
         <w:rPr>
           <w:lang w:val="sr-Latn-CS"/>
         </w:rPr>
@@ -5812,7 +5907,7 @@
     <w:p>
       <w:pPr>
         <w:pStyle w:val="BodyText"/>
-        <w:keepNext w:val="true"/>
+        <w:keepNext/>
         <w:rPr>
           <w:b/>
           <w:bCs/>
@@ -5845,7 +5940,7 @@
     <w:p>
       <w:pPr>
         <w:pStyle w:val="BodyText"/>
-        <w:keepNext w:val="true"/>
+        <w:keepNext/>
         <w:rPr>
           <w:b/>
           <w:bCs/>
@@ -5878,7 +5973,7 @@
     <w:p>
       <w:pPr>
         <w:pStyle w:val="BodyText"/>
-        <w:keepNext w:val="true"/>
+        <w:keepNext/>
         <w:rPr>
           <w:b/>
           <w:bCs/>
@@ -5924,7 +6019,13 @@
         <w:rPr>
           <w:lang w:val="sr-Latn-CS"/>
         </w:rPr>
-        <w:t>b. Korisnik bira opciju za prikaz stranice sa objavama korisnika koje prati.</w:t>
+        <w:t>b. Korisnik bira opciju za prikaz stranice sa objavama korisnika koj</w:t>
+      </w:r>
+      <w:r>
+        <w:rPr>
+          <w:lang w:val="sr-Latn-CS"/>
+        </w:rPr>
+        <w:t>e prati.</w:t>
       </w:r>
     </w:p>
     <w:p>
@@ -5999,19 +6100,20 @@
     <w:p>
       <w:pPr>
         <w:pStyle w:val="BodyText"/>
-        <w:keepNext w:val="true"/>
-        <w:rPr>
-          <w:b/>
-          <w:bCs/>
-          <w:lang w:val="sr-Latn-CS"/>
-        </w:rPr>
-      </w:pPr>
-      <w:r>
-        <w:rPr>
-          <w:b/>
-          <w:bCs/>
-          <w:lang w:val="sr-Latn-CS"/>
-        </w:rPr>
+        <w:keepNext/>
+        <w:rPr>
+          <w:b/>
+          <w:bCs/>
+          <w:lang w:val="sr-Latn-CS"/>
+        </w:rPr>
+      </w:pPr>
+      <w:r>
+        <w:rPr>
+          <w:b/>
+          <w:bCs/>
+          <w:lang w:val="sr-Latn-CS"/>
+        </w:rPr>
+        <w:lastRenderedPageBreak/>
         <w:t>Izuzetci:</w:t>
       </w:r>
     </w:p>
@@ -6032,7 +6134,7 @@
     <w:p>
       <w:pPr>
         <w:pStyle w:val="BodyText"/>
-        <w:keepNext w:val="true"/>
+        <w:keepNext/>
         <w:rPr>
           <w:b/>
           <w:bCs/>
@@ -6082,19 +6184,19 @@
           <w:lang w:val="sr-Latn-CS"/>
         </w:rPr>
       </w:pPr>
-      <w:bookmarkStart w:id="15" w:name="_Toc163018912"/>
+      <w:bookmarkStart w:id="13" w:name="_Toc163018912"/>
       <w:r>
         <w:rPr>
           <w:lang w:val="sr-Latn-CS"/>
         </w:rPr>
         <w:t>Zapraćivanje drugog člana</w:t>
       </w:r>
-      <w:bookmarkEnd w:id="15"/>
-    </w:p>
-    <w:p>
-      <w:pPr>
-        <w:pStyle w:val="BodyText"/>
-        <w:keepNext w:val="true"/>
+      <w:bookmarkEnd w:id="13"/>
+    </w:p>
+    <w:p>
+      <w:pPr>
+        <w:pStyle w:val="BodyText"/>
+        <w:keepNext/>
         <w:rPr>
           <w:b/>
           <w:bCs/>
@@ -6127,7 +6229,7 @@
     <w:p>
       <w:pPr>
         <w:pStyle w:val="BodyText"/>
-        <w:keepNext w:val="true"/>
+        <w:keepNext/>
         <w:rPr>
           <w:b/>
           <w:bCs/>
@@ -6160,7 +6262,7 @@
     <w:p>
       <w:pPr>
         <w:pStyle w:val="BodyText"/>
-        <w:keepNext w:val="true"/>
+        <w:keepNext/>
         <w:rPr>
           <w:b/>
           <w:bCs/>
@@ -6193,7 +6295,7 @@
     <w:p>
       <w:pPr>
         <w:pStyle w:val="BodyText"/>
-        <w:keepNext w:val="true"/>
+        <w:keepNext/>
         <w:rPr>
           <w:b/>
           <w:bCs/>
@@ -6284,7 +6386,7 @@
     <w:p>
       <w:pPr>
         <w:pStyle w:val="BodyText"/>
-        <w:keepNext w:val="true"/>
+        <w:keepNext/>
         <w:rPr>
           <w:b/>
           <w:bCs/>
@@ -6317,20 +6419,28 @@
     <w:p>
       <w:pPr>
         <w:pStyle w:val="BodyText"/>
-        <w:keepNext w:val="true"/>
-        <w:rPr>
-          <w:b/>
-          <w:bCs/>
-          <w:lang w:val="sr-Latn-CS"/>
-        </w:rPr>
-      </w:pPr>
-      <w:r>
-        <w:rPr>
-          <w:b/>
-          <w:bCs/>
-          <w:lang w:val="sr-Latn-CS"/>
-        </w:rPr>
-        <w:t>Posledice:</w:t>
+        <w:keepNext/>
+        <w:rPr>
+          <w:b/>
+          <w:bCs/>
+          <w:lang w:val="sr-Latn-CS"/>
+        </w:rPr>
+      </w:pPr>
+      <w:r>
+        <w:rPr>
+          <w:b/>
+          <w:bCs/>
+          <w:lang w:val="sr-Latn-CS"/>
+        </w:rPr>
+        <w:t>Posledi</w:t>
+      </w:r>
+      <w:r>
+        <w:rPr>
+          <w:b/>
+          <w:bCs/>
+          <w:lang w:val="sr-Latn-CS"/>
+        </w:rPr>
+        <w:t>ce:</w:t>
       </w:r>
     </w:p>
     <w:p>
@@ -6354,7 +6464,6 @@
           <w:lang w:val="sr-Latn-CS"/>
         </w:rPr>
       </w:pPr>
-      <w:bookmarkStart w:id="16" w:name="_Toc163018914"/>
       <w:r>
         <w:rPr>
           <w:lang w:val="sr-Latn-CS"/>
@@ -6365,7 +6474,7 @@
     <w:p>
       <w:pPr>
         <w:pStyle w:val="BodyText"/>
-        <w:keepNext w:val="true"/>
+        <w:keepNext/>
         <w:rPr>
           <w:b/>
           <w:bCs/>
@@ -6392,13 +6501,19 @@
         <w:rPr>
           <w:lang w:val="sr-Latn-CS"/>
         </w:rPr>
-        <w:t>Uklanjanje korisnika iz grupe članova čije objave korisnik prati. //</w:t>
-      </w:r>
-    </w:p>
-    <w:p>
-      <w:pPr>
-        <w:pStyle w:val="BodyText"/>
-        <w:keepNext w:val="true"/>
+        <w:t>Uklanjanje korisnika iz grupe članova čij</w:t>
+      </w:r>
+      <w:r>
+        <w:rPr>
+          <w:lang w:val="sr-Latn-CS"/>
+        </w:rPr>
+        <w:t>e objave korisnik prati. //</w:t>
+      </w:r>
+    </w:p>
+    <w:p>
+      <w:pPr>
+        <w:pStyle w:val="BodyText"/>
+        <w:keepNext/>
         <w:rPr>
           <w:b/>
           <w:bCs/>
@@ -6431,7 +6546,7 @@
     <w:p>
       <w:pPr>
         <w:pStyle w:val="BodyText"/>
-        <w:keepNext w:val="true"/>
+        <w:keepNext/>
         <w:rPr>
           <w:b/>
           <w:bCs/>
@@ -6464,7 +6579,7 @@
     <w:p>
       <w:pPr>
         <w:pStyle w:val="BodyText"/>
-        <w:keepNext w:val="true"/>
+        <w:keepNext/>
         <w:rPr>
           <w:b/>
           <w:bCs/>
@@ -6531,7 +6646,13 @@
         <w:rPr>
           <w:lang w:val="sr-Latn-CS"/>
         </w:rPr>
-        <w:t>Korisnik bira opciju “Unfollow“ za otpraćivanje člana.</w:t>
+        <w:t xml:space="preserve">Korisnik bira opciju “Unfollow“ za </w:t>
+      </w:r>
+      <w:r>
+        <w:rPr>
+          <w:lang w:val="sr-Latn-CS"/>
+        </w:rPr>
+        <w:t>otpraćivanje člana.</w:t>
       </w:r>
     </w:p>
     <w:p>
@@ -6555,7 +6676,7 @@
     <w:p>
       <w:pPr>
         <w:pStyle w:val="BodyText"/>
-        <w:keepNext w:val="true"/>
+        <w:keepNext/>
         <w:rPr>
           <w:b/>
           <w:bCs/>
@@ -6588,19 +6709,20 @@
     <w:p>
       <w:pPr>
         <w:pStyle w:val="BodyText"/>
-        <w:keepNext w:val="true"/>
-        <w:rPr>
-          <w:b/>
-          <w:bCs/>
-          <w:lang w:val="sr-Latn-CS"/>
-        </w:rPr>
-      </w:pPr>
-      <w:r>
-        <w:rPr>
-          <w:b/>
-          <w:bCs/>
-          <w:lang w:val="sr-Latn-CS"/>
-        </w:rPr>
+        <w:keepNext/>
+        <w:rPr>
+          <w:b/>
+          <w:bCs/>
+          <w:lang w:val="sr-Latn-CS"/>
+        </w:rPr>
+      </w:pPr>
+      <w:r>
+        <w:rPr>
+          <w:b/>
+          <w:bCs/>
+          <w:lang w:val="sr-Latn-CS"/>
+        </w:rPr>
+        <w:lastRenderedPageBreak/>
         <w:t>Posledice:</w:t>
       </w:r>
     </w:p>
@@ -6611,14 +6733,20 @@
           <w:lang w:val="sr-Latn-CS"/>
         </w:rPr>
       </w:pPr>
-      <w:bookmarkStart w:id="17" w:name="_Toc163018914"/>
-      <w:r>
-        <w:rPr>
-          <w:lang w:val="sr-Latn-CS"/>
-        </w:rPr>
-        <w:t>Objave zadatog otpraćenog člana se više neće neprikazivati u okviru stranice sa objavama članova koje korisnik prati. Na profilu otpraćenog člana je broj pratilaca umanjen za jedan.</w:t>
-      </w:r>
-      <w:bookmarkEnd w:id="17"/>
+      <w:bookmarkStart w:id="14" w:name="_Toc163018914"/>
+      <w:r>
+        <w:rPr>
+          <w:lang w:val="sr-Latn-CS"/>
+        </w:rPr>
+        <w:t xml:space="preserve">Objave zadatog otpraćenog člana se više neće neprikazivati u okviru stranice sa objavama članova koje korisnik prati. Na profilu otpraćenog člana je broj pratilaca umanjen za </w:t>
+      </w:r>
+      <w:r>
+        <w:rPr>
+          <w:lang w:val="sr-Latn-CS"/>
+        </w:rPr>
+        <w:t>jedan.</w:t>
+      </w:r>
+      <w:bookmarkEnd w:id="14"/>
     </w:p>
     <w:p>
       <w:pPr>
@@ -6637,7 +6765,7 @@
     <w:p>
       <w:pPr>
         <w:pStyle w:val="BodyText"/>
-        <w:keepNext w:val="true"/>
+        <w:keepNext/>
         <w:rPr>
           <w:b/>
           <w:bCs/>
@@ -6670,7 +6798,7 @@
     <w:p>
       <w:pPr>
         <w:pStyle w:val="BodyText"/>
-        <w:keepNext w:val="true"/>
+        <w:keepNext/>
         <w:rPr>
           <w:b/>
           <w:bCs/>
@@ -6703,7 +6831,7 @@
     <w:p>
       <w:pPr>
         <w:pStyle w:val="BodyText"/>
-        <w:keepNext w:val="true"/>
+        <w:keepNext/>
         <w:rPr>
           <w:b/>
           <w:bCs/>
@@ -6736,7 +6864,7 @@
     <w:p>
       <w:pPr>
         <w:pStyle w:val="BodyText"/>
-        <w:keepNext w:val="true"/>
+        <w:keepNext/>
         <w:rPr>
           <w:b/>
           <w:bCs/>
@@ -6767,7 +6895,13 @@
         <w:rPr>
           <w:lang w:val="sr-Latn-CS"/>
         </w:rPr>
-        <w:t>a. Korisnik bira opciju za prikaz stranice sa novim objavama.</w:t>
+        <w:t>a. Korisnik bira opciju za prikaz stranice sa novim</w:t>
+      </w:r>
+      <w:r>
+        <w:rPr>
+          <w:lang w:val="sr-Latn-CS"/>
+        </w:rPr>
+        <w:t xml:space="preserve"> objavama.</w:t>
       </w:r>
     </w:p>
     <w:p>
@@ -6851,7 +6985,13 @@
         <w:rPr>
           <w:lang w:val="sr-Latn-CS"/>
         </w:rPr>
-        <w:t>Prikazuje se forma za prikaz i dodavanje komentara.</w:t>
+        <w:t>Prika</w:t>
+      </w:r>
+      <w:r>
+        <w:rPr>
+          <w:lang w:val="sr-Latn-CS"/>
+        </w:rPr>
+        <w:t>zuje se forma za prikaz i dodavanje komentara.</w:t>
       </w:r>
     </w:p>
     <w:p>
@@ -6938,13 +7078,19 @@
         <w:rPr>
           <w:lang w:val="sr-Latn-CS"/>
         </w:rPr>
-        <w:t>Osvežava se forma za prikaz i dodavanje komentara.</w:t>
-      </w:r>
-    </w:p>
-    <w:p>
-      <w:pPr>
-        <w:pStyle w:val="BodyText"/>
-        <w:keepNext w:val="true"/>
+        <w:t>Osvežava se fo</w:t>
+      </w:r>
+      <w:r>
+        <w:rPr>
+          <w:lang w:val="sr-Latn-CS"/>
+        </w:rPr>
+        <w:t>rma za prikaz i dodavanje komentara.</w:t>
+      </w:r>
+    </w:p>
+    <w:p>
+      <w:pPr>
+        <w:pStyle w:val="BodyText"/>
+        <w:keepNext/>
         <w:rPr>
           <w:b/>
           <w:bCs/>
@@ -6963,10 +7109,8 @@
     <w:p>
       <w:pPr>
         <w:pStyle w:val="BodyText"/>
-        <w:rPr/>
-      </w:pPr>
-      <w:r>
-        <w:rPr/>
+      </w:pPr>
+      <w:r>
         <w:t>[</w:t>
       </w:r>
       <w:r>
@@ -6976,14 +7120,13 @@
         <w:t>Komentar je predugačak</w:t>
       </w:r>
       <w:r>
-        <w:rPr/>
         <w:t>] Prikazuje se iskačući prozor sa trenutnom dužinom komentara i dozvoljenom dužinom.</w:t>
       </w:r>
     </w:p>
     <w:p>
       <w:pPr>
         <w:pStyle w:val="BodyText"/>
-        <w:keepNext w:val="true"/>
+        <w:keepNext/>
         <w:rPr>
           <w:b/>
           <w:bCs/>
@@ -7020,7 +7163,6 @@
           <w:lang w:val="sr-Latn-CS"/>
         </w:rPr>
       </w:pPr>
-      <w:bookmarkStart w:id="18" w:name="_Toc163018916"/>
       <w:r>
         <w:rPr>
           <w:lang w:val="sr-Latn-CS"/>
@@ -7031,7 +7173,7 @@
     <w:p>
       <w:pPr>
         <w:pStyle w:val="BodyText"/>
-        <w:keepNext w:val="true"/>
+        <w:keepNext/>
         <w:rPr>
           <w:b/>
           <w:bCs/>
@@ -7058,13 +7200,19 @@
         <w:rPr>
           <w:lang w:val="sr-Latn-CS"/>
         </w:rPr>
-        <w:t>Uklanjanje komentara sa zadate objave objave od strane korisnika koji je postavio taj komentar.</w:t>
-      </w:r>
-    </w:p>
-    <w:p>
-      <w:pPr>
-        <w:pStyle w:val="BodyText"/>
-        <w:keepNext w:val="true"/>
+        <w:t xml:space="preserve">Uklanjanje komentara sa zadate </w:t>
+      </w:r>
+      <w:r>
+        <w:rPr>
+          <w:lang w:val="sr-Latn-CS"/>
+        </w:rPr>
+        <w:t>objave objave od strane korisnika koji je postavio taj komentar.</w:t>
+      </w:r>
+    </w:p>
+    <w:p>
+      <w:pPr>
+        <w:pStyle w:val="BodyText"/>
+        <w:keepNext/>
         <w:rPr>
           <w:b/>
           <w:bCs/>
@@ -7097,7 +7245,7 @@
     <w:p>
       <w:pPr>
         <w:pStyle w:val="BodyText"/>
-        <w:keepNext w:val="true"/>
+        <w:keepNext/>
         <w:rPr>
           <w:b/>
           <w:bCs/>
@@ -7130,7 +7278,7 @@
     <w:p>
       <w:pPr>
         <w:pStyle w:val="BodyText"/>
-        <w:keepNext w:val="true"/>
+        <w:keepNext/>
         <w:rPr>
           <w:b/>
           <w:bCs/>
@@ -7176,7 +7324,14 @@
         <w:rPr>
           <w:lang w:val="sr-Latn-CS"/>
         </w:rPr>
-        <w:t>b. Korisnik bira opciju za prikaz stranice sa objavama korisnika koje prati.</w:t>
+        <w:lastRenderedPageBreak/>
+        <w:t>b. Korisnik bira opciju za pri</w:t>
+      </w:r>
+      <w:r>
+        <w:rPr>
+          <w:lang w:val="sr-Latn-CS"/>
+        </w:rPr>
+        <w:t>kaz stranice sa objavama korisnika koje prati.</w:t>
       </w:r>
     </w:p>
     <w:p>
@@ -7245,7 +7400,13 @@
         <w:rPr>
           <w:lang w:val="sr-Latn-CS"/>
         </w:rPr>
-        <w:t>Prikazuje se forma za prikaz i dodavanje komentara.</w:t>
+        <w:t>Prikazuje se forma za prikaz i dodavanje komentar</w:t>
+      </w:r>
+      <w:r>
+        <w:rPr>
+          <w:lang w:val="sr-Latn-CS"/>
+        </w:rPr>
+        <w:t>a.</w:t>
       </w:r>
     </w:p>
     <w:p>
@@ -7305,7 +7466,7 @@
     <w:p>
       <w:pPr>
         <w:pStyle w:val="BodyText"/>
-        <w:keepNext w:val="true"/>
+        <w:keepNext/>
         <w:rPr>
           <w:b/>
           <w:bCs/>
@@ -7324,17 +7485,15 @@
     <w:p>
       <w:pPr>
         <w:pStyle w:val="BodyText"/>
-        <w:rPr/>
-      </w:pPr>
-      <w:r>
-        <w:rPr/>
+      </w:pPr>
+      <w:r>
         <w:t>Nema.</w:t>
       </w:r>
     </w:p>
     <w:p>
       <w:pPr>
         <w:pStyle w:val="BodyText"/>
-        <w:keepNext w:val="true"/>
+        <w:keepNext/>
         <w:rPr>
           <w:b/>
           <w:bCs/>
@@ -7381,7 +7540,7 @@
     <w:p>
       <w:pPr>
         <w:pStyle w:val="BodyText"/>
-        <w:keepNext w:val="true"/>
+        <w:keepNext/>
         <w:rPr>
           <w:b/>
           <w:bCs/>
@@ -7408,13 +7567,19 @@
         <w:rPr>
           <w:lang w:val="sr-Latn-CS"/>
         </w:rPr>
-        <w:t>Pretraga svih korisnika na osnovu njihovih korisničkih imena.</w:t>
-      </w:r>
-    </w:p>
-    <w:p>
-      <w:pPr>
-        <w:pStyle w:val="BodyText"/>
-        <w:keepNext w:val="true"/>
+        <w:t xml:space="preserve">Pretraga svih korisnika na osnovu </w:t>
+      </w:r>
+      <w:r>
+        <w:rPr>
+          <w:lang w:val="sr-Latn-CS"/>
+        </w:rPr>
+        <w:t>njihovih korisničkih imena.</w:t>
+      </w:r>
+    </w:p>
+    <w:p>
+      <w:pPr>
+        <w:pStyle w:val="BodyText"/>
+        <w:keepNext/>
         <w:rPr>
           <w:b/>
           <w:bCs/>
@@ -7447,7 +7612,7 @@
     <w:p>
       <w:pPr>
         <w:pStyle w:val="BodyText"/>
-        <w:keepNext w:val="true"/>
+        <w:keepNext/>
         <w:rPr>
           <w:b/>
           <w:bCs/>
@@ -7480,7 +7645,7 @@
     <w:p>
       <w:pPr>
         <w:pStyle w:val="BodyText"/>
-        <w:keepNext w:val="true"/>
+        <w:keepNext/>
         <w:rPr>
           <w:b/>
           <w:bCs/>
@@ -7547,7 +7712,13 @@
         <w:rPr>
           <w:lang w:val="sr-Latn-CS"/>
         </w:rPr>
-        <w:t>Korisnik unosi deo ili celo korisničko ime korisnika.</w:t>
+        <w:t>Korisnik unosi deo ili celo</w:t>
+      </w:r>
+      <w:r>
+        <w:rPr>
+          <w:lang w:val="sr-Latn-CS"/>
+        </w:rPr>
+        <w:t xml:space="preserve"> korisničko ime korisnika.</w:t>
       </w:r>
     </w:p>
     <w:p>
@@ -7571,7 +7742,7 @@
     <w:p>
       <w:pPr>
         <w:pStyle w:val="BodyText"/>
-        <w:keepNext w:val="true"/>
+        <w:keepNext/>
         <w:rPr>
           <w:b/>
           <w:bCs/>
@@ -7590,17 +7761,15 @@
     <w:p>
       <w:pPr>
         <w:pStyle w:val="BodyText"/>
-        <w:rPr/>
-      </w:pPr>
-      <w:r>
-        <w:rPr/>
+      </w:pPr>
+      <w:r>
         <w:t>Nema.</w:t>
       </w:r>
     </w:p>
     <w:p>
       <w:pPr>
         <w:pStyle w:val="BodyText"/>
-        <w:keepNext w:val="true"/>
+        <w:keepNext/>
         <w:rPr>
           <w:b/>
           <w:bCs/>
@@ -7647,7 +7816,7 @@
     <w:p>
       <w:pPr>
         <w:pStyle w:val="BodyText"/>
-        <w:keepNext w:val="true"/>
+        <w:keepNext/>
         <w:rPr>
           <w:b/>
           <w:bCs/>
@@ -7674,13 +7843,19 @@
         <w:rPr>
           <w:lang w:val="sr-Latn-CS"/>
         </w:rPr>
-        <w:t>Pretraga dostupnih artikala na osnovu zadatih parametara.</w:t>
-      </w:r>
-    </w:p>
-    <w:p>
-      <w:pPr>
-        <w:pStyle w:val="BodyText"/>
-        <w:keepNext w:val="true"/>
+        <w:t>Pretraga dostupn</w:t>
+      </w:r>
+      <w:r>
+        <w:rPr>
+          <w:lang w:val="sr-Latn-CS"/>
+        </w:rPr>
+        <w:t>ih artikala na osnovu zadatih parametara.</w:t>
+      </w:r>
+    </w:p>
+    <w:p>
+      <w:pPr>
+        <w:pStyle w:val="BodyText"/>
+        <w:keepNext/>
         <w:rPr>
           <w:b/>
           <w:bCs/>
@@ -7713,7 +7888,7 @@
     <w:p>
       <w:pPr>
         <w:pStyle w:val="BodyText"/>
-        <w:keepNext w:val="true"/>
+        <w:keepNext/>
         <w:rPr>
           <w:b/>
           <w:bCs/>
@@ -7746,19 +7921,20 @@
     <w:p>
       <w:pPr>
         <w:pStyle w:val="BodyText"/>
-        <w:keepNext w:val="true"/>
-        <w:rPr>
-          <w:b/>
-          <w:bCs/>
-          <w:lang w:val="sr-Latn-CS"/>
-        </w:rPr>
-      </w:pPr>
-      <w:r>
-        <w:rPr>
-          <w:b/>
-          <w:bCs/>
-          <w:lang w:val="sr-Latn-CS"/>
-        </w:rPr>
+        <w:keepNext/>
+        <w:rPr>
+          <w:b/>
+          <w:bCs/>
+          <w:lang w:val="sr-Latn-CS"/>
+        </w:rPr>
+      </w:pPr>
+      <w:r>
+        <w:rPr>
+          <w:b/>
+          <w:bCs/>
+          <w:lang w:val="sr-Latn-CS"/>
+        </w:rPr>
+        <w:lastRenderedPageBreak/>
         <w:t>Osnovni tok:</w:t>
       </w:r>
     </w:p>
@@ -7795,7 +7971,13 @@
         <w:rPr>
           <w:lang w:val="sr-Latn-CS"/>
         </w:rPr>
-        <w:t>Prikazuju se forma za pretragu odevne kombinacije i forma za prikaz dostupne odeće.</w:t>
+        <w:t>Prikazuju se forma za pretragu odevne kombinacije i for</w:t>
+      </w:r>
+      <w:r>
+        <w:rPr>
+          <w:lang w:val="sr-Latn-CS"/>
+        </w:rPr>
+        <w:t>ma za prikaz dostupne odeće.</w:t>
       </w:r>
     </w:p>
     <w:p>
@@ -7846,7 +8028,13 @@
         <w:rPr>
           <w:lang w:val="sr-Latn-CS"/>
         </w:rPr>
-        <w:t>b. Korisnik bira opciju “Reset“ za uklanjanje trenutnih filtera nad dostupnom odećom.</w:t>
+        <w:t>b. Korisnik bira opciju “Reset“ za uklanjan</w:t>
+      </w:r>
+      <w:r>
+        <w:rPr>
+          <w:lang w:val="sr-Latn-CS"/>
+        </w:rPr>
+        <w:t>je trenutnih filtera nad dostupnom odećom.</w:t>
       </w:r>
     </w:p>
     <w:p>
@@ -7888,7 +8076,7 @@
     <w:p>
       <w:pPr>
         <w:pStyle w:val="BodyText"/>
-        <w:keepNext w:val="true"/>
+        <w:keepNext/>
         <w:rPr>
           <w:b/>
           <w:bCs/>
@@ -7907,17 +8095,15 @@
     <w:p>
       <w:pPr>
         <w:pStyle w:val="BodyText"/>
-        <w:rPr/>
-      </w:pPr>
-      <w:r>
-        <w:rPr/>
+      </w:pPr>
+      <w:r>
         <w:t>Nema.</w:t>
       </w:r>
     </w:p>
     <w:p>
       <w:pPr>
         <w:pStyle w:val="BodyText"/>
-        <w:keepNext w:val="true"/>
+        <w:keepNext/>
         <w:rPr>
           <w:b/>
           <w:bCs/>
@@ -7954,11 +8140,6 @@
           <w:lang w:val="sr-Latn-CS"/>
         </w:rPr>
       </w:pPr>
-      <w:r>
-        <w:rPr>
-          <w:lang w:val="sr-Latn-CS"/>
-        </w:rPr>
-      </w:r>
     </w:p>
     <w:p>
       <w:pPr>
@@ -7967,28 +8148,346 @@
           <w:lang w:val="sr-Latn-CS"/>
         </w:rPr>
       </w:pPr>
-      <w:bookmarkStart w:id="19" w:name="_Toc163018916"/>
+      <w:bookmarkStart w:id="15" w:name="_Toc163018916"/>
       <w:r>
         <w:rPr>
           <w:lang w:val="sr-Latn-CS"/>
         </w:rPr>
         <w:t>Dodatni zahtevi</w:t>
       </w:r>
+      <w:bookmarkEnd w:id="15"/>
+    </w:p>
+    <w:p>
+      <w:pPr>
+        <w:pStyle w:val="Heading2"/>
+        <w:rPr>
+          <w:lang w:val="sr-Latn-CS"/>
+        </w:rPr>
+      </w:pPr>
+      <w:bookmarkStart w:id="16" w:name="_Toc163018917"/>
+      <w:r>
+        <w:rPr>
+          <w:lang w:val="sr-Latn-CS"/>
+        </w:rPr>
+        <w:t>Funkcionalnost</w:t>
+      </w:r>
+      <w:bookmarkEnd w:id="16"/>
+    </w:p>
+    <w:p>
+      <w:pPr>
+        <w:pStyle w:val="BodyText"/>
+        <w:rPr>
+          <w:lang w:val="sr-Latn-CS"/>
+        </w:rPr>
+      </w:pPr>
+      <w:r>
+        <w:rPr>
+          <w:lang w:val="sr-Latn-CS"/>
+        </w:rPr>
+        <w:t>U ovom odeljku su specificirani funkcionalni zahtevi koji su zajednički za više slučajeva korišćenja.</w:t>
+      </w:r>
+    </w:p>
+    <w:p>
+      <w:pPr>
+        <w:pStyle w:val="BodyText"/>
+        <w:rPr>
+          <w:lang w:val="sr-Latn-CS"/>
+        </w:rPr>
+      </w:pPr>
+      <w:r>
+        <w:rPr>
+          <w:lang w:val="sr-Latn-CS"/>
+        </w:rPr>
+        <w:t>OutfitFactory web aplikacija ne zahteva nikakve dodatne funkcionalnosti.</w:t>
+      </w:r>
+    </w:p>
+    <w:p>
+      <w:pPr>
+        <w:pStyle w:val="Heading2"/>
+        <w:rPr>
+          <w:lang w:val="sr-Latn-CS"/>
+        </w:rPr>
+      </w:pPr>
+      <w:bookmarkStart w:id="17" w:name="_Toc163018918"/>
+      <w:r>
+        <w:rPr>
+          <w:lang w:val="sr-Latn-CS"/>
+        </w:rPr>
+        <w:t>Upotrebivost</w:t>
+      </w:r>
+      <w:bookmarkEnd w:id="17"/>
+    </w:p>
+    <w:p>
+      <w:pPr>
+        <w:pStyle w:val="BodyText"/>
+        <w:rPr>
+          <w:lang w:val="sr-Latn-CS"/>
+        </w:rPr>
+      </w:pPr>
+      <w:r>
+        <w:rPr>
+          <w:lang w:val="sr-Latn-CS"/>
+        </w:rPr>
+        <w:t>U ovom odeljku su specificirani zahtevi koji su vezan</w:t>
+      </w:r>
+      <w:r>
+        <w:rPr>
+          <w:lang w:val="sr-Latn-CS"/>
+        </w:rPr>
+        <w:t>i za, ili utiču na upotrebivosti sistema koji se razvija.</w:t>
+      </w:r>
+    </w:p>
+    <w:p>
+      <w:pPr>
+        <w:pStyle w:val="BodyText"/>
+        <w:keepNext/>
+        <w:rPr>
+          <w:b/>
+          <w:bCs/>
+          <w:lang w:val="sr-Latn-CS"/>
+        </w:rPr>
+      </w:pPr>
+      <w:r>
+        <w:rPr>
+          <w:b/>
+          <w:bCs/>
+          <w:lang w:val="sr-Latn-CS"/>
+        </w:rPr>
+        <w:t>Korisnički interfejs prilagođen korisniku:</w:t>
+      </w:r>
+    </w:p>
+    <w:p>
+      <w:pPr>
+        <w:pStyle w:val="BodyText"/>
+        <w:rPr>
+          <w:lang w:val="sr-Latn-CS"/>
+        </w:rPr>
+      </w:pPr>
+      <w:r>
+        <w:rPr>
+          <w:lang w:val="sr-Latn-CS"/>
+        </w:rPr>
+        <w:t xml:space="preserve">Korisnički interfejs OutfitFactory će biti dizajniran tako da bude omogućeno jednostavno i intuitivno korišćenje bez potrebe za organizovanjem dodatne obuke. </w:t>
+      </w:r>
+    </w:p>
+    <w:p>
+      <w:pPr>
+        <w:pStyle w:val="Heading2"/>
+        <w:rPr>
+          <w:lang w:val="sr-Latn-CS"/>
+        </w:rPr>
+      </w:pPr>
+      <w:bookmarkStart w:id="18" w:name="_Toc163018919"/>
+      <w:r>
+        <w:rPr>
+          <w:lang w:val="sr-Latn-CS"/>
+        </w:rPr>
+        <w:t>Pouzdanost</w:t>
+      </w:r>
+      <w:bookmarkEnd w:id="18"/>
+    </w:p>
+    <w:p>
+      <w:pPr>
+        <w:pStyle w:val="BodyText"/>
+        <w:rPr>
+          <w:lang w:val="sr-Latn-CS"/>
+        </w:rPr>
+      </w:pPr>
+      <w:r>
+        <w:rPr>
+          <w:lang w:val="sr-Latn-CS"/>
+        </w:rPr>
+        <w:t>U ovom odeljku su specificirani zahtevi u pogledu pouzdanosti sistema koji se razvija.</w:t>
+      </w:r>
+    </w:p>
+    <w:p>
+      <w:pPr>
+        <w:pStyle w:val="BodyText"/>
+        <w:keepNext/>
+        <w:rPr>
+          <w:b/>
+          <w:bCs/>
+          <w:lang w:val="sr-Latn-CS"/>
+        </w:rPr>
+      </w:pPr>
+      <w:r>
+        <w:rPr>
+          <w:b/>
+          <w:bCs/>
+          <w:lang w:val="sr-Latn-CS"/>
+        </w:rPr>
+        <w:t>Dostupnost:</w:t>
+      </w:r>
+    </w:p>
+    <w:p>
+      <w:pPr>
+        <w:pStyle w:val="BodyText"/>
+        <w:rPr>
+          <w:lang w:val="sr-Latn-CS"/>
+        </w:rPr>
+      </w:pPr>
+      <w:r>
+        <w:rPr>
+          <w:lang w:val="sr-Latn-CS"/>
+        </w:rPr>
+        <w:t>OutfitFactory web aplikacija će biti dostupna 24 časa dnevno, 7 dana u nedelji. Vreme kada portal nije dostupan ne sme da pređe 10%.</w:t>
+      </w:r>
+    </w:p>
+    <w:p>
+      <w:pPr>
+        <w:pStyle w:val="BodyText"/>
+        <w:keepNext/>
+        <w:rPr>
+          <w:b/>
+          <w:bCs/>
+          <w:lang w:val="sr-Latn-CS"/>
+        </w:rPr>
+      </w:pPr>
+      <w:r>
+        <w:rPr>
+          <w:b/>
+          <w:bCs/>
+          <w:lang w:val="sr-Latn-CS"/>
+        </w:rPr>
+        <w:t>Srednjevreme između otkaza:</w:t>
+      </w:r>
+    </w:p>
+    <w:p>
+      <w:pPr>
+        <w:pStyle w:val="BodyText"/>
+        <w:rPr>
+          <w:lang w:val="sr-Latn-CS"/>
+        </w:rPr>
+      </w:pPr>
+      <w:r>
+        <w:rPr>
+          <w:lang w:val="sr-Latn-CS"/>
+        </w:rPr>
+        <w:t>Srednje vreme između dva sukcesivna otkaza ne sme da padne ispod 150 sati.</w:t>
+      </w:r>
+    </w:p>
+    <w:p>
+      <w:pPr>
+        <w:pStyle w:val="Heading2"/>
+        <w:rPr>
+          <w:lang w:val="sr-Latn-CS"/>
+        </w:rPr>
+      </w:pPr>
+      <w:bookmarkStart w:id="19" w:name="_Toc163018920"/>
+      <w:r>
+        <w:rPr>
+          <w:lang w:val="sr-Latn-CS"/>
+        </w:rPr>
+        <w:t>Perform</w:t>
+      </w:r>
+      <w:r>
+        <w:rPr>
+          <w:lang w:val="sr-Latn-CS"/>
+        </w:rPr>
+        <w:t>anse</w:t>
+      </w:r>
       <w:bookmarkEnd w:id="19"/>
     </w:p>
     <w:p>
       <w:pPr>
+        <w:pStyle w:val="BodyText"/>
+        <w:rPr>
+          <w:lang w:val="sr-Latn-CS"/>
+        </w:rPr>
+      </w:pPr>
+      <w:r>
+        <w:rPr>
+          <w:lang w:val="sr-Latn-CS"/>
+        </w:rPr>
+        <w:t>U ovom odeljku su specificirani zahtevi koji definišu željene performanse sistema koji se razvija.</w:t>
+      </w:r>
+    </w:p>
+    <w:p>
+      <w:pPr>
+        <w:pStyle w:val="BodyText"/>
+        <w:keepNext/>
+        <w:rPr>
+          <w:b/>
+          <w:bCs/>
+          <w:lang w:val="sr-Latn-CS"/>
+        </w:rPr>
+      </w:pPr>
+      <w:r>
+        <w:rPr>
+          <w:b/>
+          <w:bCs/>
+          <w:lang w:val="sr-Latn-CS"/>
+        </w:rPr>
+        <w:t>Broj korisnika koji simultano pristupaju:</w:t>
+      </w:r>
+    </w:p>
+    <w:p>
+      <w:pPr>
+        <w:pStyle w:val="BodyText"/>
+        <w:rPr>
+          <w:lang w:val="sr-Latn-CS"/>
+        </w:rPr>
+      </w:pPr>
+      <w:r>
+        <w:rPr>
+          <w:lang w:val="sr-Latn-CS"/>
+        </w:rPr>
+        <w:t>Sistem će da podrži do 1000 simultanih pristupa korisnika portalu.</w:t>
+      </w:r>
+    </w:p>
+    <w:p>
+      <w:pPr>
+        <w:pStyle w:val="BodyText"/>
+        <w:keepNext/>
+        <w:rPr>
+          <w:b/>
+          <w:bCs/>
+          <w:lang w:val="sr-Latn-CS"/>
+        </w:rPr>
+      </w:pPr>
+      <w:r>
+        <w:rPr>
+          <w:b/>
+          <w:bCs/>
+          <w:lang w:val="sr-Latn-CS"/>
+        </w:rPr>
+        <w:t>Vreme odziva za pristup bazi podataka:</w:t>
+      </w:r>
+    </w:p>
+    <w:p>
+      <w:pPr>
+        <w:pStyle w:val="BodyText"/>
+        <w:rPr>
+          <w:lang w:val="sr-Latn-CS"/>
+        </w:rPr>
+      </w:pPr>
+      <w:r>
+        <w:rPr>
+          <w:lang w:val="sr-Latn-CS"/>
+        </w:rPr>
+        <w:t>Vrem</w:t>
+      </w:r>
+      <w:r>
+        <w:rPr>
+          <w:lang w:val="sr-Latn-CS"/>
+        </w:rPr>
+        <w:t xml:space="preserve">e potrebno za pristupanje bazi podataka u cilju izvršenje nekog upita ne sme da veće od 5 sekundi. </w:t>
+      </w:r>
+    </w:p>
+    <w:p>
+      <w:pPr>
         <w:pStyle w:val="Heading2"/>
         <w:rPr>
           <w:lang w:val="sr-Latn-CS"/>
         </w:rPr>
       </w:pPr>
-      <w:bookmarkStart w:id="20" w:name="_Toc163018917"/>
-      <w:r>
-        <w:rPr>
-          <w:lang w:val="sr-Latn-CS"/>
-        </w:rPr>
-        <w:t>Funkcionalnost</w:t>
+      <w:bookmarkStart w:id="20" w:name="_Toc163018921"/>
+      <w:r>
+        <w:rPr>
+          <w:lang w:val="sr-Latn-CS"/>
+        </w:rPr>
+        <w:lastRenderedPageBreak/>
+        <w:t>Podrška i održavanje</w:t>
       </w:r>
       <w:bookmarkEnd w:id="20"/>
     </w:p>
@@ -8003,21 +8502,21 @@
         <w:rPr>
           <w:lang w:val="sr-Latn-CS"/>
         </w:rPr>
-        <w:t>U ovom odeljku su specificirani funkcionalni zahtevi koji su zajednički za više slučajeva korišćenja.</w:t>
-      </w:r>
-    </w:p>
-    <w:p>
-      <w:pPr>
-        <w:pStyle w:val="BodyText"/>
-        <w:rPr>
-          <w:lang w:val="sr-Latn-CS"/>
-        </w:rPr>
-      </w:pPr>
-      <w:r>
-        <w:rPr>
-          <w:lang w:val="sr-Latn-CS"/>
-        </w:rPr>
-        <w:t>OutfitFactory web aplikacija ne zahteva nikakve dodatne funkcionalnosti.</w:t>
+        <w:t>U ovom odeljku su specificirani zahtevi koji treba da poboljšaju stepen podrške i mogućnost održavanja sistema koji se razvija.</w:t>
+      </w:r>
+    </w:p>
+    <w:p>
+      <w:pPr>
+        <w:pStyle w:val="BodyText"/>
+        <w:rPr>
+          <w:lang w:val="sr-Latn-CS"/>
+        </w:rPr>
+      </w:pPr>
+      <w:r>
+        <w:rPr>
+          <w:lang w:val="sr-Latn-CS"/>
+        </w:rPr>
+        <w:t>OutfitFactory web aplikacija ne zahteva posebnu podršku i održavanje.</w:t>
       </w:r>
     </w:p>
     <w:p>
@@ -8027,12 +8526,12 @@
           <w:lang w:val="sr-Latn-CS"/>
         </w:rPr>
       </w:pPr>
-      <w:bookmarkStart w:id="21" w:name="_Toc163018918"/>
-      <w:r>
-        <w:rPr>
-          <w:lang w:val="sr-Latn-CS"/>
-        </w:rPr>
-        <w:t>Upotrebivost</w:t>
+      <w:bookmarkStart w:id="21" w:name="_Toc163018922"/>
+      <w:r>
+        <w:rPr>
+          <w:lang w:val="sr-Latn-CS"/>
+        </w:rPr>
+        <w:t>Ograničenja</w:t>
       </w:r>
       <w:bookmarkEnd w:id="21"/>
     </w:p>
@@ -8047,312 +8546,13 @@
         <w:rPr>
           <w:lang w:val="sr-Latn-CS"/>
         </w:rPr>
-        <w:t>U ovom odeljku su specificirani zahtevi koji su vezani za, ili utiču na upotrebivosti sistema koji se razvija.</w:t>
-      </w:r>
-    </w:p>
-    <w:p>
-      <w:pPr>
-        <w:pStyle w:val="BodyText"/>
-        <w:keepNext w:val="true"/>
-        <w:rPr>
-          <w:b/>
-          <w:bCs/>
-          <w:lang w:val="sr-Latn-CS"/>
-        </w:rPr>
-      </w:pPr>
-      <w:r>
-        <w:rPr>
-          <w:b/>
-          <w:bCs/>
-          <w:lang w:val="sr-Latn-CS"/>
-        </w:rPr>
-        <w:t>Korisnički interfejs prilagođen korisniku:</w:t>
-      </w:r>
-    </w:p>
-    <w:p>
-      <w:pPr>
-        <w:pStyle w:val="BodyText"/>
-        <w:rPr>
-          <w:lang w:val="sr-Latn-CS"/>
-        </w:rPr>
-      </w:pPr>
-      <w:r>
-        <w:rPr>
-          <w:lang w:val="sr-Latn-CS"/>
-        </w:rPr>
-        <w:t xml:space="preserve">Korisnički interfejs OutfitFactory će biti dizajniran tako da bude omogućeno jednostavno i intuitivno korišćenje bez potrebe za organizovanjem dodatne obuke. </w:t>
-      </w:r>
-    </w:p>
-    <w:p>
-      <w:pPr>
-        <w:pStyle w:val="Heading2"/>
-        <w:rPr>
-          <w:lang w:val="sr-Latn-CS"/>
-        </w:rPr>
-      </w:pPr>
-      <w:bookmarkStart w:id="22" w:name="_Toc163018919"/>
-      <w:r>
-        <w:rPr>
-          <w:lang w:val="sr-Latn-CS"/>
-        </w:rPr>
-        <w:t>Pouzdanost</w:t>
-      </w:r>
-      <w:bookmarkEnd w:id="22"/>
-    </w:p>
-    <w:p>
-      <w:pPr>
-        <w:pStyle w:val="BodyText"/>
-        <w:rPr>
-          <w:lang w:val="sr-Latn-CS"/>
-        </w:rPr>
-      </w:pPr>
-      <w:r>
-        <w:rPr>
-          <w:lang w:val="sr-Latn-CS"/>
-        </w:rPr>
-        <w:t>U ovom odeljku su specificirani zahtevi u pogledu pouzdanosti sistema koji se razvija.</w:t>
-      </w:r>
-    </w:p>
-    <w:p>
-      <w:pPr>
-        <w:pStyle w:val="BodyText"/>
-        <w:keepNext w:val="true"/>
-        <w:rPr>
-          <w:b/>
-          <w:bCs/>
-          <w:lang w:val="sr-Latn-CS"/>
-        </w:rPr>
-      </w:pPr>
-      <w:r>
-        <w:rPr>
-          <w:b/>
-          <w:bCs/>
-          <w:lang w:val="sr-Latn-CS"/>
-        </w:rPr>
-        <w:t>Dostupnost:</w:t>
-      </w:r>
-    </w:p>
-    <w:p>
-      <w:pPr>
-        <w:pStyle w:val="BodyText"/>
-        <w:rPr>
-          <w:lang w:val="sr-Latn-CS"/>
-        </w:rPr>
-      </w:pPr>
-      <w:r>
-        <w:rPr>
-          <w:lang w:val="sr-Latn-CS"/>
-        </w:rPr>
-        <w:t>OutfitFactory web aplikacija će biti dostupna 24 časa dnevno, 7 dana u nedelji. Vreme kada portal nije dostupan ne sme da pređe 10%.</w:t>
-      </w:r>
-    </w:p>
-    <w:p>
-      <w:pPr>
-        <w:pStyle w:val="BodyText"/>
-        <w:keepNext w:val="true"/>
-        <w:rPr>
-          <w:b/>
-          <w:bCs/>
-          <w:lang w:val="sr-Latn-CS"/>
-        </w:rPr>
-      </w:pPr>
-      <w:r>
-        <w:rPr>
-          <w:b/>
-          <w:bCs/>
-          <w:lang w:val="sr-Latn-CS"/>
-        </w:rPr>
-        <w:t>Srednjevreme između otkaza:</w:t>
-      </w:r>
-    </w:p>
-    <w:p>
-      <w:pPr>
-        <w:pStyle w:val="BodyText"/>
-        <w:rPr>
-          <w:lang w:val="sr-Latn-CS"/>
-        </w:rPr>
-      </w:pPr>
-      <w:r>
-        <w:rPr>
-          <w:lang w:val="sr-Latn-CS"/>
-        </w:rPr>
-        <w:t>Srednje vreme između dva sukcesivna otkaza ne sme da padne ispod 150 sati.</w:t>
-      </w:r>
-    </w:p>
-    <w:p>
-      <w:pPr>
-        <w:pStyle w:val="Heading2"/>
-        <w:rPr>
-          <w:lang w:val="sr-Latn-CS"/>
-        </w:rPr>
-      </w:pPr>
-      <w:bookmarkStart w:id="23" w:name="_Toc163018920"/>
-      <w:r>
-        <w:rPr>
-          <w:lang w:val="sr-Latn-CS"/>
-        </w:rPr>
-        <w:t>Performanse</w:t>
-      </w:r>
-      <w:bookmarkEnd w:id="23"/>
-    </w:p>
-    <w:p>
-      <w:pPr>
-        <w:pStyle w:val="BodyText"/>
-        <w:rPr>
-          <w:lang w:val="sr-Latn-CS"/>
-        </w:rPr>
-      </w:pPr>
-      <w:r>
-        <w:rPr>
-          <w:lang w:val="sr-Latn-CS"/>
-        </w:rPr>
-        <w:t>U ovom odeljku su specificirani zahtevi koji definišu željene performanse sistema koji se razvija.</w:t>
-      </w:r>
-    </w:p>
-    <w:p>
-      <w:pPr>
-        <w:pStyle w:val="BodyText"/>
-        <w:keepNext w:val="true"/>
-        <w:rPr>
-          <w:b/>
-          <w:bCs/>
-          <w:lang w:val="sr-Latn-CS"/>
-        </w:rPr>
-      </w:pPr>
-      <w:r>
-        <w:rPr>
-          <w:b/>
-          <w:bCs/>
-          <w:lang w:val="sr-Latn-CS"/>
-        </w:rPr>
-        <w:t>Broj korisnika koji simultano pristupaju:</w:t>
-      </w:r>
-    </w:p>
-    <w:p>
-      <w:pPr>
-        <w:pStyle w:val="BodyText"/>
-        <w:rPr>
-          <w:lang w:val="sr-Latn-CS"/>
-        </w:rPr>
-      </w:pPr>
-      <w:r>
-        <w:rPr>
-          <w:lang w:val="sr-Latn-CS"/>
-        </w:rPr>
-        <w:t>Sistem će da podrži do 1000 simultanih pristupa korisnika portalu.</w:t>
-      </w:r>
-    </w:p>
-    <w:p>
-      <w:pPr>
-        <w:pStyle w:val="BodyText"/>
-        <w:keepNext w:val="true"/>
-        <w:rPr>
-          <w:b/>
-          <w:bCs/>
-          <w:lang w:val="sr-Latn-CS"/>
-        </w:rPr>
-      </w:pPr>
-      <w:r>
-        <w:rPr>
-          <w:b/>
-          <w:bCs/>
-          <w:lang w:val="sr-Latn-CS"/>
-        </w:rPr>
-        <w:t>Vreme odziva za pristup bazi podataka:</w:t>
-      </w:r>
-    </w:p>
-    <w:p>
-      <w:pPr>
-        <w:pStyle w:val="BodyText"/>
-        <w:rPr>
-          <w:lang w:val="sr-Latn-CS"/>
-        </w:rPr>
-      </w:pPr>
-      <w:r>
-        <w:rPr>
-          <w:lang w:val="sr-Latn-CS"/>
-        </w:rPr>
-        <w:t xml:space="preserve">Vreme potrebno za pristupanje bazi podataka u cilju izvršenje nekog upita ne sme da veće od 5 sekundi. </w:t>
-      </w:r>
-    </w:p>
-    <w:p>
-      <w:pPr>
-        <w:pStyle w:val="Heading2"/>
-        <w:rPr>
-          <w:lang w:val="sr-Latn-CS"/>
-        </w:rPr>
-      </w:pPr>
-      <w:bookmarkStart w:id="24" w:name="_Toc163018921"/>
-      <w:r>
-        <w:rPr>
-          <w:lang w:val="sr-Latn-CS"/>
-        </w:rPr>
-        <w:t>Podrška i održavanje</w:t>
-      </w:r>
-      <w:bookmarkEnd w:id="24"/>
-    </w:p>
-    <w:p>
-      <w:pPr>
-        <w:pStyle w:val="BodyText"/>
-        <w:rPr>
-          <w:lang w:val="sr-Latn-CS"/>
-        </w:rPr>
-      </w:pPr>
-      <w:r>
-        <w:rPr>
-          <w:lang w:val="sr-Latn-CS"/>
-        </w:rPr>
-        <w:t>U ovom odeljku su specificirani zahtevi koji treba da poboljšaju stepen podrške i mogućnost održavanja sistema koji se razvija.</w:t>
-      </w:r>
-    </w:p>
-    <w:p>
-      <w:pPr>
-        <w:pStyle w:val="BodyText"/>
-        <w:rPr>
-          <w:lang w:val="sr-Latn-CS"/>
-        </w:rPr>
-      </w:pPr>
-      <w:r>
-        <w:rPr>
-          <w:lang w:val="sr-Latn-CS"/>
-        </w:rPr>
-        <w:t>OutfitFactory web aplikacija ne zahteva posebnu podršku i održavanje.</w:t>
-      </w:r>
-    </w:p>
-    <w:p>
-      <w:pPr>
-        <w:pStyle w:val="Heading2"/>
-        <w:rPr>
-          <w:lang w:val="sr-Latn-CS"/>
-        </w:rPr>
-      </w:pPr>
-      <w:bookmarkStart w:id="25" w:name="_Toc163018922"/>
-      <w:r>
-        <w:rPr>
-          <w:lang w:val="sr-Latn-CS"/>
-        </w:rPr>
-        <w:t>Ograničenja</w:t>
-      </w:r>
-      <w:bookmarkEnd w:id="25"/>
-    </w:p>
-    <w:p>
-      <w:pPr>
-        <w:pStyle w:val="BodyText"/>
-        <w:rPr>
-          <w:lang w:val="sr-Latn-CS"/>
-        </w:rPr>
-      </w:pPr>
-      <w:r>
-        <w:rPr>
-          <w:lang w:val="sr-Latn-CS"/>
-        </w:rPr>
         <w:t>U ovom odeljku su specificirana ograničenja kojih se treba pridržavati pri projektovanju sistema koji se razvija.</w:t>
       </w:r>
     </w:p>
     <w:p>
       <w:pPr>
         <w:pStyle w:val="BodyText"/>
-        <w:keepNext w:val="true"/>
+        <w:keepNext/>
         <w:rPr>
           <w:b/>
           <w:bCs/>
@@ -8379,10 +8579,15 @@
         <w:rPr>
           <w:lang w:val="sr-Latn-CS"/>
         </w:rPr>
-        <w:t xml:space="preserve">Klijentski deo sistema treba da ima mogućnost izvršavanja na bilo kom PC računaru sa minimum </w:t>
-      </w:r>
-      <w:r>
-        <w:rPr/>
+        <w:t>Klijentski deo sistema treba da ima mo</w:t>
+      </w:r>
+      <w:r>
+        <w:rPr>
+          <w:lang w:val="sr-Latn-CS"/>
+        </w:rPr>
+        <w:t xml:space="preserve">gućnost izvršavanja na bilo kom PC računaru sa minimum </w:t>
+      </w:r>
+      <w:r>
         <w:t xml:space="preserve">AMD FX-8350 </w:t>
       </w:r>
       <w:r>
@@ -8409,7 +8614,7 @@
     <w:p>
       <w:pPr>
         <w:pStyle w:val="BodyText"/>
-        <w:keepNext w:val="true"/>
+        <w:keepNext/>
         <w:rPr>
           <w:b/>
           <w:bCs/>
@@ -8428,16 +8633,21 @@
     <w:p>
       <w:pPr>
         <w:pStyle w:val="BodyText"/>
-        <w:spacing w:before="0" w:after="120"/>
-        <w:rPr>
-          <w:lang w:val="sr-Latn-CS"/>
-        </w:rPr>
-      </w:pPr>
-      <w:r>
-        <w:rPr>
-          <w:lang w:val="sr-Latn-CS"/>
-        </w:rPr>
-        <w:t xml:space="preserve">Klijentski deo OutfitFactory web aplikacije će biti optimizova za sledeće web čitače: </w:t>
+        <w:rPr>
+          <w:lang w:val="sr-Latn-CS"/>
+        </w:rPr>
+      </w:pPr>
+      <w:r>
+        <w:rPr>
+          <w:lang w:val="sr-Latn-CS"/>
+        </w:rPr>
+        <w:t>Klijentski deo OutfitFactory web aplikacije će</w:t>
+      </w:r>
+      <w:r>
+        <w:rPr>
+          <w:lang w:val="sr-Latn-CS"/>
+        </w:rPr>
+        <w:t xml:space="preserve"> biti optimizova za sledeće web čitače: </w:t>
       </w:r>
       <w:r>
         <w:rPr>
@@ -8445,44 +8655,65 @@
         </w:rPr>
         <w:t xml:space="preserve">Chrome (107 i noviji ), Edge (107 i noviji), Firefox (104 i noviji) i Safari (16 i noviji). </w:t>
       </w:r>
-      <w:bookmarkStart w:id="26" w:name="_GoBack"/>
-      <w:bookmarkEnd w:id="26"/>
     </w:p>
     <w:sectPr>
-      <w:headerReference w:type="even" r:id="rId15"/>
-      <w:headerReference w:type="default" r:id="rId16"/>
-      <w:headerReference w:type="first" r:id="rId17"/>
-      <w:footerReference w:type="even" r:id="rId18"/>
-      <w:footerReference w:type="default" r:id="rId19"/>
-      <w:footerReference w:type="first" r:id="rId20"/>
-      <w:type w:val="nextPage"/>
+      <w:headerReference w:type="even" r:id="rId21"/>
+      <w:headerReference w:type="default" r:id="rId22"/>
+      <w:footerReference w:type="even" r:id="rId23"/>
+      <w:footerReference w:type="default" r:id="rId24"/>
+      <w:headerReference w:type="first" r:id="rId25"/>
+      <w:footerReference w:type="first" r:id="rId26"/>
       <w:pgSz w:w="12240" w:h="15840"/>
-      <w:pgMar w:left="1440" w:right="1440" w:gutter="0" w:header="708" w:top="1440" w:footer="708" w:bottom="1440"/>
-      <w:pgNumType w:fmt="decimal"/>
-      <w:formProt w:val="false"/>
-      <w:textDirection w:val="lrTb"/>
-      <w:docGrid w:type="default" w:linePitch="100" w:charSpace="0"/>
+      <w:pgMar w:top="1440" w:right="1440" w:bottom="1440" w:left="1440" w:header="708" w:footer="708" w:gutter="0"/>
+      <w:cols w:space="720"/>
+      <w:formProt w:val="0"/>
+      <w:docGrid w:linePitch="100"/>
     </w:sectPr>
   </w:body>
 </w:document>
 </file>
 
+<file path=word/endnotes.xml><?xml version="1.0" encoding="utf-8"?>
+<w:endnotes xmlns:wpc="http://schemas.microsoft.com/office/word/2010/wordprocessingCanvas" xmlns:mc="http://schemas.openxmlformats.org/markup-compatibility/2006" xmlns:o="urn:schemas-microsoft-com:office:office" xmlns:r="http://schemas.openxmlformats.org/officeDocument/2006/relationships" xmlns:m="http://schemas.openxmlformats.org/officeDocument/2006/math" xmlns:v="urn:schemas-microsoft-com:vml" xmlns:wp14="http://schemas.microsoft.com/office/word/2010/wordprocessingDrawing" xmlns:wp="http://schemas.openxmlformats.org/drawingml/2006/wordprocessingDrawing" xmlns:w10="urn:schemas-microsoft-com:office:word" xmlns:w="http://schemas.openxmlformats.org/wordprocessingml/2006/main" xmlns:w14="http://schemas.microsoft.com/office/word/2010/wordml" xmlns:wpg="http://schemas.microsoft.com/office/word/2010/wordprocessingGroup" xmlns:wpi="http://schemas.microsoft.com/office/word/2010/wordprocessingInk" xmlns:wne="http://schemas.microsoft.com/office/word/2006/wordml" xmlns:wps="http://schemas.microsoft.com/office/word/2010/wordprocessingShape" mc:Ignorable="w14 wp14">
+  <w:endnote w:type="separator" w:id="-1">
+    <w:p>
+      <w:pPr>
+        <w:spacing w:line="240" w:lineRule="auto"/>
+      </w:pPr>
+      <w:r>
+        <w:separator/>
+      </w:r>
+    </w:p>
+  </w:endnote>
+  <w:endnote w:type="continuationSeparator" w:id="0">
+    <w:p>
+      <w:pPr>
+        <w:spacing w:line="240" w:lineRule="auto"/>
+      </w:pPr>
+      <w:r>
+        <w:continuationSeparator/>
+      </w:r>
+    </w:p>
+  </w:endnote>
+</w:endnotes>
+</file>
+
 <file path=word/footer1.xml><?xml version="1.0" encoding="utf-8"?>
-<w:ftr xmlns:o="urn:schemas-microsoft-com:office:office" xmlns:r="http://schemas.openxmlformats.org/officeDocument/2006/relationships" xmlns:v="urn:schemas-microsoft-com:vml" xmlns:w="http://schemas.openxmlformats.org/wordprocessingml/2006/main" xmlns:w10="urn:schemas-microsoft-com:office:word" xmlns:wp="http://schemas.openxmlformats.org/drawingml/2006/wordprocessingDrawing" xmlns:pic="http://schemas.openxmlformats.org/drawingml/2006/picture" xmlns:wps="http://schemas.microsoft.com/office/word/2010/wordprocessingShape" xmlns:wpg="http://schemas.microsoft.com/office/word/2010/wordprocessingGroup" xmlns:mc="http://schemas.openxmlformats.org/markup-compatibility/2006" xmlns:wp14="http://schemas.microsoft.com/office/word/2010/wordprocessingDrawing" xmlns:w14="http://schemas.microsoft.com/office/word/2010/wordml" xmlns:w15="http://schemas.microsoft.com/office/word/2012/wordml" mc:Ignorable="w14 wp14 w15">
+<w:ftr xmlns:wpc="http://schemas.microsoft.com/office/word/2010/wordprocessingCanvas" xmlns:mc="http://schemas.openxmlformats.org/markup-compatibility/2006" xmlns:o="urn:schemas-microsoft-com:office:office" xmlns:r="http://schemas.openxmlformats.org/officeDocument/2006/relationships" xmlns:m="http://schemas.openxmlformats.org/officeDocument/2006/math" xmlns:v="urn:schemas-microsoft-com:vml" xmlns:wp14="http://schemas.microsoft.com/office/word/2010/wordprocessingDrawing" xmlns:wp="http://schemas.openxmlformats.org/drawingml/2006/wordprocessingDrawing" xmlns:w10="urn:schemas-microsoft-com:office:word" xmlns:w="http://schemas.openxmlformats.org/wordprocessingml/2006/main" xmlns:w14="http://schemas.microsoft.com/office/word/2010/wordml" xmlns:wpg="http://schemas.microsoft.com/office/word/2010/wordprocessingGroup" xmlns:wpi="http://schemas.microsoft.com/office/word/2010/wordprocessingInk" xmlns:wne="http://schemas.microsoft.com/office/word/2006/wordml" xmlns:wps="http://schemas.microsoft.com/office/word/2010/wordprocessingShape" mc:Ignorable="w14 wp14">
   <w:p>
     <w:pPr>
       <w:pStyle w:val="Footer"/>
       <w:ind w:right="360"/>
-      <w:rPr/>
     </w:pPr>
     <w:r>
-      <w:rPr/>
-    </w:r>
-    <w:r>
+      <w:rPr>
+        <w:noProof/>
+        <w:lang w:eastAsia="en-US"/>
+      </w:rPr>
       <mc:AlternateContent>
         <mc:Choice Requires="wps">
           <w:drawing>
-            <wp:anchor behindDoc="0" distT="0" distB="0" distL="0" distR="0" simplePos="0" locked="0" layoutInCell="1" allowOverlap="1" relativeHeight="0">
+            <wp:anchor distT="0" distB="0" distL="0" distR="0" simplePos="0" relativeHeight="251658240" behindDoc="0" locked="0" layoutInCell="1" allowOverlap="1">
               <wp:simplePos x="0" y="0"/>
               <wp:positionH relativeFrom="margin">
                 <wp:align>right</wp:align>
@@ -8494,6 +8725,7 @@
               <wp:effectExtent l="0" t="0" r="0" b="0"/>
               <wp:wrapSquare wrapText="bothSides"/>
               <wp:docPr id="1" name="Frame1"/>
+              <wp:cNvGraphicFramePr/>
               <a:graphic xmlns:a="http://schemas.openxmlformats.org/drawingml/2006/main">
                 <a:graphicData uri="http://schemas.microsoft.com/office/word/2010/wordprocessingShape">
                   <wps:wsp>
@@ -8503,7 +8735,9 @@
                         <a:off x="0" y="0"/>
                         <a:ext cx="14605" cy="14605"/>
                       </a:xfrm>
-                      <a:prstGeom prst="rect"/>
+                      <a:prstGeom prst="rect">
+                        <a:avLst/>
+                      </a:prstGeom>
                       <a:solidFill>
                         <a:srgbClr val="FFFFFF">
                           <a:alpha val="0"/>
@@ -8515,7 +8749,6 @@
                         <w:p>
                           <w:pPr>
                             <w:pStyle w:val="Footer"/>
-                            <w:pBdr/>
                             <w:rPr>
                               <w:rStyle w:val="PageNumber"/>
                             </w:rPr>
@@ -8553,7 +8786,7 @@
                         </w:p>
                       </w:txbxContent>
                     </wps:txbx>
-                    <wps:bodyPr anchor="t" lIns="0" tIns="0" rIns="0" bIns="0">
+                    <wps:bodyPr lIns="0" tIns="0" rIns="0" bIns="0" anchor="t">
                       <a:spAutoFit/>
                     </wps:bodyPr>
                   </wps:wsp>
@@ -8562,7 +8795,7 @@
             </wp:anchor>
           </w:drawing>
         </mc:Choice>
-        <mc:Fallback>
+        <mc:Fallback xmlns:w15="http://schemas.microsoft.com/office/word/2012/wordml" xmlns:pic="http://schemas.openxmlformats.org/drawingml/2006/picture">
           <w:pict>
             <v:rect fillcolor="#FFFFFF" style="position:absolute;rotation:-0;width:1.15pt;height:1.15pt;mso-wrap-distance-left:0pt;mso-wrap-distance-right:0pt;mso-wrap-distance-top:0pt;mso-wrap-distance-bottom:0pt;margin-top:0.05pt;mso-position-vertical-relative:text;margin-left:0pt;mso-position-horizontal:right;mso-position-horizontal-relative:margin">
               <v:fill opacity="0f"/>
@@ -8620,62 +8853,42 @@
 </file>
 
 <file path=word/footer2.xml><?xml version="1.0" encoding="utf-8"?>
-<w:ftr xmlns:o="urn:schemas-microsoft-com:office:office" xmlns:r="http://schemas.openxmlformats.org/officeDocument/2006/relationships" xmlns:v="urn:schemas-microsoft-com:vml" xmlns:w="http://schemas.openxmlformats.org/wordprocessingml/2006/main" xmlns:w10="urn:schemas-microsoft-com:office:word" xmlns:wp="http://schemas.openxmlformats.org/drawingml/2006/wordprocessingDrawing" xmlns:pic="http://schemas.openxmlformats.org/drawingml/2006/picture" xmlns:wps="http://schemas.microsoft.com/office/word/2010/wordprocessingShape" xmlns:wpg="http://schemas.microsoft.com/office/word/2010/wordprocessingGroup" xmlns:mc="http://schemas.openxmlformats.org/markup-compatibility/2006" xmlns:wp14="http://schemas.microsoft.com/office/word/2010/wordprocessingDrawing" xmlns:w14="http://schemas.microsoft.com/office/word/2010/wordml" xmlns:w15="http://schemas.microsoft.com/office/word/2012/wordml" mc:Ignorable="w14 wp14 w15">
+<w:ftr xmlns:wpc="http://schemas.microsoft.com/office/word/2010/wordprocessingCanvas" xmlns:mc="http://schemas.openxmlformats.org/markup-compatibility/2006" xmlns:o="urn:schemas-microsoft-com:office:office" xmlns:r="http://schemas.openxmlformats.org/officeDocument/2006/relationships" xmlns:m="http://schemas.openxmlformats.org/officeDocument/2006/math" xmlns:v="urn:schemas-microsoft-com:vml" xmlns:wp14="http://schemas.microsoft.com/office/word/2010/wordprocessingDrawing" xmlns:wp="http://schemas.openxmlformats.org/drawingml/2006/wordprocessingDrawing" xmlns:w10="urn:schemas-microsoft-com:office:word" xmlns:w="http://schemas.openxmlformats.org/wordprocessingml/2006/main" xmlns:w14="http://schemas.microsoft.com/office/word/2010/wordml" xmlns:wpg="http://schemas.microsoft.com/office/word/2010/wordprocessingGroup" xmlns:wpi="http://schemas.microsoft.com/office/word/2010/wordprocessingInk" xmlns:wne="http://schemas.microsoft.com/office/word/2006/wordml" xmlns:wps="http://schemas.microsoft.com/office/word/2010/wordprocessingShape" mc:Ignorable="w14 wp14">
   <w:p>
     <w:pPr>
       <w:pStyle w:val="Footer"/>
-      <w:rPr/>
     </w:pPr>
-    <w:r>
-      <w:rPr/>
-    </w:r>
   </w:p>
 </w:ftr>
 </file>
 
 <file path=word/footer3.xml><?xml version="1.0" encoding="utf-8"?>
-<w:ftr xmlns:o="urn:schemas-microsoft-com:office:office" xmlns:r="http://schemas.openxmlformats.org/officeDocument/2006/relationships" xmlns:v="urn:schemas-microsoft-com:vml" xmlns:w="http://schemas.openxmlformats.org/wordprocessingml/2006/main" xmlns:w10="urn:schemas-microsoft-com:office:word" xmlns:wp="http://schemas.openxmlformats.org/drawingml/2006/wordprocessingDrawing" xmlns:pic="http://schemas.openxmlformats.org/drawingml/2006/picture" xmlns:wps="http://schemas.microsoft.com/office/word/2010/wordprocessingShape" xmlns:wpg="http://schemas.microsoft.com/office/word/2010/wordprocessingGroup" xmlns:mc="http://schemas.openxmlformats.org/markup-compatibility/2006" xmlns:wp14="http://schemas.microsoft.com/office/word/2010/wordprocessingDrawing" xmlns:w14="http://schemas.microsoft.com/office/word/2010/wordml" xmlns:w15="http://schemas.microsoft.com/office/word/2012/wordml" mc:Ignorable="w14 wp14 w15">
+<w:ftr xmlns:wpc="http://schemas.microsoft.com/office/word/2010/wordprocessingCanvas" xmlns:mc="http://schemas.openxmlformats.org/markup-compatibility/2006" xmlns:o="urn:schemas-microsoft-com:office:office" xmlns:r="http://schemas.openxmlformats.org/officeDocument/2006/relationships" xmlns:m="http://schemas.openxmlformats.org/officeDocument/2006/math" xmlns:v="urn:schemas-microsoft-com:vml" xmlns:wp14="http://schemas.microsoft.com/office/word/2010/wordprocessingDrawing" xmlns:wp="http://schemas.openxmlformats.org/drawingml/2006/wordprocessingDrawing" xmlns:w10="urn:schemas-microsoft-com:office:word" xmlns:w="http://schemas.openxmlformats.org/wordprocessingml/2006/main" xmlns:w14="http://schemas.microsoft.com/office/word/2010/wordml" xmlns:wpg="http://schemas.microsoft.com/office/word/2010/wordprocessingGroup" xmlns:wpi="http://schemas.microsoft.com/office/word/2010/wordprocessingInk" xmlns:wne="http://schemas.microsoft.com/office/word/2006/wordml" xmlns:wps="http://schemas.microsoft.com/office/word/2010/wordprocessingShape" mc:Ignorable="w14 wp14">
   <w:p>
     <w:pPr>
       <w:pStyle w:val="Footer"/>
-      <w:rPr/>
     </w:pPr>
-    <w:r>
-      <w:rPr/>
-    </w:r>
   </w:p>
 </w:ftr>
 </file>
 
 <file path=word/footer4.xml><?xml version="1.0" encoding="utf-8"?>
-<w:ftr xmlns:o="urn:schemas-microsoft-com:office:office" xmlns:r="http://schemas.openxmlformats.org/officeDocument/2006/relationships" xmlns:v="urn:schemas-microsoft-com:vml" xmlns:w="http://schemas.openxmlformats.org/wordprocessingml/2006/main" xmlns:w10="urn:schemas-microsoft-com:office:word" xmlns:wp="http://schemas.openxmlformats.org/drawingml/2006/wordprocessingDrawing" xmlns:pic="http://schemas.openxmlformats.org/drawingml/2006/picture" xmlns:wps="http://schemas.microsoft.com/office/word/2010/wordprocessingShape" xmlns:wpg="http://schemas.microsoft.com/office/word/2010/wordprocessingGroup" xmlns:mc="http://schemas.openxmlformats.org/markup-compatibility/2006" xmlns:wp14="http://schemas.microsoft.com/office/word/2010/wordprocessingDrawing" xmlns:w14="http://schemas.microsoft.com/office/word/2010/wordml" xmlns:w15="http://schemas.microsoft.com/office/word/2012/wordml" mc:Ignorable="w14 wp14 w15">
+<w:ftr xmlns:wpc="http://schemas.microsoft.com/office/word/2010/wordprocessingCanvas" xmlns:mc="http://schemas.openxmlformats.org/markup-compatibility/2006" xmlns:o="urn:schemas-microsoft-com:office:office" xmlns:r="http://schemas.openxmlformats.org/officeDocument/2006/relationships" xmlns:m="http://schemas.openxmlformats.org/officeDocument/2006/math" xmlns:v="urn:schemas-microsoft-com:vml" xmlns:wp14="http://schemas.microsoft.com/office/word/2010/wordprocessingDrawing" xmlns:wp="http://schemas.openxmlformats.org/drawingml/2006/wordprocessingDrawing" xmlns:w10="urn:schemas-microsoft-com:office:word" xmlns:w="http://schemas.openxmlformats.org/wordprocessingml/2006/main" xmlns:w14="http://schemas.microsoft.com/office/word/2010/wordml" xmlns:wpg="http://schemas.microsoft.com/office/word/2010/wordprocessingGroup" xmlns:wpi="http://schemas.microsoft.com/office/word/2010/wordprocessingInk" xmlns:wne="http://schemas.microsoft.com/office/word/2006/wordml" xmlns:wps="http://schemas.microsoft.com/office/word/2010/wordprocessingShape" mc:Ignorable="w14 wp14">
   <w:p>
     <w:pPr>
       <w:pStyle w:val="Footer"/>
-      <w:rPr/>
     </w:pPr>
-    <w:r>
-      <w:rPr/>
-    </w:r>
   </w:p>
 </w:ftr>
 </file>
 
 <file path=word/footer5.xml><?xml version="1.0" encoding="utf-8"?>
-<w:ftr xmlns:o="urn:schemas-microsoft-com:office:office" xmlns:r="http://schemas.openxmlformats.org/officeDocument/2006/relationships" xmlns:v="urn:schemas-microsoft-com:vml" xmlns:w="http://schemas.openxmlformats.org/wordprocessingml/2006/main" xmlns:w10="urn:schemas-microsoft-com:office:word" xmlns:wp="http://schemas.openxmlformats.org/drawingml/2006/wordprocessingDrawing" xmlns:pic="http://schemas.openxmlformats.org/drawingml/2006/picture" xmlns:wps="http://schemas.microsoft.com/office/word/2010/wordprocessingShape" xmlns:wpg="http://schemas.microsoft.com/office/word/2010/wordprocessingGroup" xmlns:mc="http://schemas.openxmlformats.org/markup-compatibility/2006" xmlns:wp14="http://schemas.microsoft.com/office/word/2010/wordprocessingDrawing" xmlns:w14="http://schemas.microsoft.com/office/word/2010/wordml" xmlns:w15="http://schemas.microsoft.com/office/word/2012/wordml" mc:Ignorable="w14 wp14 w15">
+<w:ftr xmlns:wpc="http://schemas.microsoft.com/office/word/2010/wordprocessingCanvas" xmlns:mc="http://schemas.openxmlformats.org/markup-compatibility/2006" xmlns:o="urn:schemas-microsoft-com:office:office" xmlns:r="http://schemas.openxmlformats.org/officeDocument/2006/relationships" xmlns:m="http://schemas.openxmlformats.org/officeDocument/2006/math" xmlns:v="urn:schemas-microsoft-com:vml" xmlns:wp14="http://schemas.microsoft.com/office/word/2010/wordprocessingDrawing" xmlns:wp="http://schemas.openxmlformats.org/drawingml/2006/wordprocessingDrawing" xmlns:w10="urn:schemas-microsoft-com:office:word" xmlns:w="http://schemas.openxmlformats.org/wordprocessingml/2006/main" xmlns:w14="http://schemas.microsoft.com/office/word/2010/wordml" xmlns:wpg="http://schemas.microsoft.com/office/word/2010/wordprocessingGroup" xmlns:wpi="http://schemas.microsoft.com/office/word/2010/wordprocessingInk" xmlns:wne="http://schemas.microsoft.com/office/word/2006/wordml" xmlns:wps="http://schemas.microsoft.com/office/word/2010/wordprocessingShape" mc:Ignorable="w14 wp14">
   <w:tbl>
     <w:tblPr>
       <w:tblW w:w="9486" w:type="dxa"/>
-      <w:jc w:val="left"/>
-      <w:tblInd w:w="0" w:type="dxa"/>
       <w:tblLayout w:type="fixed"/>
-      <w:tblCellMar>
-        <w:top w:w="0" w:type="dxa"/>
-        <w:left w:w="108" w:type="dxa"/>
-        <w:bottom w:w="0" w:type="dxa"/>
-        <w:right w:w="108" w:type="dxa"/>
-      </w:tblCellMar>
-      <w:tblLook w:val="0000" w:noHBand="0" w:noVBand="0" w:firstColumn="0" w:lastRow="0" w:lastColumn="0" w:firstRow="0"/>
+      <w:tblLook w:val="0000" w:firstRow="0" w:lastRow="0" w:firstColumn="0" w:lastColumn="0" w:noHBand="0" w:noVBand="0"/>
     </w:tblPr>
     <w:tblGrid>
       <w:gridCol w:w="2807"/>
@@ -8683,15 +8896,12 @@
       <w:gridCol w:w="2628"/>
     </w:tblGrid>
     <w:tr>
-      <w:trPr/>
       <w:tc>
         <w:tcPr>
           <w:tcW w:w="2807" w:type="dxa"/>
-          <w:tcBorders/>
         </w:tcPr>
         <w:p>
           <w:pPr>
-            <w:pStyle w:val="Normal"/>
             <w:ind w:right="360"/>
             <w:rPr>
               <w:lang w:val="sr-Latn-CS"/>
@@ -8708,11 +8918,9 @@
       <w:tc>
         <w:tcPr>
           <w:tcW w:w="4051" w:type="dxa"/>
-          <w:tcBorders/>
         </w:tcPr>
         <w:p>
           <w:pPr>
-            <w:pStyle w:val="Normal"/>
             <w:jc w:val="center"/>
             <w:rPr>
               <w:lang w:val="sr-Latn-CS"/>
@@ -8720,10 +8928,10 @@
           </w:pPr>
           <w:r>
             <w:rPr>
-              <w:rFonts w:eastAsia="Symbol" w:cs="Symbol" w:ascii="Symbol" w:hAnsi="Symbol"/>
-              <w:lang w:val="sr-Latn-CS"/>
-            </w:rPr>
-            <w:sym w:font="Symbol" w:char="f0d3"/>
+              <w:rFonts w:ascii="Symbol" w:eastAsia="Symbol" w:hAnsi="Symbol" w:cs="Symbol"/>
+              <w:lang w:val="sr-Latn-CS"/>
+            </w:rPr>
+            <w:sym w:font="Symbol" w:char="F0D3"/>
           </w:r>
           <w:r>
             <w:rPr>
@@ -8736,11 +8944,9 @@
       <w:tc>
         <w:tcPr>
           <w:tcW w:w="2628" w:type="dxa"/>
-          <w:tcBorders/>
         </w:tcPr>
         <w:p>
           <w:pPr>
-            <w:pStyle w:val="Normal"/>
             <w:jc w:val="right"/>
             <w:rPr>
               <w:lang w:val="sr-Latn-CS"/>
@@ -8776,9 +8982,10 @@
           <w:r>
             <w:rPr>
               <w:rStyle w:val="PageNumber"/>
-              <w:lang w:val="sr-Latn-CS"/>
-            </w:rPr>
-            <w:t>15</w:t>
+              <w:noProof/>
+              <w:lang w:val="sr-Latn-CS"/>
+            </w:rPr>
+            <w:t>7</w:t>
           </w:r>
           <w:r>
             <w:rPr>
@@ -8795,23 +9002,21 @@
             <w:t xml:space="preserve"> od </w:t>
           </w:r>
           <w:r>
-            <w:rPr/>
             <w:fldChar w:fldCharType="begin"/>
           </w:r>
           <w:r>
-            <w:rPr/>
             <w:instrText xml:space="preserve"> NUMPAGES </w:instrText>
           </w:r>
           <w:r>
-            <w:rPr/>
             <w:fldChar w:fldCharType="separate"/>
           </w:r>
           <w:r>
-            <w:rPr/>
+            <w:rPr>
+              <w:noProof/>
+            </w:rPr>
             <w:t>17</w:t>
           </w:r>
           <w:r>
-            <w:rPr/>
             <w:fldChar w:fldCharType="end"/>
           </w:r>
         </w:p>
@@ -8825,30 +9030,17 @@
         <w:lang w:val="sr-Latn-CS"/>
       </w:rPr>
     </w:pPr>
-    <w:r>
-      <w:rPr>
-        <w:lang w:val="sr-Latn-CS"/>
-      </w:rPr>
-    </w:r>
   </w:p>
 </w:ftr>
 </file>
 
 <file path=word/footer6.xml><?xml version="1.0" encoding="utf-8"?>
-<w:ftr xmlns:o="urn:schemas-microsoft-com:office:office" xmlns:r="http://schemas.openxmlformats.org/officeDocument/2006/relationships" xmlns:v="urn:schemas-microsoft-com:vml" xmlns:w="http://schemas.openxmlformats.org/wordprocessingml/2006/main" xmlns:w10="urn:schemas-microsoft-com:office:word" xmlns:wp="http://schemas.openxmlformats.org/drawingml/2006/wordprocessingDrawing" xmlns:pic="http://schemas.openxmlformats.org/drawingml/2006/picture" xmlns:wps="http://schemas.microsoft.com/office/word/2010/wordprocessingShape" xmlns:wpg="http://schemas.microsoft.com/office/word/2010/wordprocessingGroup" xmlns:mc="http://schemas.openxmlformats.org/markup-compatibility/2006" xmlns:wp14="http://schemas.microsoft.com/office/word/2010/wordprocessingDrawing" xmlns:w14="http://schemas.microsoft.com/office/word/2010/wordml" xmlns:w15="http://schemas.microsoft.com/office/word/2012/wordml" mc:Ignorable="w14 wp14 w15">
+<w:ftr xmlns:wpc="http://schemas.microsoft.com/office/word/2010/wordprocessingCanvas" xmlns:mc="http://schemas.openxmlformats.org/markup-compatibility/2006" xmlns:o="urn:schemas-microsoft-com:office:office" xmlns:r="http://schemas.openxmlformats.org/officeDocument/2006/relationships" xmlns:m="http://schemas.openxmlformats.org/officeDocument/2006/math" xmlns:v="urn:schemas-microsoft-com:vml" xmlns:wp14="http://schemas.microsoft.com/office/word/2010/wordprocessingDrawing" xmlns:wp="http://schemas.openxmlformats.org/drawingml/2006/wordprocessingDrawing" xmlns:w10="urn:schemas-microsoft-com:office:word" xmlns:w="http://schemas.openxmlformats.org/wordprocessingml/2006/main" xmlns:w14="http://schemas.microsoft.com/office/word/2010/wordml" xmlns:wpg="http://schemas.microsoft.com/office/word/2010/wordprocessingGroup" xmlns:wpi="http://schemas.microsoft.com/office/word/2010/wordprocessingInk" xmlns:wne="http://schemas.microsoft.com/office/word/2006/wordml" xmlns:wps="http://schemas.microsoft.com/office/word/2010/wordprocessingShape" mc:Ignorable="w14 wp14">
   <w:tbl>
     <w:tblPr>
       <w:tblW w:w="9486" w:type="dxa"/>
-      <w:jc w:val="left"/>
-      <w:tblInd w:w="0" w:type="dxa"/>
       <w:tblLayout w:type="fixed"/>
-      <w:tblCellMar>
-        <w:top w:w="0" w:type="dxa"/>
-        <w:left w:w="108" w:type="dxa"/>
-        <w:bottom w:w="0" w:type="dxa"/>
-        <w:right w:w="108" w:type="dxa"/>
-      </w:tblCellMar>
-      <w:tblLook w:val="0000" w:noHBand="0" w:noVBand="0" w:firstColumn="0" w:lastRow="0" w:lastColumn="0" w:firstRow="0"/>
+      <w:tblLook w:val="0000" w:firstRow="0" w:lastRow="0" w:firstColumn="0" w:lastColumn="0" w:noHBand="0" w:noVBand="0"/>
     </w:tblPr>
     <w:tblGrid>
       <w:gridCol w:w="2807"/>
@@ -8856,15 +9048,12 @@
       <w:gridCol w:w="2628"/>
     </w:tblGrid>
     <w:tr>
-      <w:trPr/>
       <w:tc>
         <w:tcPr>
           <w:tcW w:w="2807" w:type="dxa"/>
-          <w:tcBorders/>
         </w:tcPr>
         <w:p>
           <w:pPr>
-            <w:pStyle w:val="Normal"/>
             <w:ind w:right="360"/>
             <w:rPr>
               <w:lang w:val="sr-Latn-CS"/>
@@ -8881,11 +9070,9 @@
       <w:tc>
         <w:tcPr>
           <w:tcW w:w="4051" w:type="dxa"/>
-          <w:tcBorders/>
         </w:tcPr>
         <w:p>
           <w:pPr>
-            <w:pStyle w:val="Normal"/>
             <w:jc w:val="center"/>
             <w:rPr>
               <w:lang w:val="sr-Latn-CS"/>
@@ -8893,10 +9080,10 @@
           </w:pPr>
           <w:r>
             <w:rPr>
-              <w:rFonts w:eastAsia="Symbol" w:cs="Symbol" w:ascii="Symbol" w:hAnsi="Symbol"/>
-              <w:lang w:val="sr-Latn-CS"/>
-            </w:rPr>
-            <w:sym w:font="Symbol" w:char="f0d3"/>
+              <w:rFonts w:ascii="Symbol" w:eastAsia="Symbol" w:hAnsi="Symbol" w:cs="Symbol"/>
+              <w:lang w:val="sr-Latn-CS"/>
+            </w:rPr>
+            <w:sym w:font="Symbol" w:char="F0D3"/>
           </w:r>
           <w:r>
             <w:rPr>
@@ -8909,11 +9096,9 @@
       <w:tc>
         <w:tcPr>
           <w:tcW w:w="2628" w:type="dxa"/>
-          <w:tcBorders/>
         </w:tcPr>
         <w:p>
           <w:pPr>
-            <w:pStyle w:val="Normal"/>
             <w:jc w:val="right"/>
             <w:rPr>
               <w:lang w:val="sr-Latn-CS"/>
@@ -8968,23 +9153,18 @@
             <w:t xml:space="preserve"> od </w:t>
           </w:r>
           <w:r>
-            <w:rPr/>
             <w:fldChar w:fldCharType="begin"/>
           </w:r>
           <w:r>
-            <w:rPr/>
             <w:instrText xml:space="preserve"> NUMPAGES </w:instrText>
           </w:r>
           <w:r>
-            <w:rPr/>
             <w:fldChar w:fldCharType="separate"/>
           </w:r>
           <w:r>
-            <w:rPr/>
             <w:t>17</w:t>
           </w:r>
           <w:r>
-            <w:rPr/>
             <w:fldChar w:fldCharType="end"/>
           </w:r>
         </w:p>
@@ -8998,47 +9178,56 @@
         <w:lang w:val="sr-Latn-CS"/>
       </w:rPr>
     </w:pPr>
-    <w:r>
-      <w:rPr>
-        <w:lang w:val="sr-Latn-CS"/>
-      </w:rPr>
-    </w:r>
   </w:p>
 </w:ftr>
 </file>
 
+<file path=word/footnotes.xml><?xml version="1.0" encoding="utf-8"?>
+<w:footnotes xmlns:wpc="http://schemas.microsoft.com/office/word/2010/wordprocessingCanvas" xmlns:mc="http://schemas.openxmlformats.org/markup-compatibility/2006" xmlns:o="urn:schemas-microsoft-com:office:office" xmlns:r="http://schemas.openxmlformats.org/officeDocument/2006/relationships" xmlns:m="http://schemas.openxmlformats.org/officeDocument/2006/math" xmlns:v="urn:schemas-microsoft-com:vml" xmlns:wp14="http://schemas.microsoft.com/office/word/2010/wordprocessingDrawing" xmlns:wp="http://schemas.openxmlformats.org/drawingml/2006/wordprocessingDrawing" xmlns:w10="urn:schemas-microsoft-com:office:word" xmlns:w="http://schemas.openxmlformats.org/wordprocessingml/2006/main" xmlns:w14="http://schemas.microsoft.com/office/word/2010/wordml" xmlns:wpg="http://schemas.microsoft.com/office/word/2010/wordprocessingGroup" xmlns:wpi="http://schemas.microsoft.com/office/word/2010/wordprocessingInk" xmlns:wne="http://schemas.microsoft.com/office/word/2006/wordml" xmlns:wps="http://schemas.microsoft.com/office/word/2010/wordprocessingShape" mc:Ignorable="w14 wp14">
+  <w:footnote w:type="separator" w:id="-1">
+    <w:p>
+      <w:pPr>
+        <w:spacing w:line="240" w:lineRule="auto"/>
+      </w:pPr>
+      <w:r>
+        <w:separator/>
+      </w:r>
+    </w:p>
+  </w:footnote>
+  <w:footnote w:type="continuationSeparator" w:id="0">
+    <w:p>
+      <w:pPr>
+        <w:spacing w:line="240" w:lineRule="auto"/>
+      </w:pPr>
+      <w:r>
+        <w:continuationSeparator/>
+      </w:r>
+    </w:p>
+  </w:footnote>
+</w:footnotes>
+</file>
+
 <file path=word/header1.xml><?xml version="1.0" encoding="utf-8"?>
-<w:hdr xmlns:o="urn:schemas-microsoft-com:office:office" xmlns:r="http://schemas.openxmlformats.org/officeDocument/2006/relationships" xmlns:v="urn:schemas-microsoft-com:vml" xmlns:w="http://schemas.openxmlformats.org/wordprocessingml/2006/main" xmlns:w10="urn:schemas-microsoft-com:office:word" xmlns:wp="http://schemas.openxmlformats.org/drawingml/2006/wordprocessingDrawing" xmlns:pic="http://schemas.openxmlformats.org/drawingml/2006/picture" xmlns:wps="http://schemas.microsoft.com/office/word/2010/wordprocessingShape" xmlns:wpg="http://schemas.microsoft.com/office/word/2010/wordprocessingGroup" xmlns:mc="http://schemas.openxmlformats.org/markup-compatibility/2006" xmlns:wp14="http://schemas.microsoft.com/office/word/2010/wordprocessingDrawing" xmlns:w14="http://schemas.microsoft.com/office/word/2010/wordml" xmlns:w15="http://schemas.microsoft.com/office/word/2012/wordml" mc:Ignorable="w14 wp14 w15">
+<w:hdr xmlns:wpc="http://schemas.microsoft.com/office/word/2010/wordprocessingCanvas" xmlns:mc="http://schemas.openxmlformats.org/markup-compatibility/2006" xmlns:o="urn:schemas-microsoft-com:office:office" xmlns:r="http://schemas.openxmlformats.org/officeDocument/2006/relationships" xmlns:m="http://schemas.openxmlformats.org/officeDocument/2006/math" xmlns:v="urn:schemas-microsoft-com:vml" xmlns:wp14="http://schemas.microsoft.com/office/word/2010/wordprocessingDrawing" xmlns:wp="http://schemas.openxmlformats.org/drawingml/2006/wordprocessingDrawing" xmlns:w10="urn:schemas-microsoft-com:office:word" xmlns:w="http://schemas.openxmlformats.org/wordprocessingml/2006/main" xmlns:w14="http://schemas.microsoft.com/office/word/2010/wordml" xmlns:wpg="http://schemas.microsoft.com/office/word/2010/wordprocessingGroup" xmlns:wpi="http://schemas.microsoft.com/office/word/2010/wordprocessingInk" xmlns:wne="http://schemas.microsoft.com/office/word/2006/wordml" xmlns:wps="http://schemas.microsoft.com/office/word/2010/wordprocessingShape" mc:Ignorable="w14 wp14">
   <w:p>
     <w:pPr>
       <w:pStyle w:val="Header"/>
-      <w:rPr/>
     </w:pPr>
-    <w:r>
-      <w:rPr/>
-    </w:r>
   </w:p>
 </w:hdr>
 </file>
 
 <file path=word/header2.xml><?xml version="1.0" encoding="utf-8"?>
-<w:hdr xmlns:o="urn:schemas-microsoft-com:office:office" xmlns:r="http://schemas.openxmlformats.org/officeDocument/2006/relationships" xmlns:v="urn:schemas-microsoft-com:vml" xmlns:w="http://schemas.openxmlformats.org/wordprocessingml/2006/main" xmlns:w10="urn:schemas-microsoft-com:office:word" xmlns:wp="http://schemas.openxmlformats.org/drawingml/2006/wordprocessingDrawing" xmlns:pic="http://schemas.openxmlformats.org/drawingml/2006/picture" xmlns:wps="http://schemas.microsoft.com/office/word/2010/wordprocessingShape" xmlns:wpg="http://schemas.microsoft.com/office/word/2010/wordprocessingGroup" xmlns:mc="http://schemas.openxmlformats.org/markup-compatibility/2006" xmlns:wp14="http://schemas.microsoft.com/office/word/2010/wordprocessingDrawing" xmlns:w14="http://schemas.microsoft.com/office/word/2010/wordml" xmlns:w15="http://schemas.microsoft.com/office/word/2012/wordml" mc:Ignorable="w14 wp14 w15">
+<w:hdr xmlns:wpc="http://schemas.microsoft.com/office/word/2010/wordprocessingCanvas" xmlns:mc="http://schemas.openxmlformats.org/markup-compatibility/2006" xmlns:o="urn:schemas-microsoft-com:office:office" xmlns:r="http://schemas.openxmlformats.org/officeDocument/2006/relationships" xmlns:m="http://schemas.openxmlformats.org/officeDocument/2006/math" xmlns:v="urn:schemas-microsoft-com:vml" xmlns:wp14="http://schemas.microsoft.com/office/word/2010/wordprocessingDrawing" xmlns:wp="http://schemas.openxmlformats.org/drawingml/2006/wordprocessingDrawing" xmlns:w10="urn:schemas-microsoft-com:office:word" xmlns:w="http://schemas.openxmlformats.org/wordprocessingml/2006/main" xmlns:w14="http://schemas.microsoft.com/office/word/2010/wordml" xmlns:wpg="http://schemas.microsoft.com/office/word/2010/wordprocessingGroup" xmlns:wpi="http://schemas.microsoft.com/office/word/2010/wordprocessingInk" xmlns:wne="http://schemas.microsoft.com/office/word/2006/wordml" xmlns:wps="http://schemas.microsoft.com/office/word/2010/wordprocessingShape" mc:Ignorable="w14 wp14">
   <w:p>
     <w:pPr>
-      <w:pStyle w:val="Normal"/>
       <w:rPr>
         <w:sz w:val="24"/>
       </w:rPr>
     </w:pPr>
-    <w:r>
-      <w:rPr>
-        <w:sz w:val="24"/>
-      </w:rPr>
-    </w:r>
   </w:p>
   <w:p>
     <w:pPr>
-      <w:pStyle w:val="Normal"/>
       <w:pBdr>
         <w:top w:val="single" w:sz="6" w:space="1" w:color="000000"/>
       </w:pBdr>
@@ -9046,15 +9235,9 @@
         <w:sz w:val="24"/>
       </w:rPr>
     </w:pPr>
-    <w:r>
-      <w:rPr>
-        <w:sz w:val="24"/>
-      </w:rPr>
-    </w:r>
   </w:p>
   <w:p>
     <w:pPr>
-      <w:pStyle w:val="Normal"/>
       <w:pBdr>
         <w:bottom w:val="single" w:sz="6" w:space="1" w:color="000000"/>
       </w:pBdr>
@@ -9075,33 +9258,22 @@
   <w:p>
     <w:pPr>
       <w:pStyle w:val="Header"/>
-      <w:rPr/>
     </w:pPr>
-    <w:r>
-      <w:rPr/>
-    </w:r>
   </w:p>
 </w:hdr>
 </file>
 
 <file path=word/header3.xml><?xml version="1.0" encoding="utf-8"?>
-<w:hdr xmlns:o="urn:schemas-microsoft-com:office:office" xmlns:r="http://schemas.openxmlformats.org/officeDocument/2006/relationships" xmlns:v="urn:schemas-microsoft-com:vml" xmlns:w="http://schemas.openxmlformats.org/wordprocessingml/2006/main" xmlns:w10="urn:schemas-microsoft-com:office:word" xmlns:wp="http://schemas.openxmlformats.org/drawingml/2006/wordprocessingDrawing" xmlns:pic="http://schemas.openxmlformats.org/drawingml/2006/picture" xmlns:wps="http://schemas.microsoft.com/office/word/2010/wordprocessingShape" xmlns:wpg="http://schemas.microsoft.com/office/word/2010/wordprocessingGroup" xmlns:mc="http://schemas.openxmlformats.org/markup-compatibility/2006" xmlns:wp14="http://schemas.microsoft.com/office/word/2010/wordprocessingDrawing" xmlns:w14="http://schemas.microsoft.com/office/word/2010/wordml" xmlns:w15="http://schemas.microsoft.com/office/word/2012/wordml" mc:Ignorable="w14 wp14 w15">
+<w:hdr xmlns:wpc="http://schemas.microsoft.com/office/word/2010/wordprocessingCanvas" xmlns:mc="http://schemas.openxmlformats.org/markup-compatibility/2006" xmlns:o="urn:schemas-microsoft-com:office:office" xmlns:r="http://schemas.openxmlformats.org/officeDocument/2006/relationships" xmlns:m="http://schemas.openxmlformats.org/officeDocument/2006/math" xmlns:v="urn:schemas-microsoft-com:vml" xmlns:wp14="http://schemas.microsoft.com/office/word/2010/wordprocessingDrawing" xmlns:wp="http://schemas.openxmlformats.org/drawingml/2006/wordprocessingDrawing" xmlns:w10="urn:schemas-microsoft-com:office:word" xmlns:w="http://schemas.openxmlformats.org/wordprocessingml/2006/main" xmlns:w14="http://schemas.microsoft.com/office/word/2010/wordml" xmlns:wpg="http://schemas.microsoft.com/office/word/2010/wordprocessingGroup" xmlns:wpi="http://schemas.microsoft.com/office/word/2010/wordprocessingInk" xmlns:wne="http://schemas.microsoft.com/office/word/2006/wordml" xmlns:wps="http://schemas.microsoft.com/office/word/2010/wordprocessingShape" mc:Ignorable="w14 wp14">
   <w:p>
     <w:pPr>
-      <w:pStyle w:val="Normal"/>
       <w:rPr>
         <w:sz w:val="24"/>
       </w:rPr>
     </w:pPr>
-    <w:r>
-      <w:rPr>
-        <w:sz w:val="24"/>
-      </w:rPr>
-    </w:r>
   </w:p>
   <w:p>
     <w:pPr>
-      <w:pStyle w:val="Normal"/>
       <w:pBdr>
         <w:top w:val="single" w:sz="6" w:space="1" w:color="000000"/>
       </w:pBdr>
@@ -9109,15 +9281,9 @@
         <w:sz w:val="24"/>
       </w:rPr>
     </w:pPr>
-    <w:r>
-      <w:rPr>
-        <w:sz w:val="24"/>
-      </w:rPr>
-    </w:r>
   </w:p>
   <w:p>
     <w:pPr>
-      <w:pStyle w:val="Normal"/>
       <w:pBdr>
         <w:bottom w:val="single" w:sz="6" w:space="1" w:color="000000"/>
       </w:pBdr>
@@ -9138,51 +9304,34 @@
   <w:p>
     <w:pPr>
       <w:pStyle w:val="Header"/>
-      <w:rPr/>
     </w:pPr>
-    <w:r>
-      <w:rPr/>
-    </w:r>
   </w:p>
 </w:hdr>
 </file>
 
 <file path=word/header4.xml><?xml version="1.0" encoding="utf-8"?>
-<w:hdr xmlns:o="urn:schemas-microsoft-com:office:office" xmlns:r="http://schemas.openxmlformats.org/officeDocument/2006/relationships" xmlns:v="urn:schemas-microsoft-com:vml" xmlns:w="http://schemas.openxmlformats.org/wordprocessingml/2006/main" xmlns:w10="urn:schemas-microsoft-com:office:word" xmlns:wp="http://schemas.openxmlformats.org/drawingml/2006/wordprocessingDrawing" xmlns:pic="http://schemas.openxmlformats.org/drawingml/2006/picture" xmlns:wps="http://schemas.microsoft.com/office/word/2010/wordprocessingShape" xmlns:wpg="http://schemas.microsoft.com/office/word/2010/wordprocessingGroup" xmlns:mc="http://schemas.openxmlformats.org/markup-compatibility/2006" xmlns:wp14="http://schemas.microsoft.com/office/word/2010/wordprocessingDrawing" xmlns:w14="http://schemas.microsoft.com/office/word/2010/wordml" xmlns:w15="http://schemas.microsoft.com/office/word/2012/wordml" mc:Ignorable="w14 wp14 w15">
+<w:hdr xmlns:wpc="http://schemas.microsoft.com/office/word/2010/wordprocessingCanvas" xmlns:mc="http://schemas.openxmlformats.org/markup-compatibility/2006" xmlns:o="urn:schemas-microsoft-com:office:office" xmlns:r="http://schemas.openxmlformats.org/officeDocument/2006/relationships" xmlns:m="http://schemas.openxmlformats.org/officeDocument/2006/math" xmlns:v="urn:schemas-microsoft-com:vml" xmlns:wp14="http://schemas.microsoft.com/office/word/2010/wordprocessingDrawing" xmlns:wp="http://schemas.openxmlformats.org/drawingml/2006/wordprocessingDrawing" xmlns:w10="urn:schemas-microsoft-com:office:word" xmlns:w="http://schemas.openxmlformats.org/wordprocessingml/2006/main" xmlns:w14="http://schemas.microsoft.com/office/word/2010/wordml" xmlns:wpg="http://schemas.microsoft.com/office/word/2010/wordprocessingGroup" xmlns:wpi="http://schemas.microsoft.com/office/word/2010/wordprocessingInk" xmlns:wne="http://schemas.microsoft.com/office/word/2006/wordml" xmlns:wps="http://schemas.microsoft.com/office/word/2010/wordprocessingShape" mc:Ignorable="w14 wp14">
   <w:p>
     <w:pPr>
       <w:pStyle w:val="Header"/>
-      <w:rPr/>
     </w:pPr>
-    <w:r>
-      <w:rPr/>
-    </w:r>
   </w:p>
 </w:hdr>
 </file>
 
 <file path=word/header5.xml><?xml version="1.0" encoding="utf-8"?>
-<w:hdr xmlns:o="urn:schemas-microsoft-com:office:office" xmlns:r="http://schemas.openxmlformats.org/officeDocument/2006/relationships" xmlns:v="urn:schemas-microsoft-com:vml" xmlns:w="http://schemas.openxmlformats.org/wordprocessingml/2006/main" xmlns:w10="urn:schemas-microsoft-com:office:word" xmlns:wp="http://schemas.openxmlformats.org/drawingml/2006/wordprocessingDrawing" xmlns:pic="http://schemas.openxmlformats.org/drawingml/2006/picture" xmlns:wps="http://schemas.microsoft.com/office/word/2010/wordprocessingShape" xmlns:wpg="http://schemas.microsoft.com/office/word/2010/wordprocessingGroup" xmlns:mc="http://schemas.openxmlformats.org/markup-compatibility/2006" xmlns:wp14="http://schemas.microsoft.com/office/word/2010/wordprocessingDrawing" xmlns:w14="http://schemas.microsoft.com/office/word/2010/wordml" xmlns:w15="http://schemas.microsoft.com/office/word/2012/wordml" mc:Ignorable="w14 wp14 w15">
+<w:hdr xmlns:wpc="http://schemas.microsoft.com/office/word/2010/wordprocessingCanvas" xmlns:mc="http://schemas.openxmlformats.org/markup-compatibility/2006" xmlns:o="urn:schemas-microsoft-com:office:office" xmlns:r="http://schemas.openxmlformats.org/officeDocument/2006/relationships" xmlns:m="http://schemas.openxmlformats.org/officeDocument/2006/math" xmlns:v="urn:schemas-microsoft-com:vml" xmlns:wp14="http://schemas.microsoft.com/office/word/2010/wordprocessingDrawing" xmlns:wp="http://schemas.openxmlformats.org/drawingml/2006/wordprocessingDrawing" xmlns:w10="urn:schemas-microsoft-com:office:word" xmlns:w="http://schemas.openxmlformats.org/wordprocessingml/2006/main" xmlns:w14="http://schemas.microsoft.com/office/word/2010/wordml" xmlns:wpg="http://schemas.microsoft.com/office/word/2010/wordprocessingGroup" xmlns:wpi="http://schemas.microsoft.com/office/word/2010/wordprocessingInk" xmlns:wne="http://schemas.microsoft.com/office/word/2006/wordml" xmlns:wps="http://schemas.microsoft.com/office/word/2010/wordprocessingShape" mc:Ignorable="w14 wp14">
   <w:tbl>
     <w:tblPr>
       <w:tblW w:w="9558" w:type="dxa"/>
-      <w:jc w:val="left"/>
-      <w:tblInd w:w="0" w:type="dxa"/>
       <w:tblLayout w:type="fixed"/>
-      <w:tblCellMar>
-        <w:top w:w="0" w:type="dxa"/>
-        <w:left w:w="108" w:type="dxa"/>
-        <w:bottom w:w="0" w:type="dxa"/>
-        <w:right w:w="108" w:type="dxa"/>
-      </w:tblCellMar>
-      <w:tblLook w:val="0000" w:noHBand="0" w:noVBand="0" w:firstColumn="0" w:lastRow="0" w:lastColumn="0" w:firstRow="0"/>
+      <w:tblLook w:val="0000" w:firstRow="0" w:lastRow="0" w:firstColumn="0" w:lastColumn="0" w:noHBand="0" w:noVBand="0"/>
     </w:tblPr>
     <w:tblGrid>
       <w:gridCol w:w="6379"/>
       <w:gridCol w:w="3179"/>
     </w:tblGrid>
     <w:tr>
-      <w:trPr/>
       <w:tc>
         <w:tcPr>
           <w:tcW w:w="6379" w:type="dxa"/>
@@ -9195,7 +9344,6 @@
         </w:tcPr>
         <w:p>
           <w:pPr>
-            <w:pStyle w:val="Normal"/>
             <w:rPr>
               <w:lang w:val="sr-Latn-CS"/>
             </w:rPr>
@@ -9220,12 +9368,10 @@
         </w:tcPr>
         <w:p>
           <w:pPr>
-            <w:pStyle w:val="Normal"/>
             <w:tabs>
-              <w:tab w:val="clear" w:pos="720"/>
-              <w:tab w:val="left" w:pos="1135" w:leader="none"/>
+              <w:tab w:val="left" w:pos="1135"/>
             </w:tabs>
-            <w:spacing w:before="40" w:after="0"/>
+            <w:spacing w:before="40"/>
             <w:ind w:right="68"/>
             <w:rPr>
               <w:lang w:val="sr-Latn-CS"/>
@@ -9235,19 +9381,12 @@
             <w:rPr>
               <w:lang w:val="sr-Latn-CS"/>
             </w:rPr>
-            <w:t xml:space="preserve">  </w:t>
-          </w:r>
-          <w:r>
-            <w:rPr>
-              <w:lang w:val="sr-Latn-CS"/>
-            </w:rPr>
-            <w:t>Verzija:           1.1</w:t>
+            <w:t xml:space="preserve">  Verzija:           1.1</w:t>
           </w:r>
         </w:p>
       </w:tc>
     </w:tr>
     <w:tr>
-      <w:trPr/>
       <w:tc>
         <w:tcPr>
           <w:tcW w:w="6379" w:type="dxa"/>
@@ -9260,7 +9399,6 @@
         </w:tcPr>
         <w:p>
           <w:pPr>
-            <w:pStyle w:val="Normal"/>
             <w:rPr>
               <w:lang w:val="sr-Latn-CS"/>
             </w:rPr>
@@ -9285,7 +9423,6 @@
         </w:tcPr>
         <w:p>
           <w:pPr>
-            <w:pStyle w:val="Normal"/>
             <w:rPr>
               <w:lang w:val="sr-Latn-CS"/>
             </w:rPr>
@@ -9294,19 +9431,12 @@
             <w:rPr>
               <w:lang w:val="sr-Latn-CS"/>
             </w:rPr>
-            <w:t xml:space="preserve">  </w:t>
-          </w:r>
-          <w:r>
-            <w:rPr>
-              <w:lang w:val="sr-Latn-CS"/>
-            </w:rPr>
-            <w:t>Datum:  28.10.2025. god.</w:t>
+            <w:t xml:space="preserve">  Datum:  28.10.2025. god.</w:t>
           </w:r>
         </w:p>
       </w:tc>
     </w:tr>
     <w:tr>
-      <w:trPr/>
       <w:tc>
         <w:tcPr>
           <w:tcW w:w="9558" w:type="dxa"/>
@@ -9320,7 +9450,6 @@
         </w:tcPr>
         <w:p>
           <w:pPr>
-            <w:pStyle w:val="Normal"/>
             <w:rPr>
               <w:lang w:val="sr-Latn-CS"/>
             </w:rPr>
@@ -9342,37 +9471,23 @@
         <w:lang w:val="sr-Latn-CS"/>
       </w:rPr>
     </w:pPr>
-    <w:r>
-      <w:rPr>
-        <w:lang w:val="sr-Latn-CS"/>
-      </w:rPr>
-    </w:r>
   </w:p>
 </w:hdr>
 </file>
 
 <file path=word/header6.xml><?xml version="1.0" encoding="utf-8"?>
-<w:hdr xmlns:o="urn:schemas-microsoft-com:office:office" xmlns:r="http://schemas.openxmlformats.org/officeDocument/2006/relationships" xmlns:v="urn:schemas-microsoft-com:vml" xmlns:w="http://schemas.openxmlformats.org/wordprocessingml/2006/main" xmlns:w10="urn:schemas-microsoft-com:office:word" xmlns:wp="http://schemas.openxmlformats.org/drawingml/2006/wordprocessingDrawing" xmlns:pic="http://schemas.openxmlformats.org/drawingml/2006/picture" xmlns:wps="http://schemas.microsoft.com/office/word/2010/wordprocessingShape" xmlns:wpg="http://schemas.microsoft.com/office/word/2010/wordprocessingGroup" xmlns:mc="http://schemas.openxmlformats.org/markup-compatibility/2006" xmlns:wp14="http://schemas.microsoft.com/office/word/2010/wordprocessingDrawing" xmlns:w14="http://schemas.microsoft.com/office/word/2010/wordml" xmlns:w15="http://schemas.microsoft.com/office/word/2012/wordml" mc:Ignorable="w14 wp14 w15">
+<w:hdr xmlns:wpc="http://schemas.microsoft.com/office/word/2010/wordprocessingCanvas" xmlns:mc="http://schemas.openxmlformats.org/markup-compatibility/2006" xmlns:o="urn:schemas-microsoft-com:office:office" xmlns:r="http://schemas.openxmlformats.org/officeDocument/2006/relationships" xmlns:m="http://schemas.openxmlformats.org/officeDocument/2006/math" xmlns:v="urn:schemas-microsoft-com:vml" xmlns:wp14="http://schemas.microsoft.com/office/word/2010/wordprocessingDrawing" xmlns:wp="http://schemas.openxmlformats.org/drawingml/2006/wordprocessingDrawing" xmlns:w10="urn:schemas-microsoft-com:office:word" xmlns:w="http://schemas.openxmlformats.org/wordprocessingml/2006/main" xmlns:w14="http://schemas.microsoft.com/office/word/2010/wordml" xmlns:wpg="http://schemas.microsoft.com/office/word/2010/wordprocessingGroup" xmlns:wpi="http://schemas.microsoft.com/office/word/2010/wordprocessingInk" xmlns:wne="http://schemas.microsoft.com/office/word/2006/wordml" xmlns:wps="http://schemas.microsoft.com/office/word/2010/wordprocessingShape" mc:Ignorable="w14 wp14">
   <w:tbl>
     <w:tblPr>
       <w:tblW w:w="9558" w:type="dxa"/>
-      <w:jc w:val="left"/>
-      <w:tblInd w:w="0" w:type="dxa"/>
       <w:tblLayout w:type="fixed"/>
-      <w:tblCellMar>
-        <w:top w:w="0" w:type="dxa"/>
-        <w:left w:w="108" w:type="dxa"/>
-        <w:bottom w:w="0" w:type="dxa"/>
-        <w:right w:w="108" w:type="dxa"/>
-      </w:tblCellMar>
-      <w:tblLook w:val="0000" w:noHBand="0" w:noVBand="0" w:firstColumn="0" w:lastRow="0" w:lastColumn="0" w:firstRow="0"/>
+      <w:tblLook w:val="0000" w:firstRow="0" w:lastRow="0" w:firstColumn="0" w:lastColumn="0" w:noHBand="0" w:noVBand="0"/>
     </w:tblPr>
     <w:tblGrid>
       <w:gridCol w:w="6379"/>
       <w:gridCol w:w="3179"/>
     </w:tblGrid>
     <w:tr>
-      <w:trPr/>
       <w:tc>
         <w:tcPr>
           <w:tcW w:w="6379" w:type="dxa"/>
@@ -9385,7 +9500,6 @@
         </w:tcPr>
         <w:p>
           <w:pPr>
-            <w:pStyle w:val="Normal"/>
             <w:rPr>
               <w:lang w:val="sr-Latn-CS"/>
             </w:rPr>
@@ -9410,12 +9524,10 @@
         </w:tcPr>
         <w:p>
           <w:pPr>
-            <w:pStyle w:val="Normal"/>
             <w:tabs>
-              <w:tab w:val="clear" w:pos="720"/>
-              <w:tab w:val="left" w:pos="1135" w:leader="none"/>
+              <w:tab w:val="left" w:pos="1135"/>
             </w:tabs>
-            <w:spacing w:before="40" w:after="0"/>
+            <w:spacing w:before="40"/>
             <w:ind w:right="68"/>
             <w:rPr>
               <w:lang w:val="sr-Latn-CS"/>
@@ -9425,19 +9537,12 @@
             <w:rPr>
               <w:lang w:val="sr-Latn-CS"/>
             </w:rPr>
-            <w:t xml:space="preserve">  </w:t>
-          </w:r>
-          <w:r>
-            <w:rPr>
-              <w:lang w:val="sr-Latn-CS"/>
-            </w:rPr>
-            <w:t>Verzija:           1.1</w:t>
+            <w:t xml:space="preserve">  Verzija:           1.1</w:t>
           </w:r>
         </w:p>
       </w:tc>
     </w:tr>
     <w:tr>
-      <w:trPr/>
       <w:tc>
         <w:tcPr>
           <w:tcW w:w="6379" w:type="dxa"/>
@@ -9450,7 +9555,6 @@
         </w:tcPr>
         <w:p>
           <w:pPr>
-            <w:pStyle w:val="Normal"/>
             <w:rPr>
               <w:lang w:val="sr-Latn-CS"/>
             </w:rPr>
@@ -9475,7 +9579,6 @@
         </w:tcPr>
         <w:p>
           <w:pPr>
-            <w:pStyle w:val="Normal"/>
             <w:rPr>
               <w:lang w:val="sr-Latn-CS"/>
             </w:rPr>
@@ -9484,19 +9587,12 @@
             <w:rPr>
               <w:lang w:val="sr-Latn-CS"/>
             </w:rPr>
-            <w:t xml:space="preserve">  </w:t>
-          </w:r>
-          <w:r>
-            <w:rPr>
-              <w:lang w:val="sr-Latn-CS"/>
-            </w:rPr>
-            <w:t>Datum:  28.10.2025. god.</w:t>
+            <w:t xml:space="preserve">  Datum:  28.10.2025. god.</w:t>
           </w:r>
         </w:p>
       </w:tc>
     </w:tr>
     <w:tr>
-      <w:trPr/>
       <w:tc>
         <w:tcPr>
           <w:tcW w:w="9558" w:type="dxa"/>
@@ -9510,7 +9606,6 @@
         </w:tcPr>
         <w:p>
           <w:pPr>
-            <w:pStyle w:val="Normal"/>
             <w:rPr>
               <w:lang w:val="sr-Latn-CS"/>
             </w:rPr>
@@ -9532,146 +9627,129 @@
         <w:lang w:val="sr-Latn-CS"/>
       </w:rPr>
     </w:pPr>
-    <w:r>
-      <w:rPr>
-        <w:lang w:val="sr-Latn-CS"/>
-      </w:rPr>
-    </w:r>
   </w:p>
 </w:hdr>
 </file>
 
 <file path=word/numbering.xml><?xml version="1.0" encoding="utf-8"?>
-<w:numbering xmlns:w="http://schemas.openxmlformats.org/wordprocessingml/2006/main" xmlns:o="urn:schemas-microsoft-com:office:office" xmlns:r="http://schemas.openxmlformats.org/officeDocument/2006/relationships" xmlns:v="urn:schemas-microsoft-com:vml" xmlns:mc="http://schemas.openxmlformats.org/markup-compatibility/2006" xmlns:w14="http://schemas.microsoft.com/office/word/2010/wordml" mc:Ignorable="w14">
-  <w:abstractNum w:abstractNumId="1">
+<w:numbering xmlns:wpc="http://schemas.microsoft.com/office/word/2010/wordprocessingCanvas" xmlns:mc="http://schemas.openxmlformats.org/markup-compatibility/2006" xmlns:o="urn:schemas-microsoft-com:office:office" xmlns:r="http://schemas.openxmlformats.org/officeDocument/2006/relationships" xmlns:m="http://schemas.openxmlformats.org/officeDocument/2006/math" xmlns:v="urn:schemas-microsoft-com:vml" xmlns:wp14="http://schemas.microsoft.com/office/word/2010/wordprocessingDrawing" xmlns:wp="http://schemas.openxmlformats.org/drawingml/2006/wordprocessingDrawing" xmlns:w10="urn:schemas-microsoft-com:office:word" xmlns:w="http://schemas.openxmlformats.org/wordprocessingml/2006/main" xmlns:w14="http://schemas.microsoft.com/office/word/2010/wordml" xmlns:wpg="http://schemas.microsoft.com/office/word/2010/wordprocessingGroup" xmlns:wpi="http://schemas.microsoft.com/office/word/2010/wordprocessingInk" xmlns:wne="http://schemas.microsoft.com/office/word/2006/wordml" xmlns:wps="http://schemas.microsoft.com/office/word/2010/wordprocessingShape" mc:Ignorable="w14 wp14">
+  <w:abstractNum w:abstractNumId="0">
+    <w:nsid w:val="018208AC"/>
+    <w:multiLevelType w:val="multilevel"/>
+    <w:tmpl w:val="C6F2E816"/>
     <w:lvl w:ilvl="0">
       <w:start w:val="1"/>
-      <w:pStyle w:val="Heading1"/>
       <w:numFmt w:val="decimal"/>
       <w:lvlText w:val="%1."/>
       <w:lvlJc w:val="left"/>
       <w:pPr>
         <w:tabs>
-          <w:tab w:val="num" w:pos="0"/>
-        </w:tabs>
-        <w:ind w:left="720" w:hanging="720"/>
-      </w:pPr>
-      <w:rPr/>
+          <w:tab w:val="num" w:pos="1440"/>
+        </w:tabs>
+        <w:ind w:left="1440" w:hanging="360"/>
+      </w:pPr>
     </w:lvl>
     <w:lvl w:ilvl="1">
       <w:start w:val="1"/>
-      <w:pStyle w:val="Heading2"/>
+      <w:numFmt w:val="lowerLetter"/>
+      <w:lvlText w:val="%2."/>
+      <w:lvlJc w:val="left"/>
+      <w:pPr>
+        <w:tabs>
+          <w:tab w:val="num" w:pos="2160"/>
+        </w:tabs>
+        <w:ind w:left="2160" w:hanging="360"/>
+      </w:pPr>
+    </w:lvl>
+    <w:lvl w:ilvl="2">
+      <w:start w:val="1"/>
+      <w:numFmt w:val="lowerRoman"/>
+      <w:lvlText w:val="%3."/>
+      <w:lvlJc w:val="right"/>
+      <w:pPr>
+        <w:tabs>
+          <w:tab w:val="num" w:pos="2880"/>
+        </w:tabs>
+        <w:ind w:left="2880" w:hanging="180"/>
+      </w:pPr>
+    </w:lvl>
+    <w:lvl w:ilvl="3">
+      <w:start w:val="1"/>
       <w:numFmt w:val="decimal"/>
-      <w:lvlText w:val="%1.%2"/>
+      <w:lvlText w:val="%4."/>
       <w:lvlJc w:val="left"/>
       <w:pPr>
         <w:tabs>
-          <w:tab w:val="num" w:pos="0"/>
-        </w:tabs>
-        <w:ind w:left="720" w:hanging="720"/>
-      </w:pPr>
-      <w:rPr/>
-    </w:lvl>
-    <w:lvl w:ilvl="2">
-      <w:start w:val="1"/>
-      <w:pStyle w:val="Heading3"/>
+          <w:tab w:val="num" w:pos="3600"/>
+        </w:tabs>
+        <w:ind w:left="3600" w:hanging="360"/>
+      </w:pPr>
+    </w:lvl>
+    <w:lvl w:ilvl="4">
+      <w:start w:val="1"/>
+      <w:numFmt w:val="lowerLetter"/>
+      <w:lvlText w:val="%5."/>
+      <w:lvlJc w:val="left"/>
+      <w:pPr>
+        <w:tabs>
+          <w:tab w:val="num" w:pos="4320"/>
+        </w:tabs>
+        <w:ind w:left="4320" w:hanging="360"/>
+      </w:pPr>
+    </w:lvl>
+    <w:lvl w:ilvl="5">
+      <w:start w:val="1"/>
+      <w:numFmt w:val="lowerRoman"/>
+      <w:lvlText w:val="%6."/>
+      <w:lvlJc w:val="right"/>
+      <w:pPr>
+        <w:tabs>
+          <w:tab w:val="num" w:pos="5040"/>
+        </w:tabs>
+        <w:ind w:left="5040" w:hanging="180"/>
+      </w:pPr>
+    </w:lvl>
+    <w:lvl w:ilvl="6">
+      <w:start w:val="1"/>
       <w:numFmt w:val="decimal"/>
-      <w:lvlText w:val="%1.%2.%3"/>
+      <w:lvlText w:val="%7."/>
       <w:lvlJc w:val="left"/>
       <w:pPr>
         <w:tabs>
-          <w:tab w:val="num" w:pos="0"/>
-        </w:tabs>
-        <w:ind w:left="720" w:hanging="720"/>
-      </w:pPr>
-      <w:rPr/>
-    </w:lvl>
-    <w:lvl w:ilvl="3">
-      <w:start w:val="1"/>
-      <w:pStyle w:val="Heading4"/>
-      <w:numFmt w:val="decimal"/>
-      <w:lvlText w:val="%1.%2.%3.%4"/>
+          <w:tab w:val="num" w:pos="5760"/>
+        </w:tabs>
+        <w:ind w:left="5760" w:hanging="360"/>
+      </w:pPr>
+    </w:lvl>
+    <w:lvl w:ilvl="7">
+      <w:start w:val="1"/>
+      <w:numFmt w:val="lowerLetter"/>
+      <w:lvlText w:val="%8."/>
       <w:lvlJc w:val="left"/>
       <w:pPr>
         <w:tabs>
-          <w:tab w:val="num" w:pos="0"/>
-        </w:tabs>
-        <w:ind w:left="720" w:hanging="720"/>
-      </w:pPr>
-      <w:rPr/>
-    </w:lvl>
-    <w:lvl w:ilvl="4">
-      <w:start w:val="1"/>
-      <w:pStyle w:val="Heading5"/>
-      <w:numFmt w:val="decimal"/>
-      <w:lvlText w:val="%1.%2.%3.%4.%5"/>
-      <w:lvlJc w:val="left"/>
-      <w:pPr>
-        <w:tabs>
-          <w:tab w:val="num" w:pos="0"/>
-        </w:tabs>
-        <w:ind w:left="0" w:hanging="0"/>
-      </w:pPr>
-      <w:rPr/>
-    </w:lvl>
-    <w:lvl w:ilvl="5">
-      <w:start w:val="1"/>
-      <w:pStyle w:val="Heading6"/>
-      <w:numFmt w:val="decimal"/>
-      <w:lvlText w:val="%1.%2.%3.%4.%5.%6"/>
-      <w:lvlJc w:val="left"/>
-      <w:pPr>
-        <w:tabs>
-          <w:tab w:val="num" w:pos="0"/>
-        </w:tabs>
-        <w:ind w:left="0" w:hanging="0"/>
-      </w:pPr>
-      <w:rPr/>
-    </w:lvl>
-    <w:lvl w:ilvl="6">
-      <w:start w:val="1"/>
-      <w:pStyle w:val="Heading7"/>
-      <w:numFmt w:val="decimal"/>
-      <w:lvlText w:val="%1.%2.%3.%4.%5.%6.%7"/>
-      <w:lvlJc w:val="left"/>
-      <w:pPr>
-        <w:tabs>
-          <w:tab w:val="num" w:pos="0"/>
-        </w:tabs>
-        <w:ind w:left="0" w:hanging="0"/>
-      </w:pPr>
-      <w:rPr/>
-    </w:lvl>
-    <w:lvl w:ilvl="7">
-      <w:start w:val="1"/>
-      <w:pStyle w:val="Heading8"/>
-      <w:numFmt w:val="decimal"/>
-      <w:lvlText w:val="%1.%2.%3.%4.%5.%6.%7.%8"/>
-      <w:lvlJc w:val="left"/>
-      <w:pPr>
-        <w:tabs>
-          <w:tab w:val="num" w:pos="0"/>
-        </w:tabs>
-        <w:ind w:left="0" w:hanging="0"/>
-      </w:pPr>
-      <w:rPr/>
+          <w:tab w:val="num" w:pos="6480"/>
+        </w:tabs>
+        <w:ind w:left="6480" w:hanging="360"/>
+      </w:pPr>
     </w:lvl>
     <w:lvl w:ilvl="8">
       <w:start w:val="1"/>
-      <w:pStyle w:val="Heading9"/>
-      <w:numFmt w:val="decimal"/>
-      <w:lvlText w:val="%1.%2.%3.%4.%5.%6.%7.%8.%9"/>
-      <w:lvlJc w:val="left"/>
-      <w:pPr>
-        <w:tabs>
-          <w:tab w:val="num" w:pos="0"/>
-        </w:tabs>
-        <w:ind w:left="0" w:hanging="0"/>
-      </w:pPr>
-      <w:rPr/>
+      <w:numFmt w:val="lowerRoman"/>
+      <w:lvlText w:val="%9."/>
+      <w:lvlJc w:val="right"/>
+      <w:pPr>
+        <w:tabs>
+          <w:tab w:val="num" w:pos="7200"/>
+        </w:tabs>
+        <w:ind w:left="7200" w:hanging="180"/>
+      </w:pPr>
     </w:lvl>
   </w:abstractNum>
-  <w:abstractNum w:abstractNumId="2">
+  <w:abstractNum w:abstractNumId="1">
+    <w:nsid w:val="16A3213D"/>
+    <w:multiLevelType w:val="multilevel"/>
+    <w:tmpl w:val="8CA871C2"/>
     <w:lvl w:ilvl="0">
       <w:start w:val="1"/>
       <w:numFmt w:val="decimal"/>
@@ -9679,11 +9757,697 @@
       <w:lvlJc w:val="left"/>
       <w:pPr>
         <w:tabs>
+          <w:tab w:val="num" w:pos="1440"/>
+        </w:tabs>
+        <w:ind w:left="1440" w:hanging="360"/>
+      </w:pPr>
+    </w:lvl>
+    <w:lvl w:ilvl="1">
+      <w:start w:val="1"/>
+      <w:numFmt w:val="lowerLetter"/>
+      <w:lvlText w:val="%2."/>
+      <w:lvlJc w:val="left"/>
+      <w:pPr>
+        <w:tabs>
+          <w:tab w:val="num" w:pos="2160"/>
+        </w:tabs>
+        <w:ind w:left="2160" w:hanging="360"/>
+      </w:pPr>
+    </w:lvl>
+    <w:lvl w:ilvl="2">
+      <w:start w:val="1"/>
+      <w:numFmt w:val="lowerRoman"/>
+      <w:lvlText w:val="%3."/>
+      <w:lvlJc w:val="right"/>
+      <w:pPr>
+        <w:tabs>
+          <w:tab w:val="num" w:pos="2880"/>
+        </w:tabs>
+        <w:ind w:left="2880" w:hanging="180"/>
+      </w:pPr>
+    </w:lvl>
+    <w:lvl w:ilvl="3">
+      <w:start w:val="1"/>
+      <w:numFmt w:val="decimal"/>
+      <w:lvlText w:val="%4."/>
+      <w:lvlJc w:val="left"/>
+      <w:pPr>
+        <w:tabs>
+          <w:tab w:val="num" w:pos="3600"/>
+        </w:tabs>
+        <w:ind w:left="3600" w:hanging="360"/>
+      </w:pPr>
+    </w:lvl>
+    <w:lvl w:ilvl="4">
+      <w:start w:val="1"/>
+      <w:numFmt w:val="lowerLetter"/>
+      <w:lvlText w:val="%5."/>
+      <w:lvlJc w:val="left"/>
+      <w:pPr>
+        <w:tabs>
+          <w:tab w:val="num" w:pos="4320"/>
+        </w:tabs>
+        <w:ind w:left="4320" w:hanging="360"/>
+      </w:pPr>
+    </w:lvl>
+    <w:lvl w:ilvl="5">
+      <w:start w:val="1"/>
+      <w:numFmt w:val="lowerRoman"/>
+      <w:lvlText w:val="%6."/>
+      <w:lvlJc w:val="right"/>
+      <w:pPr>
+        <w:tabs>
+          <w:tab w:val="num" w:pos="5040"/>
+        </w:tabs>
+        <w:ind w:left="5040" w:hanging="180"/>
+      </w:pPr>
+    </w:lvl>
+    <w:lvl w:ilvl="6">
+      <w:start w:val="1"/>
+      <w:numFmt w:val="decimal"/>
+      <w:lvlText w:val="%7."/>
+      <w:lvlJc w:val="left"/>
+      <w:pPr>
+        <w:tabs>
+          <w:tab w:val="num" w:pos="5760"/>
+        </w:tabs>
+        <w:ind w:left="5760" w:hanging="360"/>
+      </w:pPr>
+    </w:lvl>
+    <w:lvl w:ilvl="7">
+      <w:start w:val="1"/>
+      <w:numFmt w:val="lowerLetter"/>
+      <w:lvlText w:val="%8."/>
+      <w:lvlJc w:val="left"/>
+      <w:pPr>
+        <w:tabs>
+          <w:tab w:val="num" w:pos="6480"/>
+        </w:tabs>
+        <w:ind w:left="6480" w:hanging="360"/>
+      </w:pPr>
+    </w:lvl>
+    <w:lvl w:ilvl="8">
+      <w:start w:val="1"/>
+      <w:numFmt w:val="lowerRoman"/>
+      <w:lvlText w:val="%9."/>
+      <w:lvlJc w:val="right"/>
+      <w:pPr>
+        <w:tabs>
+          <w:tab w:val="num" w:pos="7200"/>
+        </w:tabs>
+        <w:ind w:left="7200" w:hanging="180"/>
+      </w:pPr>
+    </w:lvl>
+  </w:abstractNum>
+  <w:abstractNum w:abstractNumId="2">
+    <w:nsid w:val="1D32460E"/>
+    <w:multiLevelType w:val="multilevel"/>
+    <w:tmpl w:val="A6F458B4"/>
+    <w:lvl w:ilvl="0">
+      <w:start w:val="1"/>
+      <w:numFmt w:val="decimal"/>
+      <w:lvlText w:val="%1."/>
+      <w:lvlJc w:val="left"/>
+      <w:pPr>
+        <w:tabs>
+          <w:tab w:val="num" w:pos="1440"/>
+        </w:tabs>
+        <w:ind w:left="1440" w:hanging="360"/>
+      </w:pPr>
+    </w:lvl>
+    <w:lvl w:ilvl="1">
+      <w:start w:val="1"/>
+      <w:numFmt w:val="lowerLetter"/>
+      <w:lvlText w:val="%2."/>
+      <w:lvlJc w:val="left"/>
+      <w:pPr>
+        <w:tabs>
+          <w:tab w:val="num" w:pos="2160"/>
+        </w:tabs>
+        <w:ind w:left="2160" w:hanging="360"/>
+      </w:pPr>
+    </w:lvl>
+    <w:lvl w:ilvl="2">
+      <w:start w:val="1"/>
+      <w:numFmt w:val="lowerRoman"/>
+      <w:lvlText w:val="%3."/>
+      <w:lvlJc w:val="right"/>
+      <w:pPr>
+        <w:tabs>
+          <w:tab w:val="num" w:pos="2880"/>
+        </w:tabs>
+        <w:ind w:left="2880" w:hanging="180"/>
+      </w:pPr>
+    </w:lvl>
+    <w:lvl w:ilvl="3">
+      <w:start w:val="1"/>
+      <w:numFmt w:val="decimal"/>
+      <w:lvlText w:val="%4."/>
+      <w:lvlJc w:val="left"/>
+      <w:pPr>
+        <w:tabs>
+          <w:tab w:val="num" w:pos="3600"/>
+        </w:tabs>
+        <w:ind w:left="3600" w:hanging="360"/>
+      </w:pPr>
+    </w:lvl>
+    <w:lvl w:ilvl="4">
+      <w:start w:val="1"/>
+      <w:numFmt w:val="lowerLetter"/>
+      <w:lvlText w:val="%5."/>
+      <w:lvlJc w:val="left"/>
+      <w:pPr>
+        <w:tabs>
+          <w:tab w:val="num" w:pos="4320"/>
+        </w:tabs>
+        <w:ind w:left="4320" w:hanging="360"/>
+      </w:pPr>
+    </w:lvl>
+    <w:lvl w:ilvl="5">
+      <w:start w:val="1"/>
+      <w:numFmt w:val="lowerRoman"/>
+      <w:lvlText w:val="%6."/>
+      <w:lvlJc w:val="right"/>
+      <w:pPr>
+        <w:tabs>
+          <w:tab w:val="num" w:pos="5040"/>
+        </w:tabs>
+        <w:ind w:left="5040" w:hanging="180"/>
+      </w:pPr>
+    </w:lvl>
+    <w:lvl w:ilvl="6">
+      <w:start w:val="1"/>
+      <w:numFmt w:val="decimal"/>
+      <w:lvlText w:val="%7."/>
+      <w:lvlJc w:val="left"/>
+      <w:pPr>
+        <w:tabs>
+          <w:tab w:val="num" w:pos="5760"/>
+        </w:tabs>
+        <w:ind w:left="5760" w:hanging="360"/>
+      </w:pPr>
+    </w:lvl>
+    <w:lvl w:ilvl="7">
+      <w:start w:val="1"/>
+      <w:numFmt w:val="lowerLetter"/>
+      <w:lvlText w:val="%8."/>
+      <w:lvlJc w:val="left"/>
+      <w:pPr>
+        <w:tabs>
+          <w:tab w:val="num" w:pos="6480"/>
+        </w:tabs>
+        <w:ind w:left="6480" w:hanging="360"/>
+      </w:pPr>
+    </w:lvl>
+    <w:lvl w:ilvl="8">
+      <w:start w:val="1"/>
+      <w:numFmt w:val="lowerRoman"/>
+      <w:lvlText w:val="%9."/>
+      <w:lvlJc w:val="right"/>
+      <w:pPr>
+        <w:tabs>
+          <w:tab w:val="num" w:pos="7200"/>
+        </w:tabs>
+        <w:ind w:left="7200" w:hanging="180"/>
+      </w:pPr>
+    </w:lvl>
+  </w:abstractNum>
+  <w:abstractNum w:abstractNumId="3">
+    <w:nsid w:val="27883617"/>
+    <w:multiLevelType w:val="multilevel"/>
+    <w:tmpl w:val="986AC82C"/>
+    <w:lvl w:ilvl="0">
+      <w:start w:val="1"/>
+      <w:numFmt w:val="decimal"/>
+      <w:lvlText w:val="%1."/>
+      <w:lvlJc w:val="left"/>
+      <w:pPr>
+        <w:tabs>
+          <w:tab w:val="num" w:pos="1440"/>
+        </w:tabs>
+        <w:ind w:left="1440" w:hanging="360"/>
+      </w:pPr>
+    </w:lvl>
+    <w:lvl w:ilvl="1">
+      <w:start w:val="1"/>
+      <w:numFmt w:val="lowerLetter"/>
+      <w:lvlText w:val="%2."/>
+      <w:lvlJc w:val="left"/>
+      <w:pPr>
+        <w:tabs>
+          <w:tab w:val="num" w:pos="2160"/>
+        </w:tabs>
+        <w:ind w:left="2160" w:hanging="360"/>
+      </w:pPr>
+    </w:lvl>
+    <w:lvl w:ilvl="2">
+      <w:start w:val="1"/>
+      <w:numFmt w:val="lowerRoman"/>
+      <w:lvlText w:val="%3."/>
+      <w:lvlJc w:val="right"/>
+      <w:pPr>
+        <w:tabs>
+          <w:tab w:val="num" w:pos="2880"/>
+        </w:tabs>
+        <w:ind w:left="2880" w:hanging="180"/>
+      </w:pPr>
+    </w:lvl>
+    <w:lvl w:ilvl="3">
+      <w:start w:val="1"/>
+      <w:numFmt w:val="decimal"/>
+      <w:lvlText w:val="%4."/>
+      <w:lvlJc w:val="left"/>
+      <w:pPr>
+        <w:tabs>
+          <w:tab w:val="num" w:pos="3600"/>
+        </w:tabs>
+        <w:ind w:left="3600" w:hanging="360"/>
+      </w:pPr>
+    </w:lvl>
+    <w:lvl w:ilvl="4">
+      <w:start w:val="1"/>
+      <w:numFmt w:val="lowerLetter"/>
+      <w:lvlText w:val="%5."/>
+      <w:lvlJc w:val="left"/>
+      <w:pPr>
+        <w:tabs>
+          <w:tab w:val="num" w:pos="4320"/>
+        </w:tabs>
+        <w:ind w:left="4320" w:hanging="360"/>
+      </w:pPr>
+    </w:lvl>
+    <w:lvl w:ilvl="5">
+      <w:start w:val="1"/>
+      <w:numFmt w:val="lowerRoman"/>
+      <w:lvlText w:val="%6."/>
+      <w:lvlJc w:val="right"/>
+      <w:pPr>
+        <w:tabs>
+          <w:tab w:val="num" w:pos="5040"/>
+        </w:tabs>
+        <w:ind w:left="5040" w:hanging="180"/>
+      </w:pPr>
+    </w:lvl>
+    <w:lvl w:ilvl="6">
+      <w:start w:val="1"/>
+      <w:numFmt w:val="decimal"/>
+      <w:lvlText w:val="%7."/>
+      <w:lvlJc w:val="left"/>
+      <w:pPr>
+        <w:tabs>
+          <w:tab w:val="num" w:pos="5760"/>
+        </w:tabs>
+        <w:ind w:left="5760" w:hanging="360"/>
+      </w:pPr>
+    </w:lvl>
+    <w:lvl w:ilvl="7">
+      <w:start w:val="1"/>
+      <w:numFmt w:val="lowerLetter"/>
+      <w:lvlText w:val="%8."/>
+      <w:lvlJc w:val="left"/>
+      <w:pPr>
+        <w:tabs>
+          <w:tab w:val="num" w:pos="6480"/>
+        </w:tabs>
+        <w:ind w:left="6480" w:hanging="360"/>
+      </w:pPr>
+    </w:lvl>
+    <w:lvl w:ilvl="8">
+      <w:start w:val="1"/>
+      <w:numFmt w:val="lowerRoman"/>
+      <w:lvlText w:val="%9."/>
+      <w:lvlJc w:val="right"/>
+      <w:pPr>
+        <w:tabs>
+          <w:tab w:val="num" w:pos="7200"/>
+        </w:tabs>
+        <w:ind w:left="7200" w:hanging="180"/>
+      </w:pPr>
+    </w:lvl>
+  </w:abstractNum>
+  <w:abstractNum w:abstractNumId="4">
+    <w:nsid w:val="28020C5B"/>
+    <w:multiLevelType w:val="multilevel"/>
+    <w:tmpl w:val="4D66B4BA"/>
+    <w:lvl w:ilvl="0">
+      <w:start w:val="1"/>
+      <w:numFmt w:val="decimal"/>
+      <w:lvlText w:val="%1."/>
+      <w:lvlJc w:val="left"/>
+      <w:pPr>
+        <w:tabs>
+          <w:tab w:val="num" w:pos="1440"/>
+        </w:tabs>
+        <w:ind w:left="1440" w:hanging="360"/>
+      </w:pPr>
+    </w:lvl>
+    <w:lvl w:ilvl="1">
+      <w:start w:val="1"/>
+      <w:numFmt w:val="lowerLetter"/>
+      <w:lvlText w:val="%2."/>
+      <w:lvlJc w:val="left"/>
+      <w:pPr>
+        <w:tabs>
+          <w:tab w:val="num" w:pos="2160"/>
+        </w:tabs>
+        <w:ind w:left="2160" w:hanging="360"/>
+      </w:pPr>
+    </w:lvl>
+    <w:lvl w:ilvl="2">
+      <w:start w:val="1"/>
+      <w:numFmt w:val="lowerRoman"/>
+      <w:lvlText w:val="%3."/>
+      <w:lvlJc w:val="right"/>
+      <w:pPr>
+        <w:tabs>
+          <w:tab w:val="num" w:pos="2880"/>
+        </w:tabs>
+        <w:ind w:left="2880" w:hanging="180"/>
+      </w:pPr>
+    </w:lvl>
+    <w:lvl w:ilvl="3">
+      <w:start w:val="1"/>
+      <w:numFmt w:val="decimal"/>
+      <w:lvlText w:val="%4."/>
+      <w:lvlJc w:val="left"/>
+      <w:pPr>
+        <w:tabs>
+          <w:tab w:val="num" w:pos="3600"/>
+        </w:tabs>
+        <w:ind w:left="3600" w:hanging="360"/>
+      </w:pPr>
+    </w:lvl>
+    <w:lvl w:ilvl="4">
+      <w:start w:val="1"/>
+      <w:numFmt w:val="lowerLetter"/>
+      <w:lvlText w:val="%5."/>
+      <w:lvlJc w:val="left"/>
+      <w:pPr>
+        <w:tabs>
+          <w:tab w:val="num" w:pos="4320"/>
+        </w:tabs>
+        <w:ind w:left="4320" w:hanging="360"/>
+      </w:pPr>
+    </w:lvl>
+    <w:lvl w:ilvl="5">
+      <w:start w:val="1"/>
+      <w:numFmt w:val="lowerRoman"/>
+      <w:lvlText w:val="%6."/>
+      <w:lvlJc w:val="right"/>
+      <w:pPr>
+        <w:tabs>
+          <w:tab w:val="num" w:pos="5040"/>
+        </w:tabs>
+        <w:ind w:left="5040" w:hanging="180"/>
+      </w:pPr>
+    </w:lvl>
+    <w:lvl w:ilvl="6">
+      <w:start w:val="1"/>
+      <w:numFmt w:val="decimal"/>
+      <w:lvlText w:val="%7."/>
+      <w:lvlJc w:val="left"/>
+      <w:pPr>
+        <w:tabs>
+          <w:tab w:val="num" w:pos="5760"/>
+        </w:tabs>
+        <w:ind w:left="5760" w:hanging="360"/>
+      </w:pPr>
+    </w:lvl>
+    <w:lvl w:ilvl="7">
+      <w:start w:val="1"/>
+      <w:numFmt w:val="lowerLetter"/>
+      <w:lvlText w:val="%8."/>
+      <w:lvlJc w:val="left"/>
+      <w:pPr>
+        <w:tabs>
+          <w:tab w:val="num" w:pos="6480"/>
+        </w:tabs>
+        <w:ind w:left="6480" w:hanging="360"/>
+      </w:pPr>
+    </w:lvl>
+    <w:lvl w:ilvl="8">
+      <w:start w:val="1"/>
+      <w:numFmt w:val="lowerRoman"/>
+      <w:lvlText w:val="%9."/>
+      <w:lvlJc w:val="right"/>
+      <w:pPr>
+        <w:tabs>
+          <w:tab w:val="num" w:pos="7200"/>
+        </w:tabs>
+        <w:ind w:left="7200" w:hanging="180"/>
+      </w:pPr>
+    </w:lvl>
+  </w:abstractNum>
+  <w:abstractNum w:abstractNumId="5">
+    <w:nsid w:val="28421A34"/>
+    <w:multiLevelType w:val="multilevel"/>
+    <w:tmpl w:val="E0AE378C"/>
+    <w:lvl w:ilvl="0">
+      <w:start w:val="1"/>
+      <w:numFmt w:val="decimal"/>
+      <w:pStyle w:val="Heading1"/>
+      <w:lvlText w:val="%1."/>
+      <w:lvlJc w:val="left"/>
+      <w:pPr>
+        <w:tabs>
+          <w:tab w:val="num" w:pos="0"/>
+        </w:tabs>
+        <w:ind w:left="720" w:hanging="720"/>
+      </w:pPr>
+    </w:lvl>
+    <w:lvl w:ilvl="1">
+      <w:start w:val="1"/>
+      <w:numFmt w:val="decimal"/>
+      <w:pStyle w:val="Heading2"/>
+      <w:lvlText w:val="%1.%2"/>
+      <w:lvlJc w:val="left"/>
+      <w:pPr>
+        <w:tabs>
+          <w:tab w:val="num" w:pos="0"/>
+        </w:tabs>
+        <w:ind w:left="720" w:hanging="720"/>
+      </w:pPr>
+    </w:lvl>
+    <w:lvl w:ilvl="2">
+      <w:start w:val="1"/>
+      <w:numFmt w:val="decimal"/>
+      <w:pStyle w:val="Heading3"/>
+      <w:lvlText w:val="%1.%2.%3"/>
+      <w:lvlJc w:val="left"/>
+      <w:pPr>
+        <w:tabs>
+          <w:tab w:val="num" w:pos="0"/>
+        </w:tabs>
+        <w:ind w:left="720" w:hanging="720"/>
+      </w:pPr>
+    </w:lvl>
+    <w:lvl w:ilvl="3">
+      <w:start w:val="1"/>
+      <w:numFmt w:val="decimal"/>
+      <w:pStyle w:val="Heading4"/>
+      <w:lvlText w:val="%1.%2.%3.%4"/>
+      <w:lvlJc w:val="left"/>
+      <w:pPr>
+        <w:tabs>
+          <w:tab w:val="num" w:pos="0"/>
+        </w:tabs>
+        <w:ind w:left="720" w:hanging="720"/>
+      </w:pPr>
+    </w:lvl>
+    <w:lvl w:ilvl="4">
+      <w:start w:val="1"/>
+      <w:numFmt w:val="decimal"/>
+      <w:pStyle w:val="Heading5"/>
+      <w:lvlText w:val="%1.%2.%3.%4.%5"/>
+      <w:lvlJc w:val="left"/>
+      <w:pPr>
+        <w:tabs>
+          <w:tab w:val="num" w:pos="0"/>
+        </w:tabs>
+        <w:ind w:left="0" w:firstLine="0"/>
+      </w:pPr>
+    </w:lvl>
+    <w:lvl w:ilvl="5">
+      <w:start w:val="1"/>
+      <w:numFmt w:val="decimal"/>
+      <w:pStyle w:val="Heading6"/>
+      <w:lvlText w:val="%1.%2.%3.%4.%5.%6"/>
+      <w:lvlJc w:val="left"/>
+      <w:pPr>
+        <w:tabs>
+          <w:tab w:val="num" w:pos="0"/>
+        </w:tabs>
+        <w:ind w:left="0" w:firstLine="0"/>
+      </w:pPr>
+    </w:lvl>
+    <w:lvl w:ilvl="6">
+      <w:start w:val="1"/>
+      <w:numFmt w:val="decimal"/>
+      <w:pStyle w:val="Heading7"/>
+      <w:lvlText w:val="%1.%2.%3.%4.%5.%6.%7"/>
+      <w:lvlJc w:val="left"/>
+      <w:pPr>
+        <w:tabs>
+          <w:tab w:val="num" w:pos="0"/>
+        </w:tabs>
+        <w:ind w:left="0" w:firstLine="0"/>
+      </w:pPr>
+    </w:lvl>
+    <w:lvl w:ilvl="7">
+      <w:start w:val="1"/>
+      <w:numFmt w:val="decimal"/>
+      <w:pStyle w:val="Heading8"/>
+      <w:lvlText w:val="%1.%2.%3.%4.%5.%6.%7.%8"/>
+      <w:lvlJc w:val="left"/>
+      <w:pPr>
+        <w:tabs>
+          <w:tab w:val="num" w:pos="0"/>
+        </w:tabs>
+        <w:ind w:left="0" w:firstLine="0"/>
+      </w:pPr>
+    </w:lvl>
+    <w:lvl w:ilvl="8">
+      <w:start w:val="1"/>
+      <w:numFmt w:val="decimal"/>
+      <w:pStyle w:val="Heading9"/>
+      <w:lvlText w:val="%1.%2.%3.%4.%5.%6.%7.%8.%9"/>
+      <w:lvlJc w:val="left"/>
+      <w:pPr>
+        <w:tabs>
+          <w:tab w:val="num" w:pos="0"/>
+        </w:tabs>
+        <w:ind w:left="0" w:firstLine="0"/>
+      </w:pPr>
+    </w:lvl>
+  </w:abstractNum>
+  <w:abstractNum w:abstractNumId="6">
+    <w:nsid w:val="2D320DB2"/>
+    <w:multiLevelType w:val="multilevel"/>
+    <w:tmpl w:val="0A14EDB4"/>
+    <w:lvl w:ilvl="0">
+      <w:start w:val="1"/>
+      <w:numFmt w:val="decimal"/>
+      <w:lvlText w:val="%1."/>
+      <w:lvlJc w:val="left"/>
+      <w:pPr>
+        <w:tabs>
+          <w:tab w:val="num" w:pos="1440"/>
+        </w:tabs>
+        <w:ind w:left="1440" w:hanging="360"/>
+      </w:pPr>
+    </w:lvl>
+    <w:lvl w:ilvl="1">
+      <w:start w:val="1"/>
+      <w:numFmt w:val="lowerLetter"/>
+      <w:lvlText w:val="%2."/>
+      <w:lvlJc w:val="left"/>
+      <w:pPr>
+        <w:tabs>
+          <w:tab w:val="num" w:pos="2160"/>
+        </w:tabs>
+        <w:ind w:left="2160" w:hanging="360"/>
+      </w:pPr>
+    </w:lvl>
+    <w:lvl w:ilvl="2">
+      <w:start w:val="1"/>
+      <w:numFmt w:val="lowerRoman"/>
+      <w:lvlText w:val="%3."/>
+      <w:lvlJc w:val="right"/>
+      <w:pPr>
+        <w:tabs>
+          <w:tab w:val="num" w:pos="2880"/>
+        </w:tabs>
+        <w:ind w:left="2880" w:hanging="180"/>
+      </w:pPr>
+    </w:lvl>
+    <w:lvl w:ilvl="3">
+      <w:start w:val="1"/>
+      <w:numFmt w:val="decimal"/>
+      <w:lvlText w:val="%4."/>
+      <w:lvlJc w:val="left"/>
+      <w:pPr>
+        <w:tabs>
+          <w:tab w:val="num" w:pos="3600"/>
+        </w:tabs>
+        <w:ind w:left="3600" w:hanging="360"/>
+      </w:pPr>
+    </w:lvl>
+    <w:lvl w:ilvl="4">
+      <w:start w:val="1"/>
+      <w:numFmt w:val="lowerLetter"/>
+      <w:lvlText w:val="%5."/>
+      <w:lvlJc w:val="left"/>
+      <w:pPr>
+        <w:tabs>
+          <w:tab w:val="num" w:pos="4320"/>
+        </w:tabs>
+        <w:ind w:left="4320" w:hanging="360"/>
+      </w:pPr>
+    </w:lvl>
+    <w:lvl w:ilvl="5">
+      <w:start w:val="1"/>
+      <w:numFmt w:val="lowerRoman"/>
+      <w:lvlText w:val="%6."/>
+      <w:lvlJc w:val="right"/>
+      <w:pPr>
+        <w:tabs>
+          <w:tab w:val="num" w:pos="5040"/>
+        </w:tabs>
+        <w:ind w:left="5040" w:hanging="180"/>
+      </w:pPr>
+    </w:lvl>
+    <w:lvl w:ilvl="6">
+      <w:start w:val="1"/>
+      <w:numFmt w:val="decimal"/>
+      <w:lvlText w:val="%7."/>
+      <w:lvlJc w:val="left"/>
+      <w:pPr>
+        <w:tabs>
+          <w:tab w:val="num" w:pos="5760"/>
+        </w:tabs>
+        <w:ind w:left="5760" w:hanging="360"/>
+      </w:pPr>
+    </w:lvl>
+    <w:lvl w:ilvl="7">
+      <w:start w:val="1"/>
+      <w:numFmt w:val="lowerLetter"/>
+      <w:lvlText w:val="%8."/>
+      <w:lvlJc w:val="left"/>
+      <w:pPr>
+        <w:tabs>
+          <w:tab w:val="num" w:pos="6480"/>
+        </w:tabs>
+        <w:ind w:left="6480" w:hanging="360"/>
+      </w:pPr>
+    </w:lvl>
+    <w:lvl w:ilvl="8">
+      <w:start w:val="1"/>
+      <w:numFmt w:val="lowerRoman"/>
+      <w:lvlText w:val="%9."/>
+      <w:lvlJc w:val="right"/>
+      <w:pPr>
+        <w:tabs>
+          <w:tab w:val="num" w:pos="7200"/>
+        </w:tabs>
+        <w:ind w:left="7200" w:hanging="180"/>
+      </w:pPr>
+    </w:lvl>
+  </w:abstractNum>
+  <w:abstractNum w:abstractNumId="7">
+    <w:nsid w:val="31A71124"/>
+    <w:multiLevelType w:val="multilevel"/>
+    <w:tmpl w:val="894E082A"/>
+    <w:lvl w:ilvl="0">
+      <w:start w:val="1"/>
+      <w:numFmt w:val="decimal"/>
+      <w:lvlText w:val="%1."/>
+      <w:lvlJc w:val="left"/>
+      <w:pPr>
+        <w:tabs>
           <w:tab w:val="num" w:pos="1800"/>
         </w:tabs>
         <w:ind w:left="1800" w:hanging="360"/>
       </w:pPr>
-      <w:rPr/>
     </w:lvl>
     <w:lvl w:ilvl="1">
       <w:start w:val="1"/>
@@ -9782,7 +10546,10 @@
       </w:pPr>
     </w:lvl>
   </w:abstractNum>
-  <w:abstractNum w:abstractNumId="3">
+  <w:abstractNum w:abstractNumId="8">
+    <w:nsid w:val="40525B76"/>
+    <w:multiLevelType w:val="multilevel"/>
+    <w:tmpl w:val="34146D04"/>
     <w:lvl w:ilvl="0">
       <w:start w:val="1"/>
       <w:numFmt w:val="decimal"/>
@@ -9794,7 +10561,6 @@
         </w:tabs>
         <w:ind w:left="1440" w:hanging="360"/>
       </w:pPr>
-      <w:rPr/>
     </w:lvl>
     <w:lvl w:ilvl="1">
       <w:start w:val="1"/>
@@ -9807,7 +10573,6 @@
         </w:tabs>
         <w:ind w:left="2160" w:hanging="360"/>
       </w:pPr>
-      <w:rPr/>
     </w:lvl>
     <w:lvl w:ilvl="2">
       <w:start w:val="1"/>
@@ -9820,7 +10585,6 @@
         </w:tabs>
         <w:ind w:left="2880" w:hanging="180"/>
       </w:pPr>
-      <w:rPr/>
     </w:lvl>
     <w:lvl w:ilvl="3">
       <w:start w:val="1"/>
@@ -9833,7 +10597,6 @@
         </w:tabs>
         <w:ind w:left="3600" w:hanging="360"/>
       </w:pPr>
-      <w:rPr/>
     </w:lvl>
     <w:lvl w:ilvl="4">
       <w:start w:val="1"/>
@@ -9846,7 +10609,6 @@
         </w:tabs>
         <w:ind w:left="4320" w:hanging="360"/>
       </w:pPr>
-      <w:rPr/>
     </w:lvl>
     <w:lvl w:ilvl="5">
       <w:start w:val="1"/>
@@ -9859,7 +10621,6 @@
         </w:tabs>
         <w:ind w:left="5040" w:hanging="180"/>
       </w:pPr>
-      <w:rPr/>
     </w:lvl>
     <w:lvl w:ilvl="6">
       <w:start w:val="1"/>
@@ -9872,7 +10633,6 @@
         </w:tabs>
         <w:ind w:left="5760" w:hanging="360"/>
       </w:pPr>
-      <w:rPr/>
     </w:lvl>
     <w:lvl w:ilvl="7">
       <w:start w:val="1"/>
@@ -9885,7 +10645,6 @@
         </w:tabs>
         <w:ind w:left="6480" w:hanging="360"/>
       </w:pPr>
-      <w:rPr/>
     </w:lvl>
     <w:lvl w:ilvl="8">
       <w:start w:val="1"/>
@@ -9898,10 +10657,12 @@
         </w:tabs>
         <w:ind w:left="7200" w:hanging="180"/>
       </w:pPr>
-      <w:rPr/>
     </w:lvl>
   </w:abstractNum>
-  <w:abstractNum w:abstractNumId="4">
+  <w:abstractNum w:abstractNumId="9">
+    <w:nsid w:val="498C42AF"/>
+    <w:multiLevelType w:val="multilevel"/>
+    <w:tmpl w:val="1152FCDA"/>
     <w:lvl w:ilvl="0">
       <w:start w:val="1"/>
       <w:numFmt w:val="decimal"/>
@@ -9913,7 +10674,6 @@
         </w:tabs>
         <w:ind w:left="1440" w:hanging="360"/>
       </w:pPr>
-      <w:rPr/>
     </w:lvl>
     <w:lvl w:ilvl="1">
       <w:start w:val="1"/>
@@ -9926,7 +10686,6 @@
         </w:tabs>
         <w:ind w:left="2160" w:hanging="360"/>
       </w:pPr>
-      <w:rPr/>
     </w:lvl>
     <w:lvl w:ilvl="2">
       <w:start w:val="1"/>
@@ -9939,7 +10698,6 @@
         </w:tabs>
         <w:ind w:left="2880" w:hanging="180"/>
       </w:pPr>
-      <w:rPr/>
     </w:lvl>
     <w:lvl w:ilvl="3">
       <w:start w:val="1"/>
@@ -9952,7 +10710,6 @@
         </w:tabs>
         <w:ind w:left="3600" w:hanging="360"/>
       </w:pPr>
-      <w:rPr/>
     </w:lvl>
     <w:lvl w:ilvl="4">
       <w:start w:val="1"/>
@@ -9965,7 +10722,6 @@
         </w:tabs>
         <w:ind w:left="4320" w:hanging="360"/>
       </w:pPr>
-      <w:rPr/>
     </w:lvl>
     <w:lvl w:ilvl="5">
       <w:start w:val="1"/>
@@ -9978,7 +10734,6 @@
         </w:tabs>
         <w:ind w:left="5040" w:hanging="180"/>
       </w:pPr>
-      <w:rPr/>
     </w:lvl>
     <w:lvl w:ilvl="6">
       <w:start w:val="1"/>
@@ -9991,7 +10746,6 @@
         </w:tabs>
         <w:ind w:left="5760" w:hanging="360"/>
       </w:pPr>
-      <w:rPr/>
     </w:lvl>
     <w:lvl w:ilvl="7">
       <w:start w:val="1"/>
@@ -10004,7 +10758,6 @@
         </w:tabs>
         <w:ind w:left="6480" w:hanging="360"/>
       </w:pPr>
-      <w:rPr/>
     </w:lvl>
     <w:lvl w:ilvl="8">
       <w:start w:val="1"/>
@@ -10017,10 +10770,12 @@
         </w:tabs>
         <w:ind w:left="7200" w:hanging="180"/>
       </w:pPr>
-      <w:rPr/>
     </w:lvl>
   </w:abstractNum>
-  <w:abstractNum w:abstractNumId="5">
+  <w:abstractNum w:abstractNumId="10">
+    <w:nsid w:val="54A21462"/>
+    <w:multiLevelType w:val="multilevel"/>
+    <w:tmpl w:val="60CE4968"/>
     <w:lvl w:ilvl="0">
       <w:start w:val="1"/>
       <w:numFmt w:val="decimal"/>
@@ -10032,7 +10787,6 @@
         </w:tabs>
         <w:ind w:left="1440" w:hanging="360"/>
       </w:pPr>
-      <w:rPr/>
     </w:lvl>
     <w:lvl w:ilvl="1">
       <w:start w:val="1"/>
@@ -10045,7 +10799,6 @@
         </w:tabs>
         <w:ind w:left="2160" w:hanging="360"/>
       </w:pPr>
-      <w:rPr/>
     </w:lvl>
     <w:lvl w:ilvl="2">
       <w:start w:val="1"/>
@@ -10058,7 +10811,6 @@
         </w:tabs>
         <w:ind w:left="2880" w:hanging="180"/>
       </w:pPr>
-      <w:rPr/>
     </w:lvl>
     <w:lvl w:ilvl="3">
       <w:start w:val="1"/>
@@ -10071,7 +10823,6 @@
         </w:tabs>
         <w:ind w:left="3600" w:hanging="360"/>
       </w:pPr>
-      <w:rPr/>
     </w:lvl>
     <w:lvl w:ilvl="4">
       <w:start w:val="1"/>
@@ -10084,7 +10835,6 @@
         </w:tabs>
         <w:ind w:left="4320" w:hanging="360"/>
       </w:pPr>
-      <w:rPr/>
     </w:lvl>
     <w:lvl w:ilvl="5">
       <w:start w:val="1"/>
@@ -10097,7 +10847,6 @@
         </w:tabs>
         <w:ind w:left="5040" w:hanging="180"/>
       </w:pPr>
-      <w:rPr/>
     </w:lvl>
     <w:lvl w:ilvl="6">
       <w:start w:val="1"/>
@@ -10110,7 +10859,6 @@
         </w:tabs>
         <w:ind w:left="5760" w:hanging="360"/>
       </w:pPr>
-      <w:rPr/>
     </w:lvl>
     <w:lvl w:ilvl="7">
       <w:start w:val="1"/>
@@ -10123,7 +10871,6 @@
         </w:tabs>
         <w:ind w:left="6480" w:hanging="360"/>
       </w:pPr>
-      <w:rPr/>
     </w:lvl>
     <w:lvl w:ilvl="8">
       <w:start w:val="1"/>
@@ -10136,10 +10883,12 @@
         </w:tabs>
         <w:ind w:left="7200" w:hanging="180"/>
       </w:pPr>
-      <w:rPr/>
     </w:lvl>
   </w:abstractNum>
-  <w:abstractNum w:abstractNumId="6">
+  <w:abstractNum w:abstractNumId="11">
+    <w:nsid w:val="56703DE5"/>
+    <w:multiLevelType w:val="multilevel"/>
+    <w:tmpl w:val="5CF232FE"/>
     <w:lvl w:ilvl="0">
       <w:start w:val="1"/>
       <w:numFmt w:val="decimal"/>
@@ -10151,7 +10900,6 @@
         </w:tabs>
         <w:ind w:left="1440" w:hanging="360"/>
       </w:pPr>
-      <w:rPr/>
     </w:lvl>
     <w:lvl w:ilvl="1">
       <w:start w:val="1"/>
@@ -10164,7 +10912,6 @@
         </w:tabs>
         <w:ind w:left="2160" w:hanging="360"/>
       </w:pPr>
-      <w:rPr/>
     </w:lvl>
     <w:lvl w:ilvl="2">
       <w:start w:val="1"/>
@@ -10177,7 +10924,6 @@
         </w:tabs>
         <w:ind w:left="2880" w:hanging="180"/>
       </w:pPr>
-      <w:rPr/>
     </w:lvl>
     <w:lvl w:ilvl="3">
       <w:start w:val="1"/>
@@ -10190,7 +10936,6 @@
         </w:tabs>
         <w:ind w:left="3600" w:hanging="360"/>
       </w:pPr>
-      <w:rPr/>
     </w:lvl>
     <w:lvl w:ilvl="4">
       <w:start w:val="1"/>
@@ -10203,7 +10948,6 @@
         </w:tabs>
         <w:ind w:left="4320" w:hanging="360"/>
       </w:pPr>
-      <w:rPr/>
     </w:lvl>
     <w:lvl w:ilvl="5">
       <w:start w:val="1"/>
@@ -10216,7 +10960,6 @@
         </w:tabs>
         <w:ind w:left="5040" w:hanging="180"/>
       </w:pPr>
-      <w:rPr/>
     </w:lvl>
     <w:lvl w:ilvl="6">
       <w:start w:val="1"/>
@@ -10229,7 +10972,6 @@
         </w:tabs>
         <w:ind w:left="5760" w:hanging="360"/>
       </w:pPr>
-      <w:rPr/>
     </w:lvl>
     <w:lvl w:ilvl="7">
       <w:start w:val="1"/>
@@ -10242,7 +10984,6 @@
         </w:tabs>
         <w:ind w:left="6480" w:hanging="360"/>
       </w:pPr>
-      <w:rPr/>
     </w:lvl>
     <w:lvl w:ilvl="8">
       <w:start w:val="1"/>
@@ -10255,10 +10996,12 @@
         </w:tabs>
         <w:ind w:left="7200" w:hanging="180"/>
       </w:pPr>
-      <w:rPr/>
     </w:lvl>
   </w:abstractNum>
-  <w:abstractNum w:abstractNumId="7">
+  <w:abstractNum w:abstractNumId="12">
+    <w:nsid w:val="56F70C96"/>
+    <w:multiLevelType w:val="multilevel"/>
+    <w:tmpl w:val="F3F48104"/>
     <w:lvl w:ilvl="0">
       <w:start w:val="1"/>
       <w:numFmt w:val="decimal"/>
@@ -10270,7 +11013,6 @@
         </w:tabs>
         <w:ind w:left="1440" w:hanging="360"/>
       </w:pPr>
-      <w:rPr/>
     </w:lvl>
     <w:lvl w:ilvl="1">
       <w:start w:val="1"/>
@@ -10283,7 +11025,6 @@
         </w:tabs>
         <w:ind w:left="2160" w:hanging="360"/>
       </w:pPr>
-      <w:rPr/>
     </w:lvl>
     <w:lvl w:ilvl="2">
       <w:start w:val="1"/>
@@ -10296,7 +11037,6 @@
         </w:tabs>
         <w:ind w:left="2880" w:hanging="180"/>
       </w:pPr>
-      <w:rPr/>
     </w:lvl>
     <w:lvl w:ilvl="3">
       <w:start w:val="1"/>
@@ -10309,7 +11049,6 @@
         </w:tabs>
         <w:ind w:left="3600" w:hanging="360"/>
       </w:pPr>
-      <w:rPr/>
     </w:lvl>
     <w:lvl w:ilvl="4">
       <w:start w:val="1"/>
@@ -10322,7 +11061,6 @@
         </w:tabs>
         <w:ind w:left="4320" w:hanging="360"/>
       </w:pPr>
-      <w:rPr/>
     </w:lvl>
     <w:lvl w:ilvl="5">
       <w:start w:val="1"/>
@@ -10335,7 +11073,6 @@
         </w:tabs>
         <w:ind w:left="5040" w:hanging="180"/>
       </w:pPr>
-      <w:rPr/>
     </w:lvl>
     <w:lvl w:ilvl="6">
       <w:start w:val="1"/>
@@ -10348,7 +11085,6 @@
         </w:tabs>
         <w:ind w:left="5760" w:hanging="360"/>
       </w:pPr>
-      <w:rPr/>
     </w:lvl>
     <w:lvl w:ilvl="7">
       <w:start w:val="1"/>
@@ -10361,7 +11097,6 @@
         </w:tabs>
         <w:ind w:left="6480" w:hanging="360"/>
       </w:pPr>
-      <w:rPr/>
     </w:lvl>
     <w:lvl w:ilvl="8">
       <w:start w:val="1"/>
@@ -10374,10 +11109,12 @@
         </w:tabs>
         <w:ind w:left="7200" w:hanging="180"/>
       </w:pPr>
-      <w:rPr/>
     </w:lvl>
   </w:abstractNum>
-  <w:abstractNum w:abstractNumId="8">
+  <w:abstractNum w:abstractNumId="13">
+    <w:nsid w:val="5B8B2D54"/>
+    <w:multiLevelType w:val="multilevel"/>
+    <w:tmpl w:val="73EA57D0"/>
     <w:lvl w:ilvl="0">
       <w:start w:val="1"/>
       <w:numFmt w:val="decimal"/>
@@ -10389,7 +11126,6 @@
         </w:tabs>
         <w:ind w:left="1440" w:hanging="360"/>
       </w:pPr>
-      <w:rPr/>
     </w:lvl>
     <w:lvl w:ilvl="1">
       <w:start w:val="1"/>
@@ -10402,7 +11138,6 @@
         </w:tabs>
         <w:ind w:left="2160" w:hanging="360"/>
       </w:pPr>
-      <w:rPr/>
     </w:lvl>
     <w:lvl w:ilvl="2">
       <w:start w:val="1"/>
@@ -10415,7 +11150,6 @@
         </w:tabs>
         <w:ind w:left="2880" w:hanging="180"/>
       </w:pPr>
-      <w:rPr/>
     </w:lvl>
     <w:lvl w:ilvl="3">
       <w:start w:val="1"/>
@@ -10428,7 +11162,6 @@
         </w:tabs>
         <w:ind w:left="3600" w:hanging="360"/>
       </w:pPr>
-      <w:rPr/>
     </w:lvl>
     <w:lvl w:ilvl="4">
       <w:start w:val="1"/>
@@ -10441,7 +11174,6 @@
         </w:tabs>
         <w:ind w:left="4320" w:hanging="360"/>
       </w:pPr>
-      <w:rPr/>
     </w:lvl>
     <w:lvl w:ilvl="5">
       <w:start w:val="1"/>
@@ -10454,7 +11186,6 @@
         </w:tabs>
         <w:ind w:left="5040" w:hanging="180"/>
       </w:pPr>
-      <w:rPr/>
     </w:lvl>
     <w:lvl w:ilvl="6">
       <w:start w:val="1"/>
@@ -10467,7 +11198,6 @@
         </w:tabs>
         <w:ind w:left="5760" w:hanging="360"/>
       </w:pPr>
-      <w:rPr/>
     </w:lvl>
     <w:lvl w:ilvl="7">
       <w:start w:val="1"/>
@@ -10480,7 +11210,6 @@
         </w:tabs>
         <w:ind w:left="6480" w:hanging="360"/>
       </w:pPr>
-      <w:rPr/>
     </w:lvl>
     <w:lvl w:ilvl="8">
       <w:start w:val="1"/>
@@ -10493,10 +11222,12 @@
         </w:tabs>
         <w:ind w:left="7200" w:hanging="180"/>
       </w:pPr>
-      <w:rPr/>
     </w:lvl>
   </w:abstractNum>
-  <w:abstractNum w:abstractNumId="9">
+  <w:abstractNum w:abstractNumId="14">
+    <w:nsid w:val="64D5080F"/>
+    <w:multiLevelType w:val="multilevel"/>
+    <w:tmpl w:val="99E42DDA"/>
     <w:lvl w:ilvl="0">
       <w:start w:val="1"/>
       <w:numFmt w:val="decimal"/>
@@ -10508,7 +11239,6 @@
         </w:tabs>
         <w:ind w:left="1440" w:hanging="360"/>
       </w:pPr>
-      <w:rPr/>
     </w:lvl>
     <w:lvl w:ilvl="1">
       <w:start w:val="1"/>
@@ -10521,7 +11251,6 @@
         </w:tabs>
         <w:ind w:left="2160" w:hanging="360"/>
       </w:pPr>
-      <w:rPr/>
     </w:lvl>
     <w:lvl w:ilvl="2">
       <w:start w:val="1"/>
@@ -10534,7 +11263,6 @@
         </w:tabs>
         <w:ind w:left="2880" w:hanging="180"/>
       </w:pPr>
-      <w:rPr/>
     </w:lvl>
     <w:lvl w:ilvl="3">
       <w:start w:val="1"/>
@@ -10547,7 +11275,6 @@
         </w:tabs>
         <w:ind w:left="3600" w:hanging="360"/>
       </w:pPr>
-      <w:rPr/>
     </w:lvl>
     <w:lvl w:ilvl="4">
       <w:start w:val="1"/>
@@ -10560,7 +11287,6 @@
         </w:tabs>
         <w:ind w:left="4320" w:hanging="360"/>
       </w:pPr>
-      <w:rPr/>
     </w:lvl>
     <w:lvl w:ilvl="5">
       <w:start w:val="1"/>
@@ -10573,7 +11299,6 @@
         </w:tabs>
         <w:ind w:left="5040" w:hanging="180"/>
       </w:pPr>
-      <w:rPr/>
     </w:lvl>
     <w:lvl w:ilvl="6">
       <w:start w:val="1"/>
@@ -10586,7 +11311,6 @@
         </w:tabs>
         <w:ind w:left="5760" w:hanging="360"/>
       </w:pPr>
-      <w:rPr/>
     </w:lvl>
     <w:lvl w:ilvl="7">
       <w:start w:val="1"/>
@@ -10599,7 +11323,6 @@
         </w:tabs>
         <w:ind w:left="6480" w:hanging="360"/>
       </w:pPr>
-      <w:rPr/>
     </w:lvl>
     <w:lvl w:ilvl="8">
       <w:start w:val="1"/>
@@ -10612,10 +11335,12 @@
         </w:tabs>
         <w:ind w:left="7200" w:hanging="180"/>
       </w:pPr>
-      <w:rPr/>
     </w:lvl>
   </w:abstractNum>
-  <w:abstractNum w:abstractNumId="10">
+  <w:abstractNum w:abstractNumId="15">
+    <w:nsid w:val="65B04ED0"/>
+    <w:multiLevelType w:val="multilevel"/>
+    <w:tmpl w:val="9D6E369C"/>
     <w:lvl w:ilvl="0">
       <w:start w:val="1"/>
       <w:numFmt w:val="decimal"/>
@@ -10627,7 +11352,6 @@
         </w:tabs>
         <w:ind w:left="1440" w:hanging="360"/>
       </w:pPr>
-      <w:rPr/>
     </w:lvl>
     <w:lvl w:ilvl="1">
       <w:start w:val="1"/>
@@ -10640,7 +11364,6 @@
         </w:tabs>
         <w:ind w:left="2160" w:hanging="360"/>
       </w:pPr>
-      <w:rPr/>
     </w:lvl>
     <w:lvl w:ilvl="2">
       <w:start w:val="1"/>
@@ -10653,7 +11376,6 @@
         </w:tabs>
         <w:ind w:left="2880" w:hanging="180"/>
       </w:pPr>
-      <w:rPr/>
     </w:lvl>
     <w:lvl w:ilvl="3">
       <w:start w:val="1"/>
@@ -10666,7 +11388,6 @@
         </w:tabs>
         <w:ind w:left="3600" w:hanging="360"/>
       </w:pPr>
-      <w:rPr/>
     </w:lvl>
     <w:lvl w:ilvl="4">
       <w:start w:val="1"/>
@@ -10679,7 +11400,6 @@
         </w:tabs>
         <w:ind w:left="4320" w:hanging="360"/>
       </w:pPr>
-      <w:rPr/>
     </w:lvl>
     <w:lvl w:ilvl="5">
       <w:start w:val="1"/>
@@ -10692,7 +11412,6 @@
         </w:tabs>
         <w:ind w:left="5040" w:hanging="180"/>
       </w:pPr>
-      <w:rPr/>
     </w:lvl>
     <w:lvl w:ilvl="6">
       <w:start w:val="1"/>
@@ -10705,7 +11424,6 @@
         </w:tabs>
         <w:ind w:left="5760" w:hanging="360"/>
       </w:pPr>
-      <w:rPr/>
     </w:lvl>
     <w:lvl w:ilvl="7">
       <w:start w:val="1"/>
@@ -10718,7 +11436,6 @@
         </w:tabs>
         <w:ind w:left="6480" w:hanging="360"/>
       </w:pPr>
-      <w:rPr/>
     </w:lvl>
     <w:lvl w:ilvl="8">
       <w:start w:val="1"/>
@@ -10731,10 +11448,12 @@
         </w:tabs>
         <w:ind w:left="7200" w:hanging="180"/>
       </w:pPr>
-      <w:rPr/>
     </w:lvl>
   </w:abstractNum>
-  <w:abstractNum w:abstractNumId="11">
+  <w:abstractNum w:abstractNumId="16">
+    <w:nsid w:val="6F6B2BA1"/>
+    <w:multiLevelType w:val="multilevel"/>
+    <w:tmpl w:val="D93A2B08"/>
     <w:lvl w:ilvl="0">
       <w:start w:val="1"/>
       <w:numFmt w:val="decimal"/>
@@ -10746,7 +11465,6 @@
         </w:tabs>
         <w:ind w:left="1440" w:hanging="360"/>
       </w:pPr>
-      <w:rPr/>
     </w:lvl>
     <w:lvl w:ilvl="1">
       <w:start w:val="1"/>
@@ -10759,7 +11477,6 @@
         </w:tabs>
         <w:ind w:left="2160" w:hanging="360"/>
       </w:pPr>
-      <w:rPr/>
     </w:lvl>
     <w:lvl w:ilvl="2">
       <w:start w:val="1"/>
@@ -10772,7 +11489,6 @@
         </w:tabs>
         <w:ind w:left="2880" w:hanging="180"/>
       </w:pPr>
-      <w:rPr/>
     </w:lvl>
     <w:lvl w:ilvl="3">
       <w:start w:val="1"/>
@@ -10785,7 +11501,6 @@
         </w:tabs>
         <w:ind w:left="3600" w:hanging="360"/>
       </w:pPr>
-      <w:rPr/>
     </w:lvl>
     <w:lvl w:ilvl="4">
       <w:start w:val="1"/>
@@ -10798,7 +11513,6 @@
         </w:tabs>
         <w:ind w:left="4320" w:hanging="360"/>
       </w:pPr>
-      <w:rPr/>
     </w:lvl>
     <w:lvl w:ilvl="5">
       <w:start w:val="1"/>
@@ -10811,7 +11525,6 @@
         </w:tabs>
         <w:ind w:left="5040" w:hanging="180"/>
       </w:pPr>
-      <w:rPr/>
     </w:lvl>
     <w:lvl w:ilvl="6">
       <w:start w:val="1"/>
@@ -10824,7 +11537,6 @@
         </w:tabs>
         <w:ind w:left="5760" w:hanging="360"/>
       </w:pPr>
-      <w:rPr/>
     </w:lvl>
     <w:lvl w:ilvl="7">
       <w:start w:val="1"/>
@@ -10837,7 +11549,6 @@
         </w:tabs>
         <w:ind w:left="6480" w:hanging="360"/>
       </w:pPr>
-      <w:rPr/>
     </w:lvl>
     <w:lvl w:ilvl="8">
       <w:start w:val="1"/>
@@ -10850,10 +11561,12 @@
         </w:tabs>
         <w:ind w:left="7200" w:hanging="180"/>
       </w:pPr>
-      <w:rPr/>
     </w:lvl>
   </w:abstractNum>
-  <w:abstractNum w:abstractNumId="12">
+  <w:abstractNum w:abstractNumId="17">
+    <w:nsid w:val="7ADF0089"/>
+    <w:multiLevelType w:val="multilevel"/>
+    <w:tmpl w:val="599C2572"/>
     <w:lvl w:ilvl="0">
       <w:start w:val="1"/>
       <w:numFmt w:val="decimal"/>
@@ -10865,7 +11578,6 @@
         </w:tabs>
         <w:ind w:left="1440" w:hanging="360"/>
       </w:pPr>
-      <w:rPr/>
     </w:lvl>
     <w:lvl w:ilvl="1">
       <w:start w:val="1"/>
@@ -10878,7 +11590,6 @@
         </w:tabs>
         <w:ind w:left="2160" w:hanging="360"/>
       </w:pPr>
-      <w:rPr/>
     </w:lvl>
     <w:lvl w:ilvl="2">
       <w:start w:val="1"/>
@@ -10891,7 +11602,6 @@
         </w:tabs>
         <w:ind w:left="2880" w:hanging="180"/>
       </w:pPr>
-      <w:rPr/>
     </w:lvl>
     <w:lvl w:ilvl="3">
       <w:start w:val="1"/>
@@ -10904,7 +11614,6 @@
         </w:tabs>
         <w:ind w:left="3600" w:hanging="360"/>
       </w:pPr>
-      <w:rPr/>
     </w:lvl>
     <w:lvl w:ilvl="4">
       <w:start w:val="1"/>
@@ -10917,7 +11626,6 @@
         </w:tabs>
         <w:ind w:left="4320" w:hanging="360"/>
       </w:pPr>
-      <w:rPr/>
     </w:lvl>
     <w:lvl w:ilvl="5">
       <w:start w:val="1"/>
@@ -10930,7 +11638,6 @@
         </w:tabs>
         <w:ind w:left="5040" w:hanging="180"/>
       </w:pPr>
-      <w:rPr/>
     </w:lvl>
     <w:lvl w:ilvl="6">
       <w:start w:val="1"/>
@@ -10943,7 +11650,6 @@
         </w:tabs>
         <w:ind w:left="5760" w:hanging="360"/>
       </w:pPr>
-      <w:rPr/>
     </w:lvl>
     <w:lvl w:ilvl="7">
       <w:start w:val="1"/>
@@ -10956,7 +11662,6 @@
         </w:tabs>
         <w:ind w:left="6480" w:hanging="360"/>
       </w:pPr>
-      <w:rPr/>
     </w:lvl>
     <w:lvl w:ilvl="8">
       <w:start w:val="1"/>
@@ -10969,792 +11674,77 @@
         </w:tabs>
         <w:ind w:left="7200" w:hanging="180"/>
       </w:pPr>
-      <w:rPr/>
-    </w:lvl>
-  </w:abstractNum>
-  <w:abstractNum w:abstractNumId="13">
-    <w:lvl w:ilvl="0">
-      <w:start w:val="1"/>
-      <w:numFmt w:val="decimal"/>
-      <w:lvlText w:val="%1."/>
-      <w:lvlJc w:val="left"/>
-      <w:pPr>
-        <w:tabs>
-          <w:tab w:val="num" w:pos="1440"/>
-        </w:tabs>
-        <w:ind w:left="1440" w:hanging="360"/>
-      </w:pPr>
-      <w:rPr/>
-    </w:lvl>
-    <w:lvl w:ilvl="1">
-      <w:start w:val="1"/>
-      <w:numFmt w:val="lowerLetter"/>
-      <w:lvlText w:val="%2."/>
-      <w:lvlJc w:val="left"/>
-      <w:pPr>
-        <w:tabs>
-          <w:tab w:val="num" w:pos="2160"/>
-        </w:tabs>
-        <w:ind w:left="2160" w:hanging="360"/>
-      </w:pPr>
-      <w:rPr/>
-    </w:lvl>
-    <w:lvl w:ilvl="2">
-      <w:start w:val="1"/>
-      <w:numFmt w:val="lowerRoman"/>
-      <w:lvlText w:val="%3."/>
-      <w:lvlJc w:val="right"/>
-      <w:pPr>
-        <w:tabs>
-          <w:tab w:val="num" w:pos="2880"/>
-        </w:tabs>
-        <w:ind w:left="2880" w:hanging="180"/>
-      </w:pPr>
-      <w:rPr/>
-    </w:lvl>
-    <w:lvl w:ilvl="3">
-      <w:start w:val="1"/>
-      <w:numFmt w:val="decimal"/>
-      <w:lvlText w:val="%4."/>
-      <w:lvlJc w:val="left"/>
-      <w:pPr>
-        <w:tabs>
-          <w:tab w:val="num" w:pos="3600"/>
-        </w:tabs>
-        <w:ind w:left="3600" w:hanging="360"/>
-      </w:pPr>
-      <w:rPr/>
-    </w:lvl>
-    <w:lvl w:ilvl="4">
-      <w:start w:val="1"/>
-      <w:numFmt w:val="lowerLetter"/>
-      <w:lvlText w:val="%5."/>
-      <w:lvlJc w:val="left"/>
-      <w:pPr>
-        <w:tabs>
-          <w:tab w:val="num" w:pos="4320"/>
-        </w:tabs>
-        <w:ind w:left="4320" w:hanging="360"/>
-      </w:pPr>
-      <w:rPr/>
-    </w:lvl>
-    <w:lvl w:ilvl="5">
-      <w:start w:val="1"/>
-      <w:numFmt w:val="lowerRoman"/>
-      <w:lvlText w:val="%6."/>
-      <w:lvlJc w:val="right"/>
-      <w:pPr>
-        <w:tabs>
-          <w:tab w:val="num" w:pos="5040"/>
-        </w:tabs>
-        <w:ind w:left="5040" w:hanging="180"/>
-      </w:pPr>
-      <w:rPr/>
-    </w:lvl>
-    <w:lvl w:ilvl="6">
-      <w:start w:val="1"/>
-      <w:numFmt w:val="decimal"/>
-      <w:lvlText w:val="%7."/>
-      <w:lvlJc w:val="left"/>
-      <w:pPr>
-        <w:tabs>
-          <w:tab w:val="num" w:pos="5760"/>
-        </w:tabs>
-        <w:ind w:left="5760" w:hanging="360"/>
-      </w:pPr>
-      <w:rPr/>
-    </w:lvl>
-    <w:lvl w:ilvl="7">
-      <w:start w:val="1"/>
-      <w:numFmt w:val="lowerLetter"/>
-      <w:lvlText w:val="%8."/>
-      <w:lvlJc w:val="left"/>
-      <w:pPr>
-        <w:tabs>
-          <w:tab w:val="num" w:pos="6480"/>
-        </w:tabs>
-        <w:ind w:left="6480" w:hanging="360"/>
-      </w:pPr>
-      <w:rPr/>
-    </w:lvl>
-    <w:lvl w:ilvl="8">
-      <w:start w:val="1"/>
-      <w:numFmt w:val="lowerRoman"/>
-      <w:lvlText w:val="%9."/>
-      <w:lvlJc w:val="right"/>
-      <w:pPr>
-        <w:tabs>
-          <w:tab w:val="num" w:pos="7200"/>
-        </w:tabs>
-        <w:ind w:left="7200" w:hanging="180"/>
-      </w:pPr>
-      <w:rPr/>
-    </w:lvl>
-  </w:abstractNum>
-  <w:abstractNum w:abstractNumId="14">
-    <w:lvl w:ilvl="0">
-      <w:start w:val="1"/>
-      <w:numFmt w:val="decimal"/>
-      <w:lvlText w:val="%1."/>
-      <w:lvlJc w:val="left"/>
-      <w:pPr>
-        <w:tabs>
-          <w:tab w:val="num" w:pos="1440"/>
-        </w:tabs>
-        <w:ind w:left="1440" w:hanging="360"/>
-      </w:pPr>
-      <w:rPr/>
-    </w:lvl>
-    <w:lvl w:ilvl="1">
-      <w:start w:val="1"/>
-      <w:numFmt w:val="lowerLetter"/>
-      <w:lvlText w:val="%2."/>
-      <w:lvlJc w:val="left"/>
-      <w:pPr>
-        <w:tabs>
-          <w:tab w:val="num" w:pos="2160"/>
-        </w:tabs>
-        <w:ind w:left="2160" w:hanging="360"/>
-      </w:pPr>
-      <w:rPr/>
-    </w:lvl>
-    <w:lvl w:ilvl="2">
-      <w:start w:val="1"/>
-      <w:numFmt w:val="lowerRoman"/>
-      <w:lvlText w:val="%3."/>
-      <w:lvlJc w:val="right"/>
-      <w:pPr>
-        <w:tabs>
-          <w:tab w:val="num" w:pos="2880"/>
-        </w:tabs>
-        <w:ind w:left="2880" w:hanging="180"/>
-      </w:pPr>
-      <w:rPr/>
-    </w:lvl>
-    <w:lvl w:ilvl="3">
-      <w:start w:val="1"/>
-      <w:numFmt w:val="decimal"/>
-      <w:lvlText w:val="%4."/>
-      <w:lvlJc w:val="left"/>
-      <w:pPr>
-        <w:tabs>
-          <w:tab w:val="num" w:pos="3600"/>
-        </w:tabs>
-        <w:ind w:left="3600" w:hanging="360"/>
-      </w:pPr>
-      <w:rPr/>
-    </w:lvl>
-    <w:lvl w:ilvl="4">
-      <w:start w:val="1"/>
-      <w:numFmt w:val="lowerLetter"/>
-      <w:lvlText w:val="%5."/>
-      <w:lvlJc w:val="left"/>
-      <w:pPr>
-        <w:tabs>
-          <w:tab w:val="num" w:pos="4320"/>
-        </w:tabs>
-        <w:ind w:left="4320" w:hanging="360"/>
-      </w:pPr>
-      <w:rPr/>
-    </w:lvl>
-    <w:lvl w:ilvl="5">
-      <w:start w:val="1"/>
-      <w:numFmt w:val="lowerRoman"/>
-      <w:lvlText w:val="%6."/>
-      <w:lvlJc w:val="right"/>
-      <w:pPr>
-        <w:tabs>
-          <w:tab w:val="num" w:pos="5040"/>
-        </w:tabs>
-        <w:ind w:left="5040" w:hanging="180"/>
-      </w:pPr>
-      <w:rPr/>
-    </w:lvl>
-    <w:lvl w:ilvl="6">
-      <w:start w:val="1"/>
-      <w:numFmt w:val="decimal"/>
-      <w:lvlText w:val="%7."/>
-      <w:lvlJc w:val="left"/>
-      <w:pPr>
-        <w:tabs>
-          <w:tab w:val="num" w:pos="5760"/>
-        </w:tabs>
-        <w:ind w:left="5760" w:hanging="360"/>
-      </w:pPr>
-      <w:rPr/>
-    </w:lvl>
-    <w:lvl w:ilvl="7">
-      <w:start w:val="1"/>
-      <w:numFmt w:val="lowerLetter"/>
-      <w:lvlText w:val="%8."/>
-      <w:lvlJc w:val="left"/>
-      <w:pPr>
-        <w:tabs>
-          <w:tab w:val="num" w:pos="6480"/>
-        </w:tabs>
-        <w:ind w:left="6480" w:hanging="360"/>
-      </w:pPr>
-      <w:rPr/>
-    </w:lvl>
-    <w:lvl w:ilvl="8">
-      <w:start w:val="1"/>
-      <w:numFmt w:val="lowerRoman"/>
-      <w:lvlText w:val="%9."/>
-      <w:lvlJc w:val="right"/>
-      <w:pPr>
-        <w:tabs>
-          <w:tab w:val="num" w:pos="7200"/>
-        </w:tabs>
-        <w:ind w:left="7200" w:hanging="180"/>
-      </w:pPr>
-      <w:rPr/>
-    </w:lvl>
-  </w:abstractNum>
-  <w:abstractNum w:abstractNumId="15">
-    <w:lvl w:ilvl="0">
-      <w:start w:val="1"/>
-      <w:numFmt w:val="decimal"/>
-      <w:lvlText w:val="%1."/>
-      <w:lvlJc w:val="left"/>
-      <w:pPr>
-        <w:tabs>
-          <w:tab w:val="num" w:pos="1440"/>
-        </w:tabs>
-        <w:ind w:left="1440" w:hanging="360"/>
-      </w:pPr>
-      <w:rPr/>
-    </w:lvl>
-    <w:lvl w:ilvl="1">
-      <w:start w:val="1"/>
-      <w:numFmt w:val="lowerLetter"/>
-      <w:lvlText w:val="%2."/>
-      <w:lvlJc w:val="left"/>
-      <w:pPr>
-        <w:tabs>
-          <w:tab w:val="num" w:pos="2160"/>
-        </w:tabs>
-        <w:ind w:left="2160" w:hanging="360"/>
-      </w:pPr>
-      <w:rPr/>
-    </w:lvl>
-    <w:lvl w:ilvl="2">
-      <w:start w:val="1"/>
-      <w:numFmt w:val="lowerRoman"/>
-      <w:lvlText w:val="%3."/>
-      <w:lvlJc w:val="right"/>
-      <w:pPr>
-        <w:tabs>
-          <w:tab w:val="num" w:pos="2880"/>
-        </w:tabs>
-        <w:ind w:left="2880" w:hanging="180"/>
-      </w:pPr>
-      <w:rPr/>
-    </w:lvl>
-    <w:lvl w:ilvl="3">
-      <w:start w:val="1"/>
-      <w:numFmt w:val="decimal"/>
-      <w:lvlText w:val="%4."/>
-      <w:lvlJc w:val="left"/>
-      <w:pPr>
-        <w:tabs>
-          <w:tab w:val="num" w:pos="3600"/>
-        </w:tabs>
-        <w:ind w:left="3600" w:hanging="360"/>
-      </w:pPr>
-      <w:rPr/>
-    </w:lvl>
-    <w:lvl w:ilvl="4">
-      <w:start w:val="1"/>
-      <w:numFmt w:val="lowerLetter"/>
-      <w:lvlText w:val="%5."/>
-      <w:lvlJc w:val="left"/>
-      <w:pPr>
-        <w:tabs>
-          <w:tab w:val="num" w:pos="4320"/>
-        </w:tabs>
-        <w:ind w:left="4320" w:hanging="360"/>
-      </w:pPr>
-      <w:rPr/>
-    </w:lvl>
-    <w:lvl w:ilvl="5">
-      <w:start w:val="1"/>
-      <w:numFmt w:val="lowerRoman"/>
-      <w:lvlText w:val="%6."/>
-      <w:lvlJc w:val="right"/>
-      <w:pPr>
-        <w:tabs>
-          <w:tab w:val="num" w:pos="5040"/>
-        </w:tabs>
-        <w:ind w:left="5040" w:hanging="180"/>
-      </w:pPr>
-      <w:rPr/>
-    </w:lvl>
-    <w:lvl w:ilvl="6">
-      <w:start w:val="1"/>
-      <w:numFmt w:val="decimal"/>
-      <w:lvlText w:val="%7."/>
-      <w:lvlJc w:val="left"/>
-      <w:pPr>
-        <w:tabs>
-          <w:tab w:val="num" w:pos="5760"/>
-        </w:tabs>
-        <w:ind w:left="5760" w:hanging="360"/>
-      </w:pPr>
-      <w:rPr/>
-    </w:lvl>
-    <w:lvl w:ilvl="7">
-      <w:start w:val="1"/>
-      <w:numFmt w:val="lowerLetter"/>
-      <w:lvlText w:val="%8."/>
-      <w:lvlJc w:val="left"/>
-      <w:pPr>
-        <w:tabs>
-          <w:tab w:val="num" w:pos="6480"/>
-        </w:tabs>
-        <w:ind w:left="6480" w:hanging="360"/>
-      </w:pPr>
-      <w:rPr/>
-    </w:lvl>
-    <w:lvl w:ilvl="8">
-      <w:start w:val="1"/>
-      <w:numFmt w:val="lowerRoman"/>
-      <w:lvlText w:val="%9."/>
-      <w:lvlJc w:val="right"/>
-      <w:pPr>
-        <w:tabs>
-          <w:tab w:val="num" w:pos="7200"/>
-        </w:tabs>
-        <w:ind w:left="7200" w:hanging="180"/>
-      </w:pPr>
-      <w:rPr/>
-    </w:lvl>
-  </w:abstractNum>
-  <w:abstractNum w:abstractNumId="16">
-    <w:lvl w:ilvl="0">
-      <w:start w:val="1"/>
-      <w:numFmt w:val="decimal"/>
-      <w:lvlText w:val="%1."/>
-      <w:lvlJc w:val="left"/>
-      <w:pPr>
-        <w:tabs>
-          <w:tab w:val="num" w:pos="1440"/>
-        </w:tabs>
-        <w:ind w:left="1440" w:hanging="360"/>
-      </w:pPr>
-      <w:rPr/>
-    </w:lvl>
-    <w:lvl w:ilvl="1">
-      <w:start w:val="1"/>
-      <w:numFmt w:val="lowerLetter"/>
-      <w:lvlText w:val="%2."/>
-      <w:lvlJc w:val="left"/>
-      <w:pPr>
-        <w:tabs>
-          <w:tab w:val="num" w:pos="2160"/>
-        </w:tabs>
-        <w:ind w:left="2160" w:hanging="360"/>
-      </w:pPr>
-      <w:rPr/>
-    </w:lvl>
-    <w:lvl w:ilvl="2">
-      <w:start w:val="1"/>
-      <w:numFmt w:val="lowerRoman"/>
-      <w:lvlText w:val="%3."/>
-      <w:lvlJc w:val="right"/>
-      <w:pPr>
-        <w:tabs>
-          <w:tab w:val="num" w:pos="2880"/>
-        </w:tabs>
-        <w:ind w:left="2880" w:hanging="180"/>
-      </w:pPr>
-      <w:rPr/>
-    </w:lvl>
-    <w:lvl w:ilvl="3">
-      <w:start w:val="1"/>
-      <w:numFmt w:val="decimal"/>
-      <w:lvlText w:val="%4."/>
-      <w:lvlJc w:val="left"/>
-      <w:pPr>
-        <w:tabs>
-          <w:tab w:val="num" w:pos="3600"/>
-        </w:tabs>
-        <w:ind w:left="3600" w:hanging="360"/>
-      </w:pPr>
-      <w:rPr/>
-    </w:lvl>
-    <w:lvl w:ilvl="4">
-      <w:start w:val="1"/>
-      <w:numFmt w:val="lowerLetter"/>
-      <w:lvlText w:val="%5."/>
-      <w:lvlJc w:val="left"/>
-      <w:pPr>
-        <w:tabs>
-          <w:tab w:val="num" w:pos="4320"/>
-        </w:tabs>
-        <w:ind w:left="4320" w:hanging="360"/>
-      </w:pPr>
-      <w:rPr/>
-    </w:lvl>
-    <w:lvl w:ilvl="5">
-      <w:start w:val="1"/>
-      <w:numFmt w:val="lowerRoman"/>
-      <w:lvlText w:val="%6."/>
-      <w:lvlJc w:val="right"/>
-      <w:pPr>
-        <w:tabs>
-          <w:tab w:val="num" w:pos="5040"/>
-        </w:tabs>
-        <w:ind w:left="5040" w:hanging="180"/>
-      </w:pPr>
-      <w:rPr/>
-    </w:lvl>
-    <w:lvl w:ilvl="6">
-      <w:start w:val="1"/>
-      <w:numFmt w:val="decimal"/>
-      <w:lvlText w:val="%7."/>
-      <w:lvlJc w:val="left"/>
-      <w:pPr>
-        <w:tabs>
-          <w:tab w:val="num" w:pos="5760"/>
-        </w:tabs>
-        <w:ind w:left="5760" w:hanging="360"/>
-      </w:pPr>
-      <w:rPr/>
-    </w:lvl>
-    <w:lvl w:ilvl="7">
-      <w:start w:val="1"/>
-      <w:numFmt w:val="lowerLetter"/>
-      <w:lvlText w:val="%8."/>
-      <w:lvlJc w:val="left"/>
-      <w:pPr>
-        <w:tabs>
-          <w:tab w:val="num" w:pos="6480"/>
-        </w:tabs>
-        <w:ind w:left="6480" w:hanging="360"/>
-      </w:pPr>
-      <w:rPr/>
-    </w:lvl>
-    <w:lvl w:ilvl="8">
-      <w:start w:val="1"/>
-      <w:numFmt w:val="lowerRoman"/>
-      <w:lvlText w:val="%9."/>
-      <w:lvlJc w:val="right"/>
-      <w:pPr>
-        <w:tabs>
-          <w:tab w:val="num" w:pos="7200"/>
-        </w:tabs>
-        <w:ind w:left="7200" w:hanging="180"/>
-      </w:pPr>
-      <w:rPr/>
-    </w:lvl>
-  </w:abstractNum>
-  <w:abstractNum w:abstractNumId="17">
-    <w:lvl w:ilvl="0">
-      <w:start w:val="1"/>
-      <w:numFmt w:val="decimal"/>
-      <w:lvlText w:val="%1."/>
-      <w:lvlJc w:val="left"/>
-      <w:pPr>
-        <w:tabs>
-          <w:tab w:val="num" w:pos="1440"/>
-        </w:tabs>
-        <w:ind w:left="1440" w:hanging="360"/>
-      </w:pPr>
-      <w:rPr/>
-    </w:lvl>
-    <w:lvl w:ilvl="1">
-      <w:start w:val="1"/>
-      <w:numFmt w:val="lowerLetter"/>
-      <w:lvlText w:val="%2."/>
-      <w:lvlJc w:val="left"/>
-      <w:pPr>
-        <w:tabs>
-          <w:tab w:val="num" w:pos="2160"/>
-        </w:tabs>
-        <w:ind w:left="2160" w:hanging="360"/>
-      </w:pPr>
-      <w:rPr/>
-    </w:lvl>
-    <w:lvl w:ilvl="2">
-      <w:start w:val="1"/>
-      <w:numFmt w:val="lowerRoman"/>
-      <w:lvlText w:val="%3."/>
-      <w:lvlJc w:val="right"/>
-      <w:pPr>
-        <w:tabs>
-          <w:tab w:val="num" w:pos="2880"/>
-        </w:tabs>
-        <w:ind w:left="2880" w:hanging="180"/>
-      </w:pPr>
-      <w:rPr/>
-    </w:lvl>
-    <w:lvl w:ilvl="3">
-      <w:start w:val="1"/>
-      <w:numFmt w:val="decimal"/>
-      <w:lvlText w:val="%4."/>
-      <w:lvlJc w:val="left"/>
-      <w:pPr>
-        <w:tabs>
-          <w:tab w:val="num" w:pos="3600"/>
-        </w:tabs>
-        <w:ind w:left="3600" w:hanging="360"/>
-      </w:pPr>
-      <w:rPr/>
-    </w:lvl>
-    <w:lvl w:ilvl="4">
-      <w:start w:val="1"/>
-      <w:numFmt w:val="lowerLetter"/>
-      <w:lvlText w:val="%5."/>
-      <w:lvlJc w:val="left"/>
-      <w:pPr>
-        <w:tabs>
-          <w:tab w:val="num" w:pos="4320"/>
-        </w:tabs>
-        <w:ind w:left="4320" w:hanging="360"/>
-      </w:pPr>
-      <w:rPr/>
-    </w:lvl>
-    <w:lvl w:ilvl="5">
-      <w:start w:val="1"/>
-      <w:numFmt w:val="lowerRoman"/>
-      <w:lvlText w:val="%6."/>
-      <w:lvlJc w:val="right"/>
-      <w:pPr>
-        <w:tabs>
-          <w:tab w:val="num" w:pos="5040"/>
-        </w:tabs>
-        <w:ind w:left="5040" w:hanging="180"/>
-      </w:pPr>
-      <w:rPr/>
-    </w:lvl>
-    <w:lvl w:ilvl="6">
-      <w:start w:val="1"/>
-      <w:numFmt w:val="decimal"/>
-      <w:lvlText w:val="%7."/>
-      <w:lvlJc w:val="left"/>
-      <w:pPr>
-        <w:tabs>
-          <w:tab w:val="num" w:pos="5760"/>
-        </w:tabs>
-        <w:ind w:left="5760" w:hanging="360"/>
-      </w:pPr>
-      <w:rPr/>
-    </w:lvl>
-    <w:lvl w:ilvl="7">
-      <w:start w:val="1"/>
-      <w:numFmt w:val="lowerLetter"/>
-      <w:lvlText w:val="%8."/>
-      <w:lvlJc w:val="left"/>
-      <w:pPr>
-        <w:tabs>
-          <w:tab w:val="num" w:pos="6480"/>
-        </w:tabs>
-        <w:ind w:left="6480" w:hanging="360"/>
-      </w:pPr>
-      <w:rPr/>
-    </w:lvl>
-    <w:lvl w:ilvl="8">
-      <w:start w:val="1"/>
-      <w:numFmt w:val="lowerRoman"/>
-      <w:lvlText w:val="%9."/>
-      <w:lvlJc w:val="right"/>
-      <w:pPr>
-        <w:tabs>
-          <w:tab w:val="num" w:pos="7200"/>
-        </w:tabs>
-        <w:ind w:left="7200" w:hanging="180"/>
-      </w:pPr>
-      <w:rPr/>
-    </w:lvl>
-  </w:abstractNum>
-  <w:abstractNum w:abstractNumId="18">
-    <w:lvl w:ilvl="0">
-      <w:start w:val="1"/>
-      <w:numFmt w:val="decimal"/>
-      <w:lvlText w:val="%1."/>
-      <w:lvlJc w:val="left"/>
-      <w:pPr>
-        <w:tabs>
-          <w:tab w:val="num" w:pos="1440"/>
-        </w:tabs>
-        <w:ind w:left="1440" w:hanging="360"/>
-      </w:pPr>
-      <w:rPr/>
-    </w:lvl>
-    <w:lvl w:ilvl="1">
-      <w:start w:val="1"/>
-      <w:numFmt w:val="lowerLetter"/>
-      <w:lvlText w:val="%2."/>
-      <w:lvlJc w:val="left"/>
-      <w:pPr>
-        <w:tabs>
-          <w:tab w:val="num" w:pos="2160"/>
-        </w:tabs>
-        <w:ind w:left="2160" w:hanging="360"/>
-      </w:pPr>
-      <w:rPr/>
-    </w:lvl>
-    <w:lvl w:ilvl="2">
-      <w:start w:val="1"/>
-      <w:numFmt w:val="lowerRoman"/>
-      <w:lvlText w:val="%3."/>
-      <w:lvlJc w:val="right"/>
-      <w:pPr>
-        <w:tabs>
-          <w:tab w:val="num" w:pos="2880"/>
-        </w:tabs>
-        <w:ind w:left="2880" w:hanging="180"/>
-      </w:pPr>
-      <w:rPr/>
-    </w:lvl>
-    <w:lvl w:ilvl="3">
-      <w:start w:val="1"/>
-      <w:numFmt w:val="decimal"/>
-      <w:lvlText w:val="%4."/>
-      <w:lvlJc w:val="left"/>
-      <w:pPr>
-        <w:tabs>
-          <w:tab w:val="num" w:pos="3600"/>
-        </w:tabs>
-        <w:ind w:left="3600" w:hanging="360"/>
-      </w:pPr>
-      <w:rPr/>
-    </w:lvl>
-    <w:lvl w:ilvl="4">
-      <w:start w:val="1"/>
-      <w:numFmt w:val="lowerLetter"/>
-      <w:lvlText w:val="%5."/>
-      <w:lvlJc w:val="left"/>
-      <w:pPr>
-        <w:tabs>
-          <w:tab w:val="num" w:pos="4320"/>
-        </w:tabs>
-        <w:ind w:left="4320" w:hanging="360"/>
-      </w:pPr>
-      <w:rPr/>
-    </w:lvl>
-    <w:lvl w:ilvl="5">
-      <w:start w:val="1"/>
-      <w:numFmt w:val="lowerRoman"/>
-      <w:lvlText w:val="%6."/>
-      <w:lvlJc w:val="right"/>
-      <w:pPr>
-        <w:tabs>
-          <w:tab w:val="num" w:pos="5040"/>
-        </w:tabs>
-        <w:ind w:left="5040" w:hanging="180"/>
-      </w:pPr>
-      <w:rPr/>
-    </w:lvl>
-    <w:lvl w:ilvl="6">
-      <w:start w:val="1"/>
-      <w:numFmt w:val="decimal"/>
-      <w:lvlText w:val="%7."/>
-      <w:lvlJc w:val="left"/>
-      <w:pPr>
-        <w:tabs>
-          <w:tab w:val="num" w:pos="5760"/>
-        </w:tabs>
-        <w:ind w:left="5760" w:hanging="360"/>
-      </w:pPr>
-      <w:rPr/>
-    </w:lvl>
-    <w:lvl w:ilvl="7">
-      <w:start w:val="1"/>
-      <w:numFmt w:val="lowerLetter"/>
-      <w:lvlText w:val="%8."/>
-      <w:lvlJc w:val="left"/>
-      <w:pPr>
-        <w:tabs>
-          <w:tab w:val="num" w:pos="6480"/>
-        </w:tabs>
-        <w:ind w:left="6480" w:hanging="360"/>
-      </w:pPr>
-      <w:rPr/>
-    </w:lvl>
-    <w:lvl w:ilvl="8">
-      <w:start w:val="1"/>
-      <w:numFmt w:val="lowerRoman"/>
-      <w:lvlText w:val="%9."/>
-      <w:lvlJc w:val="right"/>
-      <w:pPr>
-        <w:tabs>
-          <w:tab w:val="num" w:pos="7200"/>
-        </w:tabs>
-        <w:ind w:left="7200" w:hanging="180"/>
-      </w:pPr>
-      <w:rPr/>
     </w:lvl>
   </w:abstractNum>
   <w:num w:numId="1">
+    <w:abstractNumId w:val="5"/>
+  </w:num>
+  <w:num w:numId="2">
+    <w:abstractNumId w:val="7"/>
+  </w:num>
+  <w:num w:numId="3">
+    <w:abstractNumId w:val="10"/>
+  </w:num>
+  <w:num w:numId="4">
+    <w:abstractNumId w:val="9"/>
+  </w:num>
+  <w:num w:numId="5">
+    <w:abstractNumId w:val="0"/>
+  </w:num>
+  <w:num w:numId="6">
     <w:abstractNumId w:val="1"/>
   </w:num>
-  <w:num w:numId="2">
+  <w:num w:numId="7">
+    <w:abstractNumId w:val="13"/>
+  </w:num>
+  <w:num w:numId="8">
     <w:abstractNumId w:val="2"/>
   </w:num>
-  <w:num w:numId="3">
+  <w:num w:numId="9">
+    <w:abstractNumId w:val="8"/>
+  </w:num>
+  <w:num w:numId="10">
+    <w:abstractNumId w:val="15"/>
+  </w:num>
+  <w:num w:numId="11">
     <w:abstractNumId w:val="3"/>
   </w:num>
-  <w:num w:numId="4">
+  <w:num w:numId="12">
+    <w:abstractNumId w:val="16"/>
+  </w:num>
+  <w:num w:numId="13">
     <w:abstractNumId w:val="4"/>
   </w:num>
-  <w:num w:numId="5">
-    <w:abstractNumId w:val="5"/>
+  <w:num w:numId="14">
+    <w:abstractNumId w:val="17"/>
   </w:num>
-  <w:num w:numId="6">
+  <w:num w:numId="15">
+    <w:abstractNumId w:val="14"/>
+  </w:num>
+  <w:num w:numId="16">
     <w:abstractNumId w:val="6"/>
   </w:num>
-  <w:num w:numId="7">
-    <w:abstractNumId w:val="7"/>
-  </w:num>
-  <w:num w:numId="8">
-    <w:abstractNumId w:val="8"/>
-  </w:num>
-  <w:num w:numId="9">
-    <w:abstractNumId w:val="9"/>
-  </w:num>
-  <w:num w:numId="10">
-    <w:abstractNumId w:val="10"/>
-  </w:num>
-  <w:num w:numId="11">
+  <w:num w:numId="17">
     <w:abstractNumId w:val="11"/>
   </w:num>
-  <w:num w:numId="12">
+  <w:num w:numId="18">
     <w:abstractNumId w:val="12"/>
-  </w:num>
-  <w:num w:numId="13">
-    <w:abstractNumId w:val="13"/>
-  </w:num>
-  <w:num w:numId="14">
-    <w:abstractNumId w:val="14"/>
-  </w:num>
-  <w:num w:numId="15">
-    <w:abstractNumId w:val="15"/>
-  </w:num>
-  <w:num w:numId="16">
-    <w:abstractNumId w:val="16"/>
-  </w:num>
-  <w:num w:numId="17">
-    <w:abstractNumId w:val="17"/>
-  </w:num>
-  <w:num w:numId="18">
-    <w:abstractNumId w:val="18"/>
   </w:num>
 </w:numbering>
 </file>
 
 <file path=word/styles.xml><?xml version="1.0" encoding="utf-8"?>
-<w:styles xmlns:w="http://schemas.openxmlformats.org/wordprocessingml/2006/main" xmlns:w14="http://schemas.microsoft.com/office/word/2010/wordml" xmlns:mc="http://schemas.openxmlformats.org/markup-compatibility/2006" mc:Ignorable="w14">
+<w:styles xmlns:mc="http://schemas.openxmlformats.org/markup-compatibility/2006" xmlns:r="http://schemas.openxmlformats.org/officeDocument/2006/relationships" xmlns:w="http://schemas.openxmlformats.org/wordprocessingml/2006/main" xmlns:w14="http://schemas.microsoft.com/office/word/2010/wordml" mc:Ignorable="w14">
   <w:docDefaults>
     <w:rPrDefault>
       <w:rPr>
-        <w:rFonts w:ascii="Times New Roman" w:hAnsi="Times New Roman" w:eastAsia="Times New Roman" w:cs="Times New Roman"/>
+        <w:rFonts w:ascii="Times New Roman" w:eastAsia="Times New Roman" w:hAnsi="Times New Roman" w:cs="Times New Roman"/>
         <w:lang w:val="en-US" w:eastAsia="en-US" w:bidi="ar-SA"/>
       </w:rPr>
     </w:rPrDefault>
     <w:pPrDefault>
       <w:pPr>
-        <w:suppressAutoHyphens w:val="true"/>
+        <w:suppressAutoHyphens/>
       </w:pPr>
     </w:pPrDefault>
   </w:docDefaults>
@@ -11774,7 +11764,7 @@
     <w:lsdException w:name="Subtitle" w:qFormat="1"/>
     <w:lsdException w:name="Strong" w:qFormat="1"/>
     <w:lsdException w:name="Emphasis" w:qFormat="1"/>
-    <w:lsdException w:name="Placeholder Text" w:uiPriority="99" w:semiHidden="1"/>
+    <w:lsdException w:name="Placeholder Text" w:semiHidden="1" w:uiPriority="99"/>
     <w:lsdException w:name="No Spacing" w:uiPriority="1" w:qFormat="1"/>
     <w:lsdException w:name="Light Shading" w:uiPriority="60"/>
     <w:lsdException w:name="Light List" w:uiPriority="61"/>
@@ -11796,7 +11786,7 @@
     <w:lsdException w:name="Medium Shading 1 Accent 1" w:uiPriority="63"/>
     <w:lsdException w:name="Medium Shading 2 Accent 1" w:uiPriority="64"/>
     <w:lsdException w:name="Medium List 1 Accent 1" w:uiPriority="65"/>
-    <w:lsdException w:name="Revision" w:uiPriority="99" w:semiHidden="1"/>
+    <w:lsdException w:name="Revision" w:semiHidden="1" w:uiPriority="99"/>
     <w:lsdException w:name="List Paragraph" w:uiPriority="34" w:qFormat="1"/>
     <w:lsdException w:name="Quote" w:uiPriority="29" w:qFormat="1"/>
     <w:lsdException w:name="Intense Quote" w:uiPriority="30" w:qFormat="1"/>
@@ -11883,25 +11873,18 @@
     <w:lsdException w:name="Subtle Reference" w:uiPriority="31" w:qFormat="1"/>
     <w:lsdException w:name="Intense Reference" w:uiPriority="32" w:qFormat="1"/>
     <w:lsdException w:name="Book Title" w:uiPriority="33" w:qFormat="1"/>
-    <w:lsdException w:name="Bibliography" w:uiPriority="37" w:semiHidden="1" w:unhideWhenUsed="1"/>
-    <w:lsdException w:name="TOC Heading" w:uiPriority="39" w:semiHidden="1" w:unhideWhenUsed="1" w:qFormat="1"/>
+    <w:lsdException w:name="Bibliography" w:semiHidden="1" w:uiPriority="37" w:unhideWhenUsed="1"/>
+    <w:lsdException w:name="TOC Heading" w:semiHidden="1" w:uiPriority="39" w:unhideWhenUsed="1" w:qFormat="1"/>
   </w:latentStyles>
-  <w:style w:type="paragraph" w:styleId="Normal" w:default="1">
+  <w:style w:type="paragraph" w:default="1" w:styleId="Normal">
     <w:name w:val="Normal"/>
     <w:qFormat/>
     <w:pPr>
-      <w:widowControl w:val="false"/>
-      <w:bidi w:val="0"/>
-      <w:spacing w:lineRule="atLeast" w:line="240" w:before="0" w:after="0"/>
-      <w:jc w:val="left"/>
+      <w:widowControl w:val="0"/>
+      <w:spacing w:line="240" w:lineRule="atLeast"/>
     </w:pPr>
     <w:rPr>
-      <w:rFonts w:ascii="Times New Roman" w:hAnsi="Times New Roman" w:eastAsia="Times New Roman" w:cs="Times New Roman"/>
-      <w:color w:val="auto"/>
-      <w:kern w:val="0"/>
-      <w:sz w:val="20"/>
-      <w:szCs w:val="20"/>
-      <w:lang w:eastAsia="sr-Latn-CS" w:val="en-US" w:bidi="ar-SA"/>
+      <w:lang w:eastAsia="sr-Latn-CS"/>
     </w:rPr>
   </w:style>
   <w:style w:type="paragraph" w:styleId="Heading1">
@@ -11910,9 +11893,8 @@
     <w:next w:val="Normal"/>
     <w:qFormat/>
     <w:pPr>
-      <w:keepNext w:val="true"/>
+      <w:keepNext/>
       <w:numPr>
-        <w:ilvl w:val="0"/>
         <w:numId w:val="1"/>
       </w:numPr>
       <w:spacing w:before="120" w:after="60"/>
@@ -11931,11 +11913,10 @@
     <w:basedOn w:val="Heading1"/>
     <w:next w:val="Normal"/>
     <w:qFormat/>
-    <w:rsid w:val="00de518f"/>
+    <w:rsid w:val="00DE518F"/>
     <w:pPr>
       <w:numPr>
         <w:ilvl w:val="1"/>
-        <w:numId w:val="1"/>
       </w:numPr>
       <w:outlineLvl w:val="1"/>
     </w:pPr>
@@ -11952,13 +11933,12 @@
     <w:pPr>
       <w:numPr>
         <w:ilvl w:val="2"/>
-        <w:numId w:val="1"/>
       </w:numPr>
       <w:outlineLvl w:val="2"/>
     </w:pPr>
     <w:rPr>
-      <w:b w:val="false"/>
-      <w:bCs w:val="false"/>
+      <w:b w:val="0"/>
+      <w:bCs w:val="0"/>
       <w:i/>
       <w:iCs/>
       <w:sz w:val="20"/>
@@ -11973,13 +11953,12 @@
     <w:pPr>
       <w:numPr>
         <w:ilvl w:val="3"/>
-        <w:numId w:val="1"/>
       </w:numPr>
       <w:outlineLvl w:val="3"/>
     </w:pPr>
     <w:rPr>
-      <w:b w:val="false"/>
-      <w:bCs w:val="false"/>
+      <w:b w:val="0"/>
+      <w:bCs w:val="0"/>
       <w:sz w:val="20"/>
       <w:szCs w:val="20"/>
     </w:rPr>
@@ -12035,7 +12014,6 @@
       <w:spacing w:before="240" w:after="60"/>
       <w:outlineLvl w:val="6"/>
     </w:pPr>
-    <w:rPr/>
   </w:style>
   <w:style w:type="paragraph" w:styleId="Heading8">
     <w:name w:val="heading 8"/>
@@ -12077,20 +12055,38 @@
       <w:szCs w:val="18"/>
     </w:rPr>
   </w:style>
-  <w:style w:type="character" w:styleId="DefaultParagraphFont" w:default="1">
+  <w:style w:type="character" w:default="1" w:styleId="DefaultParagraphFont">
     <w:name w:val="Default Paragraph Font"/>
     <w:uiPriority w:val="1"/>
     <w:semiHidden/>
     <w:unhideWhenUsed/>
-    <w:qFormat/>
-    <w:rPr/>
+  </w:style>
+  <w:style w:type="table" w:default="1" w:styleId="TableNormal">
+    <w:name w:val="Normal Table"/>
+    <w:uiPriority w:val="99"/>
+    <w:semiHidden/>
+    <w:unhideWhenUsed/>
+    <w:tblPr>
+      <w:tblInd w:w="0" w:type="dxa"/>
+      <w:tblCellMar>
+        <w:top w:w="0" w:type="dxa"/>
+        <w:left w:w="108" w:type="dxa"/>
+        <w:bottom w:w="0" w:type="dxa"/>
+        <w:right w:w="108" w:type="dxa"/>
+      </w:tblCellMar>
+    </w:tblPr>
+  </w:style>
+  <w:style w:type="numbering" w:default="1" w:styleId="NoList">
+    <w:name w:val="No List"/>
+    <w:uiPriority w:val="99"/>
+    <w:semiHidden/>
+    <w:unhideWhenUsed/>
   </w:style>
   <w:style w:type="character" w:styleId="PageNumber">
     <w:name w:val="page number"/>
     <w:basedOn w:val="DefaultParagraphFont"/>
-    <w:rPr/>
   </w:style>
-  <w:style w:type="character" w:styleId="FootnoteCharacters">
+  <w:style w:type="character" w:customStyle="1" w:styleId="FootnoteCharacters">
     <w:name w:val="Footnote Characters"/>
     <w:basedOn w:val="DefaultParagraphFont"/>
     <w:semiHidden/>
@@ -12105,12 +12101,12 @@
       <w:vertAlign w:val="superscript"/>
     </w:rPr>
   </w:style>
-  <w:style w:type="character" w:styleId="BalloonTextChar" w:customStyle="1">
+  <w:style w:type="character" w:customStyle="1" w:styleId="BalloonTextChar">
     <w:name w:val="Balloon Text Char"/>
     <w:basedOn w:val="DefaultParagraphFont"/>
     <w:link w:val="BalloonText"/>
     <w:qFormat/>
-    <w:rsid w:val="00925d4d"/>
+    <w:rsid w:val="00925D4D"/>
     <w:rPr>
       <w:rFonts w:ascii="Tahoma" w:hAnsi="Tahoma" w:cs="Tahoma"/>
       <w:sz w:val="16"/>
@@ -12118,23 +12114,22 @@
       <w:lang w:eastAsia="sr-Latn-CS"/>
     </w:rPr>
   </w:style>
-  <w:style w:type="character" w:styleId="x193iq5w" w:customStyle="1">
+  <w:style w:type="character" w:customStyle="1" w:styleId="x193iq5w">
     <w:name w:val="x193iq5w"/>
     <w:qFormat/>
-    <w:rsid w:val="004351aa"/>
-    <w:rPr/>
+    <w:rsid w:val="004351AA"/>
   </w:style>
-  <w:style w:type="paragraph" w:styleId="Heading">
+  <w:style w:type="paragraph" w:customStyle="1" w:styleId="Heading">
     <w:name w:val="Heading"/>
     <w:basedOn w:val="Normal"/>
     <w:next w:val="BodyText"/>
     <w:qFormat/>
     <w:pPr>
-      <w:keepNext w:val="true"/>
+      <w:keepNext/>
       <w:spacing w:before="240" w:after="120"/>
     </w:pPr>
     <w:rPr>
-      <w:rFonts w:ascii="Noto Sans" w:hAnsi="Noto Sans" w:eastAsia="Noto Sans" w:cs="FreeSans"/>
+      <w:rFonts w:ascii="Noto Sans" w:eastAsia="Noto Sans" w:hAnsi="Noto Sans" w:cs="FreeSans"/>
       <w:sz w:val="28"/>
       <w:szCs w:val="28"/>
     </w:rPr>
@@ -12144,15 +12139,13 @@
     <w:basedOn w:val="Normal"/>
     <w:pPr>
       <w:keepLines/>
-      <w:spacing w:before="0" w:after="120"/>
+      <w:spacing w:after="120"/>
       <w:ind w:left="720"/>
     </w:pPr>
-    <w:rPr/>
   </w:style>
   <w:style w:type="paragraph" w:styleId="List">
     <w:name w:val="List"/>
     <w:basedOn w:val="BodyText"/>
-    <w:pPr/>
     <w:rPr>
       <w:rFonts w:cs="FreeSans"/>
     </w:rPr>
@@ -12173,7 +12166,7 @@
       <w:szCs w:val="24"/>
     </w:rPr>
   </w:style>
-  <w:style w:type="paragraph" w:styleId="Index">
+  <w:style w:type="paragraph" w:customStyle="1" w:styleId="Index">
     <w:name w:val="Index"/>
     <w:basedOn w:val="Normal"/>
     <w:qFormat/>
@@ -12184,12 +12177,12 @@
       <w:rFonts w:cs="FreeSans"/>
     </w:rPr>
   </w:style>
-  <w:style w:type="paragraph" w:styleId="Paragraph2" w:customStyle="1">
+  <w:style w:type="paragraph" w:customStyle="1" w:styleId="Paragraph2">
     <w:name w:val="Paragraph2"/>
     <w:basedOn w:val="Normal"/>
     <w:qFormat/>
     <w:pPr>
-      <w:spacing w:before="80" w:after="0"/>
+      <w:spacing w:before="80"/>
       <w:ind w:left="720"/>
       <w:jc w:val="both"/>
     </w:pPr>
@@ -12204,7 +12197,7 @@
     <w:next w:val="Normal"/>
     <w:qFormat/>
     <w:pPr>
-      <w:spacing w:lineRule="auto" w:line="240"/>
+      <w:spacing w:line="240" w:lineRule="auto"/>
       <w:jc w:val="center"/>
     </w:pPr>
     <w:rPr>
@@ -12220,7 +12213,7 @@
     <w:basedOn w:val="Normal"/>
     <w:qFormat/>
     <w:pPr>
-      <w:spacing w:before="0" w:after="60"/>
+      <w:spacing w:after="60"/>
       <w:jc w:val="center"/>
     </w:pPr>
     <w:rPr>
@@ -12237,9 +12230,8 @@
     <w:basedOn w:val="Normal"/>
     <w:qFormat/>
     <w:pPr>
-      <w:ind w:hanging="900" w:left="900"/>
+      <w:ind w:left="900" w:hanging="900"/>
     </w:pPr>
-    <w:rPr/>
   </w:style>
   <w:style w:type="paragraph" w:styleId="TOC1">
     <w:name w:val="toc 1"/>
@@ -12248,13 +12240,11 @@
     <w:semiHidden/>
     <w:pPr>
       <w:tabs>
-        <w:tab w:val="clear" w:pos="720"/>
-        <w:tab w:val="right" w:pos="9360" w:leader="none"/>
+        <w:tab w:val="right" w:pos="9360"/>
       </w:tabs>
       <w:spacing w:before="240" w:after="60"/>
       <w:ind w:right="720"/>
     </w:pPr>
-    <w:rPr/>
   </w:style>
   <w:style w:type="paragraph" w:styleId="TOC2">
     <w:name w:val="toc 2"/>
@@ -12263,12 +12253,10 @@
     <w:semiHidden/>
     <w:pPr>
       <w:tabs>
-        <w:tab w:val="clear" w:pos="720"/>
-        <w:tab w:val="right" w:pos="9360" w:leader="none"/>
+        <w:tab w:val="right" w:pos="9360"/>
       </w:tabs>
       <w:ind w:left="432" w:right="720"/>
     </w:pPr>
-    <w:rPr/>
   </w:style>
   <w:style w:type="paragraph" w:styleId="TOC3">
     <w:name w:val="toc 3"/>
@@ -12277,43 +12265,35 @@
     <w:semiHidden/>
     <w:pPr>
       <w:tabs>
-        <w:tab w:val="clear" w:pos="720"/>
-        <w:tab w:val="right" w:pos="9360" w:leader="none"/>
+        <w:tab w:val="right" w:pos="9360"/>
       </w:tabs>
       <w:ind w:left="864"/>
     </w:pPr>
-    <w:rPr/>
   </w:style>
-  <w:style w:type="paragraph" w:styleId="HeaderandFooter">
+  <w:style w:type="paragraph" w:customStyle="1" w:styleId="HeaderandFooter">
     <w:name w:val="Header and Footer"/>
     <w:basedOn w:val="Normal"/>
     <w:qFormat/>
-    <w:pPr/>
-    <w:rPr/>
   </w:style>
   <w:style w:type="paragraph" w:styleId="Header">
     <w:name w:val="header"/>
     <w:basedOn w:val="Normal"/>
     <w:pPr>
       <w:tabs>
-        <w:tab w:val="clear" w:pos="720"/>
-        <w:tab w:val="center" w:pos="4320" w:leader="none"/>
-        <w:tab w:val="right" w:pos="8640" w:leader="none"/>
+        <w:tab w:val="center" w:pos="4320"/>
+        <w:tab w:val="right" w:pos="8640"/>
       </w:tabs>
     </w:pPr>
-    <w:rPr/>
   </w:style>
   <w:style w:type="paragraph" w:styleId="Footer">
     <w:name w:val="footer"/>
     <w:basedOn w:val="Normal"/>
     <w:pPr>
       <w:tabs>
-        <w:tab w:val="clear" w:pos="720"/>
-        <w:tab w:val="center" w:pos="4320" w:leader="none"/>
-        <w:tab w:val="right" w:pos="8640" w:leader="none"/>
+        <w:tab w:val="center" w:pos="4320"/>
+        <w:tab w:val="right" w:pos="8640"/>
       </w:tabs>
     </w:pPr>
-    <w:rPr/>
   </w:style>
   <w:style w:type="paragraph" w:styleId="BodyText2">
     <w:name w:val="Body Text 2"/>
@@ -12331,43 +12311,39 @@
     <w:name w:val="Body Text 3"/>
     <w:basedOn w:val="Normal"/>
     <w:qFormat/>
-    <w:pPr/>
     <w:rPr>
       <w:b/>
       <w:bCs/>
     </w:rPr>
   </w:style>
-  <w:style w:type="paragraph" w:styleId="Tabletext" w:customStyle="1">
+  <w:style w:type="paragraph" w:customStyle="1" w:styleId="Tabletext">
     <w:name w:val="Tabletext"/>
     <w:basedOn w:val="Normal"/>
     <w:qFormat/>
     <w:pPr>
       <w:keepLines/>
-      <w:spacing w:before="0" w:after="120"/>
+      <w:spacing w:after="120"/>
     </w:pPr>
-    <w:rPr/>
   </w:style>
-  <w:style w:type="paragraph" w:styleId="Paragraph3" w:customStyle="1">
+  <w:style w:type="paragraph" w:customStyle="1" w:styleId="Paragraph3">
     <w:name w:val="Paragraph3"/>
     <w:basedOn w:val="Normal"/>
     <w:qFormat/>
     <w:pPr>
-      <w:spacing w:lineRule="auto" w:line="240" w:before="80" w:after="0"/>
+      <w:spacing w:before="80" w:line="240" w:lineRule="auto"/>
       <w:ind w:left="1530"/>
       <w:jc w:val="both"/>
     </w:pPr>
-    <w:rPr/>
   </w:style>
-  <w:style w:type="paragraph" w:styleId="Paragraph4" w:customStyle="1">
+  <w:style w:type="paragraph" w:customStyle="1" w:styleId="Paragraph4">
     <w:name w:val="Paragraph4"/>
     <w:basedOn w:val="Normal"/>
     <w:qFormat/>
     <w:pPr>
-      <w:spacing w:lineRule="auto" w:line="240" w:before="80" w:after="0"/>
+      <w:spacing w:before="80" w:line="240" w:lineRule="auto"/>
       <w:ind w:left="2250"/>
       <w:jc w:val="both"/>
     </w:pPr>
-    <w:rPr/>
   </w:style>
   <w:style w:type="paragraph" w:styleId="TOC4">
     <w:name w:val="toc 4"/>
@@ -12378,7 +12354,6 @@
     <w:pPr>
       <w:ind w:left="600"/>
     </w:pPr>
-    <w:rPr/>
   </w:style>
   <w:style w:type="paragraph" w:styleId="TOC5">
     <w:name w:val="toc 5"/>
@@ -12389,7 +12364,6 @@
     <w:pPr>
       <w:ind w:left="800"/>
     </w:pPr>
-    <w:rPr/>
   </w:style>
   <w:style w:type="paragraph" w:styleId="TOC6">
     <w:name w:val="toc 6"/>
@@ -12400,7 +12374,6 @@
     <w:pPr>
       <w:ind w:left="1000"/>
     </w:pPr>
-    <w:rPr/>
   </w:style>
   <w:style w:type="paragraph" w:styleId="TOC7">
     <w:name w:val="toc 7"/>
@@ -12411,7 +12384,6 @@
     <w:pPr>
       <w:ind w:left="1200"/>
     </w:pPr>
-    <w:rPr/>
   </w:style>
   <w:style w:type="paragraph" w:styleId="TOC8">
     <w:name w:val="toc 8"/>
@@ -12422,7 +12394,6 @@
     <w:pPr>
       <w:ind w:left="1400"/>
     </w:pPr>
-    <w:rPr/>
   </w:style>
   <w:style w:type="paragraph" w:styleId="TOC9">
     <w:name w:val="toc 9"/>
@@ -12433,21 +12404,18 @@
     <w:pPr>
       <w:ind w:left="1600"/>
     </w:pPr>
-    <w:rPr/>
   </w:style>
   <w:style w:type="paragraph" w:styleId="FootnoteText">
     <w:name w:val="footnote text"/>
     <w:basedOn w:val="Normal"/>
     <w:semiHidden/>
-    <w:pPr/>
-    <w:rPr/>
   </w:style>
   <w:style w:type="paragraph" w:styleId="DocumentMap">
     <w:name w:val="Document Map"/>
     <w:basedOn w:val="Normal"/>
     <w:semiHidden/>
     <w:qFormat/>
-    <w:rsid w:val="00255a41"/>
+    <w:rsid w:val="00255A41"/>
     <w:pPr>
       <w:shd w:val="clear" w:color="auto" w:fill="000080"/>
     </w:pPr>
@@ -12460,9 +12428,9 @@
     <w:basedOn w:val="Normal"/>
     <w:link w:val="BalloonTextChar"/>
     <w:qFormat/>
-    <w:rsid w:val="00925d4d"/>
+    <w:rsid w:val="00925D4D"/>
     <w:pPr>
-      <w:spacing w:lineRule="auto" w:line="240"/>
+      <w:spacing w:line="240" w:lineRule="auto"/>
     </w:pPr>
     <w:rPr>
       <w:rFonts w:ascii="Tahoma" w:hAnsi="Tahoma" w:cs="Tahoma"/>
@@ -12470,19 +12438,179 @@
       <w:szCs w:val="16"/>
     </w:rPr>
   </w:style>
-  <w:style w:type="paragraph" w:styleId="FrameContents">
+  <w:style w:type="paragraph" w:customStyle="1" w:styleId="FrameContents">
     <w:name w:val="Frame Contents"/>
     <w:basedOn w:val="Normal"/>
     <w:qFormat/>
-    <w:pPr/>
-    <w:rPr/>
   </w:style>
-  <w:style w:type="numbering" w:styleId="NoList" w:default="1">
-    <w:name w:val="No List"/>
-    <w:uiPriority w:val="99"/>
+</w:styles>
+</file>
+
+<file path=word/stylesWithEffects.xml><?xml version="1.0" encoding="utf-8"?>
+<w:styles xmlns:wpc="http://schemas.microsoft.com/office/word/2010/wordprocessingCanvas" xmlns:mc="http://schemas.openxmlformats.org/markup-compatibility/2006" xmlns:o="urn:schemas-microsoft-com:office:office" xmlns:r="http://schemas.openxmlformats.org/officeDocument/2006/relationships" xmlns:m="http://schemas.openxmlformats.org/officeDocument/2006/math" xmlns:v="urn:schemas-microsoft-com:vml" xmlns:wp14="http://schemas.microsoft.com/office/word/2010/wordprocessingDrawing" xmlns:wp="http://schemas.openxmlformats.org/drawingml/2006/wordprocessingDrawing" xmlns:w10="urn:schemas-microsoft-com:office:word" xmlns:w="http://schemas.openxmlformats.org/wordprocessingml/2006/main" xmlns:w14="http://schemas.microsoft.com/office/word/2010/wordml" xmlns:wpg="http://schemas.microsoft.com/office/word/2010/wordprocessingGroup" xmlns:wpi="http://schemas.microsoft.com/office/word/2010/wordprocessingInk" xmlns:wne="http://schemas.microsoft.com/office/word/2006/wordml" xmlns:wps="http://schemas.microsoft.com/office/word/2010/wordprocessingShape" mc:Ignorable="w14 wp14">
+  <w:docDefaults>
+    <w:rPrDefault>
+      <w:rPr>
+        <w:rFonts w:asciiTheme="minorHAnsi" w:eastAsiaTheme="minorEastAsia" w:hAnsiTheme="minorHAnsi" w:cstheme="minorBidi"/>
+        <w:sz w:val="22"/>
+        <w:szCs w:val="22"/>
+        <w:lang w:val="en-US" w:eastAsia="en-US" w:bidi="ar-SA"/>
+      </w:rPr>
+    </w:rPrDefault>
+    <w:pPrDefault>
+      <w:pPr>
+        <w:spacing w:after="200" w:line="276" w:lineRule="auto"/>
+      </w:pPr>
+    </w:pPrDefault>
+  </w:docDefaults>
+  <w:latentStyles w:defLockedState="0" w:defUIPriority="99" w:defSemiHidden="1" w:defUnhideWhenUsed="1" w:defQFormat="0" w:count="267">
+    <w:lsdException w:name="Normal" w:semiHidden="0" w:uiPriority="0" w:unhideWhenUsed="0" w:qFormat="1"/>
+    <w:lsdException w:name="heading 1" w:semiHidden="0" w:uiPriority="9" w:unhideWhenUsed="0" w:qFormat="1"/>
+    <w:lsdException w:name="heading 2" w:uiPriority="9" w:qFormat="1"/>
+    <w:lsdException w:name="heading 3" w:uiPriority="9" w:qFormat="1"/>
+    <w:lsdException w:name="heading 4" w:uiPriority="9" w:qFormat="1"/>
+    <w:lsdException w:name="heading 5" w:uiPriority="9" w:qFormat="1"/>
+    <w:lsdException w:name="heading 6" w:uiPriority="9" w:qFormat="1"/>
+    <w:lsdException w:name="heading 7" w:uiPriority="9" w:qFormat="1"/>
+    <w:lsdException w:name="heading 8" w:uiPriority="9" w:qFormat="1"/>
+    <w:lsdException w:name="heading 9" w:uiPriority="9" w:qFormat="1"/>
+    <w:lsdException w:name="toc 1" w:uiPriority="39"/>
+    <w:lsdException w:name="toc 2" w:uiPriority="39"/>
+    <w:lsdException w:name="toc 3" w:uiPriority="39"/>
+    <w:lsdException w:name="toc 4" w:uiPriority="39"/>
+    <w:lsdException w:name="toc 5" w:uiPriority="39"/>
+    <w:lsdException w:name="toc 6" w:uiPriority="39"/>
+    <w:lsdException w:name="toc 7" w:uiPriority="39"/>
+    <w:lsdException w:name="toc 8" w:uiPriority="39"/>
+    <w:lsdException w:name="toc 9" w:uiPriority="39"/>
+    <w:lsdException w:name="caption" w:uiPriority="35" w:qFormat="1"/>
+    <w:lsdException w:name="Title" w:semiHidden="0" w:uiPriority="10" w:unhideWhenUsed="0" w:qFormat="1"/>
+    <w:lsdException w:name="Default Paragraph Font" w:uiPriority="1"/>
+    <w:lsdException w:name="Subtitle" w:semiHidden="0" w:uiPriority="11" w:unhideWhenUsed="0" w:qFormat="1"/>
+    <w:lsdException w:name="Strong" w:semiHidden="0" w:uiPriority="22" w:unhideWhenUsed="0" w:qFormat="1"/>
+    <w:lsdException w:name="Emphasis" w:semiHidden="0" w:uiPriority="20" w:unhideWhenUsed="0" w:qFormat="1"/>
+    <w:lsdException w:name="Table Grid" w:semiHidden="0" w:uiPriority="59" w:unhideWhenUsed="0"/>
+    <w:lsdException w:name="Placeholder Text" w:unhideWhenUsed="0"/>
+    <w:lsdException w:name="No Spacing" w:semiHidden="0" w:uiPriority="1" w:unhideWhenUsed="0" w:qFormat="1"/>
+    <w:lsdException w:name="Light Shading" w:semiHidden="0" w:uiPriority="60" w:unhideWhenUsed="0"/>
+    <w:lsdException w:name="Light List" w:semiHidden="0" w:uiPriority="61" w:unhideWhenUsed="0"/>
+    <w:lsdException w:name="Light Grid" w:semiHidden="0" w:uiPriority="62" w:unhideWhenUsed="0"/>
+    <w:lsdException w:name="Medium Shading 1" w:semiHidden="0" w:uiPriority="63" w:unhideWhenUsed="0"/>
+    <w:lsdException w:name="Medium Shading 2" w:semiHidden="0" w:uiPriority="64" w:unhideWhenUsed="0"/>
+    <w:lsdException w:name="Medium List 1" w:semiHidden="0" w:uiPriority="65" w:unhideWhenUsed="0"/>
+    <w:lsdException w:name="Medium List 2" w:semiHidden="0" w:uiPriority="66" w:unhideWhenUsed="0"/>
+    <w:lsdException w:name="Medium Grid 1" w:semiHidden="0" w:uiPriority="67" w:unhideWhenUsed="0"/>
+    <w:lsdException w:name="Medium Grid 2" w:semiHidden="0" w:uiPriority="68" w:unhideWhenUsed="0"/>
+    <w:lsdException w:name="Medium Grid 3" w:semiHidden="0" w:uiPriority="69" w:unhideWhenUsed="0"/>
+    <w:lsdException w:name="Dark List" w:semiHidden="0" w:uiPriority="70" w:unhideWhenUsed="0"/>
+    <w:lsdException w:name="Colorful Shading" w:semiHidden="0" w:uiPriority="71" w:unhideWhenUsed="0"/>
+    <w:lsdException w:name="Colorful List" w:semiHidden="0" w:uiPriority="72" w:unhideWhenUsed="0"/>
+    <w:lsdException w:name="Colorful Grid" w:semiHidden="0" w:uiPriority="73" w:unhideWhenUsed="0"/>
+    <w:lsdException w:name="Light Shading Accent 1" w:semiHidden="0" w:uiPriority="60" w:unhideWhenUsed="0"/>
+    <w:lsdException w:name="Light List Accent 1" w:semiHidden="0" w:uiPriority="61" w:unhideWhenUsed="0"/>
+    <w:lsdException w:name="Light Grid Accent 1" w:semiHidden="0" w:uiPriority="62" w:unhideWhenUsed="0"/>
+    <w:lsdException w:name="Medium Shading 1 Accent 1" w:semiHidden="0" w:uiPriority="63" w:unhideWhenUsed="0"/>
+    <w:lsdException w:name="Medium Shading 2 Accent 1" w:semiHidden="0" w:uiPriority="64" w:unhideWhenUsed="0"/>
+    <w:lsdException w:name="Medium List 1 Accent 1" w:semiHidden="0" w:uiPriority="65" w:unhideWhenUsed="0"/>
+    <w:lsdException w:name="Revision" w:unhideWhenUsed="0"/>
+    <w:lsdException w:name="List Paragraph" w:semiHidden="0" w:uiPriority="34" w:unhideWhenUsed="0" w:qFormat="1"/>
+    <w:lsdException w:name="Quote" w:semiHidden="0" w:uiPriority="29" w:unhideWhenUsed="0" w:qFormat="1"/>
+    <w:lsdException w:name="Intense Quote" w:semiHidden="0" w:uiPriority="30" w:unhideWhenUsed="0" w:qFormat="1"/>
+    <w:lsdException w:name="Medium List 2 Accent 1" w:semiHidden="0" w:uiPriority="66" w:unhideWhenUsed="0"/>
+    <w:lsdException w:name="Medium Grid 1 Accent 1" w:semiHidden="0" w:uiPriority="67" w:unhideWhenUsed="0"/>
+    <w:lsdException w:name="Medium Grid 2 Accent 1" w:semiHidden="0" w:uiPriority="68" w:unhideWhenUsed="0"/>
+    <w:lsdException w:name="Medium Grid 3 Accent 1" w:semiHidden="0" w:uiPriority="69" w:unhideWhenUsed="0"/>
+    <w:lsdException w:name="Dark List Accent 1" w:semiHidden="0" w:uiPriority="70" w:unhideWhenUsed="0"/>
+    <w:lsdException w:name="Colorful Shading Accent 1" w:semiHidden="0" w:uiPriority="71" w:unhideWhenUsed="0"/>
+    <w:lsdException w:name="Colorful List Accent 1" w:semiHidden="0" w:uiPriority="72" w:unhideWhenUsed="0"/>
+    <w:lsdException w:name="Colorful Grid Accent 1" w:semiHidden="0" w:uiPriority="73" w:unhideWhenUsed="0"/>
+    <w:lsdException w:name="Light Shading Accent 2" w:semiHidden="0" w:uiPriority="60" w:unhideWhenUsed="0"/>
+    <w:lsdException w:name="Light List Accent 2" w:semiHidden="0" w:uiPriority="61" w:unhideWhenUsed="0"/>
+    <w:lsdException w:name="Light Grid Accent 2" w:semiHidden="0" w:uiPriority="62" w:unhideWhenUsed="0"/>
+    <w:lsdException w:name="Medium Shading 1 Accent 2" w:semiHidden="0" w:uiPriority="63" w:unhideWhenUsed="0"/>
+    <w:lsdException w:name="Medium Shading 2 Accent 2" w:semiHidden="0" w:uiPriority="64" w:unhideWhenUsed="0"/>
+    <w:lsdException w:name="Medium List 1 Accent 2" w:semiHidden="0" w:uiPriority="65" w:unhideWhenUsed="0"/>
+    <w:lsdException w:name="Medium List 2 Accent 2" w:semiHidden="0" w:uiPriority="66" w:unhideWhenUsed="0"/>
+    <w:lsdException w:name="Medium Grid 1 Accent 2" w:semiHidden="0" w:uiPriority="67" w:unhideWhenUsed="0"/>
+    <w:lsdException w:name="Medium Grid 2 Accent 2" w:semiHidden="0" w:uiPriority="68" w:unhideWhenUsed="0"/>
+    <w:lsdException w:name="Medium Grid 3 Accent 2" w:semiHidden="0" w:uiPriority="69" w:unhideWhenUsed="0"/>
+    <w:lsdException w:name="Dark List Accent 2" w:semiHidden="0" w:uiPriority="70" w:unhideWhenUsed="0"/>
+    <w:lsdException w:name="Colorful Shading Accent 2" w:semiHidden="0" w:uiPriority="71" w:unhideWhenUsed="0"/>
+    <w:lsdException w:name="Colorful List Accent 2" w:semiHidden="0" w:uiPriority="72" w:unhideWhenUsed="0"/>
+    <w:lsdException w:name="Colorful Grid Accent 2" w:semiHidden="0" w:uiPriority="73" w:unhideWhenUsed="0"/>
+    <w:lsdException w:name="Light Shading Accent 3" w:semiHidden="0" w:uiPriority="60" w:unhideWhenUsed="0"/>
+    <w:lsdException w:name="Light List Accent 3" w:semiHidden="0" w:uiPriority="61" w:unhideWhenUsed="0"/>
+    <w:lsdException w:name="Light Grid Accent 3" w:semiHidden="0" w:uiPriority="62" w:unhideWhenUsed="0"/>
+    <w:lsdException w:name="Medium Shading 1 Accent 3" w:semiHidden="0" w:uiPriority="63" w:unhideWhenUsed="0"/>
+    <w:lsdException w:name="Medium Shading 2 Accent 3" w:semiHidden="0" w:uiPriority="64" w:unhideWhenUsed="0"/>
+    <w:lsdException w:name="Medium List 1 Accent 3" w:semiHidden="0" w:uiPriority="65" w:unhideWhenUsed="0"/>
+    <w:lsdException w:name="Medium List 2 Accent 3" w:semiHidden="0" w:uiPriority="66" w:unhideWhenUsed="0"/>
+    <w:lsdException w:name="Medium Grid 1 Accent 3" w:semiHidden="0" w:uiPriority="67" w:unhideWhenUsed="0"/>
+    <w:lsdException w:name="Medium Grid 2 Accent 3" w:semiHidden="0" w:uiPriority="68" w:unhideWhenUsed="0"/>
+    <w:lsdException w:name="Medium Grid 3 Accent 3" w:semiHidden="0" w:uiPriority="69" w:unhideWhenUsed="0"/>
+    <w:lsdException w:name="Dark List Accent 3" w:semiHidden="0" w:uiPriority="70" w:unhideWhenUsed="0"/>
+    <w:lsdException w:name="Colorful Shading Accent 3" w:semiHidden="0" w:uiPriority="71" w:unhideWhenUsed="0"/>
+    <w:lsdException w:name="Colorful List Accent 3" w:semiHidden="0" w:uiPriority="72" w:unhideWhenUsed="0"/>
+    <w:lsdException w:name="Colorful Grid Accent 3" w:semiHidden="0" w:uiPriority="73" w:unhideWhenUsed="0"/>
+    <w:lsdException w:name="Light Shading Accent 4" w:semiHidden="0" w:uiPriority="60" w:unhideWhenUsed="0"/>
+    <w:lsdException w:name="Light List Accent 4" w:semiHidden="0" w:uiPriority="61" w:unhideWhenUsed="0"/>
+    <w:lsdException w:name="Light Grid Accent 4" w:semiHidden="0" w:uiPriority="62" w:unhideWhenUsed="0"/>
+    <w:lsdException w:name="Medium Shading 1 Accent 4" w:semiHidden="0" w:uiPriority="63" w:unhideWhenUsed="0"/>
+    <w:lsdException w:name="Medium Shading 2 Accent 4" w:semiHidden="0" w:uiPriority="64" w:unhideWhenUsed="0"/>
+    <w:lsdException w:name="Medium List 1 Accent 4" w:semiHidden="0" w:uiPriority="65" w:unhideWhenUsed="0"/>
+    <w:lsdException w:name="Medium List 2 Accent 4" w:semiHidden="0" w:uiPriority="66" w:unhideWhenUsed="0"/>
+    <w:lsdException w:name="Medium Grid 1 Accent 4" w:semiHidden="0" w:uiPriority="67" w:unhideWhenUsed="0"/>
+    <w:lsdException w:name="Medium Grid 2 Accent 4" w:semiHidden="0" w:uiPriority="68" w:unhideWhenUsed="0"/>
+    <w:lsdException w:name="Medium Grid 3 Accent 4" w:semiHidden="0" w:uiPriority="69" w:unhideWhenUsed="0"/>
+    <w:lsdException w:name="Dark List Accent 4" w:semiHidden="0" w:uiPriority="70" w:unhideWhenUsed="0"/>
+    <w:lsdException w:name="Colorful Shading Accent 4" w:semiHidden="0" w:uiPriority="71" w:unhideWhenUsed="0"/>
+    <w:lsdException w:name="Colorful List Accent 4" w:semiHidden="0" w:uiPriority="72" w:unhideWhenUsed="0"/>
+    <w:lsdException w:name="Colorful Grid Accent 4" w:semiHidden="0" w:uiPriority="73" w:unhideWhenUsed="0"/>
+    <w:lsdException w:name="Light Shading Accent 5" w:semiHidden="0" w:uiPriority="60" w:unhideWhenUsed="0"/>
+    <w:lsdException w:name="Light List Accent 5" w:semiHidden="0" w:uiPriority="61" w:unhideWhenUsed="0"/>
+    <w:lsdException w:name="Light Grid Accent 5" w:semiHidden="0" w:uiPriority="62" w:unhideWhenUsed="0"/>
+    <w:lsdException w:name="Medium Shading 1 Accent 5" w:semiHidden="0" w:uiPriority="63" w:unhideWhenUsed="0"/>
+    <w:lsdException w:name="Medium Shading 2 Accent 5" w:semiHidden="0" w:uiPriority="64" w:unhideWhenUsed="0"/>
+    <w:lsdException w:name="Medium List 1 Accent 5" w:semiHidden="0" w:uiPriority="65" w:unhideWhenUsed="0"/>
+    <w:lsdException w:name="Medium List 2 Accent 5" w:semiHidden="0" w:uiPriority="66" w:unhideWhenUsed="0"/>
+    <w:lsdException w:name="Medium Grid 1 Accent 5" w:semiHidden="0" w:uiPriority="67" w:unhideWhenUsed="0"/>
+    <w:lsdException w:name="Medium Grid 2 Accent 5" w:semiHidden="0" w:uiPriority="68" w:unhideWhenUsed="0"/>
+    <w:lsdException w:name="Medium Grid 3 Accent 5" w:semiHidden="0" w:uiPriority="69" w:unhideWhenUsed="0"/>
+    <w:lsdException w:name="Dark List Accent 5" w:semiHidden="0" w:uiPriority="70" w:unhideWhenUsed="0"/>
+    <w:lsdException w:name="Colorful Shading Accent 5" w:semiHidden="0" w:uiPriority="71" w:unhideWhenUsed="0"/>
+    <w:lsdException w:name="Colorful List Accent 5" w:semiHidden="0" w:uiPriority="72" w:unhideWhenUsed="0"/>
+    <w:lsdException w:name="Colorful Grid Accent 5" w:semiHidden="0" w:uiPriority="73" w:unhideWhenUsed="0"/>
+    <w:lsdException w:name="Light Shading Accent 6" w:semiHidden="0" w:uiPriority="60" w:unhideWhenUsed="0"/>
+    <w:lsdException w:name="Light List Accent 6" w:semiHidden="0" w:uiPriority="61" w:unhideWhenUsed="0"/>
+    <w:lsdException w:name="Light Grid Accent 6" w:semiHidden="0" w:uiPriority="62" w:unhideWhenUsed="0"/>
+    <w:lsdException w:name="Medium Shading 1 Accent 6" w:semiHidden="0" w:uiPriority="63" w:unhideWhenUsed="0"/>
+    <w:lsdException w:name="Medium Shading 2 Accent 6" w:semiHidden="0" w:uiPriority="64" w:unhideWhenUsed="0"/>
+    <w:lsdException w:name="Medium List 1 Accent 6" w:semiHidden="0" w:uiPriority="65" w:unhideWhenUsed="0"/>
+    <w:lsdException w:name="Medium List 2 Accent 6" w:semiHidden="0" w:uiPriority="66" w:unhideWhenUsed="0"/>
+    <w:lsdException w:name="Medium Grid 1 Accent 6" w:semiHidden="0" w:uiPriority="67" w:unhideWhenUsed="0"/>
+    <w:lsdException w:name="Medium Grid 2 Accent 6" w:semiHidden="0" w:uiPriority="68" w:unhideWhenUsed="0"/>
+    <w:lsdException w:name="Medium Grid 3 Accent 6" w:semiHidden="0" w:uiPriority="69" w:unhideWhenUsed="0"/>
+    <w:lsdException w:name="Dark List Accent 6" w:semiHidden="0" w:uiPriority="70" w:unhideWhenUsed="0"/>
+    <w:lsdException w:name="Colorful Shading Accent 6" w:semiHidden="0" w:uiPriority="71" w:unhideWhenUsed="0"/>
+    <w:lsdException w:name="Colorful List Accent 6" w:semiHidden="0" w:uiPriority="72" w:unhideWhenUsed="0"/>
+    <w:lsdException w:name="Colorful Grid Accent 6" w:semiHidden="0" w:uiPriority="73" w:unhideWhenUsed="0"/>
+    <w:lsdException w:name="Subtle Emphasis" w:semiHidden="0" w:uiPriority="19" w:unhideWhenUsed="0" w:qFormat="1"/>
+    <w:lsdException w:name="Intense Emphasis" w:semiHidden="0" w:uiPriority="21" w:unhideWhenUsed="0" w:qFormat="1"/>
+    <w:lsdException w:name="Subtle Reference" w:semiHidden="0" w:uiPriority="31" w:unhideWhenUsed="0" w:qFormat="1"/>
+    <w:lsdException w:name="Intense Reference" w:semiHidden="0" w:uiPriority="32" w:unhideWhenUsed="0" w:qFormat="1"/>
+    <w:lsdException w:name="Book Title" w:semiHidden="0" w:uiPriority="33" w:unhideWhenUsed="0" w:qFormat="1"/>
+    <w:lsdException w:name="Bibliography" w:uiPriority="37"/>
+    <w:lsdException w:name="TOC Heading" w:uiPriority="39" w:qFormat="1"/>
+  </w:latentStyles>
+  <w:style w:type="paragraph" w:default="1" w:styleId="Normal">
+    <w:name w:val="Normal"/>
+    <w:qFormat/>
+  </w:style>
+  <w:style w:type="character" w:default="1" w:styleId="DefaultParagraphFont">
+    <w:name w:val="Default Paragraph Font"/>
+    <w:uiPriority w:val="1"/>
     <w:semiHidden/>
     <w:unhideWhenUsed/>
-    <w:qFormat/>
   </w:style>
   <w:style w:type="table" w:default="1" w:styleId="TableNormal">
     <w:name w:val="Normal Table"/>
@@ -12490,6 +12618,7 @@
     <w:semiHidden/>
     <w:unhideWhenUsed/>
     <w:tblPr>
+      <w:tblInd w:w="0" w:type="dxa"/>
       <w:tblCellMar>
         <w:top w:w="0" w:type="dxa"/>
         <w:left w:w="108" w:type="dxa"/>
@@ -12498,45 +12627,51 @@
       </w:tblCellMar>
     </w:tblPr>
   </w:style>
+  <w:style w:type="numbering" w:default="1" w:styleId="NoList">
+    <w:name w:val="No List"/>
+    <w:uiPriority w:val="99"/>
+    <w:semiHidden/>
+    <w:unhideWhenUsed/>
+  </w:style>
 </w:styles>
 </file>
 
 <file path=word/theme/theme1.xml><?xml version="1.0" encoding="utf-8"?>
-<a:theme xmlns:a="http://schemas.openxmlformats.org/drawingml/2006/main" xmlns:r="http://schemas.openxmlformats.org/officeDocument/2006/relationships" name="Office Theme">
+<a:theme xmlns:a="http://schemas.openxmlformats.org/drawingml/2006/main" name="Office Theme">
   <a:themeElements>
     <a:clrScheme name="Office">
       <a:dk1>
         <a:srgbClr val="000000"/>
       </a:dk1>
       <a:lt1>
-        <a:srgbClr val="ffffff"/>
+        <a:srgbClr val="FFFFFF"/>
       </a:lt1>
       <a:dk2>
-        <a:srgbClr val="1f497d"/>
+        <a:srgbClr val="1F497D"/>
       </a:dk2>
       <a:lt2>
-        <a:srgbClr val="eeece1"/>
+        <a:srgbClr val="EEECE1"/>
       </a:lt2>
       <a:accent1>
-        <a:srgbClr val="4f81bd"/>
+        <a:srgbClr val="4F81BD"/>
       </a:accent1>
       <a:accent2>
-        <a:srgbClr val="c0504d"/>
+        <a:srgbClr val="C0504D"/>
       </a:accent2>
       <a:accent3>
-        <a:srgbClr val="9bbb59"/>
+        <a:srgbClr val="9BBB59"/>
       </a:accent3>
       <a:accent4>
-        <a:srgbClr val="8064a2"/>
+        <a:srgbClr val="8064A2"/>
       </a:accent4>
       <a:accent5>
-        <a:srgbClr val="4bacc6"/>
+        <a:srgbClr val="4BACC6"/>
       </a:accent5>
       <a:accent6>
-        <a:srgbClr val="f79646"/>
+        <a:srgbClr val="F79646"/>
       </a:accent6>
       <a:hlink>
-        <a:srgbClr val="0000ff"/>
+        <a:srgbClr val="0000FF"/>
       </a:hlink>
       <a:folHlink>
         <a:srgbClr val="800080"/>
@@ -12544,12 +12679,12 @@
     </a:clrScheme>
     <a:fontScheme name="Office">
       <a:majorFont>
-        <a:latin typeface="Cambria" pitchFamily="0" charset="1"/>
+        <a:latin typeface="Cambria"/>
         <a:ea typeface=""/>
         <a:cs typeface=""/>
       </a:majorFont>
       <a:minorFont>
-        <a:latin typeface="Calibri" pitchFamily="0" charset="1"/>
+        <a:latin typeface="Calibri"/>
         <a:ea typeface=""/>
         <a:cs typeface=""/>
       </a:minorFont>
@@ -12578,7 +12713,7 @@
             </a:gs>
           </a:gsLst>
           <a:lin ang="16200000" scaled="1"/>
-          <a:tileRect l="0" t="0" r="0" b="0"/>
+          <a:tileRect/>
         </a:gradFill>
         <a:gradFill>
           <a:gsLst>
@@ -12599,7 +12734,7 @@
             </a:gs>
           </a:gsLst>
           <a:lin ang="16200000" scaled="0"/>
-          <a:tileRect l="0" t="0" r="0" b="0"/>
+          <a:tileRect/>
         </a:gradFill>
       </a:fillStyleLst>
       <a:lnStyleLst>
@@ -12650,7 +12785,7 @@
           <a:path path="circle">
             <a:fillToRect l="50000" t="-80000" r="50000" b="180000"/>
           </a:path>
-          <a:tileRect l="0" t="0" r="0" b="0"/>
+          <a:tileRect/>
         </a:gradFill>
         <a:gradFill>
           <a:gsLst>
@@ -12668,10 +12803,12 @@
           <a:path path="circle">
             <a:fillToRect l="50000" t="50000" r="50000" b="50000"/>
           </a:path>
-          <a:tileRect l="0" t="0" r="0" b="0"/>
+          <a:tileRect/>
         </a:gradFill>
       </a:bgFillStyleLst>
     </a:fmtScheme>
   </a:themeElements>
+  <a:objectDefaults/>
+  <a:extraClrSchemeLst/>
 </a:theme>
 </file>
--- a/documentation/D04_Spec_Zahteva.docx
+++ b/documentation/D04_Spec_Zahteva.docx
@@ -635,9 +635,11 @@
               <w:tab w:val="left" w:pos="432"/>
             </w:tabs>
             <w:rPr>
-              <w:sz w:val="24"/>
-              <w:szCs w:val="24"/>
-              <w:lang w:val="sr-Latn-CS"/>
+              <w:rFonts w:asciiTheme="minorHAnsi" w:eastAsiaTheme="minorEastAsia" w:hAnsiTheme="minorHAnsi" w:cstheme="minorBidi"/>
+              <w:noProof/>
+              <w:sz w:val="22"/>
+              <w:szCs w:val="22"/>
+              <w:lang w:eastAsia="en-US"/>
             </w:rPr>
           </w:pPr>
           <w:r>
@@ -655,30 +657,75 @@
             </w:rPr>
             <w:fldChar w:fldCharType="separate"/>
           </w:r>
-          <w:r>
-            <w:rPr>
-              <w:lang w:val="sr-Latn-CS"/>
-            </w:rPr>
-            <w:t>1.</w:t>
-          </w:r>
-          <w:r>
-            <w:rPr>
-              <w:sz w:val="24"/>
-              <w:szCs w:val="24"/>
-              <w:lang w:val="sr-Latn-CS"/>
-            </w:rPr>
-            <w:tab/>
-          </w:r>
-          <w:r>
-            <w:rPr>
-              <w:lang w:val="sr-Latn-CS"/>
-            </w:rPr>
-            <w:t>Cilj dokumenta</w:t>
-          </w:r>
-          <w:r>
-            <w:tab/>
-            <w:t>4</w:t>
-          </w:r>
+          <w:hyperlink w:anchor="_Toc212626857" w:history="1">
+            <w:r>
+              <w:rPr>
+                <w:rStyle w:val="Hyperlink"/>
+                <w:noProof/>
+                <w:lang w:val="sr-Latn-CS"/>
+              </w:rPr>
+              <w:t>1.</w:t>
+            </w:r>
+            <w:r>
+              <w:rPr>
+                <w:rFonts w:asciiTheme="minorHAnsi" w:eastAsiaTheme="minorEastAsia" w:hAnsiTheme="minorHAnsi" w:cstheme="minorBidi"/>
+                <w:noProof/>
+                <w:sz w:val="22"/>
+                <w:szCs w:val="22"/>
+                <w:lang w:eastAsia="en-US"/>
+              </w:rPr>
+              <w:tab/>
+            </w:r>
+            <w:r>
+              <w:rPr>
+                <w:rStyle w:val="Hyperlink"/>
+                <w:noProof/>
+                <w:lang w:val="sr-Latn-CS"/>
+              </w:rPr>
+              <w:t>Cilj dokumenta</w:t>
+            </w:r>
+            <w:r>
+              <w:rPr>
+                <w:noProof/>
+              </w:rPr>
+              <w:tab/>
+            </w:r>
+            <w:r>
+              <w:rPr>
+                <w:noProof/>
+              </w:rPr>
+              <w:fldChar w:fldCharType="begin"/>
+            </w:r>
+            <w:r>
+              <w:rPr>
+                <w:noProof/>
+              </w:rPr>
+              <w:instrText xml:space="preserve"> PAGEREF _Toc212626857 \h </w:instrText>
+            </w:r>
+            <w:r>
+              <w:rPr>
+                <w:noProof/>
+              </w:rPr>
+            </w:r>
+            <w:r>
+              <w:rPr>
+                <w:noProof/>
+              </w:rPr>
+              <w:fldChar w:fldCharType="separate"/>
+            </w:r>
+            <w:r>
+              <w:rPr>
+                <w:noProof/>
+              </w:rPr>
+              <w:t>5</w:t>
+            </w:r>
+            <w:r>
+              <w:rPr>
+                <w:noProof/>
+              </w:rPr>
+              <w:fldChar w:fldCharType="end"/>
+            </w:r>
+          </w:hyperlink>
         </w:p>
         <w:p>
           <w:pPr>
@@ -687,35 +734,82 @@
               <w:tab w:val="left" w:pos="432"/>
             </w:tabs>
             <w:rPr>
-              <w:sz w:val="24"/>
-              <w:szCs w:val="24"/>
-              <w:lang w:val="sr-Latn-CS"/>
+              <w:rFonts w:asciiTheme="minorHAnsi" w:eastAsiaTheme="minorEastAsia" w:hAnsiTheme="minorHAnsi" w:cstheme="minorBidi"/>
+              <w:noProof/>
+              <w:sz w:val="22"/>
+              <w:szCs w:val="22"/>
+              <w:lang w:eastAsia="en-US"/>
             </w:rPr>
           </w:pPr>
-          <w:r>
-            <w:rPr>
-              <w:lang w:val="sr-Latn-CS"/>
-            </w:rPr>
-            <w:t>2.</w:t>
-          </w:r>
-          <w:r>
-            <w:rPr>
-              <w:sz w:val="24"/>
-              <w:szCs w:val="24"/>
-              <w:lang w:val="sr-Latn-CS"/>
-            </w:rPr>
-            <w:tab/>
-          </w:r>
-          <w:r>
-            <w:rPr>
-              <w:lang w:val="sr-Latn-CS"/>
-            </w:rPr>
-            <w:t>Opseg dokumenta</w:t>
-          </w:r>
-          <w:r>
-            <w:tab/>
-            <w:t>4</w:t>
-          </w:r>
+          <w:hyperlink w:anchor="_Toc212626858" w:history="1">
+            <w:r>
+              <w:rPr>
+                <w:rStyle w:val="Hyperlink"/>
+                <w:noProof/>
+                <w:lang w:val="sr-Latn-CS"/>
+              </w:rPr>
+              <w:t>2.</w:t>
+            </w:r>
+            <w:r>
+              <w:rPr>
+                <w:rFonts w:asciiTheme="minorHAnsi" w:eastAsiaTheme="minorEastAsia" w:hAnsiTheme="minorHAnsi" w:cstheme="minorBidi"/>
+                <w:noProof/>
+                <w:sz w:val="22"/>
+                <w:szCs w:val="22"/>
+                <w:lang w:eastAsia="en-US"/>
+              </w:rPr>
+              <w:tab/>
+            </w:r>
+            <w:r>
+              <w:rPr>
+                <w:rStyle w:val="Hyperlink"/>
+                <w:noProof/>
+                <w:lang w:val="sr-Latn-CS"/>
+              </w:rPr>
+              <w:t>Opseg dokumenta</w:t>
+            </w:r>
+            <w:r>
+              <w:rPr>
+                <w:noProof/>
+              </w:rPr>
+              <w:tab/>
+            </w:r>
+            <w:r>
+              <w:rPr>
+                <w:noProof/>
+              </w:rPr>
+              <w:fldChar w:fldCharType="begin"/>
+            </w:r>
+            <w:r>
+              <w:rPr>
+                <w:noProof/>
+              </w:rPr>
+              <w:instrText xml:space="preserve"> PAGEREF _Toc212626858 \h </w:instrText>
+            </w:r>
+            <w:r>
+              <w:rPr>
+                <w:noProof/>
+              </w:rPr>
+            </w:r>
+            <w:r>
+              <w:rPr>
+                <w:noProof/>
+              </w:rPr>
+              <w:fldChar w:fldCharType="separate"/>
+            </w:r>
+            <w:r>
+              <w:rPr>
+                <w:noProof/>
+              </w:rPr>
+              <w:t>5</w:t>
+            </w:r>
+            <w:r>
+              <w:rPr>
+                <w:noProof/>
+              </w:rPr>
+              <w:fldChar w:fldCharType="end"/>
+            </w:r>
+          </w:hyperlink>
         </w:p>
         <w:p>
           <w:pPr>
@@ -724,35 +818,82 @@
               <w:tab w:val="left" w:pos="432"/>
             </w:tabs>
             <w:rPr>
-              <w:sz w:val="24"/>
-              <w:szCs w:val="24"/>
-              <w:lang w:val="sr-Latn-CS"/>
+              <w:rFonts w:asciiTheme="minorHAnsi" w:eastAsiaTheme="minorEastAsia" w:hAnsiTheme="minorHAnsi" w:cstheme="minorBidi"/>
+              <w:noProof/>
+              <w:sz w:val="22"/>
+              <w:szCs w:val="22"/>
+              <w:lang w:eastAsia="en-US"/>
             </w:rPr>
           </w:pPr>
-          <w:r>
-            <w:rPr>
-              <w:lang w:val="sr-Latn-CS"/>
-            </w:rPr>
-            <w:t>3.</w:t>
-          </w:r>
-          <w:r>
-            <w:rPr>
-              <w:sz w:val="24"/>
-              <w:szCs w:val="24"/>
-              <w:lang w:val="sr-Latn-CS"/>
-            </w:rPr>
-            <w:tab/>
-          </w:r>
-          <w:r>
-            <w:rPr>
-              <w:lang w:val="sr-Latn-CS"/>
-            </w:rPr>
-            <w:t>Reference</w:t>
-          </w:r>
-          <w:r>
-            <w:tab/>
-            <w:t>4</w:t>
-          </w:r>
+          <w:hyperlink w:anchor="_Toc212626859" w:history="1">
+            <w:r>
+              <w:rPr>
+                <w:rStyle w:val="Hyperlink"/>
+                <w:noProof/>
+                <w:lang w:val="sr-Latn-CS"/>
+              </w:rPr>
+              <w:t>3.</w:t>
+            </w:r>
+            <w:r>
+              <w:rPr>
+                <w:rFonts w:asciiTheme="minorHAnsi" w:eastAsiaTheme="minorEastAsia" w:hAnsiTheme="minorHAnsi" w:cstheme="minorBidi"/>
+                <w:noProof/>
+                <w:sz w:val="22"/>
+                <w:szCs w:val="22"/>
+                <w:lang w:eastAsia="en-US"/>
+              </w:rPr>
+              <w:tab/>
+            </w:r>
+            <w:r>
+              <w:rPr>
+                <w:rStyle w:val="Hyperlink"/>
+                <w:noProof/>
+                <w:lang w:val="sr-Latn-CS"/>
+              </w:rPr>
+              <w:t>Reference</w:t>
+            </w:r>
+            <w:r>
+              <w:rPr>
+                <w:noProof/>
+              </w:rPr>
+              <w:tab/>
+            </w:r>
+            <w:r>
+              <w:rPr>
+                <w:noProof/>
+              </w:rPr>
+              <w:fldChar w:fldCharType="begin"/>
+            </w:r>
+            <w:r>
+              <w:rPr>
+                <w:noProof/>
+              </w:rPr>
+              <w:instrText xml:space="preserve"> PAGEREF _Toc212626859 \h </w:instrText>
+            </w:r>
+            <w:r>
+              <w:rPr>
+                <w:noProof/>
+              </w:rPr>
+            </w:r>
+            <w:r>
+              <w:rPr>
+                <w:noProof/>
+              </w:rPr>
+              <w:fldChar w:fldCharType="separate"/>
+            </w:r>
+            <w:r>
+              <w:rPr>
+                <w:noProof/>
+              </w:rPr>
+              <w:t>5</w:t>
+            </w:r>
+            <w:r>
+              <w:rPr>
+                <w:noProof/>
+              </w:rPr>
+              <w:fldChar w:fldCharType="end"/>
+            </w:r>
+          </w:hyperlink>
         </w:p>
         <w:p>
           <w:pPr>
@@ -761,35 +902,82 @@
               <w:tab w:val="left" w:pos="432"/>
             </w:tabs>
             <w:rPr>
-              <w:sz w:val="24"/>
-              <w:szCs w:val="24"/>
-              <w:lang w:val="sr-Latn-CS"/>
+              <w:rFonts w:asciiTheme="minorHAnsi" w:eastAsiaTheme="minorEastAsia" w:hAnsiTheme="minorHAnsi" w:cstheme="minorBidi"/>
+              <w:noProof/>
+              <w:sz w:val="22"/>
+              <w:szCs w:val="22"/>
+              <w:lang w:eastAsia="en-US"/>
             </w:rPr>
           </w:pPr>
-          <w:r>
-            <w:rPr>
-              <w:lang w:val="sr-Latn-CS"/>
-            </w:rPr>
-            <w:t>4.</w:t>
-          </w:r>
-          <w:r>
-            <w:rPr>
-              <w:sz w:val="24"/>
-              <w:szCs w:val="24"/>
-              <w:lang w:val="sr-Latn-CS"/>
-            </w:rPr>
-            <w:tab/>
-          </w:r>
-          <w:r>
-            <w:rPr>
-              <w:lang w:val="sr-Latn-CS"/>
-            </w:rPr>
-            <w:t>Pregled slučajeva korišćenja</w:t>
-          </w:r>
-          <w:r>
-            <w:tab/>
-            <w:t>4</w:t>
-          </w:r>
+          <w:hyperlink w:anchor="_Toc212626860" w:history="1">
+            <w:r>
+              <w:rPr>
+                <w:rStyle w:val="Hyperlink"/>
+                <w:noProof/>
+                <w:lang w:val="sr-Latn-CS"/>
+              </w:rPr>
+              <w:t>4.</w:t>
+            </w:r>
+            <w:r>
+              <w:rPr>
+                <w:rFonts w:asciiTheme="minorHAnsi" w:eastAsiaTheme="minorEastAsia" w:hAnsiTheme="minorHAnsi" w:cstheme="minorBidi"/>
+                <w:noProof/>
+                <w:sz w:val="22"/>
+                <w:szCs w:val="22"/>
+                <w:lang w:eastAsia="en-US"/>
+              </w:rPr>
+              <w:tab/>
+            </w:r>
+            <w:r>
+              <w:rPr>
+                <w:rStyle w:val="Hyperlink"/>
+                <w:noProof/>
+                <w:lang w:val="sr-Latn-CS"/>
+              </w:rPr>
+              <w:t>Pregled slučajeva korišćenja</w:t>
+            </w:r>
+            <w:r>
+              <w:rPr>
+                <w:noProof/>
+              </w:rPr>
+              <w:tab/>
+            </w:r>
+            <w:r>
+              <w:rPr>
+                <w:noProof/>
+              </w:rPr>
+              <w:fldChar w:fldCharType="begin"/>
+            </w:r>
+            <w:r>
+              <w:rPr>
+                <w:noProof/>
+              </w:rPr>
+              <w:instrText xml:space="preserve"> PAGEREF _Toc212626860 \h </w:instrText>
+            </w:r>
+            <w:r>
+              <w:rPr>
+                <w:noProof/>
+              </w:rPr>
+            </w:r>
+            <w:r>
+              <w:rPr>
+                <w:noProof/>
+              </w:rPr>
+              <w:fldChar w:fldCharType="separate"/>
+            </w:r>
+            <w:r>
+              <w:rPr>
+                <w:noProof/>
+              </w:rPr>
+              <w:t>5</w:t>
+            </w:r>
+            <w:r>
+              <w:rPr>
+                <w:noProof/>
+              </w:rPr>
+              <w:fldChar w:fldCharType="end"/>
+            </w:r>
+          </w:hyperlink>
         </w:p>
         <w:p>
           <w:pPr>
@@ -798,35 +986,2284 @@
               <w:tab w:val="left" w:pos="432"/>
             </w:tabs>
             <w:rPr>
-              <w:sz w:val="24"/>
-              <w:szCs w:val="24"/>
-              <w:lang w:val="sr-Latn-CS"/>
+              <w:rFonts w:asciiTheme="minorHAnsi" w:eastAsiaTheme="minorEastAsia" w:hAnsiTheme="minorHAnsi" w:cstheme="minorBidi"/>
+              <w:noProof/>
+              <w:sz w:val="22"/>
+              <w:szCs w:val="22"/>
+              <w:lang w:eastAsia="en-US"/>
             </w:rPr>
           </w:pPr>
-          <w:r>
+          <w:hyperlink w:anchor="_Toc212626861" w:history="1">
+            <w:r>
+              <w:rPr>
+                <w:rStyle w:val="Hyperlink"/>
+                <w:noProof/>
+                <w:lang w:val="sr-Latn-CS"/>
+              </w:rPr>
+              <w:t>5.</w:t>
+            </w:r>
+            <w:r>
+              <w:rPr>
+                <w:rFonts w:asciiTheme="minorHAnsi" w:eastAsiaTheme="minorEastAsia" w:hAnsiTheme="minorHAnsi" w:cstheme="minorBidi"/>
+                <w:noProof/>
+                <w:sz w:val="22"/>
+                <w:szCs w:val="22"/>
+                <w:lang w:eastAsia="en-US"/>
+              </w:rPr>
+              <w:tab/>
+            </w:r>
+            <w:r>
+              <w:rPr>
+                <w:rStyle w:val="Hyperlink"/>
+                <w:noProof/>
+                <w:lang w:val="sr-Latn-CS"/>
+              </w:rPr>
+              <w:t>Profili korisnika</w:t>
+            </w:r>
+            <w:r>
+              <w:rPr>
+                <w:noProof/>
+              </w:rPr>
+              <w:tab/>
+            </w:r>
+            <w:r>
+              <w:rPr>
+                <w:noProof/>
+              </w:rPr>
+              <w:fldChar w:fldCharType="begin"/>
+            </w:r>
+            <w:r>
+              <w:rPr>
+                <w:noProof/>
+              </w:rPr>
+              <w:instrText xml:space="preserve"> PAGEREF _Toc212626861 \h </w:instrText>
+            </w:r>
+            <w:r>
+              <w:rPr>
+                <w:noProof/>
+              </w:rPr>
+            </w:r>
+            <w:r>
+              <w:rPr>
+                <w:noProof/>
+              </w:rPr>
+              <w:fldChar w:fldCharType="separate"/>
+            </w:r>
+            <w:r>
+              <w:rPr>
+                <w:noProof/>
+              </w:rPr>
+              <w:t>7</w:t>
+            </w:r>
+            <w:r>
+              <w:rPr>
+                <w:noProof/>
+              </w:rPr>
+              <w:fldChar w:fldCharType="end"/>
+            </w:r>
+          </w:hyperlink>
+        </w:p>
+        <w:p>
+          <w:pPr>
+            <w:pStyle w:val="TOC2"/>
+            <w:tabs>
+              <w:tab w:val="left" w:pos="1000"/>
+            </w:tabs>
             <w:rPr>
-              <w:lang w:val="sr-Latn-CS"/>
+              <w:rFonts w:asciiTheme="minorHAnsi" w:eastAsiaTheme="minorEastAsia" w:hAnsiTheme="minorHAnsi" w:cstheme="minorBidi"/>
+              <w:noProof/>
+              <w:sz w:val="22"/>
+              <w:szCs w:val="22"/>
+              <w:lang w:eastAsia="en-US"/>
             </w:rPr>
-            <w:t>5.</w:t>
-          </w:r>
-          <w:r>
+          </w:pPr>
+          <w:hyperlink w:anchor="_Toc212626862" w:history="1">
+            <w:r>
+              <w:rPr>
+                <w:rStyle w:val="Hyperlink"/>
+                <w:noProof/>
+                <w:lang w:val="sr-Latn-CS"/>
+              </w:rPr>
+              <w:t>5.1</w:t>
+            </w:r>
+            <w:r>
+              <w:rPr>
+                <w:rFonts w:asciiTheme="minorHAnsi" w:eastAsiaTheme="minorEastAsia" w:hAnsiTheme="minorHAnsi" w:cstheme="minorBidi"/>
+                <w:noProof/>
+                <w:sz w:val="22"/>
+                <w:szCs w:val="22"/>
+                <w:lang w:eastAsia="en-US"/>
+              </w:rPr>
+              <w:tab/>
+            </w:r>
+            <w:r>
+              <w:rPr>
+                <w:rStyle w:val="Hyperlink"/>
+                <w:noProof/>
+                <w:lang w:val="sr-Latn-CS"/>
+              </w:rPr>
+              <w:t>Posetilac društvene mreže</w:t>
+            </w:r>
+            <w:r>
+              <w:rPr>
+                <w:noProof/>
+              </w:rPr>
+              <w:tab/>
+            </w:r>
+            <w:r>
+              <w:rPr>
+                <w:noProof/>
+              </w:rPr>
+              <w:fldChar w:fldCharType="begin"/>
+            </w:r>
+            <w:r>
+              <w:rPr>
+                <w:noProof/>
+              </w:rPr>
+              <w:instrText xml:space="preserve"> PAGEREF _Toc212626862 \h </w:instrText>
+            </w:r>
+            <w:r>
+              <w:rPr>
+                <w:noProof/>
+              </w:rPr>
+            </w:r>
+            <w:r>
+              <w:rPr>
+                <w:noProof/>
+              </w:rPr>
+              <w:fldChar w:fldCharType="separate"/>
+            </w:r>
+            <w:r>
+              <w:rPr>
+                <w:noProof/>
+              </w:rPr>
+              <w:t>7</w:t>
+            </w:r>
+            <w:r>
+              <w:rPr>
+                <w:noProof/>
+              </w:rPr>
+              <w:fldChar w:fldCharType="end"/>
+            </w:r>
+          </w:hyperlink>
+        </w:p>
+        <w:p>
+          <w:pPr>
+            <w:pStyle w:val="TOC2"/>
+            <w:tabs>
+              <w:tab w:val="left" w:pos="1000"/>
+            </w:tabs>
             <w:rPr>
-              <w:sz w:val="24"/>
-              <w:szCs w:val="24"/>
-              <w:lang w:val="sr-Latn-CS"/>
+              <w:rFonts w:asciiTheme="minorHAnsi" w:eastAsiaTheme="minorEastAsia" w:hAnsiTheme="minorHAnsi" w:cstheme="minorBidi"/>
+              <w:noProof/>
+              <w:sz w:val="22"/>
+              <w:szCs w:val="22"/>
+              <w:lang w:eastAsia="en-US"/>
             </w:rPr>
-            <w:tab/>
-          </w:r>
-          <w:r>
+          </w:pPr>
+          <w:hyperlink w:anchor="_Toc212626863" w:history="1">
+            <w:r>
+              <w:rPr>
+                <w:rStyle w:val="Hyperlink"/>
+                <w:noProof/>
+                <w:lang w:val="sr-Latn-CS"/>
+              </w:rPr>
+              <w:t>5.2</w:t>
+            </w:r>
+            <w:r>
+              <w:rPr>
+                <w:rFonts w:asciiTheme="minorHAnsi" w:eastAsiaTheme="minorEastAsia" w:hAnsiTheme="minorHAnsi" w:cstheme="minorBidi"/>
+                <w:noProof/>
+                <w:sz w:val="22"/>
+                <w:szCs w:val="22"/>
+                <w:lang w:eastAsia="en-US"/>
+              </w:rPr>
+              <w:tab/>
+            </w:r>
+            <w:r>
+              <w:rPr>
+                <w:rStyle w:val="Hyperlink"/>
+                <w:noProof/>
+                <w:lang w:val="sr-Latn-CS"/>
+              </w:rPr>
+              <w:t>Član društvene mreže</w:t>
+            </w:r>
+            <w:r>
+              <w:rPr>
+                <w:noProof/>
+              </w:rPr>
+              <w:tab/>
+            </w:r>
+            <w:r>
+              <w:rPr>
+                <w:noProof/>
+              </w:rPr>
+              <w:fldChar w:fldCharType="begin"/>
+            </w:r>
+            <w:r>
+              <w:rPr>
+                <w:noProof/>
+              </w:rPr>
+              <w:instrText xml:space="preserve"> PAGEREF _Toc212626863 \h </w:instrText>
+            </w:r>
+            <w:r>
+              <w:rPr>
+                <w:noProof/>
+              </w:rPr>
+            </w:r>
+            <w:r>
+              <w:rPr>
+                <w:noProof/>
+              </w:rPr>
+              <w:fldChar w:fldCharType="separate"/>
+            </w:r>
+            <w:r>
+              <w:rPr>
+                <w:noProof/>
+              </w:rPr>
+              <w:t>7</w:t>
+            </w:r>
+            <w:r>
+              <w:rPr>
+                <w:noProof/>
+              </w:rPr>
+              <w:fldChar w:fldCharType="end"/>
+            </w:r>
+          </w:hyperlink>
+        </w:p>
+        <w:p>
+          <w:pPr>
+            <w:pStyle w:val="TOC1"/>
+            <w:tabs>
+              <w:tab w:val="left" w:pos="432"/>
+            </w:tabs>
             <w:rPr>
-              <w:lang w:val="sr-Latn-CS"/>
+              <w:rFonts w:asciiTheme="minorHAnsi" w:eastAsiaTheme="minorEastAsia" w:hAnsiTheme="minorHAnsi" w:cstheme="minorBidi"/>
+              <w:noProof/>
+              <w:sz w:val="22"/>
+              <w:szCs w:val="22"/>
+              <w:lang w:eastAsia="en-US"/>
             </w:rPr>
-            <w:t>Profili korisnika</w:t>
-          </w:r>
-          <w:r>
-            <w:tab/>
-            <w:t>6</w:t>
-          </w:r>
+          </w:pPr>
+          <w:hyperlink w:anchor="_Toc212626864" w:history="1">
+            <w:r>
+              <w:rPr>
+                <w:rStyle w:val="Hyperlink"/>
+                <w:noProof/>
+                <w:lang w:val="sr-Latn-CS"/>
+              </w:rPr>
+              <w:t>6.</w:t>
+            </w:r>
+            <w:r>
+              <w:rPr>
+                <w:rFonts w:asciiTheme="minorHAnsi" w:eastAsiaTheme="minorEastAsia" w:hAnsiTheme="minorHAnsi" w:cstheme="minorBidi"/>
+                <w:noProof/>
+                <w:sz w:val="22"/>
+                <w:szCs w:val="22"/>
+                <w:lang w:eastAsia="en-US"/>
+              </w:rPr>
+              <w:tab/>
+            </w:r>
+            <w:r>
+              <w:rPr>
+                <w:rStyle w:val="Hyperlink"/>
+                <w:noProof/>
+                <w:lang w:val="sr-Latn-CS"/>
+              </w:rPr>
+              <w:t>Opis slučajeva korišćenja</w:t>
+            </w:r>
+            <w:r>
+              <w:rPr>
+                <w:noProof/>
+              </w:rPr>
+              <w:tab/>
+            </w:r>
+            <w:r>
+              <w:rPr>
+                <w:noProof/>
+              </w:rPr>
+              <w:fldChar w:fldCharType="begin"/>
+            </w:r>
+            <w:r>
+              <w:rPr>
+                <w:noProof/>
+              </w:rPr>
+              <w:instrText xml:space="preserve"> PAGEREF _Toc212626864 \h </w:instrText>
+            </w:r>
+            <w:r>
+              <w:rPr>
+                <w:noProof/>
+              </w:rPr>
+            </w:r>
+            <w:r>
+              <w:rPr>
+                <w:noProof/>
+              </w:rPr>
+              <w:fldChar w:fldCharType="separate"/>
+            </w:r>
+            <w:r>
+              <w:rPr>
+                <w:noProof/>
+              </w:rPr>
+              <w:t>7</w:t>
+            </w:r>
+            <w:r>
+              <w:rPr>
+                <w:noProof/>
+              </w:rPr>
+              <w:fldChar w:fldCharType="end"/>
+            </w:r>
+          </w:hyperlink>
+        </w:p>
+        <w:p>
+          <w:pPr>
+            <w:pStyle w:val="TOC2"/>
+            <w:tabs>
+              <w:tab w:val="left" w:pos="1000"/>
+            </w:tabs>
+            <w:rPr>
+              <w:rFonts w:asciiTheme="minorHAnsi" w:eastAsiaTheme="minorEastAsia" w:hAnsiTheme="minorHAnsi" w:cstheme="minorBidi"/>
+              <w:noProof/>
+              <w:sz w:val="22"/>
+              <w:szCs w:val="22"/>
+              <w:lang w:eastAsia="en-US"/>
+            </w:rPr>
+          </w:pPr>
+          <w:hyperlink w:anchor="_Toc212626865" w:history="1">
+            <w:r>
+              <w:rPr>
+                <w:rStyle w:val="Hyperlink"/>
+                <w:noProof/>
+                <w:lang w:val="sr-Latn-CS"/>
+              </w:rPr>
+              <w:t>6.1</w:t>
+            </w:r>
+            <w:r>
+              <w:rPr>
+                <w:rFonts w:asciiTheme="minorHAnsi" w:eastAsiaTheme="minorEastAsia" w:hAnsiTheme="minorHAnsi" w:cstheme="minorBidi"/>
+                <w:noProof/>
+                <w:sz w:val="22"/>
+                <w:szCs w:val="22"/>
+                <w:lang w:eastAsia="en-US"/>
+              </w:rPr>
+              <w:tab/>
+            </w:r>
+            <w:r>
+              <w:rPr>
+                <w:rStyle w:val="Hyperlink"/>
+                <w:noProof/>
+                <w:lang w:val="sr-Latn-CS"/>
+              </w:rPr>
+              <w:t>Pregled novih objava</w:t>
+            </w:r>
+            <w:r>
+              <w:rPr>
+                <w:noProof/>
+              </w:rPr>
+              <w:tab/>
+            </w:r>
+            <w:r>
+              <w:rPr>
+                <w:noProof/>
+              </w:rPr>
+              <w:fldChar w:fldCharType="begin"/>
+            </w:r>
+            <w:r>
+              <w:rPr>
+                <w:noProof/>
+              </w:rPr>
+              <w:instrText xml:space="preserve"> PAGEREF _Toc212626865 \h </w:instrText>
+            </w:r>
+            <w:r>
+              <w:rPr>
+                <w:noProof/>
+              </w:rPr>
+            </w:r>
+            <w:r>
+              <w:rPr>
+                <w:noProof/>
+              </w:rPr>
+              <w:fldChar w:fldCharType="separate"/>
+            </w:r>
+            <w:r>
+              <w:rPr>
+                <w:noProof/>
+              </w:rPr>
+              <w:t>7</w:t>
+            </w:r>
+            <w:r>
+              <w:rPr>
+                <w:noProof/>
+              </w:rPr>
+              <w:fldChar w:fldCharType="end"/>
+            </w:r>
+          </w:hyperlink>
+        </w:p>
+        <w:p>
+          <w:pPr>
+            <w:pStyle w:val="TOC2"/>
+            <w:tabs>
+              <w:tab w:val="left" w:pos="1000"/>
+            </w:tabs>
+            <w:rPr>
+              <w:rFonts w:asciiTheme="minorHAnsi" w:eastAsiaTheme="minorEastAsia" w:hAnsiTheme="minorHAnsi" w:cstheme="minorBidi"/>
+              <w:noProof/>
+              <w:sz w:val="22"/>
+              <w:szCs w:val="22"/>
+              <w:lang w:eastAsia="en-US"/>
+            </w:rPr>
+          </w:pPr>
+          <w:hyperlink w:anchor="_Toc212626866" w:history="1">
+            <w:r>
+              <w:rPr>
+                <w:rStyle w:val="Hyperlink"/>
+                <w:noProof/>
+                <w:lang w:val="sr-Latn-CS"/>
+              </w:rPr>
+              <w:t>6.2</w:t>
+            </w:r>
+            <w:r>
+              <w:rPr>
+                <w:rFonts w:asciiTheme="minorHAnsi" w:eastAsiaTheme="minorEastAsia" w:hAnsiTheme="minorHAnsi" w:cstheme="minorBidi"/>
+                <w:noProof/>
+                <w:sz w:val="22"/>
+                <w:szCs w:val="22"/>
+                <w:lang w:eastAsia="en-US"/>
+              </w:rPr>
+              <w:tab/>
+            </w:r>
+            <w:r>
+              <w:rPr>
+                <w:rStyle w:val="Hyperlink"/>
+                <w:noProof/>
+                <w:lang w:val="sr-Latn-CS"/>
+              </w:rPr>
+              <w:t>Pregled objava korisnika koje član prati</w:t>
+            </w:r>
+            <w:r>
+              <w:rPr>
+                <w:noProof/>
+              </w:rPr>
+              <w:tab/>
+            </w:r>
+            <w:r>
+              <w:rPr>
+                <w:noProof/>
+              </w:rPr>
+              <w:fldChar w:fldCharType="begin"/>
+            </w:r>
+            <w:r>
+              <w:rPr>
+                <w:noProof/>
+              </w:rPr>
+              <w:instrText xml:space="preserve"> PAGEREF _Toc212626866 \h </w:instrText>
+            </w:r>
+            <w:r>
+              <w:rPr>
+                <w:noProof/>
+              </w:rPr>
+            </w:r>
+            <w:r>
+              <w:rPr>
+                <w:noProof/>
+              </w:rPr>
+              <w:fldChar w:fldCharType="separate"/>
+            </w:r>
+            <w:r>
+              <w:rPr>
+                <w:noProof/>
+              </w:rPr>
+              <w:t>8</w:t>
+            </w:r>
+            <w:r>
+              <w:rPr>
+                <w:noProof/>
+              </w:rPr>
+              <w:fldChar w:fldCharType="end"/>
+            </w:r>
+          </w:hyperlink>
+        </w:p>
+        <w:p>
+          <w:pPr>
+            <w:pStyle w:val="TOC2"/>
+            <w:tabs>
+              <w:tab w:val="left" w:pos="1000"/>
+            </w:tabs>
+            <w:rPr>
+              <w:rFonts w:asciiTheme="minorHAnsi" w:eastAsiaTheme="minorEastAsia" w:hAnsiTheme="minorHAnsi" w:cstheme="minorBidi"/>
+              <w:noProof/>
+              <w:sz w:val="22"/>
+              <w:szCs w:val="22"/>
+              <w:lang w:eastAsia="en-US"/>
+            </w:rPr>
+          </w:pPr>
+          <w:hyperlink w:anchor="_Toc212626867" w:history="1">
+            <w:r>
+              <w:rPr>
+                <w:rStyle w:val="Hyperlink"/>
+                <w:noProof/>
+                <w:lang w:val="sr-Latn-CS"/>
+              </w:rPr>
+              <w:t>6.3</w:t>
+            </w:r>
+            <w:r>
+              <w:rPr>
+                <w:rFonts w:asciiTheme="minorHAnsi" w:eastAsiaTheme="minorEastAsia" w:hAnsiTheme="minorHAnsi" w:cstheme="minorBidi"/>
+                <w:noProof/>
+                <w:sz w:val="22"/>
+                <w:szCs w:val="22"/>
+                <w:lang w:eastAsia="en-US"/>
+              </w:rPr>
+              <w:tab/>
+            </w:r>
+            <w:r>
+              <w:rPr>
+                <w:rStyle w:val="Hyperlink"/>
+                <w:noProof/>
+                <w:lang w:val="sr-Latn-CS"/>
+              </w:rPr>
+              <w:t>Pregled profila člana</w:t>
+            </w:r>
+            <w:r>
+              <w:rPr>
+                <w:noProof/>
+              </w:rPr>
+              <w:tab/>
+            </w:r>
+            <w:r>
+              <w:rPr>
+                <w:noProof/>
+              </w:rPr>
+              <w:fldChar w:fldCharType="begin"/>
+            </w:r>
+            <w:r>
+              <w:rPr>
+                <w:noProof/>
+              </w:rPr>
+              <w:instrText xml:space="preserve"> PAGEREF _Toc212626867 \h </w:instrText>
+            </w:r>
+            <w:r>
+              <w:rPr>
+                <w:noProof/>
+              </w:rPr>
+            </w:r>
+            <w:r>
+              <w:rPr>
+                <w:noProof/>
+              </w:rPr>
+              <w:fldChar w:fldCharType="separate"/>
+            </w:r>
+            <w:r>
+              <w:rPr>
+                <w:noProof/>
+              </w:rPr>
+              <w:t>8</w:t>
+            </w:r>
+            <w:r>
+              <w:rPr>
+                <w:noProof/>
+              </w:rPr>
+              <w:fldChar w:fldCharType="end"/>
+            </w:r>
+          </w:hyperlink>
+        </w:p>
+        <w:p>
+          <w:pPr>
+            <w:pStyle w:val="TOC2"/>
+            <w:tabs>
+              <w:tab w:val="left" w:pos="1000"/>
+            </w:tabs>
+            <w:rPr>
+              <w:rFonts w:asciiTheme="minorHAnsi" w:eastAsiaTheme="minorEastAsia" w:hAnsiTheme="minorHAnsi" w:cstheme="minorBidi"/>
+              <w:noProof/>
+              <w:sz w:val="22"/>
+              <w:szCs w:val="22"/>
+              <w:lang w:eastAsia="en-US"/>
+            </w:rPr>
+          </w:pPr>
+          <w:hyperlink w:anchor="_Toc212626868" w:history="1">
+            <w:r>
+              <w:rPr>
+                <w:rStyle w:val="Hyperlink"/>
+                <w:noProof/>
+                <w:lang w:val="sr-Latn-CS"/>
+              </w:rPr>
+              <w:t>6.4</w:t>
+            </w:r>
+            <w:r>
+              <w:rPr>
+                <w:rFonts w:asciiTheme="minorHAnsi" w:eastAsiaTheme="minorEastAsia" w:hAnsiTheme="minorHAnsi" w:cstheme="minorBidi"/>
+                <w:noProof/>
+                <w:sz w:val="22"/>
+                <w:szCs w:val="22"/>
+                <w:lang w:eastAsia="en-US"/>
+              </w:rPr>
+              <w:tab/>
+            </w:r>
+            <w:r>
+              <w:rPr>
+                <w:rStyle w:val="Hyperlink"/>
+                <w:noProof/>
+                <w:lang w:val="sr-Latn-CS"/>
+              </w:rPr>
+              <w:t>Registracija</w:t>
+            </w:r>
+            <w:r>
+              <w:rPr>
+                <w:noProof/>
+              </w:rPr>
+              <w:tab/>
+            </w:r>
+            <w:r>
+              <w:rPr>
+                <w:noProof/>
+              </w:rPr>
+              <w:fldChar w:fldCharType="begin"/>
+            </w:r>
+            <w:r>
+              <w:rPr>
+                <w:noProof/>
+              </w:rPr>
+              <w:instrText xml:space="preserve"> PAGEREF _Toc212626868 \h </w:instrText>
+            </w:r>
+            <w:r>
+              <w:rPr>
+                <w:noProof/>
+              </w:rPr>
+            </w:r>
+            <w:r>
+              <w:rPr>
+                <w:noProof/>
+              </w:rPr>
+              <w:fldChar w:fldCharType="separate"/>
+            </w:r>
+            <w:r>
+              <w:rPr>
+                <w:noProof/>
+              </w:rPr>
+              <w:t>8</w:t>
+            </w:r>
+            <w:r>
+              <w:rPr>
+                <w:noProof/>
+              </w:rPr>
+              <w:fldChar w:fldCharType="end"/>
+            </w:r>
+          </w:hyperlink>
+        </w:p>
+        <w:p>
+          <w:pPr>
+            <w:pStyle w:val="TOC2"/>
+            <w:tabs>
+              <w:tab w:val="left" w:pos="1000"/>
+            </w:tabs>
+            <w:rPr>
+              <w:rFonts w:asciiTheme="minorHAnsi" w:eastAsiaTheme="minorEastAsia" w:hAnsiTheme="minorHAnsi" w:cstheme="minorBidi"/>
+              <w:noProof/>
+              <w:sz w:val="22"/>
+              <w:szCs w:val="22"/>
+              <w:lang w:eastAsia="en-US"/>
+            </w:rPr>
+          </w:pPr>
+          <w:hyperlink w:anchor="_Toc212626870" w:history="1">
+            <w:r>
+              <w:rPr>
+                <w:rStyle w:val="Hyperlink"/>
+                <w:noProof/>
+                <w:lang w:val="sr-Latn-CS"/>
+              </w:rPr>
+              <w:t>6.5</w:t>
+            </w:r>
+            <w:r>
+              <w:rPr>
+                <w:rFonts w:asciiTheme="minorHAnsi" w:eastAsiaTheme="minorEastAsia" w:hAnsiTheme="minorHAnsi" w:cstheme="minorBidi"/>
+                <w:noProof/>
+                <w:sz w:val="22"/>
+                <w:szCs w:val="22"/>
+                <w:lang w:eastAsia="en-US"/>
+              </w:rPr>
+              <w:tab/>
+            </w:r>
+            <w:r>
+              <w:rPr>
+                <w:rStyle w:val="Hyperlink"/>
+                <w:noProof/>
+                <w:lang w:val="sr-Latn-CS"/>
+              </w:rPr>
+              <w:t>Prijavljivanje</w:t>
+            </w:r>
+            <w:r>
+              <w:rPr>
+                <w:noProof/>
+              </w:rPr>
+              <w:tab/>
+            </w:r>
+            <w:r>
+              <w:rPr>
+                <w:noProof/>
+              </w:rPr>
+              <w:fldChar w:fldCharType="begin"/>
+            </w:r>
+            <w:r>
+              <w:rPr>
+                <w:noProof/>
+              </w:rPr>
+              <w:instrText xml:space="preserve"> PAGEREF _Toc212626870 \h </w:instrText>
+            </w:r>
+            <w:r>
+              <w:rPr>
+                <w:noProof/>
+              </w:rPr>
+            </w:r>
+            <w:r>
+              <w:rPr>
+                <w:noProof/>
+              </w:rPr>
+              <w:fldChar w:fldCharType="separate"/>
+            </w:r>
+            <w:r>
+              <w:rPr>
+                <w:noProof/>
+              </w:rPr>
+              <w:t>9</w:t>
+            </w:r>
+            <w:r>
+              <w:rPr>
+                <w:noProof/>
+              </w:rPr>
+              <w:fldChar w:fldCharType="end"/>
+            </w:r>
+          </w:hyperlink>
+        </w:p>
+        <w:p>
+          <w:pPr>
+            <w:pStyle w:val="TOC2"/>
+            <w:tabs>
+              <w:tab w:val="left" w:pos="1000"/>
+            </w:tabs>
+            <w:rPr>
+              <w:rFonts w:asciiTheme="minorHAnsi" w:eastAsiaTheme="minorEastAsia" w:hAnsiTheme="minorHAnsi" w:cstheme="minorBidi"/>
+              <w:noProof/>
+              <w:sz w:val="22"/>
+              <w:szCs w:val="22"/>
+              <w:lang w:eastAsia="en-US"/>
+            </w:rPr>
+          </w:pPr>
+          <w:hyperlink w:anchor="_Toc212626871" w:history="1">
+            <w:r>
+              <w:rPr>
+                <w:rStyle w:val="Hyperlink"/>
+                <w:noProof/>
+                <w:lang w:val="sr-Latn-CS"/>
+              </w:rPr>
+              <w:t>6.6</w:t>
+            </w:r>
+            <w:r>
+              <w:rPr>
+                <w:rFonts w:asciiTheme="minorHAnsi" w:eastAsiaTheme="minorEastAsia" w:hAnsiTheme="minorHAnsi" w:cstheme="minorBidi"/>
+                <w:noProof/>
+                <w:sz w:val="22"/>
+                <w:szCs w:val="22"/>
+                <w:lang w:eastAsia="en-US"/>
+              </w:rPr>
+              <w:tab/>
+            </w:r>
+            <w:r>
+              <w:rPr>
+                <w:rStyle w:val="Hyperlink"/>
+                <w:noProof/>
+                <w:lang w:val="sr-Latn-CS"/>
+              </w:rPr>
+              <w:t>Odjavljivanje</w:t>
+            </w:r>
+            <w:r>
+              <w:rPr>
+                <w:noProof/>
+              </w:rPr>
+              <w:tab/>
+            </w:r>
+            <w:r>
+              <w:rPr>
+                <w:noProof/>
+              </w:rPr>
+              <w:fldChar w:fldCharType="begin"/>
+            </w:r>
+            <w:r>
+              <w:rPr>
+                <w:noProof/>
+              </w:rPr>
+              <w:instrText xml:space="preserve"> PAGEREF _Toc212626871 \h </w:instrText>
+            </w:r>
+            <w:r>
+              <w:rPr>
+                <w:noProof/>
+              </w:rPr>
+            </w:r>
+            <w:r>
+              <w:rPr>
+                <w:noProof/>
+              </w:rPr>
+              <w:fldChar w:fldCharType="separate"/>
+            </w:r>
+            <w:r>
+              <w:rPr>
+                <w:noProof/>
+              </w:rPr>
+              <w:t>10</w:t>
+            </w:r>
+            <w:r>
+              <w:rPr>
+                <w:noProof/>
+              </w:rPr>
+              <w:fldChar w:fldCharType="end"/>
+            </w:r>
+          </w:hyperlink>
+        </w:p>
+        <w:p>
+          <w:pPr>
+            <w:pStyle w:val="TOC2"/>
+            <w:tabs>
+              <w:tab w:val="left" w:pos="1000"/>
+            </w:tabs>
+            <w:rPr>
+              <w:rFonts w:asciiTheme="minorHAnsi" w:eastAsiaTheme="minorEastAsia" w:hAnsiTheme="minorHAnsi" w:cstheme="minorBidi"/>
+              <w:noProof/>
+              <w:sz w:val="22"/>
+              <w:szCs w:val="22"/>
+              <w:lang w:eastAsia="en-US"/>
+            </w:rPr>
+          </w:pPr>
+          <w:hyperlink w:anchor="_Toc212626872" w:history="1">
+            <w:r>
+              <w:rPr>
+                <w:rStyle w:val="Hyperlink"/>
+                <w:noProof/>
+                <w:lang w:val="sr-Latn-CS"/>
+              </w:rPr>
+              <w:t>6.7</w:t>
+            </w:r>
+            <w:r>
+              <w:rPr>
+                <w:rFonts w:asciiTheme="minorHAnsi" w:eastAsiaTheme="minorEastAsia" w:hAnsiTheme="minorHAnsi" w:cstheme="minorBidi"/>
+                <w:noProof/>
+                <w:sz w:val="22"/>
+                <w:szCs w:val="22"/>
+                <w:lang w:eastAsia="en-US"/>
+              </w:rPr>
+              <w:tab/>
+            </w:r>
+            <w:r>
+              <w:rPr>
+                <w:rStyle w:val="Hyperlink"/>
+                <w:noProof/>
+                <w:lang w:val="sr-Latn-CS"/>
+              </w:rPr>
+              <w:t>Kreiranje objave</w:t>
+            </w:r>
+            <w:r>
+              <w:rPr>
+                <w:noProof/>
+              </w:rPr>
+              <w:tab/>
+            </w:r>
+            <w:r>
+              <w:rPr>
+                <w:noProof/>
+              </w:rPr>
+              <w:fldChar w:fldCharType="begin"/>
+            </w:r>
+            <w:r>
+              <w:rPr>
+                <w:noProof/>
+              </w:rPr>
+              <w:instrText xml:space="preserve"> PAGEREF _Toc212626872 \h </w:instrText>
+            </w:r>
+            <w:r>
+              <w:rPr>
+                <w:noProof/>
+              </w:rPr>
+            </w:r>
+            <w:r>
+              <w:rPr>
+                <w:noProof/>
+              </w:rPr>
+              <w:fldChar w:fldCharType="separate"/>
+            </w:r>
+            <w:r>
+              <w:rPr>
+                <w:noProof/>
+              </w:rPr>
+              <w:t>10</w:t>
+            </w:r>
+            <w:r>
+              <w:rPr>
+                <w:noProof/>
+              </w:rPr>
+              <w:fldChar w:fldCharType="end"/>
+            </w:r>
+          </w:hyperlink>
+        </w:p>
+        <w:p>
+          <w:pPr>
+            <w:pStyle w:val="TOC2"/>
+            <w:tabs>
+              <w:tab w:val="left" w:pos="1000"/>
+            </w:tabs>
+            <w:rPr>
+              <w:rFonts w:asciiTheme="minorHAnsi" w:eastAsiaTheme="minorEastAsia" w:hAnsiTheme="minorHAnsi" w:cstheme="minorBidi"/>
+              <w:noProof/>
+              <w:sz w:val="22"/>
+              <w:szCs w:val="22"/>
+              <w:lang w:eastAsia="en-US"/>
+            </w:rPr>
+          </w:pPr>
+          <w:hyperlink w:anchor="_Toc212626873" w:history="1">
+            <w:r>
+              <w:rPr>
+                <w:rStyle w:val="Hyperlink"/>
+                <w:noProof/>
+                <w:lang w:val="sr-Latn-CS"/>
+              </w:rPr>
+              <w:t>6.8</w:t>
+            </w:r>
+            <w:r>
+              <w:rPr>
+                <w:rFonts w:asciiTheme="minorHAnsi" w:eastAsiaTheme="minorEastAsia" w:hAnsiTheme="minorHAnsi" w:cstheme="minorBidi"/>
+                <w:noProof/>
+                <w:sz w:val="22"/>
+                <w:szCs w:val="22"/>
+                <w:lang w:eastAsia="en-US"/>
+              </w:rPr>
+              <w:tab/>
+            </w:r>
+            <w:r>
+              <w:rPr>
+                <w:rStyle w:val="Hyperlink"/>
+                <w:noProof/>
+                <w:lang w:val="sr-Latn-CS"/>
+              </w:rPr>
+              <w:t>Brisanje objave</w:t>
+            </w:r>
+            <w:r>
+              <w:rPr>
+                <w:noProof/>
+              </w:rPr>
+              <w:tab/>
+            </w:r>
+            <w:r>
+              <w:rPr>
+                <w:noProof/>
+              </w:rPr>
+              <w:fldChar w:fldCharType="begin"/>
+            </w:r>
+            <w:r>
+              <w:rPr>
+                <w:noProof/>
+              </w:rPr>
+              <w:instrText xml:space="preserve"> PAGEREF _Toc212626873 \h </w:instrText>
+            </w:r>
+            <w:r>
+              <w:rPr>
+                <w:noProof/>
+              </w:rPr>
+            </w:r>
+            <w:r>
+              <w:rPr>
+                <w:noProof/>
+              </w:rPr>
+              <w:fldChar w:fldCharType="separate"/>
+            </w:r>
+            <w:r>
+              <w:rPr>
+                <w:noProof/>
+              </w:rPr>
+              <w:t>12</w:t>
+            </w:r>
+            <w:r>
+              <w:rPr>
+                <w:noProof/>
+              </w:rPr>
+              <w:fldChar w:fldCharType="end"/>
+            </w:r>
+          </w:hyperlink>
+        </w:p>
+        <w:p>
+          <w:pPr>
+            <w:pStyle w:val="TOC2"/>
+            <w:tabs>
+              <w:tab w:val="left" w:pos="1000"/>
+            </w:tabs>
+            <w:rPr>
+              <w:rFonts w:asciiTheme="minorHAnsi" w:eastAsiaTheme="minorEastAsia" w:hAnsiTheme="minorHAnsi" w:cstheme="minorBidi"/>
+              <w:noProof/>
+              <w:sz w:val="22"/>
+              <w:szCs w:val="22"/>
+              <w:lang w:eastAsia="en-US"/>
+            </w:rPr>
+          </w:pPr>
+          <w:hyperlink w:anchor="_Toc212626874" w:history="1">
+            <w:r>
+              <w:rPr>
+                <w:rStyle w:val="Hyperlink"/>
+                <w:noProof/>
+                <w:lang w:val="sr-Latn-CS"/>
+              </w:rPr>
+              <w:t>6.9</w:t>
+            </w:r>
+            <w:r>
+              <w:rPr>
+                <w:rFonts w:asciiTheme="minorHAnsi" w:eastAsiaTheme="minorEastAsia" w:hAnsiTheme="minorHAnsi" w:cstheme="minorBidi"/>
+                <w:noProof/>
+                <w:sz w:val="22"/>
+                <w:szCs w:val="22"/>
+                <w:lang w:eastAsia="en-US"/>
+              </w:rPr>
+              <w:tab/>
+            </w:r>
+            <w:r>
+              <w:rPr>
+                <w:rStyle w:val="Hyperlink"/>
+                <w:i/>
+                <w:noProof/>
+                <w:lang w:val="sr-Latn-CS"/>
+              </w:rPr>
+              <w:t xml:space="preserve">Like-ovanje </w:t>
+            </w:r>
+            <w:r>
+              <w:rPr>
+                <w:rStyle w:val="Hyperlink"/>
+                <w:noProof/>
+                <w:lang w:val="sr-Latn-CS"/>
+              </w:rPr>
+              <w:t>objave</w:t>
+            </w:r>
+            <w:r>
+              <w:rPr>
+                <w:noProof/>
+              </w:rPr>
+              <w:tab/>
+            </w:r>
+            <w:r>
+              <w:rPr>
+                <w:noProof/>
+              </w:rPr>
+              <w:fldChar w:fldCharType="begin"/>
+            </w:r>
+            <w:r>
+              <w:rPr>
+                <w:noProof/>
+              </w:rPr>
+              <w:instrText xml:space="preserve"> PAGEREF _Toc212626874 \h </w:instrText>
+            </w:r>
+            <w:r>
+              <w:rPr>
+                <w:noProof/>
+              </w:rPr>
+            </w:r>
+            <w:r>
+              <w:rPr>
+                <w:noProof/>
+              </w:rPr>
+              <w:fldChar w:fldCharType="separate"/>
+            </w:r>
+            <w:r>
+              <w:rPr>
+                <w:noProof/>
+              </w:rPr>
+              <w:t>13</w:t>
+            </w:r>
+            <w:r>
+              <w:rPr>
+                <w:noProof/>
+              </w:rPr>
+              <w:fldChar w:fldCharType="end"/>
+            </w:r>
+          </w:hyperlink>
+        </w:p>
+        <w:p>
+          <w:pPr>
+            <w:pStyle w:val="TOC2"/>
+            <w:tabs>
+              <w:tab w:val="left" w:pos="1200"/>
+            </w:tabs>
+            <w:rPr>
+              <w:rFonts w:asciiTheme="minorHAnsi" w:eastAsiaTheme="minorEastAsia" w:hAnsiTheme="minorHAnsi" w:cstheme="minorBidi"/>
+              <w:noProof/>
+              <w:sz w:val="22"/>
+              <w:szCs w:val="22"/>
+              <w:lang w:eastAsia="en-US"/>
+            </w:rPr>
+          </w:pPr>
+          <w:hyperlink w:anchor="_Toc212626875" w:history="1">
+            <w:r>
+              <w:rPr>
+                <w:rStyle w:val="Hyperlink"/>
+                <w:noProof/>
+                <w:lang w:val="sr-Latn-CS"/>
+              </w:rPr>
+              <w:t>6.10</w:t>
+            </w:r>
+            <w:r>
+              <w:rPr>
+                <w:rFonts w:asciiTheme="minorHAnsi" w:eastAsiaTheme="minorEastAsia" w:hAnsiTheme="minorHAnsi" w:cstheme="minorBidi"/>
+                <w:noProof/>
+                <w:sz w:val="22"/>
+                <w:szCs w:val="22"/>
+                <w:lang w:eastAsia="en-US"/>
+              </w:rPr>
+              <w:tab/>
+            </w:r>
+            <w:r>
+              <w:rPr>
+                <w:rStyle w:val="Hyperlink"/>
+                <w:i/>
+                <w:noProof/>
+                <w:lang w:val="sr-Latn-CS"/>
+              </w:rPr>
+              <w:t xml:space="preserve">Unlike-ovanje </w:t>
+            </w:r>
+            <w:r>
+              <w:rPr>
+                <w:rStyle w:val="Hyperlink"/>
+                <w:noProof/>
+                <w:lang w:val="sr-Latn-CS"/>
+              </w:rPr>
+              <w:t>objave</w:t>
+            </w:r>
+            <w:r>
+              <w:rPr>
+                <w:noProof/>
+              </w:rPr>
+              <w:tab/>
+            </w:r>
+            <w:r>
+              <w:rPr>
+                <w:noProof/>
+              </w:rPr>
+              <w:fldChar w:fldCharType="begin"/>
+            </w:r>
+            <w:r>
+              <w:rPr>
+                <w:noProof/>
+              </w:rPr>
+              <w:instrText xml:space="preserve"> PAGEREF _Toc212626875 \h </w:instrText>
+            </w:r>
+            <w:r>
+              <w:rPr>
+                <w:noProof/>
+              </w:rPr>
+            </w:r>
+            <w:r>
+              <w:rPr>
+                <w:noProof/>
+              </w:rPr>
+              <w:fldChar w:fldCharType="separate"/>
+            </w:r>
+            <w:r>
+              <w:rPr>
+                <w:noProof/>
+              </w:rPr>
+              <w:t>13</w:t>
+            </w:r>
+            <w:r>
+              <w:rPr>
+                <w:noProof/>
+              </w:rPr>
+              <w:fldChar w:fldCharType="end"/>
+            </w:r>
+          </w:hyperlink>
+        </w:p>
+        <w:p>
+          <w:pPr>
+            <w:pStyle w:val="TOC2"/>
+            <w:tabs>
+              <w:tab w:val="left" w:pos="1200"/>
+            </w:tabs>
+            <w:rPr>
+              <w:rFonts w:asciiTheme="minorHAnsi" w:eastAsiaTheme="minorEastAsia" w:hAnsiTheme="minorHAnsi" w:cstheme="minorBidi"/>
+              <w:noProof/>
+              <w:sz w:val="22"/>
+              <w:szCs w:val="22"/>
+              <w:lang w:eastAsia="en-US"/>
+            </w:rPr>
+          </w:pPr>
+          <w:hyperlink w:anchor="_Toc212626876" w:history="1">
+            <w:r>
+              <w:rPr>
+                <w:rStyle w:val="Hyperlink"/>
+                <w:noProof/>
+                <w:lang w:val="sr-Latn-CS"/>
+              </w:rPr>
+              <w:t>6.11</w:t>
+            </w:r>
+            <w:r>
+              <w:rPr>
+                <w:rFonts w:asciiTheme="minorHAnsi" w:eastAsiaTheme="minorEastAsia" w:hAnsiTheme="minorHAnsi" w:cstheme="minorBidi"/>
+                <w:noProof/>
+                <w:sz w:val="22"/>
+                <w:szCs w:val="22"/>
+                <w:lang w:eastAsia="en-US"/>
+              </w:rPr>
+              <w:tab/>
+            </w:r>
+            <w:r>
+              <w:rPr>
+                <w:rStyle w:val="Hyperlink"/>
+                <w:noProof/>
+                <w:lang w:val="sr-Latn-CS"/>
+              </w:rPr>
+              <w:t>Zapraćivanje drugog člana</w:t>
+            </w:r>
+            <w:r>
+              <w:rPr>
+                <w:noProof/>
+              </w:rPr>
+              <w:tab/>
+            </w:r>
+            <w:r>
+              <w:rPr>
+                <w:noProof/>
+              </w:rPr>
+              <w:fldChar w:fldCharType="begin"/>
+            </w:r>
+            <w:r>
+              <w:rPr>
+                <w:noProof/>
+              </w:rPr>
+              <w:instrText xml:space="preserve"> PAGEREF _Toc212626876 \h </w:instrText>
+            </w:r>
+            <w:r>
+              <w:rPr>
+                <w:noProof/>
+              </w:rPr>
+            </w:r>
+            <w:r>
+              <w:rPr>
+                <w:noProof/>
+              </w:rPr>
+              <w:fldChar w:fldCharType="separate"/>
+            </w:r>
+            <w:r>
+              <w:rPr>
+                <w:noProof/>
+              </w:rPr>
+              <w:t>14</w:t>
+            </w:r>
+            <w:r>
+              <w:rPr>
+                <w:noProof/>
+              </w:rPr>
+              <w:fldChar w:fldCharType="end"/>
+            </w:r>
+          </w:hyperlink>
+        </w:p>
+        <w:p>
+          <w:pPr>
+            <w:pStyle w:val="TOC2"/>
+            <w:tabs>
+              <w:tab w:val="left" w:pos="1200"/>
+            </w:tabs>
+            <w:rPr>
+              <w:rFonts w:asciiTheme="minorHAnsi" w:eastAsiaTheme="minorEastAsia" w:hAnsiTheme="minorHAnsi" w:cstheme="minorBidi"/>
+              <w:noProof/>
+              <w:sz w:val="22"/>
+              <w:szCs w:val="22"/>
+              <w:lang w:eastAsia="en-US"/>
+            </w:rPr>
+          </w:pPr>
+          <w:hyperlink w:anchor="_Toc212626877" w:history="1">
+            <w:r>
+              <w:rPr>
+                <w:rStyle w:val="Hyperlink"/>
+                <w:noProof/>
+                <w:lang w:val="sr-Latn-CS"/>
+              </w:rPr>
+              <w:t>6.12</w:t>
+            </w:r>
+            <w:r>
+              <w:rPr>
+                <w:rFonts w:asciiTheme="minorHAnsi" w:eastAsiaTheme="minorEastAsia" w:hAnsiTheme="minorHAnsi" w:cstheme="minorBidi"/>
+                <w:noProof/>
+                <w:sz w:val="22"/>
+                <w:szCs w:val="22"/>
+                <w:lang w:eastAsia="en-US"/>
+              </w:rPr>
+              <w:tab/>
+            </w:r>
+            <w:r>
+              <w:rPr>
+                <w:rStyle w:val="Hyperlink"/>
+                <w:noProof/>
+                <w:lang w:val="sr-Latn-CS"/>
+              </w:rPr>
+              <w:t>Otpraćivanje drugog člana</w:t>
+            </w:r>
+            <w:r>
+              <w:rPr>
+                <w:noProof/>
+              </w:rPr>
+              <w:tab/>
+            </w:r>
+            <w:r>
+              <w:rPr>
+                <w:noProof/>
+              </w:rPr>
+              <w:fldChar w:fldCharType="begin"/>
+            </w:r>
+            <w:r>
+              <w:rPr>
+                <w:noProof/>
+              </w:rPr>
+              <w:instrText xml:space="preserve"> PAGEREF _Toc212626877 \h </w:instrText>
+            </w:r>
+            <w:r>
+              <w:rPr>
+                <w:noProof/>
+              </w:rPr>
+            </w:r>
+            <w:r>
+              <w:rPr>
+                <w:noProof/>
+              </w:rPr>
+              <w:fldChar w:fldCharType="separate"/>
+            </w:r>
+            <w:r>
+              <w:rPr>
+                <w:noProof/>
+              </w:rPr>
+              <w:t>14</w:t>
+            </w:r>
+            <w:r>
+              <w:rPr>
+                <w:noProof/>
+              </w:rPr>
+              <w:fldChar w:fldCharType="end"/>
+            </w:r>
+          </w:hyperlink>
+        </w:p>
+        <w:p>
+          <w:pPr>
+            <w:pStyle w:val="TOC2"/>
+            <w:tabs>
+              <w:tab w:val="left" w:pos="1200"/>
+            </w:tabs>
+            <w:rPr>
+              <w:rFonts w:asciiTheme="minorHAnsi" w:eastAsiaTheme="minorEastAsia" w:hAnsiTheme="minorHAnsi" w:cstheme="minorBidi"/>
+              <w:noProof/>
+              <w:sz w:val="22"/>
+              <w:szCs w:val="22"/>
+              <w:lang w:eastAsia="en-US"/>
+            </w:rPr>
+          </w:pPr>
+          <w:hyperlink w:anchor="_Toc212626878" w:history="1">
+            <w:r>
+              <w:rPr>
+                <w:rStyle w:val="Hyperlink"/>
+                <w:noProof/>
+                <w:lang w:val="sr-Latn-CS"/>
+              </w:rPr>
+              <w:t>6.13</w:t>
+            </w:r>
+            <w:r>
+              <w:rPr>
+                <w:rFonts w:asciiTheme="minorHAnsi" w:eastAsiaTheme="minorEastAsia" w:hAnsiTheme="minorHAnsi" w:cstheme="minorBidi"/>
+                <w:noProof/>
+                <w:sz w:val="22"/>
+                <w:szCs w:val="22"/>
+                <w:lang w:eastAsia="en-US"/>
+              </w:rPr>
+              <w:tab/>
+            </w:r>
+            <w:r>
+              <w:rPr>
+                <w:rStyle w:val="Hyperlink"/>
+                <w:noProof/>
+                <w:lang w:val="sr-Latn-CS"/>
+              </w:rPr>
+              <w:t>Dodavanje komentara</w:t>
+            </w:r>
+            <w:r>
+              <w:rPr>
+                <w:noProof/>
+              </w:rPr>
+              <w:tab/>
+            </w:r>
+            <w:r>
+              <w:rPr>
+                <w:noProof/>
+              </w:rPr>
+              <w:fldChar w:fldCharType="begin"/>
+            </w:r>
+            <w:r>
+              <w:rPr>
+                <w:noProof/>
+              </w:rPr>
+              <w:instrText xml:space="preserve"> PAGEREF _Toc212626878 \h </w:instrText>
+            </w:r>
+            <w:r>
+              <w:rPr>
+                <w:noProof/>
+              </w:rPr>
+            </w:r>
+            <w:r>
+              <w:rPr>
+                <w:noProof/>
+              </w:rPr>
+              <w:fldChar w:fldCharType="separate"/>
+            </w:r>
+            <w:r>
+              <w:rPr>
+                <w:noProof/>
+              </w:rPr>
+              <w:t>15</w:t>
+            </w:r>
+            <w:r>
+              <w:rPr>
+                <w:noProof/>
+              </w:rPr>
+              <w:fldChar w:fldCharType="end"/>
+            </w:r>
+          </w:hyperlink>
+        </w:p>
+        <w:p>
+          <w:pPr>
+            <w:pStyle w:val="TOC2"/>
+            <w:tabs>
+              <w:tab w:val="left" w:pos="1200"/>
+            </w:tabs>
+            <w:rPr>
+              <w:rFonts w:asciiTheme="minorHAnsi" w:eastAsiaTheme="minorEastAsia" w:hAnsiTheme="minorHAnsi" w:cstheme="minorBidi"/>
+              <w:noProof/>
+              <w:sz w:val="22"/>
+              <w:szCs w:val="22"/>
+              <w:lang w:eastAsia="en-US"/>
+            </w:rPr>
+          </w:pPr>
+          <w:hyperlink w:anchor="_Toc212626879" w:history="1">
+            <w:r>
+              <w:rPr>
+                <w:rStyle w:val="Hyperlink"/>
+                <w:noProof/>
+                <w:lang w:val="sr-Latn-CS"/>
+              </w:rPr>
+              <w:t>6.14</w:t>
+            </w:r>
+            <w:r>
+              <w:rPr>
+                <w:rFonts w:asciiTheme="minorHAnsi" w:eastAsiaTheme="minorEastAsia" w:hAnsiTheme="minorHAnsi" w:cstheme="minorBidi"/>
+                <w:noProof/>
+                <w:sz w:val="22"/>
+                <w:szCs w:val="22"/>
+                <w:lang w:eastAsia="en-US"/>
+              </w:rPr>
+              <w:tab/>
+            </w:r>
+            <w:r>
+              <w:rPr>
+                <w:rStyle w:val="Hyperlink"/>
+                <w:noProof/>
+                <w:lang w:val="sr-Latn-CS"/>
+              </w:rPr>
+              <w:t>Uklanjanje komentara</w:t>
+            </w:r>
+            <w:r>
+              <w:rPr>
+                <w:noProof/>
+              </w:rPr>
+              <w:tab/>
+            </w:r>
+            <w:r>
+              <w:rPr>
+                <w:noProof/>
+              </w:rPr>
+              <w:fldChar w:fldCharType="begin"/>
+            </w:r>
+            <w:r>
+              <w:rPr>
+                <w:noProof/>
+              </w:rPr>
+              <w:instrText xml:space="preserve"> PAGEREF _Toc212626879 \h </w:instrText>
+            </w:r>
+            <w:r>
+              <w:rPr>
+                <w:noProof/>
+              </w:rPr>
+            </w:r>
+            <w:r>
+              <w:rPr>
+                <w:noProof/>
+              </w:rPr>
+              <w:fldChar w:fldCharType="separate"/>
+            </w:r>
+            <w:r>
+              <w:rPr>
+                <w:noProof/>
+              </w:rPr>
+              <w:t>15</w:t>
+            </w:r>
+            <w:r>
+              <w:rPr>
+                <w:noProof/>
+              </w:rPr>
+              <w:fldChar w:fldCharType="end"/>
+            </w:r>
+          </w:hyperlink>
+        </w:p>
+        <w:p>
+          <w:pPr>
+            <w:pStyle w:val="TOC2"/>
+            <w:tabs>
+              <w:tab w:val="left" w:pos="1200"/>
+            </w:tabs>
+            <w:rPr>
+              <w:rFonts w:asciiTheme="minorHAnsi" w:eastAsiaTheme="minorEastAsia" w:hAnsiTheme="minorHAnsi" w:cstheme="minorBidi"/>
+              <w:noProof/>
+              <w:sz w:val="22"/>
+              <w:szCs w:val="22"/>
+              <w:lang w:eastAsia="en-US"/>
+            </w:rPr>
+          </w:pPr>
+          <w:hyperlink w:anchor="_Toc212626880" w:history="1">
+            <w:r>
+              <w:rPr>
+                <w:rStyle w:val="Hyperlink"/>
+                <w:noProof/>
+                <w:lang w:val="sr-Latn-CS"/>
+              </w:rPr>
+              <w:t>6.15</w:t>
+            </w:r>
+            <w:r>
+              <w:rPr>
+                <w:rFonts w:asciiTheme="minorHAnsi" w:eastAsiaTheme="minorEastAsia" w:hAnsiTheme="minorHAnsi" w:cstheme="minorBidi"/>
+                <w:noProof/>
+                <w:sz w:val="22"/>
+                <w:szCs w:val="22"/>
+                <w:lang w:eastAsia="en-US"/>
+              </w:rPr>
+              <w:tab/>
+            </w:r>
+            <w:r>
+              <w:rPr>
+                <w:rStyle w:val="Hyperlink"/>
+                <w:noProof/>
+                <w:lang w:val="sr-Latn-CS"/>
+              </w:rPr>
+              <w:t>Pretraga korisnika</w:t>
+            </w:r>
+            <w:r>
+              <w:rPr>
+                <w:noProof/>
+              </w:rPr>
+              <w:tab/>
+            </w:r>
+            <w:r>
+              <w:rPr>
+                <w:noProof/>
+              </w:rPr>
+              <w:fldChar w:fldCharType="begin"/>
+            </w:r>
+            <w:r>
+              <w:rPr>
+                <w:noProof/>
+              </w:rPr>
+              <w:instrText xml:space="preserve"> PAGEREF _Toc212626880 \h </w:instrText>
+            </w:r>
+            <w:r>
+              <w:rPr>
+                <w:noProof/>
+              </w:rPr>
+            </w:r>
+            <w:r>
+              <w:rPr>
+                <w:noProof/>
+              </w:rPr>
+              <w:fldChar w:fldCharType="separate"/>
+            </w:r>
+            <w:r>
+              <w:rPr>
+                <w:noProof/>
+              </w:rPr>
+              <w:t>16</w:t>
+            </w:r>
+            <w:r>
+              <w:rPr>
+                <w:noProof/>
+              </w:rPr>
+              <w:fldChar w:fldCharType="end"/>
+            </w:r>
+          </w:hyperlink>
+        </w:p>
+        <w:p>
+          <w:pPr>
+            <w:pStyle w:val="TOC2"/>
+            <w:tabs>
+              <w:tab w:val="left" w:pos="1200"/>
+            </w:tabs>
+            <w:rPr>
+              <w:rFonts w:asciiTheme="minorHAnsi" w:eastAsiaTheme="minorEastAsia" w:hAnsiTheme="minorHAnsi" w:cstheme="minorBidi"/>
+              <w:noProof/>
+              <w:sz w:val="22"/>
+              <w:szCs w:val="22"/>
+              <w:lang w:eastAsia="en-US"/>
+            </w:rPr>
+          </w:pPr>
+          <w:hyperlink w:anchor="_Toc212626881" w:history="1">
+            <w:r>
+              <w:rPr>
+                <w:rStyle w:val="Hyperlink"/>
+                <w:noProof/>
+                <w:lang w:val="sr-Latn-CS"/>
+              </w:rPr>
+              <w:t>6.16</w:t>
+            </w:r>
+            <w:r>
+              <w:rPr>
+                <w:rFonts w:asciiTheme="minorHAnsi" w:eastAsiaTheme="minorEastAsia" w:hAnsiTheme="minorHAnsi" w:cstheme="minorBidi"/>
+                <w:noProof/>
+                <w:sz w:val="22"/>
+                <w:szCs w:val="22"/>
+                <w:lang w:eastAsia="en-US"/>
+              </w:rPr>
+              <w:tab/>
+            </w:r>
+            <w:r>
+              <w:rPr>
+                <w:rStyle w:val="Hyperlink"/>
+                <w:noProof/>
+                <w:lang w:val="sr-Latn-CS"/>
+              </w:rPr>
+              <w:t>Pretraga artikala</w:t>
+            </w:r>
+            <w:r>
+              <w:rPr>
+                <w:noProof/>
+              </w:rPr>
+              <w:tab/>
+            </w:r>
+            <w:r>
+              <w:rPr>
+                <w:noProof/>
+              </w:rPr>
+              <w:fldChar w:fldCharType="begin"/>
+            </w:r>
+            <w:r>
+              <w:rPr>
+                <w:noProof/>
+              </w:rPr>
+              <w:instrText xml:space="preserve"> PAGEREF _Toc212626881 \h </w:instrText>
+            </w:r>
+            <w:r>
+              <w:rPr>
+                <w:noProof/>
+              </w:rPr>
+            </w:r>
+            <w:r>
+              <w:rPr>
+                <w:noProof/>
+              </w:rPr>
+              <w:fldChar w:fldCharType="separate"/>
+            </w:r>
+            <w:r>
+              <w:rPr>
+                <w:noProof/>
+              </w:rPr>
+              <w:t>16</w:t>
+            </w:r>
+            <w:r>
+              <w:rPr>
+                <w:noProof/>
+              </w:rPr>
+              <w:fldChar w:fldCharType="end"/>
+            </w:r>
+          </w:hyperlink>
+        </w:p>
+        <w:p>
+          <w:pPr>
+            <w:pStyle w:val="TOC1"/>
+            <w:tabs>
+              <w:tab w:val="left" w:pos="432"/>
+            </w:tabs>
+            <w:rPr>
+              <w:rFonts w:asciiTheme="minorHAnsi" w:eastAsiaTheme="minorEastAsia" w:hAnsiTheme="minorHAnsi" w:cstheme="minorBidi"/>
+              <w:noProof/>
+              <w:sz w:val="22"/>
+              <w:szCs w:val="22"/>
+              <w:lang w:eastAsia="en-US"/>
+            </w:rPr>
+          </w:pPr>
+          <w:hyperlink w:anchor="_Toc212626882" w:history="1">
+            <w:r>
+              <w:rPr>
+                <w:rStyle w:val="Hyperlink"/>
+                <w:noProof/>
+                <w:lang w:val="sr-Latn-CS"/>
+              </w:rPr>
+              <w:t>7.</w:t>
+            </w:r>
+            <w:r>
+              <w:rPr>
+                <w:rFonts w:asciiTheme="minorHAnsi" w:eastAsiaTheme="minorEastAsia" w:hAnsiTheme="minorHAnsi" w:cstheme="minorBidi"/>
+                <w:noProof/>
+                <w:sz w:val="22"/>
+                <w:szCs w:val="22"/>
+                <w:lang w:eastAsia="en-US"/>
+              </w:rPr>
+              <w:tab/>
+            </w:r>
+            <w:r>
+              <w:rPr>
+                <w:rStyle w:val="Hyperlink"/>
+                <w:noProof/>
+                <w:lang w:val="sr-Latn-CS"/>
+              </w:rPr>
+              <w:t>Dodatni zahtevi</w:t>
+            </w:r>
+            <w:r>
+              <w:rPr>
+                <w:noProof/>
+              </w:rPr>
+              <w:tab/>
+            </w:r>
+            <w:r>
+              <w:rPr>
+                <w:noProof/>
+              </w:rPr>
+              <w:fldChar w:fldCharType="begin"/>
+            </w:r>
+            <w:r>
+              <w:rPr>
+                <w:noProof/>
+              </w:rPr>
+              <w:instrText xml:space="preserve"> PAGEREF _Toc212626882 \h </w:instrText>
+            </w:r>
+            <w:r>
+              <w:rPr>
+                <w:noProof/>
+              </w:rPr>
+            </w:r>
+            <w:r>
+              <w:rPr>
+                <w:noProof/>
+              </w:rPr>
+              <w:fldChar w:fldCharType="separate"/>
+            </w:r>
+            <w:r>
+              <w:rPr>
+                <w:noProof/>
+              </w:rPr>
+              <w:t>17</w:t>
+            </w:r>
+            <w:r>
+              <w:rPr>
+                <w:noProof/>
+              </w:rPr>
+              <w:fldChar w:fldCharType="end"/>
+            </w:r>
+          </w:hyperlink>
+        </w:p>
+        <w:p>
+          <w:pPr>
+            <w:pStyle w:val="TOC2"/>
+            <w:tabs>
+              <w:tab w:val="left" w:pos="1000"/>
+            </w:tabs>
+            <w:rPr>
+              <w:rFonts w:asciiTheme="minorHAnsi" w:eastAsiaTheme="minorEastAsia" w:hAnsiTheme="minorHAnsi" w:cstheme="minorBidi"/>
+              <w:noProof/>
+              <w:sz w:val="22"/>
+              <w:szCs w:val="22"/>
+              <w:lang w:eastAsia="en-US"/>
+            </w:rPr>
+          </w:pPr>
+          <w:hyperlink w:anchor="_Toc212626883" w:history="1">
+            <w:r>
+              <w:rPr>
+                <w:rStyle w:val="Hyperlink"/>
+                <w:noProof/>
+                <w:lang w:val="sr-Latn-CS"/>
+              </w:rPr>
+              <w:t>7.1</w:t>
+            </w:r>
+            <w:r>
+              <w:rPr>
+                <w:rFonts w:asciiTheme="minorHAnsi" w:eastAsiaTheme="minorEastAsia" w:hAnsiTheme="minorHAnsi" w:cstheme="minorBidi"/>
+                <w:noProof/>
+                <w:sz w:val="22"/>
+                <w:szCs w:val="22"/>
+                <w:lang w:eastAsia="en-US"/>
+              </w:rPr>
+              <w:tab/>
+            </w:r>
+            <w:r>
+              <w:rPr>
+                <w:rStyle w:val="Hyperlink"/>
+                <w:noProof/>
+                <w:lang w:val="sr-Latn-CS"/>
+              </w:rPr>
+              <w:t>Funkcionalnost</w:t>
+            </w:r>
+            <w:r>
+              <w:rPr>
+                <w:noProof/>
+              </w:rPr>
+              <w:tab/>
+            </w:r>
+            <w:r>
+              <w:rPr>
+                <w:noProof/>
+              </w:rPr>
+              <w:fldChar w:fldCharType="begin"/>
+            </w:r>
+            <w:r>
+              <w:rPr>
+                <w:noProof/>
+              </w:rPr>
+              <w:instrText xml:space="preserve"> PAGEREF _Toc212626883 \h </w:instrText>
+            </w:r>
+            <w:r>
+              <w:rPr>
+                <w:noProof/>
+              </w:rPr>
+            </w:r>
+            <w:r>
+              <w:rPr>
+                <w:noProof/>
+              </w:rPr>
+              <w:fldChar w:fldCharType="separate"/>
+            </w:r>
+            <w:r>
+              <w:rPr>
+                <w:noProof/>
+              </w:rPr>
+              <w:t>17</w:t>
+            </w:r>
+            <w:r>
+              <w:rPr>
+                <w:noProof/>
+              </w:rPr>
+              <w:fldChar w:fldCharType="end"/>
+            </w:r>
+          </w:hyperlink>
+        </w:p>
+        <w:p>
+          <w:pPr>
+            <w:pStyle w:val="TOC2"/>
+            <w:tabs>
+              <w:tab w:val="left" w:pos="1000"/>
+            </w:tabs>
+            <w:rPr>
+              <w:rFonts w:asciiTheme="minorHAnsi" w:eastAsiaTheme="minorEastAsia" w:hAnsiTheme="minorHAnsi" w:cstheme="minorBidi"/>
+              <w:noProof/>
+              <w:sz w:val="22"/>
+              <w:szCs w:val="22"/>
+              <w:lang w:eastAsia="en-US"/>
+            </w:rPr>
+          </w:pPr>
+          <w:hyperlink w:anchor="_Toc212626884" w:history="1">
+            <w:r>
+              <w:rPr>
+                <w:rStyle w:val="Hyperlink"/>
+                <w:noProof/>
+                <w:lang w:val="sr-Latn-CS"/>
+              </w:rPr>
+              <w:t>7.2</w:t>
+            </w:r>
+            <w:r>
+              <w:rPr>
+                <w:rFonts w:asciiTheme="minorHAnsi" w:eastAsiaTheme="minorEastAsia" w:hAnsiTheme="minorHAnsi" w:cstheme="minorBidi"/>
+                <w:noProof/>
+                <w:sz w:val="22"/>
+                <w:szCs w:val="22"/>
+                <w:lang w:eastAsia="en-US"/>
+              </w:rPr>
+              <w:tab/>
+            </w:r>
+            <w:r>
+              <w:rPr>
+                <w:rStyle w:val="Hyperlink"/>
+                <w:noProof/>
+                <w:lang w:val="sr-Latn-CS"/>
+              </w:rPr>
+              <w:t>Upotrebivost</w:t>
+            </w:r>
+            <w:r>
+              <w:rPr>
+                <w:noProof/>
+              </w:rPr>
+              <w:tab/>
+            </w:r>
+            <w:r>
+              <w:rPr>
+                <w:noProof/>
+              </w:rPr>
+              <w:fldChar w:fldCharType="begin"/>
+            </w:r>
+            <w:r>
+              <w:rPr>
+                <w:noProof/>
+              </w:rPr>
+              <w:instrText xml:space="preserve"> PAGEREF _Toc212626884 \h </w:instrText>
+            </w:r>
+            <w:r>
+              <w:rPr>
+                <w:noProof/>
+              </w:rPr>
+            </w:r>
+            <w:r>
+              <w:rPr>
+                <w:noProof/>
+              </w:rPr>
+              <w:fldChar w:fldCharType="separate"/>
+            </w:r>
+            <w:r>
+              <w:rPr>
+                <w:noProof/>
+              </w:rPr>
+              <w:t>17</w:t>
+            </w:r>
+            <w:r>
+              <w:rPr>
+                <w:noProof/>
+              </w:rPr>
+              <w:fldChar w:fldCharType="end"/>
+            </w:r>
+          </w:hyperlink>
+        </w:p>
+        <w:p>
+          <w:pPr>
+            <w:pStyle w:val="TOC2"/>
+            <w:tabs>
+              <w:tab w:val="left" w:pos="1000"/>
+            </w:tabs>
+            <w:rPr>
+              <w:rFonts w:asciiTheme="minorHAnsi" w:eastAsiaTheme="minorEastAsia" w:hAnsiTheme="minorHAnsi" w:cstheme="minorBidi"/>
+              <w:noProof/>
+              <w:sz w:val="22"/>
+              <w:szCs w:val="22"/>
+              <w:lang w:eastAsia="en-US"/>
+            </w:rPr>
+          </w:pPr>
+          <w:hyperlink w:anchor="_Toc212626885" w:history="1">
+            <w:r>
+              <w:rPr>
+                <w:rStyle w:val="Hyperlink"/>
+                <w:noProof/>
+                <w:lang w:val="sr-Latn-CS"/>
+              </w:rPr>
+              <w:t>7.3</w:t>
+            </w:r>
+            <w:r>
+              <w:rPr>
+                <w:rFonts w:asciiTheme="minorHAnsi" w:eastAsiaTheme="minorEastAsia" w:hAnsiTheme="minorHAnsi" w:cstheme="minorBidi"/>
+                <w:noProof/>
+                <w:sz w:val="22"/>
+                <w:szCs w:val="22"/>
+                <w:lang w:eastAsia="en-US"/>
+              </w:rPr>
+              <w:tab/>
+            </w:r>
+            <w:r>
+              <w:rPr>
+                <w:rStyle w:val="Hyperlink"/>
+                <w:noProof/>
+                <w:lang w:val="sr-Latn-CS"/>
+              </w:rPr>
+              <w:t>Pouzdanost</w:t>
+            </w:r>
+            <w:r>
+              <w:rPr>
+                <w:noProof/>
+              </w:rPr>
+              <w:tab/>
+            </w:r>
+            <w:r>
+              <w:rPr>
+                <w:noProof/>
+              </w:rPr>
+              <w:fldChar w:fldCharType="begin"/>
+            </w:r>
+            <w:r>
+              <w:rPr>
+                <w:noProof/>
+              </w:rPr>
+              <w:instrText xml:space="preserve"> PAGEREF _Toc212626885 \h </w:instrText>
+            </w:r>
+            <w:r>
+              <w:rPr>
+                <w:noProof/>
+              </w:rPr>
+            </w:r>
+            <w:r>
+              <w:rPr>
+                <w:noProof/>
+              </w:rPr>
+              <w:fldChar w:fldCharType="separate"/>
+            </w:r>
+            <w:r>
+              <w:rPr>
+                <w:noProof/>
+              </w:rPr>
+              <w:t>17</w:t>
+            </w:r>
+            <w:r>
+              <w:rPr>
+                <w:noProof/>
+              </w:rPr>
+              <w:fldChar w:fldCharType="end"/>
+            </w:r>
+          </w:hyperlink>
+        </w:p>
+        <w:p>
+          <w:pPr>
+            <w:pStyle w:val="TOC2"/>
+            <w:tabs>
+              <w:tab w:val="left" w:pos="1000"/>
+            </w:tabs>
+            <w:rPr>
+              <w:rFonts w:asciiTheme="minorHAnsi" w:eastAsiaTheme="minorEastAsia" w:hAnsiTheme="minorHAnsi" w:cstheme="minorBidi"/>
+              <w:noProof/>
+              <w:sz w:val="22"/>
+              <w:szCs w:val="22"/>
+              <w:lang w:eastAsia="en-US"/>
+            </w:rPr>
+          </w:pPr>
+          <w:hyperlink w:anchor="_Toc212626886" w:history="1">
+            <w:r>
+              <w:rPr>
+                <w:rStyle w:val="Hyperlink"/>
+                <w:noProof/>
+                <w:lang w:val="sr-Latn-CS"/>
+              </w:rPr>
+              <w:t>7.4</w:t>
+            </w:r>
+            <w:r>
+              <w:rPr>
+                <w:rFonts w:asciiTheme="minorHAnsi" w:eastAsiaTheme="minorEastAsia" w:hAnsiTheme="minorHAnsi" w:cstheme="minorBidi"/>
+                <w:noProof/>
+                <w:sz w:val="22"/>
+                <w:szCs w:val="22"/>
+                <w:lang w:eastAsia="en-US"/>
+              </w:rPr>
+              <w:tab/>
+            </w:r>
+            <w:r>
+              <w:rPr>
+                <w:rStyle w:val="Hyperlink"/>
+                <w:noProof/>
+                <w:lang w:val="sr-Latn-CS"/>
+              </w:rPr>
+              <w:t>Performanse</w:t>
+            </w:r>
+            <w:r>
+              <w:rPr>
+                <w:noProof/>
+              </w:rPr>
+              <w:tab/>
+            </w:r>
+            <w:r>
+              <w:rPr>
+                <w:noProof/>
+              </w:rPr>
+              <w:fldChar w:fldCharType="begin"/>
+            </w:r>
+            <w:r>
+              <w:rPr>
+                <w:noProof/>
+              </w:rPr>
+              <w:instrText xml:space="preserve"> PAGEREF _Toc212626886 \h </w:instrText>
+            </w:r>
+            <w:r>
+              <w:rPr>
+                <w:noProof/>
+              </w:rPr>
+            </w:r>
+            <w:r>
+              <w:rPr>
+                <w:noProof/>
+              </w:rPr>
+              <w:fldChar w:fldCharType="separate"/>
+            </w:r>
+            <w:r>
+              <w:rPr>
+                <w:noProof/>
+              </w:rPr>
+              <w:t>17</w:t>
+            </w:r>
+            <w:r>
+              <w:rPr>
+                <w:noProof/>
+              </w:rPr>
+              <w:fldChar w:fldCharType="end"/>
+            </w:r>
+          </w:hyperlink>
+        </w:p>
+        <w:p>
+          <w:pPr>
+            <w:pStyle w:val="TOC2"/>
+            <w:tabs>
+              <w:tab w:val="left" w:pos="1000"/>
+            </w:tabs>
+            <w:rPr>
+              <w:rFonts w:asciiTheme="minorHAnsi" w:eastAsiaTheme="minorEastAsia" w:hAnsiTheme="minorHAnsi" w:cstheme="minorBidi"/>
+              <w:noProof/>
+              <w:sz w:val="22"/>
+              <w:szCs w:val="22"/>
+              <w:lang w:eastAsia="en-US"/>
+            </w:rPr>
+          </w:pPr>
+          <w:hyperlink w:anchor="_Toc212626887" w:history="1">
+            <w:r>
+              <w:rPr>
+                <w:rStyle w:val="Hyperlink"/>
+                <w:noProof/>
+                <w:lang w:val="sr-Latn-CS"/>
+              </w:rPr>
+              <w:t>7.5</w:t>
+            </w:r>
+            <w:r>
+              <w:rPr>
+                <w:rFonts w:asciiTheme="minorHAnsi" w:eastAsiaTheme="minorEastAsia" w:hAnsiTheme="minorHAnsi" w:cstheme="minorBidi"/>
+                <w:noProof/>
+                <w:sz w:val="22"/>
+                <w:szCs w:val="22"/>
+                <w:lang w:eastAsia="en-US"/>
+              </w:rPr>
+              <w:tab/>
+            </w:r>
+            <w:r>
+              <w:rPr>
+                <w:rStyle w:val="Hyperlink"/>
+                <w:noProof/>
+                <w:lang w:val="sr-Latn-CS"/>
+              </w:rPr>
+              <w:t>Podrška i održavanje</w:t>
+            </w:r>
+            <w:r>
+              <w:rPr>
+                <w:noProof/>
+              </w:rPr>
+              <w:tab/>
+            </w:r>
+            <w:r>
+              <w:rPr>
+                <w:noProof/>
+              </w:rPr>
+              <w:fldChar w:fldCharType="begin"/>
+            </w:r>
+            <w:r>
+              <w:rPr>
+                <w:noProof/>
+              </w:rPr>
+              <w:instrText xml:space="preserve"> PAGEREF _Toc212626887 \h </w:instrText>
+            </w:r>
+            <w:r>
+              <w:rPr>
+                <w:noProof/>
+              </w:rPr>
+            </w:r>
+            <w:r>
+              <w:rPr>
+                <w:noProof/>
+              </w:rPr>
+              <w:fldChar w:fldCharType="separate"/>
+            </w:r>
+            <w:r>
+              <w:rPr>
+                <w:noProof/>
+              </w:rPr>
+              <w:t>18</w:t>
+            </w:r>
+            <w:r>
+              <w:rPr>
+                <w:noProof/>
+              </w:rPr>
+              <w:fldChar w:fldCharType="end"/>
+            </w:r>
+          </w:hyperlink>
+        </w:p>
+        <w:p>
+          <w:pPr>
+            <w:pStyle w:val="TOC2"/>
+            <w:tabs>
+              <w:tab w:val="left" w:pos="1000"/>
+            </w:tabs>
+            <w:rPr>
+              <w:rFonts w:asciiTheme="minorHAnsi" w:eastAsiaTheme="minorEastAsia" w:hAnsiTheme="minorHAnsi" w:cstheme="minorBidi"/>
+              <w:noProof/>
+              <w:sz w:val="22"/>
+              <w:szCs w:val="22"/>
+              <w:lang w:eastAsia="en-US"/>
+            </w:rPr>
+          </w:pPr>
+          <w:hyperlink w:anchor="_Toc212626888" w:history="1">
+            <w:r>
+              <w:rPr>
+                <w:rStyle w:val="Hyperlink"/>
+                <w:noProof/>
+                <w:lang w:val="sr-Latn-CS"/>
+              </w:rPr>
+              <w:t>7.6</w:t>
+            </w:r>
+            <w:r>
+              <w:rPr>
+                <w:rFonts w:asciiTheme="minorHAnsi" w:eastAsiaTheme="minorEastAsia" w:hAnsiTheme="minorHAnsi" w:cstheme="minorBidi"/>
+                <w:noProof/>
+                <w:sz w:val="22"/>
+                <w:szCs w:val="22"/>
+                <w:lang w:eastAsia="en-US"/>
+              </w:rPr>
+              <w:tab/>
+            </w:r>
+            <w:r>
+              <w:rPr>
+                <w:rStyle w:val="Hyperlink"/>
+                <w:noProof/>
+                <w:lang w:val="sr-Latn-CS"/>
+              </w:rPr>
+              <w:t>Ograničenja</w:t>
+            </w:r>
+            <w:r>
+              <w:rPr>
+                <w:noProof/>
+              </w:rPr>
+              <w:tab/>
+            </w:r>
+            <w:r>
+              <w:rPr>
+                <w:noProof/>
+              </w:rPr>
+              <w:fldChar w:fldCharType="begin"/>
+            </w:r>
+            <w:r>
+              <w:rPr>
+                <w:noProof/>
+              </w:rPr>
+              <w:instrText xml:space="preserve"> PAGEREF _Toc212626888 \h </w:instrText>
+            </w:r>
+            <w:r>
+              <w:rPr>
+                <w:noProof/>
+              </w:rPr>
+            </w:r>
+            <w:r>
+              <w:rPr>
+                <w:noProof/>
+              </w:rPr>
+              <w:fldChar w:fldCharType="separate"/>
+            </w:r>
+            <w:r>
+              <w:rPr>
+                <w:noProof/>
+              </w:rPr>
+              <w:t>18</w:t>
+            </w:r>
+            <w:r>
+              <w:rPr>
+                <w:noProof/>
+              </w:rPr>
+              <w:fldChar w:fldCharType="end"/>
+            </w:r>
+          </w:hyperlink>
         </w:p>
         <w:p>
           <w:pPr>
@@ -841,1079 +3278,6 @@
             </w:rPr>
           </w:pPr>
           <w:r>
-            <w:rPr>
-              <w:lang w:val="sr-Latn-CS"/>
-            </w:rPr>
-            <w:t>5.1</w:t>
-          </w:r>
-          <w:r>
-            <w:rPr>
-              <w:sz w:val="24"/>
-              <w:szCs w:val="24"/>
-              <w:lang w:val="sr-Latn-CS"/>
-            </w:rPr>
-            <w:tab/>
-          </w:r>
-          <w:r>
-            <w:rPr>
-              <w:lang w:val="sr-Latn-CS"/>
-            </w:rPr>
-            <w:t>Posetilac portala</w:t>
-          </w:r>
-          <w:r>
-            <w:tab/>
-            <w:t>6</w:t>
-          </w:r>
-        </w:p>
-        <w:p>
-          <w:pPr>
-            <w:pStyle w:val="TOC2"/>
-            <w:tabs>
-              <w:tab w:val="left" w:pos="1000"/>
-            </w:tabs>
-          </w:pPr>
-          <w:r>
-            <w:rPr>
-              <w:lang w:val="sr-Latn-CS"/>
-            </w:rPr>
-            <w:t>5.2</w:t>
-          </w:r>
-          <w:r>
-            <w:rPr>
-              <w:sz w:val="24"/>
-              <w:szCs w:val="24"/>
-              <w:lang w:val="sr-Latn-CS"/>
-            </w:rPr>
-            <w:tab/>
-          </w:r>
-          <w:r>
-            <w:rPr>
-              <w:lang w:val="sr-Latn-CS"/>
-            </w:rPr>
-            <w:t>Član društvene mreže</w:t>
-          </w:r>
-          <w:r>
-            <w:tab/>
-            <w:t>6</w:t>
-          </w:r>
-        </w:p>
-        <w:p>
-          <w:pPr>
-            <w:pStyle w:val="TOC1"/>
-            <w:tabs>
-              <w:tab w:val="left" w:pos="432"/>
-            </w:tabs>
-            <w:rPr>
-              <w:sz w:val="24"/>
-              <w:szCs w:val="24"/>
-              <w:lang w:val="sr-Latn-CS"/>
-            </w:rPr>
-          </w:pPr>
-          <w:r>
-            <w:rPr>
-              <w:lang w:val="sr-Latn-CS"/>
-            </w:rPr>
-            <w:t>6.</w:t>
-          </w:r>
-          <w:r>
-            <w:rPr>
-              <w:sz w:val="24"/>
-              <w:szCs w:val="24"/>
-              <w:lang w:val="sr-Latn-CS"/>
-            </w:rPr>
-            <w:tab/>
-          </w:r>
-          <w:r>
-            <w:rPr>
-              <w:lang w:val="sr-Latn-CS"/>
-            </w:rPr>
-            <w:t>Opis slučajeva korišćenja</w:t>
-          </w:r>
-          <w:r>
-            <w:tab/>
-            <w:t>6</w:t>
-          </w:r>
-        </w:p>
-        <w:p>
-          <w:pPr>
-            <w:pStyle w:val="TOC2"/>
-            <w:tabs>
-              <w:tab w:val="left" w:pos="1000"/>
-            </w:tabs>
-            <w:rPr>
-              <w:sz w:val="24"/>
-              <w:szCs w:val="24"/>
-              <w:lang w:val="sr-Latn-CS"/>
-            </w:rPr>
-          </w:pPr>
-          <w:r>
-            <w:rPr>
-              <w:lang w:val="sr-Latn-CS"/>
-            </w:rPr>
-            <w:t>6.1</w:t>
-          </w:r>
-          <w:r>
-            <w:rPr>
-              <w:sz w:val="24"/>
-              <w:szCs w:val="24"/>
-              <w:lang w:val="sr-Latn-CS"/>
-            </w:rPr>
-            <w:tab/>
-          </w:r>
-          <w:r>
-            <w:rPr>
-              <w:lang w:val="sr-Latn-CS"/>
-            </w:rPr>
-            <w:t>Izbor jezika</w:t>
-          </w:r>
-          <w:r>
-            <w:tab/>
-            <w:t>6</w:t>
-          </w:r>
-        </w:p>
-        <w:p>
-          <w:pPr>
-            <w:pStyle w:val="TOC2"/>
-            <w:tabs>
-              <w:tab w:val="left" w:pos="1000"/>
-            </w:tabs>
-            <w:rPr>
-              <w:sz w:val="24"/>
-              <w:szCs w:val="24"/>
-              <w:lang w:val="sr-Latn-CS"/>
-            </w:rPr>
-          </w:pPr>
-          <w:r>
-            <w:rPr>
-              <w:lang w:val="sr-Latn-CS"/>
-            </w:rPr>
-            <w:t>6.2</w:t>
-          </w:r>
-          <w:r>
-            <w:rPr>
-              <w:sz w:val="24"/>
-              <w:szCs w:val="24"/>
-              <w:lang w:val="sr-Latn-CS"/>
-            </w:rPr>
-            <w:tab/>
-          </w:r>
-          <w:r>
-            <w:rPr>
-              <w:lang w:val="sr-Latn-CS"/>
-            </w:rPr>
-            <w:t>Pregled osnovnih podataka o laboratoriji</w:t>
-          </w:r>
-          <w:r>
-            <w:tab/>
-            <w:t>7</w:t>
-          </w:r>
-        </w:p>
-        <w:p>
-          <w:pPr>
-            <w:pStyle w:val="TOC2"/>
-            <w:tabs>
-              <w:tab w:val="left" w:pos="1000"/>
-            </w:tabs>
-            <w:rPr>
-              <w:sz w:val="24"/>
-              <w:szCs w:val="24"/>
-              <w:lang w:val="sr-Latn-CS"/>
-            </w:rPr>
-          </w:pPr>
-          <w:r>
-            <w:rPr>
-              <w:lang w:val="sr-Latn-CS"/>
-            </w:rPr>
-            <w:t>6.3</w:t>
-          </w:r>
-          <w:r>
-            <w:rPr>
-              <w:sz w:val="24"/>
-              <w:szCs w:val="24"/>
-              <w:lang w:val="sr-Latn-CS"/>
-            </w:rPr>
-            <w:tab/>
-          </w:r>
-          <w:r>
-            <w:rPr>
-              <w:lang w:val="sr-Latn-CS"/>
-            </w:rPr>
-            <w:t>Pregled spiska članova</w:t>
-          </w:r>
-          <w:r>
-            <w:tab/>
-            <w:t>7</w:t>
-          </w:r>
-        </w:p>
-        <w:p>
-          <w:pPr>
-            <w:pStyle w:val="TOC2"/>
-            <w:tabs>
-              <w:tab w:val="left" w:pos="1000"/>
-            </w:tabs>
-            <w:rPr>
-              <w:sz w:val="24"/>
-              <w:szCs w:val="24"/>
-              <w:lang w:val="sr-Latn-CS"/>
-            </w:rPr>
-          </w:pPr>
-          <w:r>
-            <w:rPr>
-              <w:lang w:val="sr-Latn-CS"/>
-            </w:rPr>
-            <w:t>6.4</w:t>
-          </w:r>
-          <w:r>
-            <w:rPr>
-              <w:sz w:val="24"/>
-              <w:szCs w:val="24"/>
-              <w:lang w:val="sr-Latn-CS"/>
-            </w:rPr>
-            <w:tab/>
-          </w:r>
-          <w:r>
-            <w:rPr>
-              <w:lang w:val="sr-Latn-CS"/>
-            </w:rPr>
-            <w:t>Pregled podataka o određenom članu laboratorije</w:t>
-          </w:r>
-          <w:r>
-            <w:tab/>
-            <w:t>8</w:t>
-          </w:r>
-        </w:p>
-        <w:p>
-          <w:pPr>
-            <w:pStyle w:val="TOC2"/>
-            <w:tabs>
-              <w:tab w:val="left" w:pos="1000"/>
-            </w:tabs>
-            <w:rPr>
-              <w:sz w:val="24"/>
-              <w:szCs w:val="24"/>
-              <w:lang w:val="sr-Latn-CS"/>
-            </w:rPr>
-          </w:pPr>
-          <w:r>
-            <w:rPr>
-              <w:lang w:val="sr-Latn-CS"/>
-            </w:rPr>
-            <w:t>6.5</w:t>
-          </w:r>
-          <w:r>
-            <w:rPr>
-              <w:sz w:val="24"/>
-              <w:szCs w:val="24"/>
-              <w:lang w:val="sr-Latn-CS"/>
-            </w:rPr>
-            <w:tab/>
-          </w:r>
-          <w:r>
-            <w:rPr>
-              <w:lang w:val="sr-Latn-CS"/>
-            </w:rPr>
-            <w:t>Pregled publikacija po autoru</w:t>
-          </w:r>
-          <w:r>
-            <w:tab/>
-            <w:t>8</w:t>
-          </w:r>
-        </w:p>
-        <w:p>
-          <w:pPr>
-            <w:pStyle w:val="TOC2"/>
-            <w:tabs>
-              <w:tab w:val="left" w:pos="1000"/>
-            </w:tabs>
-            <w:rPr>
-              <w:sz w:val="24"/>
-              <w:szCs w:val="24"/>
-              <w:lang w:val="sr-Latn-CS"/>
-            </w:rPr>
-          </w:pPr>
-          <w:r>
-            <w:rPr>
-              <w:lang w:val="sr-Latn-CS"/>
-            </w:rPr>
-            <w:t>6.6</w:t>
-          </w:r>
-          <w:r>
-            <w:rPr>
-              <w:sz w:val="24"/>
-              <w:szCs w:val="24"/>
-              <w:lang w:val="sr-Latn-CS"/>
-            </w:rPr>
-            <w:tab/>
-          </w:r>
-          <w:r>
-            <w:rPr>
-              <w:lang w:val="sr-Latn-CS"/>
-            </w:rPr>
-            <w:t>Pregled publikacija po tipu</w:t>
-          </w:r>
-          <w:r>
-            <w:tab/>
-            <w:t>9</w:t>
-          </w:r>
-        </w:p>
-        <w:p>
-          <w:pPr>
-            <w:pStyle w:val="TOC2"/>
-            <w:tabs>
-              <w:tab w:val="left" w:pos="1000"/>
-            </w:tabs>
-            <w:rPr>
-              <w:sz w:val="24"/>
-              <w:szCs w:val="24"/>
-              <w:lang w:val="sr-Latn-CS"/>
-            </w:rPr>
-          </w:pPr>
-          <w:r>
-            <w:rPr>
-              <w:lang w:val="sr-Latn-CS"/>
-            </w:rPr>
-            <w:t>6.7</w:t>
-          </w:r>
-          <w:r>
-            <w:rPr>
-              <w:sz w:val="24"/>
-              <w:szCs w:val="24"/>
-              <w:lang w:val="sr-Latn-CS"/>
-            </w:rPr>
-            <w:tab/>
-          </w:r>
-          <w:r>
-            <w:rPr>
-              <w:lang w:val="sr-Latn-CS"/>
-            </w:rPr>
-            <w:t>Pr</w:t>
-          </w:r>
-          <w:r>
-            <w:rPr>
-              <w:lang w:val="sr-Latn-CS"/>
-            </w:rPr>
-            <w:t>egled publikacija po godini</w:t>
-          </w:r>
-          <w:r>
-            <w:tab/>
-            <w:t>9</w:t>
-          </w:r>
-        </w:p>
-        <w:p>
-          <w:pPr>
-            <w:pStyle w:val="TOC2"/>
-            <w:tabs>
-              <w:tab w:val="left" w:pos="1000"/>
-            </w:tabs>
-            <w:rPr>
-              <w:sz w:val="24"/>
-              <w:szCs w:val="24"/>
-              <w:lang w:val="sr-Latn-CS"/>
-            </w:rPr>
-          </w:pPr>
-          <w:r>
-            <w:rPr>
-              <w:lang w:val="sr-Latn-CS"/>
-            </w:rPr>
-            <w:t>6.8</w:t>
-          </w:r>
-          <w:r>
-            <w:rPr>
-              <w:sz w:val="24"/>
-              <w:szCs w:val="24"/>
-              <w:lang w:val="sr-Latn-CS"/>
-            </w:rPr>
-            <w:tab/>
-          </w:r>
-          <w:r>
-            <w:rPr>
-              <w:lang w:val="sr-Latn-CS"/>
-            </w:rPr>
-            <w:t>Pregled spiska projekata</w:t>
-          </w:r>
-          <w:r>
-            <w:tab/>
-            <w:t>10</w:t>
-          </w:r>
-        </w:p>
-        <w:p>
-          <w:pPr>
-            <w:pStyle w:val="TOC2"/>
-            <w:tabs>
-              <w:tab w:val="left" w:pos="1000"/>
-            </w:tabs>
-            <w:rPr>
-              <w:sz w:val="24"/>
-              <w:szCs w:val="24"/>
-              <w:lang w:val="sr-Latn-CS"/>
-            </w:rPr>
-          </w:pPr>
-          <w:r>
-            <w:rPr>
-              <w:lang w:val="sr-Latn-CS"/>
-            </w:rPr>
-            <w:t>6.9</w:t>
-          </w:r>
-          <w:r>
-            <w:rPr>
-              <w:sz w:val="24"/>
-              <w:szCs w:val="24"/>
-              <w:lang w:val="sr-Latn-CS"/>
-            </w:rPr>
-            <w:tab/>
-          </w:r>
-          <w:r>
-            <w:rPr>
-              <w:lang w:val="sr-Latn-CS"/>
-            </w:rPr>
-            <w:t>Pregled podataka o određenom projektu</w:t>
-          </w:r>
-          <w:r>
-            <w:tab/>
-            <w:t>10</w:t>
-          </w:r>
-        </w:p>
-        <w:p>
-          <w:pPr>
-            <w:pStyle w:val="TOC2"/>
-            <w:tabs>
-              <w:tab w:val="left" w:pos="1200"/>
-            </w:tabs>
-            <w:rPr>
-              <w:sz w:val="24"/>
-              <w:szCs w:val="24"/>
-              <w:lang w:val="sr-Latn-CS"/>
-            </w:rPr>
-          </w:pPr>
-          <w:r>
-            <w:rPr>
-              <w:lang w:val="sr-Latn-CS"/>
-            </w:rPr>
-            <w:t>6.10</w:t>
-          </w:r>
-          <w:r>
-            <w:rPr>
-              <w:sz w:val="24"/>
-              <w:szCs w:val="24"/>
-              <w:lang w:val="sr-Latn-CS"/>
-            </w:rPr>
-            <w:tab/>
-          </w:r>
-          <w:r>
-            <w:rPr>
-              <w:lang w:val="sr-Latn-CS"/>
-            </w:rPr>
-            <w:t>Prijavljivanje</w:t>
-          </w:r>
-          <w:r>
-            <w:tab/>
-            <w:t>11</w:t>
-          </w:r>
-        </w:p>
-        <w:p>
-          <w:pPr>
-            <w:pStyle w:val="TOC2"/>
-            <w:tabs>
-              <w:tab w:val="left" w:pos="1200"/>
-            </w:tabs>
-            <w:rPr>
-              <w:sz w:val="24"/>
-              <w:szCs w:val="24"/>
-              <w:lang w:val="sr-Latn-CS"/>
-            </w:rPr>
-          </w:pPr>
-          <w:r>
-            <w:rPr>
-              <w:lang w:val="sr-Latn-CS"/>
-            </w:rPr>
-            <w:t>6.11</w:t>
-          </w:r>
-          <w:r>
-            <w:rPr>
-              <w:sz w:val="24"/>
-              <w:szCs w:val="24"/>
-              <w:lang w:val="sr-Latn-CS"/>
-            </w:rPr>
-            <w:tab/>
-          </w:r>
-          <w:r>
-            <w:rPr>
-              <w:lang w:val="sr-Latn-CS"/>
-            </w:rPr>
-            <w:t>Ažuriranje podataka o članu</w:t>
-          </w:r>
-          <w:r>
-            <w:tab/>
-            <w:t>12</w:t>
-          </w:r>
-        </w:p>
-        <w:p>
-          <w:pPr>
-            <w:pStyle w:val="TOC2"/>
-            <w:tabs>
-              <w:tab w:val="left" w:pos="1200"/>
-            </w:tabs>
-            <w:rPr>
-              <w:sz w:val="24"/>
-              <w:szCs w:val="24"/>
-              <w:lang w:val="sr-Latn-CS"/>
-            </w:rPr>
-          </w:pPr>
-          <w:r>
-            <w:rPr>
-              <w:lang w:val="sr-Latn-CS"/>
-            </w:rPr>
-            <w:t>6.12</w:t>
-          </w:r>
-          <w:r>
-            <w:rPr>
-              <w:sz w:val="24"/>
-              <w:szCs w:val="24"/>
-              <w:lang w:val="sr-Latn-CS"/>
-            </w:rPr>
-            <w:tab/>
-          </w:r>
-          <w:r>
-            <w:rPr>
-              <w:lang w:val="sr-Latn-CS"/>
-            </w:rPr>
-            <w:t>Dodavanje nove publikacije</w:t>
-          </w:r>
-          <w:r>
-            <w:tab/>
-            <w:t>13</w:t>
-          </w:r>
-        </w:p>
-        <w:p>
-          <w:pPr>
-            <w:pStyle w:val="TOC2"/>
-            <w:tabs>
-              <w:tab w:val="left" w:pos="1200"/>
-            </w:tabs>
-            <w:rPr>
-              <w:sz w:val="24"/>
-              <w:szCs w:val="24"/>
-              <w:lang w:val="sr-Latn-CS"/>
-            </w:rPr>
-          </w:pPr>
-          <w:r>
-            <w:rPr>
-              <w:lang w:val="sr-Latn-CS"/>
-            </w:rPr>
-            <w:t>6.13</w:t>
-          </w:r>
-          <w:r>
-            <w:rPr>
-              <w:sz w:val="24"/>
-              <w:szCs w:val="24"/>
-              <w:lang w:val="sr-Latn-CS"/>
-            </w:rPr>
-            <w:tab/>
-          </w:r>
-          <w:r>
-            <w:rPr>
-              <w:lang w:val="sr-Latn-CS"/>
-            </w:rPr>
-            <w:t>Brisanje postojeće publikacije</w:t>
-          </w:r>
-          <w:r>
-            <w:tab/>
-            <w:t>14</w:t>
-          </w:r>
-        </w:p>
-        <w:p>
-          <w:pPr>
-            <w:pStyle w:val="TOC2"/>
-            <w:tabs>
-              <w:tab w:val="left" w:pos="1200"/>
-            </w:tabs>
-            <w:rPr>
-              <w:sz w:val="24"/>
-              <w:szCs w:val="24"/>
-              <w:lang w:val="sr-Latn-CS"/>
-            </w:rPr>
-          </w:pPr>
-          <w:r>
-            <w:rPr>
-              <w:lang w:val="sr-Latn-CS"/>
-            </w:rPr>
-            <w:t>6.14</w:t>
-          </w:r>
-          <w:r>
-            <w:rPr>
-              <w:sz w:val="24"/>
-              <w:szCs w:val="24"/>
-              <w:lang w:val="sr-Latn-CS"/>
-            </w:rPr>
-            <w:tab/>
-          </w:r>
-          <w:r>
-            <w:rPr>
-              <w:lang w:val="sr-Latn-CS"/>
-            </w:rPr>
-            <w:t xml:space="preserve">Ažuriranje </w:t>
-          </w:r>
-          <w:r>
-            <w:rPr>
-              <w:lang w:val="sr-Latn-CS"/>
-            </w:rPr>
-            <w:t>osnovnih podataka o laboratoriji</w:t>
-          </w:r>
-          <w:r>
-            <w:tab/>
-            <w:t>15</w:t>
-          </w:r>
-        </w:p>
-        <w:p>
-          <w:pPr>
-            <w:pStyle w:val="TOC2"/>
-            <w:tabs>
-              <w:tab w:val="left" w:pos="1200"/>
-            </w:tabs>
-            <w:rPr>
-              <w:sz w:val="24"/>
-              <w:szCs w:val="24"/>
-              <w:lang w:val="sr-Latn-CS"/>
-            </w:rPr>
-          </w:pPr>
-          <w:r>
-            <w:rPr>
-              <w:lang w:val="sr-Latn-CS"/>
-            </w:rPr>
-            <w:t>6.15</w:t>
-          </w:r>
-          <w:r>
-            <w:rPr>
-              <w:sz w:val="24"/>
-              <w:szCs w:val="24"/>
-              <w:lang w:val="sr-Latn-CS"/>
-            </w:rPr>
-            <w:tab/>
-          </w:r>
-          <w:r>
-            <w:rPr>
-              <w:lang w:val="sr-Latn-CS"/>
-            </w:rPr>
-            <w:t>Kreiranje novog člana</w:t>
-          </w:r>
-          <w:r>
-            <w:tab/>
-            <w:t>15</w:t>
-          </w:r>
-        </w:p>
-        <w:p>
-          <w:pPr>
-            <w:pStyle w:val="TOC2"/>
-            <w:tabs>
-              <w:tab w:val="left" w:pos="1200"/>
-            </w:tabs>
-            <w:rPr>
-              <w:sz w:val="24"/>
-              <w:szCs w:val="24"/>
-              <w:lang w:val="sr-Latn-CS"/>
-            </w:rPr>
-          </w:pPr>
-          <w:r>
-            <w:rPr>
-              <w:lang w:val="sr-Latn-CS"/>
-            </w:rPr>
-            <w:t>6.16</w:t>
-          </w:r>
-          <w:r>
-            <w:rPr>
-              <w:sz w:val="24"/>
-              <w:szCs w:val="24"/>
-              <w:lang w:val="sr-Latn-CS"/>
-            </w:rPr>
-            <w:tab/>
-          </w:r>
-          <w:r>
-            <w:rPr>
-              <w:lang w:val="sr-Latn-CS"/>
-            </w:rPr>
-            <w:t>Brisanje postojećeg člana</w:t>
-          </w:r>
-          <w:r>
-            <w:tab/>
-            <w:t>16</w:t>
-          </w:r>
-        </w:p>
-        <w:p>
-          <w:pPr>
-            <w:pStyle w:val="TOC2"/>
-            <w:tabs>
-              <w:tab w:val="left" w:pos="1200"/>
-            </w:tabs>
-            <w:rPr>
-              <w:sz w:val="24"/>
-              <w:szCs w:val="24"/>
-              <w:lang w:val="sr-Latn-CS"/>
-            </w:rPr>
-          </w:pPr>
-          <w:r>
-            <w:rPr>
-              <w:lang w:val="sr-Latn-CS"/>
-            </w:rPr>
-            <w:t>6.17</w:t>
-          </w:r>
-          <w:r>
-            <w:rPr>
-              <w:sz w:val="24"/>
-              <w:szCs w:val="24"/>
-              <w:lang w:val="sr-Latn-CS"/>
-            </w:rPr>
-            <w:tab/>
-          </w:r>
-          <w:r>
-            <w:rPr>
-              <w:lang w:val="sr-Latn-CS"/>
-            </w:rPr>
-            <w:t>Arhiviranje postojećeg člana</w:t>
-          </w:r>
-          <w:r>
-            <w:tab/>
-            <w:t>17</w:t>
-          </w:r>
-        </w:p>
-        <w:p>
-          <w:pPr>
-            <w:pStyle w:val="TOC2"/>
-            <w:tabs>
-              <w:tab w:val="left" w:pos="1200"/>
-            </w:tabs>
-            <w:rPr>
-              <w:sz w:val="24"/>
-              <w:szCs w:val="24"/>
-              <w:lang w:val="sr-Latn-CS"/>
-            </w:rPr>
-          </w:pPr>
-          <w:r>
-            <w:rPr>
-              <w:lang w:val="sr-Latn-CS"/>
-            </w:rPr>
-            <w:t>6.18</w:t>
-          </w:r>
-          <w:r>
-            <w:rPr>
-              <w:sz w:val="24"/>
-              <w:szCs w:val="24"/>
-              <w:lang w:val="sr-Latn-CS"/>
-            </w:rPr>
-            <w:tab/>
-          </w:r>
-          <w:r>
-            <w:rPr>
-              <w:lang w:val="sr-Latn-CS"/>
-            </w:rPr>
-            <w:t>Kreiranje projekta i postavljanje vođe</w:t>
-          </w:r>
-          <w:r>
-            <w:tab/>
-            <w:t>17</w:t>
-          </w:r>
-        </w:p>
-        <w:p>
-          <w:pPr>
-            <w:pStyle w:val="TOC2"/>
-            <w:tabs>
-              <w:tab w:val="left" w:pos="1200"/>
-            </w:tabs>
-            <w:rPr>
-              <w:sz w:val="24"/>
-              <w:szCs w:val="24"/>
-              <w:lang w:val="sr-Latn-CS"/>
-            </w:rPr>
-          </w:pPr>
-          <w:r>
-            <w:rPr>
-              <w:lang w:val="sr-Latn-CS"/>
-            </w:rPr>
-            <w:t>6.19</w:t>
-          </w:r>
-          <w:r>
-            <w:rPr>
-              <w:sz w:val="24"/>
-              <w:szCs w:val="24"/>
-              <w:lang w:val="sr-Latn-CS"/>
-            </w:rPr>
-            <w:tab/>
-          </w:r>
-          <w:r>
-            <w:rPr>
-              <w:lang w:val="sr-Latn-CS"/>
-            </w:rPr>
-            <w:t>Ažuriranje podataka o projektu</w:t>
-          </w:r>
-          <w:r>
-            <w:tab/>
-            <w:t>18</w:t>
-          </w:r>
-        </w:p>
-        <w:p>
-          <w:pPr>
-            <w:pStyle w:val="TOC1"/>
-            <w:tabs>
-              <w:tab w:val="left" w:pos="432"/>
-            </w:tabs>
-            <w:rPr>
-              <w:sz w:val="24"/>
-              <w:szCs w:val="24"/>
-              <w:lang w:val="sr-Latn-CS"/>
-            </w:rPr>
-          </w:pPr>
-          <w:r>
-            <w:rPr>
-              <w:lang w:val="sr-Latn-CS"/>
-            </w:rPr>
-            <w:t>7.</w:t>
-          </w:r>
-          <w:r>
-            <w:rPr>
-              <w:sz w:val="24"/>
-              <w:szCs w:val="24"/>
-              <w:lang w:val="sr-Latn-CS"/>
-            </w:rPr>
-            <w:tab/>
-          </w:r>
-          <w:r>
-            <w:rPr>
-              <w:lang w:val="sr-Latn-CS"/>
-            </w:rPr>
-            <w:t>Dodatni zahtevi</w:t>
-          </w:r>
-          <w:r>
-            <w:tab/>
-            <w:t>19</w:t>
-          </w:r>
-        </w:p>
-        <w:p>
-          <w:pPr>
-            <w:pStyle w:val="TOC2"/>
-            <w:tabs>
-              <w:tab w:val="left" w:pos="1000"/>
-            </w:tabs>
-            <w:rPr>
-              <w:sz w:val="24"/>
-              <w:szCs w:val="24"/>
-              <w:lang w:val="sr-Latn-CS"/>
-            </w:rPr>
-          </w:pPr>
-          <w:r>
-            <w:rPr>
-              <w:lang w:val="sr-Latn-CS"/>
-            </w:rPr>
-            <w:t>7.1</w:t>
-          </w:r>
-          <w:r>
-            <w:rPr>
-              <w:sz w:val="24"/>
-              <w:szCs w:val="24"/>
-              <w:lang w:val="sr-Latn-CS"/>
-            </w:rPr>
-            <w:tab/>
-          </w:r>
-          <w:r>
-            <w:rPr>
-              <w:lang w:val="sr-Latn-CS"/>
-            </w:rPr>
-            <w:t>Funkcio</w:t>
-          </w:r>
-          <w:r>
-            <w:rPr>
-              <w:lang w:val="sr-Latn-CS"/>
-            </w:rPr>
-            <w:t>nalnost</w:t>
-          </w:r>
-          <w:r>
-            <w:tab/>
-            <w:t>19</w:t>
-          </w:r>
-        </w:p>
-        <w:p>
-          <w:pPr>
-            <w:pStyle w:val="TOC2"/>
-            <w:tabs>
-              <w:tab w:val="left" w:pos="1000"/>
-            </w:tabs>
-            <w:rPr>
-              <w:sz w:val="24"/>
-              <w:szCs w:val="24"/>
-              <w:lang w:val="sr-Latn-CS"/>
-            </w:rPr>
-          </w:pPr>
-          <w:r>
-            <w:rPr>
-              <w:lang w:val="sr-Latn-CS"/>
-            </w:rPr>
-            <w:t>7.2</w:t>
-          </w:r>
-          <w:r>
-            <w:rPr>
-              <w:sz w:val="24"/>
-              <w:szCs w:val="24"/>
-              <w:lang w:val="sr-Latn-CS"/>
-            </w:rPr>
-            <w:tab/>
-          </w:r>
-          <w:r>
-            <w:rPr>
-              <w:lang w:val="sr-Latn-CS"/>
-            </w:rPr>
-            <w:t>Upotrebivost</w:t>
-          </w:r>
-          <w:r>
-            <w:tab/>
-            <w:t>19</w:t>
-          </w:r>
-        </w:p>
-        <w:p>
-          <w:pPr>
-            <w:pStyle w:val="TOC2"/>
-            <w:tabs>
-              <w:tab w:val="left" w:pos="1000"/>
-            </w:tabs>
-            <w:rPr>
-              <w:sz w:val="24"/>
-              <w:szCs w:val="24"/>
-              <w:lang w:val="sr-Latn-CS"/>
-            </w:rPr>
-          </w:pPr>
-          <w:r>
-            <w:rPr>
-              <w:lang w:val="sr-Latn-CS"/>
-            </w:rPr>
-            <w:t>7.3</w:t>
-          </w:r>
-          <w:r>
-            <w:rPr>
-              <w:sz w:val="24"/>
-              <w:szCs w:val="24"/>
-              <w:lang w:val="sr-Latn-CS"/>
-            </w:rPr>
-            <w:tab/>
-          </w:r>
-          <w:r>
-            <w:rPr>
-              <w:lang w:val="sr-Latn-CS"/>
-            </w:rPr>
-            <w:t>Pouzdanost</w:t>
-          </w:r>
-          <w:r>
-            <w:tab/>
-            <w:t>19</w:t>
-          </w:r>
-        </w:p>
-        <w:p>
-          <w:pPr>
-            <w:pStyle w:val="TOC2"/>
-            <w:tabs>
-              <w:tab w:val="left" w:pos="1000"/>
-            </w:tabs>
-            <w:rPr>
-              <w:sz w:val="24"/>
-              <w:szCs w:val="24"/>
-              <w:lang w:val="sr-Latn-CS"/>
-            </w:rPr>
-          </w:pPr>
-          <w:r>
-            <w:rPr>
-              <w:lang w:val="sr-Latn-CS"/>
-            </w:rPr>
-            <w:t>7.4</w:t>
-          </w:r>
-          <w:r>
-            <w:rPr>
-              <w:sz w:val="24"/>
-              <w:szCs w:val="24"/>
-              <w:lang w:val="sr-Latn-CS"/>
-            </w:rPr>
-            <w:tab/>
-          </w:r>
-          <w:r>
-            <w:rPr>
-              <w:lang w:val="sr-Latn-CS"/>
-            </w:rPr>
-            <w:t>Performanse</w:t>
-          </w:r>
-          <w:r>
-            <w:tab/>
-            <w:t>19</w:t>
-          </w:r>
-        </w:p>
-        <w:p>
-          <w:pPr>
-            <w:pStyle w:val="TOC2"/>
-            <w:tabs>
-              <w:tab w:val="left" w:pos="1000"/>
-            </w:tabs>
-            <w:rPr>
-              <w:sz w:val="24"/>
-              <w:szCs w:val="24"/>
-              <w:lang w:val="sr-Latn-CS"/>
-            </w:rPr>
-          </w:pPr>
-          <w:r>
-            <w:rPr>
-              <w:lang w:val="sr-Latn-CS"/>
-            </w:rPr>
-            <w:t>7.5</w:t>
-          </w:r>
-          <w:r>
-            <w:rPr>
-              <w:sz w:val="24"/>
-              <w:szCs w:val="24"/>
-              <w:lang w:val="sr-Latn-CS"/>
-            </w:rPr>
-            <w:tab/>
-          </w:r>
-          <w:r>
-            <w:rPr>
-              <w:lang w:val="sr-Latn-CS"/>
-            </w:rPr>
-            <w:t>Podrška i održavanje</w:t>
-          </w:r>
-          <w:r>
-            <w:tab/>
-            <w:t>19</w:t>
-          </w:r>
-        </w:p>
-        <w:p>
-          <w:pPr>
-            <w:pStyle w:val="TOC2"/>
-            <w:tabs>
-              <w:tab w:val="left" w:pos="1000"/>
-            </w:tabs>
-            <w:rPr>
-              <w:sz w:val="24"/>
-              <w:szCs w:val="24"/>
-              <w:lang w:val="sr-Latn-CS"/>
-            </w:rPr>
-          </w:pPr>
-          <w:r>
-            <w:rPr>
-              <w:lang w:val="sr-Latn-CS"/>
-            </w:rPr>
-            <w:t>7.6</w:t>
-          </w:r>
-          <w:r>
-            <w:rPr>
-              <w:sz w:val="24"/>
-              <w:szCs w:val="24"/>
-              <w:lang w:val="sr-Latn-CS"/>
-            </w:rPr>
-            <w:tab/>
-          </w:r>
-          <w:r>
-            <w:rPr>
-              <w:lang w:val="sr-Latn-CS"/>
-            </w:rPr>
-            <w:t>Ograničenja</w:t>
-          </w:r>
-          <w:r>
-            <w:tab/>
-            <w:t>19</w:t>
-          </w:r>
-          <w:r>
             <w:fldChar w:fldCharType="end"/>
           </w:r>
         </w:p>
@@ -1959,6 +3323,7 @@
         </w:rPr>
       </w:pPr>
       <w:bookmarkStart w:id="0" w:name="_Toc163018886"/>
+      <w:bookmarkStart w:id="1" w:name="_Toc212626857"/>
       <w:r>
         <w:rPr>
           <w:lang w:val="sr-Latn-CS"/>
@@ -1966,25 +3331,20 @@
         <w:t>Cilj dokumenta</w:t>
       </w:r>
       <w:bookmarkEnd w:id="0"/>
-    </w:p>
-    <w:p>
-      <w:pPr>
-        <w:pStyle w:val="BodyText"/>
-        <w:rPr>
-          <w:lang w:val="sr-Latn-CS"/>
-        </w:rPr>
-      </w:pPr>
-      <w:r>
-        <w:rPr>
-          <w:lang w:val="sr-Latn-CS"/>
-        </w:rPr>
-        <w:t xml:space="preserve">Cilj ovog dokumenta je specifikacija zahteva u pogledu detaljnog opisa slučajeva korišćenja </w:t>
-      </w:r>
-      <w:r>
-        <w:rPr>
-          <w:lang w:val="sr-Latn-CS"/>
-        </w:rPr>
-        <w:t>OutfitFactory web aplikacije.</w:t>
+      <w:bookmarkEnd w:id="1"/>
+    </w:p>
+    <w:p>
+      <w:pPr>
+        <w:pStyle w:val="BodyText"/>
+        <w:rPr>
+          <w:lang w:val="sr-Latn-CS"/>
+        </w:rPr>
+      </w:pPr>
+      <w:r>
+        <w:rPr>
+          <w:lang w:val="sr-Latn-CS"/>
+        </w:rPr>
+        <w:t>Cilj ovog dokumenta je specifikacija zahteva u pogledu detaljnog opisa slučajeva korišćenja OutfitFactory web aplikacije.</w:t>
       </w:r>
     </w:p>
     <w:p>
@@ -1994,33 +3354,29 @@
           <w:lang w:val="sr-Latn-CS"/>
         </w:rPr>
       </w:pPr>
-      <w:bookmarkStart w:id="1" w:name="_Toc163018887"/>
+      <w:bookmarkStart w:id="2" w:name="_Toc163018887"/>
+      <w:bookmarkStart w:id="3" w:name="_Toc212626858"/>
       <w:r>
         <w:rPr>
           <w:lang w:val="sr-Latn-CS"/>
         </w:rPr>
         <w:t>Opseg dokumenta</w:t>
       </w:r>
-      <w:bookmarkEnd w:id="1"/>
-    </w:p>
-    <w:p>
-      <w:pPr>
-        <w:pStyle w:val="BodyText"/>
-        <w:rPr>
-          <w:lang w:val="sr-Latn-CS"/>
-        </w:rPr>
-      </w:pPr>
-      <w:r>
-        <w:rPr>
-          <w:lang w:val="sr-Latn-CS"/>
-        </w:rPr>
-        <w:t>Dokument se odnosi na OutfitFactory društvenu mrežu koja će biti razvijena od strane tima GatoHeads. Namena sistema je efikasno prezentovanje, kreiranje, deljenje i održavanje sadržaja vezanih za odevne kombina</w:t>
-      </w:r>
-      <w:r>
-        <w:rPr>
-          <w:lang w:val="sr-Latn-CS"/>
-        </w:rPr>
-        <w:t>cije sačinjenih od odeće dostupne za kupovinu na tržištu.</w:t>
+      <w:bookmarkEnd w:id="2"/>
+      <w:bookmarkEnd w:id="3"/>
+    </w:p>
+    <w:p>
+      <w:pPr>
+        <w:pStyle w:val="BodyText"/>
+        <w:rPr>
+          <w:lang w:val="sr-Latn-CS"/>
+        </w:rPr>
+      </w:pPr>
+      <w:r>
+        <w:rPr>
+          <w:lang w:val="sr-Latn-CS"/>
+        </w:rPr>
+        <w:t>Dokument se odnosi na OutfitFactory društvenu mrežu koja će biti razvijena od strane tima GatoHeads. Namena sistema je efikasno prezentovanje, kreiranje, deljenje i održavanje sadržaja vezanih za odevne kombinacije sačinjenih od odeće dostupne za kupovinu na tržištu.</w:t>
       </w:r>
     </w:p>
     <w:p>
@@ -2030,14 +3386,16 @@
           <w:lang w:val="sr-Latn-CS"/>
         </w:rPr>
       </w:pPr>
-      <w:bookmarkStart w:id="2" w:name="_Toc163018888"/>
+      <w:bookmarkStart w:id="4" w:name="_Toc163018888"/>
+      <w:bookmarkStart w:id="5" w:name="_Toc212626859"/>
       <w:r>
         <w:rPr>
           <w:lang w:val="sr-Latn-CS"/>
         </w:rPr>
         <w:t>Reference</w:t>
       </w:r>
-      <w:bookmarkEnd w:id="2"/>
+      <w:bookmarkEnd w:id="4"/>
+      <w:bookmarkEnd w:id="5"/>
     </w:p>
     <w:p>
       <w:pPr>
@@ -2082,33 +3440,29 @@
           <w:lang w:val="sr-Latn-CS"/>
         </w:rPr>
       </w:pPr>
-      <w:bookmarkStart w:id="3" w:name="_Toc163018889"/>
+      <w:bookmarkStart w:id="6" w:name="_Toc163018889"/>
+      <w:bookmarkStart w:id="7" w:name="_Toc212626860"/>
       <w:r>
         <w:rPr>
           <w:lang w:val="sr-Latn-CS"/>
         </w:rPr>
         <w:t>Pregled slučajeva korišćenja</w:t>
       </w:r>
-      <w:bookmarkEnd w:id="3"/>
-    </w:p>
-    <w:p>
-      <w:pPr>
-        <w:pStyle w:val="BodyText"/>
-        <w:rPr>
-          <w:lang w:val="sr-Latn-CS"/>
-        </w:rPr>
-      </w:pPr>
-      <w:r>
-        <w:rPr>
-          <w:lang w:val="sr-Latn-CS"/>
-        </w:rPr>
-        <w:t>Osnovni UML dijagram koji prikazuje korisnike i slučajeve korišćenja Outfit</w:t>
-      </w:r>
-      <w:r>
-        <w:rPr>
-          <w:lang w:val="sr-Latn-CS"/>
-        </w:rPr>
-        <w:t>Factory društvene mreže prikazan je na sledećoj slici:</w:t>
+      <w:bookmarkEnd w:id="6"/>
+      <w:bookmarkEnd w:id="7"/>
+    </w:p>
+    <w:p>
+      <w:pPr>
+        <w:pStyle w:val="BodyText"/>
+        <w:rPr>
+          <w:lang w:val="sr-Latn-CS"/>
+        </w:rPr>
+      </w:pPr>
+      <w:r>
+        <w:rPr>
+          <w:lang w:val="sr-Latn-CS"/>
+        </w:rPr>
+        <w:t>Osnovni UML dijagram koji prikazuje korisnike i slučajeve korišćenja OutfitFactory društvene mreže prikazan je na sledećoj slici:</w:t>
       </w:r>
     </w:p>
     <w:p>
@@ -2189,13 +3543,7 @@
         <w:rPr>
           <w:lang w:val="sr-Latn-CS"/>
         </w:rPr>
-        <w:t>obuhvataju složenije radnje koje se mogu razložiti dal</w:t>
-      </w:r>
-      <w:r>
-        <w:rPr>
-          <w:lang w:val="sr-Latn-CS"/>
-        </w:rPr>
-        <w:t>je razložiti na pojedinačne slučajeve korišćenja.</w:t>
+        <w:t>obuhvataju složenije radnje koje se mogu razložiti dalje razložiti na pojedinačne slučajeve korišćenja.</w:t>
       </w:r>
     </w:p>
     <w:p>
@@ -2303,13 +3651,7 @@
         <w:rPr>
           <w:lang w:val="sr-Latn-CS"/>
         </w:rPr>
-        <w:t>je prikazan na sledećoj slic</w:t>
-      </w:r>
-      <w:r>
-        <w:rPr>
-          <w:lang w:val="sr-Latn-CS"/>
-        </w:rPr>
-        <w:t>i:</w:t>
+        <w:t>je prikazan na sledećoj slici:</w:t>
       </w:r>
     </w:p>
     <w:p>
@@ -2540,33 +3882,29 @@
           <w:lang w:val="sr-Latn-CS"/>
         </w:rPr>
       </w:pPr>
-      <w:bookmarkStart w:id="4" w:name="_Toc163018890"/>
+      <w:bookmarkStart w:id="8" w:name="_Toc163018890"/>
+      <w:bookmarkStart w:id="9" w:name="_Toc212626861"/>
       <w:r>
         <w:rPr>
           <w:lang w:val="sr-Latn-CS"/>
         </w:rPr>
         <w:t>Profili korisnika</w:t>
       </w:r>
-      <w:bookmarkEnd w:id="4"/>
-    </w:p>
-    <w:p>
-      <w:pPr>
-        <w:pStyle w:val="BodyText"/>
-        <w:rPr>
-          <w:lang w:val="sr-Latn-CS"/>
-        </w:rPr>
-      </w:pPr>
-      <w:r>
-        <w:rPr>
-          <w:lang w:val="sr-Latn-CS"/>
-        </w:rPr>
-        <w:t xml:space="preserve">Identifikovani su </w:t>
-      </w:r>
-      <w:r>
-        <w:rPr>
-          <w:lang w:val="sr-Latn-CS"/>
-        </w:rPr>
-        <w:t>sledeći profili korisnika društvene mreže OutfitFactory:</w:t>
+      <w:bookmarkEnd w:id="8"/>
+      <w:bookmarkEnd w:id="9"/>
+    </w:p>
+    <w:p>
+      <w:pPr>
+        <w:pStyle w:val="BodyText"/>
+        <w:rPr>
+          <w:lang w:val="sr-Latn-CS"/>
+        </w:rPr>
+      </w:pPr>
+      <w:r>
+        <w:rPr>
+          <w:lang w:val="sr-Latn-CS"/>
+        </w:rPr>
+        <w:t>Identifikovani su sledeći profili korisnika društvene mreže OutfitFactory:</w:t>
       </w:r>
     </w:p>
     <w:p>
@@ -2576,39 +3914,47 @@
           <w:lang w:val="sr-Latn-CS"/>
         </w:rPr>
       </w:pPr>
-      <w:bookmarkStart w:id="5" w:name="_Toc163018891"/>
+      <w:bookmarkStart w:id="10" w:name="_Toc163018891"/>
+      <w:bookmarkStart w:id="11" w:name="_Toc212626862"/>
       <w:r>
         <w:rPr>
           <w:lang w:val="sr-Latn-CS"/>
         </w:rPr>
         <w:t xml:space="preserve">Posetilac </w:t>
       </w:r>
-      <w:bookmarkEnd w:id="5"/>
+      <w:bookmarkEnd w:id="10"/>
       <w:r>
         <w:rPr>
           <w:lang w:val="sr-Latn-CS"/>
         </w:rPr>
         <w:t>društvene mreže</w:t>
       </w:r>
-    </w:p>
-    <w:p>
-      <w:pPr>
-        <w:pStyle w:val="BodyText"/>
-        <w:rPr>
-          <w:lang w:val="sr-Latn-CS"/>
-        </w:rPr>
-      </w:pPr>
-      <w:r>
-        <w:rPr>
-          <w:lang w:val="sr-Latn-CS"/>
-        </w:rPr>
-        <w:t xml:space="preserve">Posetilac društvene mreže je osnovni profil korisnika koji sa najmanjim skupom funkcionalnosti na raspolaganju. Korisnici ovog tipa pristupaju portalu u cilju pregleda informacija </w:t>
-      </w:r>
-      <w:r>
-        <w:rPr>
-          <w:lang w:val="sr-Latn-CS"/>
-        </w:rPr>
-        <w:t xml:space="preserve">koje su na njemu prezentovane. Pristup </w:t>
+      <w:bookmarkEnd w:id="11"/>
+    </w:p>
+    <w:p>
+      <w:pPr>
+        <w:pStyle w:val="BodyText"/>
+        <w:rPr>
+          <w:lang w:val="sr-Latn-CS"/>
+        </w:rPr>
+      </w:pPr>
+      <w:r>
+        <w:rPr>
+          <w:lang w:val="sr-Latn-CS"/>
+        </w:rPr>
+        <w:t>Posetilac društvene mreže j</w:t>
+      </w:r>
+      <w:r>
+        <w:rPr>
+          <w:lang w:val="sr-Latn-CS"/>
+        </w:rPr>
+        <w:t xml:space="preserve">e osnovni profil korisnika </w:t>
+      </w:r>
+      <w:r>
+        <w:rPr>
+          <w:lang w:val="sr-Latn-CS"/>
+        </w:rPr>
+        <w:t xml:space="preserve">sa najmanjim skupom funkcionalnosti na raspolaganju. Korisnici ovog tipa pristupaju portalu u cilju pregleda informacija koje su na njemu prezentovane. Pristup </w:t>
       </w:r>
       <w:r>
         <w:rPr>
@@ -2642,48 +3988,36 @@
           <w:lang w:val="sr-Latn-CS"/>
         </w:rPr>
       </w:pPr>
-      <w:bookmarkStart w:id="6" w:name="_Toc163018892"/>
+      <w:bookmarkStart w:id="12" w:name="_Toc163018892"/>
+      <w:bookmarkStart w:id="13" w:name="_Toc212626863"/>
       <w:r>
         <w:rPr>
           <w:lang w:val="sr-Latn-CS"/>
         </w:rPr>
         <w:t xml:space="preserve">Član </w:t>
       </w:r>
-      <w:bookmarkEnd w:id="6"/>
+      <w:bookmarkEnd w:id="12"/>
       <w:r>
         <w:rPr>
           <w:lang w:val="sr-Latn-CS"/>
         </w:rPr>
         <w:t>društvene mreže</w:t>
       </w:r>
-    </w:p>
-    <w:p>
-      <w:pPr>
-        <w:pStyle w:val="BodyText"/>
-        <w:rPr>
-          <w:lang w:val="sr-Latn-CS"/>
-        </w:rPr>
-      </w:pPr>
-      <w:r>
-        <w:rPr>
-          <w:lang w:val="sr-Latn-CS"/>
-        </w:rPr>
-        <w:t>Član društvene mreže je profil korisnika koji obuhvata sve korisnike sa nalogom na OutfitFactory društveno</w:t>
-      </w:r>
-      <w:r>
-        <w:rPr>
-          <w:lang w:val="sr-Latn-CS"/>
-        </w:rPr>
-        <w:t>j mreži. Veza generalizacije između člana društvene mreže i njenog posetioca je uvedena da ukaže na mogućnost pristupa svim osnovnim funkcionalnostima mreže vezanim za pregled informacija. Da bi član društvene mreže mogao da ažurira podatke o sebi i stvara</w:t>
-      </w:r>
-      <w:r>
-        <w:rPr>
-          <w:lang w:val="sr-Latn-CS"/>
-        </w:rPr>
-        <w:t xml:space="preserve"> odevne kombinacije neophodno je prethodno prijavljivanje korisnika. </w:t>
-      </w:r>
-      <w:bookmarkStart w:id="7" w:name="_GoBack"/>
-      <w:bookmarkEnd w:id="7"/>
+      <w:bookmarkEnd w:id="13"/>
+    </w:p>
+    <w:p>
+      <w:pPr>
+        <w:pStyle w:val="BodyText"/>
+        <w:rPr>
+          <w:lang w:val="sr-Latn-CS"/>
+        </w:rPr>
+      </w:pPr>
+      <w:r>
+        <w:rPr>
+          <w:lang w:val="sr-Latn-CS"/>
+        </w:rPr>
+        <w:t xml:space="preserve">Član društvene mreže je profil korisnika koji obuhvata sve korisnike sa nalogom na OutfitFactory društvenoj mreži. Veza generalizacije između člana društvene mreže i njenog posetioca je uvedena da ukaže na mogućnost pristupa svim osnovnim funkcionalnostima mreže vezanim za pregled informacija. Da bi član društvene mreže mogao da ažurira podatke o sebi i stvara odevne kombinacije neophodno je prethodno prijavljivanje korisnika. </w:t>
+      </w:r>
     </w:p>
     <w:p>
       <w:pPr>
@@ -2692,14 +4026,16 @@
           <w:lang w:val="sr-Latn-CS"/>
         </w:rPr>
       </w:pPr>
-      <w:bookmarkStart w:id="8" w:name="_Toc163018896"/>
+      <w:bookmarkStart w:id="14" w:name="_Toc163018896"/>
+      <w:bookmarkStart w:id="15" w:name="_Toc212626864"/>
       <w:r>
         <w:rPr>
           <w:lang w:val="sr-Latn-CS"/>
         </w:rPr>
         <w:t>Opis slučajeva korišćenja</w:t>
       </w:r>
-      <w:bookmarkEnd w:id="8"/>
+      <w:bookmarkEnd w:id="14"/>
+      <w:bookmarkEnd w:id="15"/>
     </w:p>
     <w:p>
       <w:pPr>
@@ -2715,20 +4051,22 @@
           <w:lang w:val="sr-Latn-CS"/>
         </w:rPr>
       </w:pPr>
-      <w:bookmarkStart w:id="9" w:name="_Toc163018899"/>
+      <w:bookmarkStart w:id="16" w:name="_Toc163018899"/>
+      <w:bookmarkStart w:id="17" w:name="_Toc212626865"/>
       <w:r>
         <w:rPr>
           <w:lang w:val="sr-Latn-CS"/>
         </w:rPr>
         <w:t xml:space="preserve">Pregled </w:t>
       </w:r>
-      <w:bookmarkEnd w:id="9"/>
+      <w:bookmarkEnd w:id="16"/>
       <w:r>
         <w:rPr>
           <w:lang w:val="sr-Latn-CS"/>
         </w:rPr>
         <w:t>novih objava</w:t>
       </w:r>
+      <w:bookmarkEnd w:id="17"/>
     </w:p>
     <w:p>
       <w:pPr>
@@ -2983,19 +4321,27 @@
           <w:lang w:val="sr-Latn-CS"/>
         </w:rPr>
       </w:pPr>
-      <w:bookmarkStart w:id="10" w:name="_Toc163018900"/>
+      <w:bookmarkStart w:id="18" w:name="_Toc163018900"/>
+      <w:bookmarkStart w:id="19" w:name="_Toc212626866"/>
       <w:r>
         <w:rPr>
           <w:lang w:val="sr-Latn-CS"/>
         </w:rPr>
         <w:t xml:space="preserve">Pregled </w:t>
       </w:r>
-      <w:bookmarkEnd w:id="10"/>
-      <w:r>
-        <w:rPr>
-          <w:lang w:val="sr-Latn-CS"/>
-        </w:rPr>
-        <w:t xml:space="preserve">objava korisnika koje član prati  </w:t>
+      <w:bookmarkEnd w:id="18"/>
+      <w:r>
+        <w:rPr>
+          <w:lang w:val="sr-Latn-CS"/>
+        </w:rPr>
+        <w:t>objava korisnika koje član prati</w:t>
+      </w:r>
+      <w:bookmarkEnd w:id="19"/>
+      <w:r>
+        <w:rPr>
+          <w:lang w:val="sr-Latn-CS"/>
+        </w:rPr>
+        <w:t xml:space="preserve">  </w:t>
       </w:r>
     </w:p>
     <w:p>
@@ -3131,13 +4477,7 @@
         <w:rPr>
           <w:lang w:val="sr-Latn-CS"/>
         </w:rPr>
-        <w:t xml:space="preserve">Korisnik bira opciju “Following“ za prikaz </w:t>
-      </w:r>
-      <w:r>
-        <w:rPr>
-          <w:lang w:val="sr-Latn-CS"/>
-        </w:rPr>
-        <w:t>objava članova koje prati.</w:t>
+        <w:t>Korisnik bira opciju “Following“ za prikaz objava članova koje prati.</w:t>
       </w:r>
     </w:p>
     <w:p>
@@ -3231,20 +4571,22 @@
           <w:lang w:val="sr-Latn-CS"/>
         </w:rPr>
       </w:pPr>
-      <w:bookmarkStart w:id="11" w:name="_Toc163018901"/>
+      <w:bookmarkStart w:id="20" w:name="_Toc163018901"/>
+      <w:bookmarkStart w:id="21" w:name="_Toc212626867"/>
       <w:r>
         <w:rPr>
           <w:lang w:val="sr-Latn-CS"/>
         </w:rPr>
         <w:t>Pregled profila</w:t>
       </w:r>
-      <w:bookmarkEnd w:id="11"/>
+      <w:bookmarkEnd w:id="20"/>
       <w:r>
         <w:rPr>
           <w:lang w:val="sr-Latn-CS"/>
         </w:rPr>
         <w:t xml:space="preserve"> člana</w:t>
       </w:r>
+      <w:bookmarkEnd w:id="21"/>
     </w:p>
     <w:p>
       <w:pPr>
@@ -3295,15 +4637,7 @@
           <w:bCs/>
           <w:lang w:val="sr-Latn-CS"/>
         </w:rPr>
-        <w:t>Akt</w:t>
-      </w:r>
-      <w:r>
-        <w:rPr>
-          <w:b/>
-          <w:bCs/>
-          <w:lang w:val="sr-Latn-CS"/>
-        </w:rPr>
-        <w:t>eri:</w:t>
+        <w:t>Akteri:</w:t>
       </w:r>
     </w:p>
     <w:p>
@@ -3416,13 +4750,7 @@
         <w:rPr>
           <w:lang w:val="sr-Latn-CS"/>
         </w:rPr>
-        <w:t>Prikazuje se stranica sa objavama, odevnim kombinacijama i osnovnim informacijama o</w:t>
-      </w:r>
-      <w:r>
-        <w:rPr>
-          <w:lang w:val="sr-Latn-CS"/>
-        </w:rPr>
-        <w:t xml:space="preserve"> korisniku.</w:t>
+        <w:t>Prikazuje se stranica sa objavama, odevnim kombinacijama i osnovnim informacijama o korisniku.</w:t>
       </w:r>
     </w:p>
     <w:p>
@@ -3498,12 +4826,14 @@
           <w:lang w:val="sr-Latn-CS"/>
         </w:rPr>
       </w:pPr>
+      <w:bookmarkStart w:id="22" w:name="_Toc212626868"/>
       <w:r>
         <w:rPr>
           <w:lang w:val="sr-Latn-CS"/>
         </w:rPr>
         <w:t>Registracija</w:t>
       </w:r>
+      <w:bookmarkEnd w:id="22"/>
     </w:p>
     <w:p>
       <w:pPr>
@@ -3703,13 +5033,7 @@
         <w:rPr>
           <w:lang w:val="sr-Latn-CS"/>
         </w:rPr>
-        <w:t xml:space="preserve">Prikazuje se forma za </w:t>
-      </w:r>
-      <w:r>
-        <w:rPr>
-          <w:lang w:val="sr-Latn-CS"/>
-        </w:rPr>
-        <w:t>registrovanje.</w:t>
+        <w:t>Prikazuje se forma za registrovanje.</w:t>
       </w:r>
     </w:p>
     <w:p>
@@ -3763,13 +5087,7 @@
         <w:rPr>
           <w:lang w:val="sr-Latn-CS"/>
         </w:rPr>
-        <w:t>Vrši se ažuriranje podataka u b</w:t>
-      </w:r>
-      <w:r>
-        <w:rPr>
-          <w:lang w:val="sr-Latn-CS"/>
-        </w:rPr>
-        <w:t>azi podataka.</w:t>
+        <w:t>Vrši se ažuriranje podataka u bazi podataka.</w:t>
       </w:r>
     </w:p>
     <w:p>
@@ -3863,13 +5181,7 @@
         <w:rPr>
           <w:lang w:val="sr-Latn-CS"/>
         </w:rPr>
-        <w:t>]  Polje za unos email adrese se grafički istače okvirom i</w:t>
-      </w:r>
-      <w:r>
-        <w:rPr>
-          <w:lang w:val="sr-Latn-CS"/>
-        </w:rPr>
-        <w:t xml:space="preserve"> prikazuje se obaveštenje na jeziku veb čitača.</w:t>
+        <w:t>]  Polje za unos email adrese se grafički istače okvirom i prikazuje se obaveštenje na jeziku veb čitača.</w:t>
       </w:r>
     </w:p>
     <w:p>
@@ -3963,6 +5275,7 @@
           <w:lang w:val="sr-Latn-CS"/>
         </w:rPr>
       </w:pPr>
+      <w:bookmarkStart w:id="23" w:name="_Toc212626869"/>
       <w:r>
         <w:rPr>
           <w:noProof/>
@@ -4007,6 +5320,7 @@
           </wp:inline>
         </w:drawing>
       </w:r>
+      <w:bookmarkEnd w:id="23"/>
     </w:p>
     <w:p>
       <w:pPr>
@@ -4015,12 +5329,14 @@
           <w:lang w:val="sr-Latn-CS"/>
         </w:rPr>
       </w:pPr>
+      <w:bookmarkStart w:id="24" w:name="_Toc212626870"/>
       <w:r>
         <w:rPr>
           <w:lang w:val="sr-Latn-CS"/>
         </w:rPr>
         <w:t>Prijavljivanje</w:t>
       </w:r>
+      <w:bookmarkEnd w:id="24"/>
     </w:p>
     <w:p>
       <w:pPr>
@@ -4052,13 +5368,7 @@
           <w:lang w:val="sr-Latn-CS"/>
         </w:rPr>
         <w:lastRenderedPageBreak/>
-        <w:t>Prijavljivanje kori</w:t>
-      </w:r>
-      <w:r>
-        <w:rPr>
-          <w:lang w:val="sr-Latn-CS"/>
-        </w:rPr>
-        <w:t>snika na društvenu mrežu kako bi njoj pristupao kao član.</w:t>
+        <w:t>Prijavljivanje korisnika na društvenu mrežu kako bi njoj pristupao kao član.</w:t>
       </w:r>
     </w:p>
     <w:p>
@@ -4124,7 +5434,19 @@
         <w:rPr>
           <w:lang w:val="sr-Latn-CS"/>
         </w:rPr>
-        <w:t>Korisnik već ima nalog na društvenoj mreži. Korisnik nije ulogovan.</w:t>
+        <w:t>Korisnik već ima nalog na društvenoj mreži. Korisnik nije</w:t>
+      </w:r>
+      <w:r>
+        <w:rPr>
+          <w:lang w:val="sr-Latn-CS"/>
+        </w:rPr>
+        <w:t xml:space="preserve"> prijavljen</w:t>
+      </w:r>
+      <w:r>
+        <w:rPr>
+          <w:lang w:val="sr-Latn-CS"/>
+        </w:rPr>
+        <w:t>.</w:t>
       </w:r>
     </w:p>
     <w:p>
@@ -4161,7 +5483,19 @@
         <w:rPr>
           <w:lang w:val="sr-Latn-CS"/>
         </w:rPr>
-        <w:t>Korisnik bira opciju pri vrhu stranice za logovanje na društvenu mrežu.</w:t>
+        <w:t xml:space="preserve">Korisnik bira opciju pri vrhu stranice za </w:t>
+      </w:r>
+      <w:r>
+        <w:rPr>
+          <w:lang w:val="sr-Latn-CS"/>
+        </w:rPr>
+        <w:t xml:space="preserve">prijavljivanje </w:t>
+      </w:r>
+      <w:r>
+        <w:rPr>
+          <w:lang w:val="sr-Latn-CS"/>
+        </w:rPr>
+        <w:t>na društvenu mrežu.</w:t>
       </w:r>
     </w:p>
     <w:p>
@@ -4179,7 +5513,19 @@
         <w:rPr>
           <w:lang w:val="sr-Latn-CS"/>
         </w:rPr>
-        <w:t>Prikazuje se forma za logovanje.</w:t>
+        <w:t>Prikazuje se forma za</w:t>
+      </w:r>
+      <w:r>
+        <w:rPr>
+          <w:lang w:val="sr-Latn-CS"/>
+        </w:rPr>
+        <w:t xml:space="preserve"> prijavljivanje</w:t>
+      </w:r>
+      <w:r>
+        <w:rPr>
+          <w:lang w:val="sr-Latn-CS"/>
+        </w:rPr>
+        <w:t>.</w:t>
       </w:r>
     </w:p>
     <w:p>
@@ -4312,7 +5658,19 @@
         <w:rPr>
           <w:lang w:val="sr-Latn-CS"/>
         </w:rPr>
-        <w:t>Korisnik je ulogovan.</w:t>
+        <w:t>Korisnik je</w:t>
+      </w:r>
+      <w:r>
+        <w:rPr>
+          <w:lang w:val="sr-Latn-CS"/>
+        </w:rPr>
+        <w:t xml:space="preserve"> prijavljen</w:t>
+      </w:r>
+      <w:r>
+        <w:rPr>
+          <w:lang w:val="sr-Latn-CS"/>
+        </w:rPr>
+        <w:t>.</w:t>
       </w:r>
     </w:p>
     <w:p>
@@ -4322,12 +5680,14 @@
           <w:lang w:val="sr-Latn-CS"/>
         </w:rPr>
       </w:pPr>
+      <w:bookmarkStart w:id="25" w:name="_Toc212626871"/>
       <w:r>
         <w:rPr>
           <w:lang w:val="sr-Latn-CS"/>
         </w:rPr>
         <w:t>Odjavljivanje</w:t>
       </w:r>
+      <w:bookmarkEnd w:id="25"/>
     </w:p>
     <w:p>
       <w:pPr>
@@ -4462,13 +5822,7 @@
         <w:rPr>
           <w:lang w:val="sr-Latn-CS"/>
         </w:rPr>
-        <w:t xml:space="preserve">Korisnik bira “Logout“ opciju pri vrhu stranice za odjavljivanje sa </w:t>
-      </w:r>
-      <w:r>
-        <w:rPr>
-          <w:lang w:val="sr-Latn-CS"/>
-        </w:rPr>
-        <w:t>društvene mreže.</w:t>
+        <w:t>Korisnik bira “Logout“ opciju pri vrhu stranice za odjavljivanje sa društvene mreže.</w:t>
       </w:r>
     </w:p>
     <w:p>
@@ -4562,12 +5916,14 @@
           <w:lang w:val="sr-Latn-CS"/>
         </w:rPr>
       </w:pPr>
+      <w:bookmarkStart w:id="26" w:name="_Toc212626872"/>
       <w:r>
         <w:rPr>
           <w:lang w:val="sr-Latn-CS"/>
         </w:rPr>
         <w:t>Kreiranje objave</w:t>
       </w:r>
+      <w:bookmarkEnd w:id="26"/>
     </w:p>
     <w:p>
       <w:pPr>
@@ -4632,13 +5988,7 @@
         <w:rPr>
           <w:lang w:val="sr-Latn-CS"/>
         </w:rPr>
-        <w:t xml:space="preserve">Član društvene </w:t>
-      </w:r>
-      <w:r>
-        <w:rPr>
-          <w:lang w:val="sr-Latn-CS"/>
-        </w:rPr>
-        <w:t>mreže.</w:t>
+        <w:t>Član društvene mreže.</w:t>
       </w:r>
     </w:p>
     <w:p>
@@ -4763,13 +6113,7 @@
         <w:rPr>
           <w:lang w:val="sr-Latn-CS"/>
         </w:rPr>
-        <w:t>Prikazuje se fo</w:t>
-      </w:r>
-      <w:r>
-        <w:rPr>
-          <w:lang w:val="sr-Latn-CS"/>
-        </w:rPr>
-        <w:t>rma za kreiranje odevne kombinacije.</w:t>
+        <w:t>Prikazuje se forma za kreiranje odevne kombinacije.</w:t>
       </w:r>
     </w:p>
     <w:p>
@@ -4820,13 +6164,7 @@
         <w:rPr>
           <w:lang w:val="sr-Latn-CS"/>
         </w:rPr>
-        <w:t xml:space="preserve">b. Korisnik bira opciju “Reset“ za </w:t>
-      </w:r>
-      <w:r>
-        <w:rPr>
-          <w:lang w:val="sr-Latn-CS"/>
-        </w:rPr>
-        <w:t>uklanjanje trenutnih filtera nad dostupnom odećom.</w:t>
+        <w:t>b. Korisnik bira opciju “Reset“ za uklanjanje trenutnih filtera nad dostupnom odećom.</w:t>
       </w:r>
     </w:p>
     <w:p>
@@ -4880,13 +6218,7 @@
         <w:rPr>
           <w:lang w:val="sr-Latn-CS"/>
         </w:rPr>
-        <w:t>Klikom na dodati artikal korisnik bira da artikal ukloni iz odevne komb</w:t>
-      </w:r>
-      <w:r>
-        <w:rPr>
-          <w:lang w:val="sr-Latn-CS"/>
-        </w:rPr>
-        <w:t xml:space="preserve">inacije </w:t>
+        <w:t xml:space="preserve">Klikom na dodati artikal korisnik bira da artikal ukloni iz odevne kombinacije </w:t>
       </w:r>
     </w:p>
     <w:p>
@@ -4900,8 +6232,61 @@
           <w:lang w:val="sr-Latn-CS"/>
         </w:rPr>
       </w:pPr>
-      <w:r>
-        <w:t>Korisnik popunjava polje za opis odevne kombinacije.</w:t>
+      <w:proofErr w:type="spellStart"/>
+      <w:r>
+        <w:t>Korisnik</w:t>
+      </w:r>
+      <w:proofErr w:type="spellEnd"/>
+      <w:r>
+        <w:t xml:space="preserve"> </w:t>
+      </w:r>
+      <w:proofErr w:type="spellStart"/>
+      <w:r>
+        <w:t>popunjava</w:t>
+      </w:r>
+      <w:proofErr w:type="spellEnd"/>
+      <w:r>
+        <w:t xml:space="preserve"> </w:t>
+      </w:r>
+      <w:proofErr w:type="spellStart"/>
+      <w:r>
+        <w:t>polje</w:t>
+      </w:r>
+      <w:proofErr w:type="spellEnd"/>
+      <w:r>
+        <w:t xml:space="preserve"> </w:t>
+      </w:r>
+      <w:proofErr w:type="spellStart"/>
+      <w:r>
+        <w:t>za</w:t>
+      </w:r>
+      <w:proofErr w:type="spellEnd"/>
+      <w:r>
+        <w:t xml:space="preserve"> </w:t>
+      </w:r>
+      <w:proofErr w:type="spellStart"/>
+      <w:r>
+        <w:t>opis</w:t>
+      </w:r>
+      <w:proofErr w:type="spellEnd"/>
+      <w:r>
+        <w:t xml:space="preserve"> </w:t>
+      </w:r>
+      <w:proofErr w:type="spellStart"/>
+      <w:r>
+        <w:t>odevne</w:t>
+      </w:r>
+      <w:proofErr w:type="spellEnd"/>
+      <w:r>
+        <w:t xml:space="preserve"> </w:t>
+      </w:r>
+      <w:proofErr w:type="spellStart"/>
+      <w:r>
+        <w:t>kombinacije</w:t>
+      </w:r>
+      <w:proofErr w:type="spellEnd"/>
+      <w:r>
+        <w:t>.</w:t>
       </w:r>
     </w:p>
     <w:p>
@@ -4915,8 +6300,77 @@
           <w:lang w:val="sr-Latn-CS"/>
         </w:rPr>
       </w:pPr>
-      <w:r>
-        <w:t>Vrši se provera informacija [izuzetak: kombinacija sadrži samo jedan artikal].</w:t>
+      <w:proofErr w:type="spellStart"/>
+      <w:r>
+        <w:t>Vrši</w:t>
+      </w:r>
+      <w:proofErr w:type="spellEnd"/>
+      <w:r>
+        <w:t xml:space="preserve"> se </w:t>
+      </w:r>
+      <w:proofErr w:type="spellStart"/>
+      <w:r>
+        <w:t>provera</w:t>
+      </w:r>
+      <w:proofErr w:type="spellEnd"/>
+      <w:r>
+        <w:t xml:space="preserve"> </w:t>
+      </w:r>
+      <w:proofErr w:type="spellStart"/>
+      <w:r>
+        <w:t>informacija</w:t>
+      </w:r>
+      <w:proofErr w:type="spellEnd"/>
+      <w:r>
+        <w:t xml:space="preserve"> [</w:t>
+      </w:r>
+      <w:proofErr w:type="spellStart"/>
+      <w:r>
+        <w:t>izuzetak</w:t>
+      </w:r>
+      <w:proofErr w:type="spellEnd"/>
+      <w:r>
+        <w:t xml:space="preserve">: </w:t>
+      </w:r>
+      <w:proofErr w:type="spellStart"/>
+      <w:r>
+        <w:t>kombinacija</w:t>
+      </w:r>
+      <w:proofErr w:type="spellEnd"/>
+      <w:r>
+        <w:t xml:space="preserve"> </w:t>
+      </w:r>
+      <w:proofErr w:type="spellStart"/>
+      <w:r>
+        <w:t>sadrži</w:t>
+      </w:r>
+      <w:proofErr w:type="spellEnd"/>
+      <w:r>
+        <w:t xml:space="preserve"> </w:t>
+      </w:r>
+      <w:proofErr w:type="spellStart"/>
+      <w:r>
+        <w:t>samo</w:t>
+      </w:r>
+      <w:proofErr w:type="spellEnd"/>
+      <w:r>
+        <w:t xml:space="preserve"> </w:t>
+      </w:r>
+      <w:proofErr w:type="spellStart"/>
+      <w:r>
+        <w:t>jedan</w:t>
+      </w:r>
+      <w:proofErr w:type="spellEnd"/>
+      <w:r>
+        <w:t xml:space="preserve"> </w:t>
+      </w:r>
+      <w:proofErr w:type="spellStart"/>
+      <w:r>
+        <w:t>artikal</w:t>
+      </w:r>
+      <w:proofErr w:type="spellEnd"/>
+      <w:r>
+        <w:t>].</w:t>
       </w:r>
     </w:p>
     <w:p>
@@ -4930,8 +6384,69 @@
           <w:lang w:val="sr-Latn-CS"/>
         </w:rPr>
       </w:pPr>
-      <w:r>
-        <w:t>Vrši se dodavanje objave i odevne kombinacije u bazi podataka.</w:t>
+      <w:proofErr w:type="spellStart"/>
+      <w:r>
+        <w:t>Vrši</w:t>
+      </w:r>
+      <w:proofErr w:type="spellEnd"/>
+      <w:r>
+        <w:t xml:space="preserve"> se </w:t>
+      </w:r>
+      <w:proofErr w:type="spellStart"/>
+      <w:r>
+        <w:t>dodavanje</w:t>
+      </w:r>
+      <w:proofErr w:type="spellEnd"/>
+      <w:r>
+        <w:t xml:space="preserve"> </w:t>
+      </w:r>
+      <w:proofErr w:type="spellStart"/>
+      <w:r>
+        <w:t>objave</w:t>
+      </w:r>
+      <w:proofErr w:type="spellEnd"/>
+      <w:r>
+        <w:t xml:space="preserve"> </w:t>
+      </w:r>
+      <w:proofErr w:type="spellStart"/>
+      <w:r>
+        <w:t>i</w:t>
+      </w:r>
+      <w:proofErr w:type="spellEnd"/>
+      <w:r>
+        <w:t xml:space="preserve"> </w:t>
+      </w:r>
+      <w:proofErr w:type="spellStart"/>
+      <w:r>
+        <w:t>odevne</w:t>
+      </w:r>
+      <w:proofErr w:type="spellEnd"/>
+      <w:r>
+        <w:t xml:space="preserve"> </w:t>
+      </w:r>
+      <w:proofErr w:type="spellStart"/>
+      <w:r>
+        <w:t>kombinacije</w:t>
+      </w:r>
+      <w:proofErr w:type="spellEnd"/>
+      <w:r>
+        <w:t xml:space="preserve"> u </w:t>
+      </w:r>
+      <w:proofErr w:type="spellStart"/>
+      <w:r>
+        <w:t>bazi</w:t>
+      </w:r>
+      <w:proofErr w:type="spellEnd"/>
+      <w:r>
+        <w:t xml:space="preserve"> </w:t>
+      </w:r>
+      <w:proofErr w:type="spellStart"/>
+      <w:r>
+        <w:t>podataka</w:t>
+      </w:r>
+      <w:proofErr w:type="spellEnd"/>
+      <w:r>
+        <w:t>.</w:t>
       </w:r>
     </w:p>
     <w:p>
@@ -4968,15 +6483,7 @@
           <w:bCs/>
           <w:lang w:val="sr-Latn-CS"/>
         </w:rPr>
-        <w:t>Iz</w:t>
-      </w:r>
-      <w:r>
-        <w:rPr>
-          <w:b/>
-          <w:bCs/>
-          <w:lang w:val="sr-Latn-CS"/>
-        </w:rPr>
-        <w:t>uzetci:</w:t>
+        <w:t>Izuzetci:</w:t>
       </w:r>
     </w:p>
     <w:p>
@@ -4989,13 +6496,79 @@
       <w:r>
         <w:t>[</w:t>
       </w:r>
+      <w:proofErr w:type="spellStart"/>
       <w:r>
         <w:rPr>
           <w:i/>
           <w:iCs/>
         </w:rPr>
-        <w:t>Kombinacija sadrži samo jedan artikal</w:t>
-      </w:r>
+        <w:t>Kombinacija</w:t>
+      </w:r>
+      <w:proofErr w:type="spellEnd"/>
+      <w:r>
+        <w:rPr>
+          <w:i/>
+          <w:iCs/>
+        </w:rPr>
+        <w:t xml:space="preserve"> </w:t>
+      </w:r>
+      <w:proofErr w:type="spellStart"/>
+      <w:r>
+        <w:rPr>
+          <w:i/>
+          <w:iCs/>
+        </w:rPr>
+        <w:t>sadrži</w:t>
+      </w:r>
+      <w:proofErr w:type="spellEnd"/>
+      <w:r>
+        <w:rPr>
+          <w:i/>
+          <w:iCs/>
+        </w:rPr>
+        <w:t xml:space="preserve"> </w:t>
+      </w:r>
+      <w:proofErr w:type="spellStart"/>
+      <w:r>
+        <w:rPr>
+          <w:i/>
+          <w:iCs/>
+        </w:rPr>
+        <w:t>samo</w:t>
+      </w:r>
+      <w:proofErr w:type="spellEnd"/>
+      <w:r>
+        <w:rPr>
+          <w:i/>
+          <w:iCs/>
+        </w:rPr>
+        <w:t xml:space="preserve"> </w:t>
+      </w:r>
+      <w:proofErr w:type="spellStart"/>
+      <w:r>
+        <w:rPr>
+          <w:i/>
+          <w:iCs/>
+        </w:rPr>
+        <w:t>jedan</w:t>
+      </w:r>
+      <w:proofErr w:type="spellEnd"/>
+      <w:r>
+        <w:rPr>
+          <w:i/>
+          <w:iCs/>
+        </w:rPr>
+        <w:t xml:space="preserve"> </w:t>
+      </w:r>
+      <w:proofErr w:type="spellStart"/>
+      <w:r>
+        <w:rPr>
+          <w:i/>
+          <w:iCs/>
+        </w:rPr>
+        <w:t>artikal</w:t>
+      </w:r>
+      <w:proofErr w:type="spellEnd"/>
       <w:r>
         <w:t xml:space="preserve">] </w:t>
       </w:r>
@@ -5121,20 +6694,22 @@
           <w:lang w:val="sr-Latn-CS"/>
         </w:rPr>
       </w:pPr>
-      <w:bookmarkStart w:id="12" w:name="_Toc163018909"/>
+      <w:bookmarkStart w:id="27" w:name="_Toc163018909"/>
+      <w:bookmarkStart w:id="28" w:name="_Toc212626873"/>
       <w:r>
         <w:rPr>
           <w:lang w:val="sr-Latn-CS"/>
         </w:rPr>
         <w:t xml:space="preserve">Brisanje </w:t>
       </w:r>
-      <w:bookmarkEnd w:id="12"/>
+      <w:bookmarkEnd w:id="27"/>
       <w:r>
         <w:rPr>
           <w:lang w:val="sr-Latn-CS"/>
         </w:rPr>
         <w:t>objave</w:t>
       </w:r>
+      <w:bookmarkEnd w:id="28"/>
     </w:p>
     <w:p>
       <w:pPr>
@@ -5166,13 +6741,7 @@
         <w:rPr>
           <w:lang w:val="sr-Latn-CS"/>
         </w:rPr>
-        <w:t xml:space="preserve">Biranje postojeće odevne kombinacije od </w:t>
-      </w:r>
-      <w:r>
-        <w:rPr>
-          <w:lang w:val="sr-Latn-CS"/>
-        </w:rPr>
-        <w:t>člana društvene mreže koji je dodao tu odevnu kombinaciju.</w:t>
+        <w:t>Biranje postojeće odevne kombinacije od člana društvene mreže koji je dodao tu odevnu kombinaciju.</w:t>
       </w:r>
     </w:p>
     <w:p>
@@ -5290,13 +6859,7 @@
         <w:rPr>
           <w:lang w:val="sr-Latn-CS"/>
         </w:rPr>
-        <w:t xml:space="preserve">b. Korisnik bira opciju za </w:t>
-      </w:r>
-      <w:r>
-        <w:rPr>
-          <w:lang w:val="sr-Latn-CS"/>
-        </w:rPr>
-        <w:t>prikaz svog profila.</w:t>
+        <w:t>b. Korisnik bira opciju za prikaz svog profila.</w:t>
       </w:r>
     </w:p>
     <w:p>
@@ -5383,13 +6946,7 @@
         <w:rPr>
           <w:lang w:val="sr-Latn-CS"/>
         </w:rPr>
-        <w:t>Korisnik potvrđuje da želi da obriš</w:t>
-      </w:r>
-      <w:r>
-        <w:rPr>
-          <w:lang w:val="sr-Latn-CS"/>
-        </w:rPr>
-        <w:t>e zadatu objavu.</w:t>
+        <w:t>Korisnik potvrđuje da želi da obriše zadatu objavu.</w:t>
       </w:r>
     </w:p>
     <w:p>
@@ -5403,9 +6960,11 @@
           <w:lang w:val="sr-Latn-CS"/>
         </w:rPr>
       </w:pPr>
+      <w:proofErr w:type="spellStart"/>
       <w:r>
         <w:t>Vr</w:t>
       </w:r>
+      <w:proofErr w:type="spellEnd"/>
       <w:r>
         <w:rPr>
           <w:lang w:val="sr-Latn-CS"/>
@@ -5472,8 +7031,13 @@
           <w:lang w:val="sr-Latn-CS"/>
         </w:rPr>
       </w:pPr>
-      <w:r>
-        <w:t>Nema.</w:t>
+      <w:proofErr w:type="spellStart"/>
+      <w:r>
+        <w:t>Nema</w:t>
+      </w:r>
+      <w:proofErr w:type="spellEnd"/>
+      <w:r>
+        <w:t>.</w:t>
       </w:r>
     </w:p>
     <w:p>
@@ -5517,6 +7081,7 @@
           <w:lang w:val="sr-Latn-CS"/>
         </w:rPr>
       </w:pPr>
+      <w:bookmarkStart w:id="29" w:name="_Toc212626874"/>
       <w:r>
         <w:rPr>
           <w:i/>
@@ -5530,31 +7095,24 @@
         </w:rPr>
         <w:t>objave</w:t>
       </w:r>
-    </w:p>
-    <w:p>
-      <w:pPr>
-        <w:pStyle w:val="BodyText"/>
-        <w:rPr>
-          <w:b/>
-          <w:bCs/>
-          <w:lang w:val="sr-Latn-CS"/>
-        </w:rPr>
-      </w:pPr>
-      <w:r>
-        <w:rPr>
-          <w:b/>
-          <w:bCs/>
-          <w:lang w:val="sr-Latn-CS"/>
-        </w:rPr>
-        <w:t>Kratak opis</w:t>
-      </w:r>
-      <w:r>
-        <w:rPr>
-          <w:b/>
-          <w:bCs/>
-          <w:lang w:val="sr-Latn-CS"/>
-        </w:rPr>
-        <w:t>:</w:t>
+      <w:bookmarkEnd w:id="29"/>
+    </w:p>
+    <w:p>
+      <w:pPr>
+        <w:pStyle w:val="BodyText"/>
+        <w:rPr>
+          <w:b/>
+          <w:bCs/>
+          <w:lang w:val="sr-Latn-CS"/>
+        </w:rPr>
+      </w:pPr>
+      <w:r>
+        <w:rPr>
+          <w:b/>
+          <w:bCs/>
+          <w:lang w:val="sr-Latn-CS"/>
+        </w:rPr>
+        <w:t>Kratak opis:</w:t>
       </w:r>
     </w:p>
     <w:p>
@@ -5635,7 +7193,32 @@
         <w:rPr>
           <w:lang w:val="sr-Latn-CS"/>
         </w:rPr>
-        <w:t>Korisnik je prijavljen na društvenu mrežu. Zadata objava postoji.</w:t>
+        <w:t>Korisnik je prijavljen na društvenu mrežu. Zadata objava postoji</w:t>
+      </w:r>
+      <w:r>
+        <w:rPr>
+          <w:lang w:val="sr-Latn-CS"/>
+        </w:rPr>
+        <w:t xml:space="preserve"> i nije </w:t>
+      </w:r>
+      <w:r>
+        <w:rPr>
+          <w:i/>
+          <w:lang w:val="sr-Latn-CS"/>
+        </w:rPr>
+        <w:t xml:space="preserve">like-ovana </w:t>
+      </w:r>
+      <w:r>
+        <w:rPr>
+          <w:lang w:val="sr-Latn-CS"/>
+        </w:rPr>
+        <w:t>od strane korisnika</w:t>
+      </w:r>
+      <w:r>
+        <w:rPr>
+          <w:lang w:val="sr-Latn-CS"/>
+        </w:rPr>
+        <w:t>.</w:t>
       </w:r>
     </w:p>
     <w:p>
@@ -5687,13 +7270,7 @@
         <w:rPr>
           <w:lang w:val="sr-Latn-CS"/>
         </w:rPr>
-        <w:t xml:space="preserve">b. Korisnik bira opciju za </w:t>
-      </w:r>
-      <w:r>
-        <w:rPr>
-          <w:lang w:val="sr-Latn-CS"/>
-        </w:rPr>
-        <w:t>prikaz stranice sa objavama korisnika koje prati.</w:t>
+        <w:t>b. Korisnik bira opciju za prikaz stranice sa objavama korisnika koje prati.</w:t>
       </w:r>
     </w:p>
     <w:p>
@@ -5762,13 +7339,7 @@
         <w:rPr>
           <w:lang w:val="sr-Latn-CS"/>
         </w:rPr>
-        <w:t>Osvežava se forma s</w:t>
-      </w:r>
-      <w:r>
-        <w:rPr>
-          <w:lang w:val="sr-Latn-CS"/>
-        </w:rPr>
-        <w:t>a zadatom objavom.</w:t>
+        <w:t>Osvežava se forma sa zadatom objavom.</w:t>
       </w:r>
     </w:p>
     <w:p>
@@ -5834,7 +7405,13 @@
         <w:rPr>
           <w:lang w:val="sr-Latn-CS"/>
         </w:rPr>
-        <w:t>Sadržaj forme zadatke objave je izmenjen, broj oznaka “sviđa mi se“ (</w:t>
+        <w:t>Sadržaj forme zadat</w:t>
+      </w:r>
+      <w:r>
+        <w:rPr>
+          <w:lang w:val="sr-Latn-CS"/>
+        </w:rPr>
+        <w:t>e objave je izmenjen, broj oznaka “sviđa mi se“ (</w:t>
       </w:r>
       <w:r>
         <w:rPr>
@@ -5857,6 +7434,7 @@
           <w:lang w:val="sr-Latn-CS"/>
         </w:rPr>
       </w:pPr>
+      <w:bookmarkStart w:id="30" w:name="_Toc212626875"/>
       <w:r>
         <w:rPr>
           <w:i/>
@@ -5870,6 +7448,7 @@
         </w:rPr>
         <w:t>objave</w:t>
       </w:r>
+      <w:bookmarkEnd w:id="30"/>
     </w:p>
     <w:p>
       <w:pPr>
@@ -5967,7 +7546,26 @@
         <w:rPr>
           <w:lang w:val="sr-Latn-CS"/>
         </w:rPr>
-        <w:t>Korisnik je prijavljen na društvenu mrežu. Zadata objava postoji i lajkovana je od strane korisnika.</w:t>
+        <w:t>Korisnik je prijavljen na društvenu mre</w:t>
+      </w:r>
+      <w:r>
+        <w:rPr>
+          <w:lang w:val="sr-Latn-CS"/>
+        </w:rPr>
+        <w:t xml:space="preserve">žu. Zadata objava postoji i </w:t>
+      </w:r>
+      <w:r>
+        <w:rPr>
+          <w:i/>
+          <w:lang w:val="sr-Latn-CS"/>
+        </w:rPr>
+        <w:t xml:space="preserve">like-ovana </w:t>
+      </w:r>
+      <w:r>
+        <w:rPr>
+          <w:lang w:val="sr-Latn-CS"/>
+        </w:rPr>
+        <w:t>je od strane korisnika.</w:t>
       </w:r>
     </w:p>
     <w:p>
@@ -6019,13 +7617,7 @@
         <w:rPr>
           <w:lang w:val="sr-Latn-CS"/>
         </w:rPr>
-        <w:t>b. Korisnik bira opciju za prikaz stranice sa objavama korisnika koj</w:t>
-      </w:r>
-      <w:r>
-        <w:rPr>
-          <w:lang w:val="sr-Latn-CS"/>
-        </w:rPr>
-        <w:t>e prati.</w:t>
+        <w:t>b. Korisnik bira opciju za prikaz stranice sa objavama korisnika koje prati.</w:t>
       </w:r>
     </w:p>
     <w:p>
@@ -6184,14 +7776,16 @@
           <w:lang w:val="sr-Latn-CS"/>
         </w:rPr>
       </w:pPr>
-      <w:bookmarkStart w:id="13" w:name="_Toc163018912"/>
+      <w:bookmarkStart w:id="31" w:name="_Toc163018912"/>
+      <w:bookmarkStart w:id="32" w:name="_Toc212626876"/>
       <w:r>
         <w:rPr>
           <w:lang w:val="sr-Latn-CS"/>
         </w:rPr>
         <w:t>Zapraćivanje drugog člana</w:t>
       </w:r>
-      <w:bookmarkEnd w:id="13"/>
+      <w:bookmarkEnd w:id="31"/>
+      <w:bookmarkEnd w:id="32"/>
     </w:p>
     <w:p>
       <w:pPr>
@@ -6223,7 +7817,25 @@
         <w:rPr>
           <w:lang w:val="sr-Latn-CS"/>
         </w:rPr>
-        <w:t>Dodavanje korisnika u grupu članova čije objave korisnik prati. //</w:t>
+        <w:t xml:space="preserve">Dodavanje korisnika u </w:t>
+      </w:r>
+      <w:r>
+        <w:rPr>
+          <w:lang w:val="sr-Latn-CS"/>
+        </w:rPr>
+        <w:t xml:space="preserve">kolekciju </w:t>
+      </w:r>
+      <w:r>
+        <w:rPr>
+          <w:lang w:val="sr-Latn-CS"/>
+        </w:rPr>
+        <w:t>članov</w:t>
+      </w:r>
+      <w:r>
+        <w:rPr>
+          <w:lang w:val="sr-Latn-CS"/>
+        </w:rPr>
+        <w:t>a čije objave korisnik prati.</w:t>
       </w:r>
     </w:p>
     <w:p>
@@ -6432,15 +8044,7 @@
           <w:bCs/>
           <w:lang w:val="sr-Latn-CS"/>
         </w:rPr>
-        <w:t>Posledi</w:t>
-      </w:r>
-      <w:r>
-        <w:rPr>
-          <w:b/>
-          <w:bCs/>
-          <w:lang w:val="sr-Latn-CS"/>
-        </w:rPr>
-        <w:t>ce:</w:t>
+        <w:t>Posledice:</w:t>
       </w:r>
     </w:p>
     <w:p>
@@ -6464,12 +8068,14 @@
           <w:lang w:val="sr-Latn-CS"/>
         </w:rPr>
       </w:pPr>
+      <w:bookmarkStart w:id="33" w:name="_Toc212626877"/>
       <w:r>
         <w:rPr>
           <w:lang w:val="sr-Latn-CS"/>
         </w:rPr>
         <w:t>Otpraćivanje drugog člana</w:t>
       </w:r>
+      <w:bookmarkEnd w:id="33"/>
     </w:p>
     <w:p>
       <w:pPr>
@@ -6501,13 +8107,13 @@
         <w:rPr>
           <w:lang w:val="sr-Latn-CS"/>
         </w:rPr>
-        <w:t>Uklanjanje korisnika iz grupe članova čij</w:t>
-      </w:r>
-      <w:r>
-        <w:rPr>
-          <w:lang w:val="sr-Latn-CS"/>
-        </w:rPr>
-        <w:t>e objave korisnik prati. //</w:t>
+        <w:t>Uklanjanje korisnika iz grupe članov</w:t>
+      </w:r>
+      <w:r>
+        <w:rPr>
+          <w:lang w:val="sr-Latn-CS"/>
+        </w:rPr>
+        <w:t xml:space="preserve">a čije objave korisnik prati. </w:t>
       </w:r>
     </w:p>
     <w:p>
@@ -6646,13 +8252,7 @@
         <w:rPr>
           <w:lang w:val="sr-Latn-CS"/>
         </w:rPr>
-        <w:t xml:space="preserve">Korisnik bira opciju “Unfollow“ za </w:t>
-      </w:r>
-      <w:r>
-        <w:rPr>
-          <w:lang w:val="sr-Latn-CS"/>
-        </w:rPr>
-        <w:t>otpraćivanje člana.</w:t>
+        <w:t>Korisnik bira opciju “Unfollow“ za otpraćivanje člana.</w:t>
       </w:r>
     </w:p>
     <w:p>
@@ -6733,20 +8333,14 @@
           <w:lang w:val="sr-Latn-CS"/>
         </w:rPr>
       </w:pPr>
-      <w:bookmarkStart w:id="14" w:name="_Toc163018914"/>
-      <w:r>
-        <w:rPr>
-          <w:lang w:val="sr-Latn-CS"/>
-        </w:rPr>
-        <w:t xml:space="preserve">Objave zadatog otpraćenog člana se više neće neprikazivati u okviru stranice sa objavama članova koje korisnik prati. Na profilu otpraćenog člana je broj pratilaca umanjen za </w:t>
-      </w:r>
-      <w:r>
-        <w:rPr>
-          <w:lang w:val="sr-Latn-CS"/>
-        </w:rPr>
-        <w:t>jedan.</w:t>
-      </w:r>
-      <w:bookmarkEnd w:id="14"/>
+      <w:bookmarkStart w:id="34" w:name="_Toc163018914"/>
+      <w:r>
+        <w:rPr>
+          <w:lang w:val="sr-Latn-CS"/>
+        </w:rPr>
+        <w:t>Objave zadatog otpraćenog člana se više neće neprikazivati u okviru stranice sa objavama članova koje korisnik prati. Na profilu otpraćenog člana je broj pratilaca umanjen za jedan.</w:t>
+      </w:r>
+      <w:bookmarkEnd w:id="34"/>
     </w:p>
     <w:p>
       <w:pPr>
@@ -6755,12 +8349,14 @@
           <w:lang w:val="sr-Latn-CS"/>
         </w:rPr>
       </w:pPr>
+      <w:bookmarkStart w:id="35" w:name="_Toc212626878"/>
       <w:r>
         <w:rPr>
           <w:lang w:val="sr-Latn-CS"/>
         </w:rPr>
         <w:t>Dodavanje komentara</w:t>
       </w:r>
+      <w:bookmarkEnd w:id="35"/>
     </w:p>
     <w:p>
       <w:pPr>
@@ -6895,13 +8491,7 @@
         <w:rPr>
           <w:lang w:val="sr-Latn-CS"/>
         </w:rPr>
-        <w:t>a. Korisnik bira opciju za prikaz stranice sa novim</w:t>
-      </w:r>
-      <w:r>
-        <w:rPr>
-          <w:lang w:val="sr-Latn-CS"/>
-        </w:rPr>
-        <w:t xml:space="preserve"> objavama.</w:t>
+        <w:t>a. Korisnik bira opciju za prikaz stranice sa novim objavama.</w:t>
       </w:r>
     </w:p>
     <w:p>
@@ -6985,13 +8575,7 @@
         <w:rPr>
           <w:lang w:val="sr-Latn-CS"/>
         </w:rPr>
-        <w:t>Prika</w:t>
-      </w:r>
-      <w:r>
-        <w:rPr>
-          <w:lang w:val="sr-Latn-CS"/>
-        </w:rPr>
-        <w:t>zuje se forma za prikaz i dodavanje komentara.</w:t>
+        <w:t>Prikazuje se forma za prikaz i dodavanje komentara.</w:t>
       </w:r>
     </w:p>
     <w:p>
@@ -7078,13 +8662,7 @@
         <w:rPr>
           <w:lang w:val="sr-Latn-CS"/>
         </w:rPr>
-        <w:t>Osvežava se fo</w:t>
-      </w:r>
-      <w:r>
-        <w:rPr>
-          <w:lang w:val="sr-Latn-CS"/>
-        </w:rPr>
-        <w:t>rma za prikaz i dodavanje komentara.</w:t>
+        <w:t>Osvežava se forma za prikaz i dodavanje komentara.</w:t>
       </w:r>
     </w:p>
     <w:p>
@@ -7113,14 +8691,112 @@
       <w:r>
         <w:t>[</w:t>
       </w:r>
+      <w:proofErr w:type="spellStart"/>
       <w:r>
         <w:rPr>
           <w:i/>
         </w:rPr>
-        <w:t>Komentar je predugačak</w:t>
-      </w:r>
-      <w:r>
-        <w:t>] Prikazuje se iskačući prozor sa trenutnom dužinom komentara i dozvoljenom dužinom.</w:t>
+        <w:t>Komentar</w:t>
+      </w:r>
+      <w:proofErr w:type="spellEnd"/>
+      <w:r>
+        <w:rPr>
+          <w:i/>
+        </w:rPr>
+        <w:t xml:space="preserve"> je </w:t>
+      </w:r>
+      <w:proofErr w:type="spellStart"/>
+      <w:r>
+        <w:rPr>
+          <w:i/>
+        </w:rPr>
+        <w:t>predugačak</w:t>
+      </w:r>
+      <w:proofErr w:type="spellEnd"/>
+      <w:r>
+        <w:t xml:space="preserve">] </w:t>
+      </w:r>
+      <w:proofErr w:type="spellStart"/>
+      <w:r>
+        <w:t>Prikazuje</w:t>
+      </w:r>
+      <w:proofErr w:type="spellEnd"/>
+      <w:r>
+        <w:t xml:space="preserve"> se </w:t>
+      </w:r>
+      <w:proofErr w:type="spellStart"/>
+      <w:r>
+        <w:t>iskačući</w:t>
+      </w:r>
+      <w:proofErr w:type="spellEnd"/>
+      <w:r>
+        <w:t xml:space="preserve"> </w:t>
+      </w:r>
+      <w:proofErr w:type="spellStart"/>
+      <w:r>
+        <w:t>prozor</w:t>
+      </w:r>
+      <w:proofErr w:type="spellEnd"/>
+      <w:r>
+        <w:t xml:space="preserve"> </w:t>
+      </w:r>
+      <w:proofErr w:type="spellStart"/>
+      <w:proofErr w:type="gramStart"/>
+      <w:r>
+        <w:t>sa</w:t>
+      </w:r>
+      <w:proofErr w:type="spellEnd"/>
+      <w:proofErr w:type="gramEnd"/>
+      <w:r>
+        <w:t xml:space="preserve"> </w:t>
+      </w:r>
+      <w:proofErr w:type="spellStart"/>
+      <w:r>
+        <w:t>trenutnom</w:t>
+      </w:r>
+      <w:proofErr w:type="spellEnd"/>
+      <w:r>
+        <w:t xml:space="preserve"> </w:t>
+      </w:r>
+      <w:proofErr w:type="spellStart"/>
+      <w:r>
+        <w:t>dužinom</w:t>
+      </w:r>
+      <w:proofErr w:type="spellEnd"/>
+      <w:r>
+        <w:t xml:space="preserve"> </w:t>
+      </w:r>
+      <w:proofErr w:type="spellStart"/>
+      <w:r>
+        <w:t>komentara</w:t>
+      </w:r>
+      <w:proofErr w:type="spellEnd"/>
+      <w:r>
+        <w:t xml:space="preserve"> </w:t>
+      </w:r>
+      <w:proofErr w:type="spellStart"/>
+      <w:r>
+        <w:t>i</w:t>
+      </w:r>
+      <w:proofErr w:type="spellEnd"/>
+      <w:r>
+        <w:t xml:space="preserve"> </w:t>
+      </w:r>
+      <w:proofErr w:type="spellStart"/>
+      <w:r>
+        <w:t>dozvoljenom</w:t>
+      </w:r>
+      <w:proofErr w:type="spellEnd"/>
+      <w:r>
+        <w:t xml:space="preserve"> </w:t>
+      </w:r>
+      <w:proofErr w:type="spellStart"/>
+      <w:r>
+        <w:t>dužinom</w:t>
+      </w:r>
+      <w:proofErr w:type="spellEnd"/>
+      <w:r>
+        <w:t>.</w:t>
       </w:r>
     </w:p>
     <w:p>
@@ -7163,12 +8839,14 @@
           <w:lang w:val="sr-Latn-CS"/>
         </w:rPr>
       </w:pPr>
+      <w:bookmarkStart w:id="36" w:name="_Toc212626879"/>
       <w:r>
         <w:rPr>
           <w:lang w:val="sr-Latn-CS"/>
         </w:rPr>
         <w:t>Uklanjanje komentara</w:t>
       </w:r>
+      <w:bookmarkEnd w:id="36"/>
     </w:p>
     <w:p>
       <w:pPr>
@@ -7200,13 +8878,7 @@
         <w:rPr>
           <w:lang w:val="sr-Latn-CS"/>
         </w:rPr>
-        <w:t xml:space="preserve">Uklanjanje komentara sa zadate </w:t>
-      </w:r>
-      <w:r>
-        <w:rPr>
-          <w:lang w:val="sr-Latn-CS"/>
-        </w:rPr>
-        <w:t>objave objave od strane korisnika koji je postavio taj komentar.</w:t>
+        <w:t>Uklanjanje komentara sa zadate objave objave od strane korisnika koji je postavio taj komentar.</w:t>
       </w:r>
     </w:p>
     <w:p>
@@ -7325,13 +8997,7 @@
           <w:lang w:val="sr-Latn-CS"/>
         </w:rPr>
         <w:lastRenderedPageBreak/>
-        <w:t>b. Korisnik bira opciju za pri</w:t>
-      </w:r>
-      <w:r>
-        <w:rPr>
-          <w:lang w:val="sr-Latn-CS"/>
-        </w:rPr>
-        <w:t>kaz stranice sa objavama korisnika koje prati.</w:t>
+        <w:t>b. Korisnik bira opciju za prikaz stranice sa objavama korisnika koje prati.</w:t>
       </w:r>
     </w:p>
     <w:p>
@@ -7400,13 +9066,7 @@
         <w:rPr>
           <w:lang w:val="sr-Latn-CS"/>
         </w:rPr>
-        <w:t>Prikazuje se forma za prikaz i dodavanje komentar</w:t>
-      </w:r>
-      <w:r>
-        <w:rPr>
-          <w:lang w:val="sr-Latn-CS"/>
-        </w:rPr>
-        <w:t>a.</w:t>
+        <w:t>Prikazuje se forma za prikaz i dodavanje komentara.</w:t>
       </w:r>
     </w:p>
     <w:p>
@@ -7486,8 +9146,13 @@
       <w:pPr>
         <w:pStyle w:val="BodyText"/>
       </w:pPr>
-      <w:r>
-        <w:t>Nema.</w:t>
+      <w:proofErr w:type="spellStart"/>
+      <w:r>
+        <w:t>Nema</w:t>
+      </w:r>
+      <w:proofErr w:type="spellEnd"/>
+      <w:r>
+        <w:t>.</w:t>
       </w:r>
     </w:p>
     <w:p>
@@ -7530,12 +9195,14 @@
           <w:lang w:val="sr-Latn-CS"/>
         </w:rPr>
       </w:pPr>
+      <w:bookmarkStart w:id="37" w:name="_Toc212626880"/>
       <w:r>
         <w:rPr>
           <w:lang w:val="sr-Latn-CS"/>
         </w:rPr>
         <w:t>Pretraga korisnika</w:t>
       </w:r>
+      <w:bookmarkEnd w:id="37"/>
     </w:p>
     <w:p>
       <w:pPr>
@@ -7567,13 +9234,7 @@
         <w:rPr>
           <w:lang w:val="sr-Latn-CS"/>
         </w:rPr>
-        <w:t xml:space="preserve">Pretraga svih korisnika na osnovu </w:t>
-      </w:r>
-      <w:r>
-        <w:rPr>
-          <w:lang w:val="sr-Latn-CS"/>
-        </w:rPr>
-        <w:t>njihovih korisničkih imena.</w:t>
+        <w:t>Pretraga svih korisnika na osnovu njihovih korisničkih imena.</w:t>
       </w:r>
     </w:p>
     <w:p>
@@ -7712,13 +9373,7 @@
         <w:rPr>
           <w:lang w:val="sr-Latn-CS"/>
         </w:rPr>
-        <w:t>Korisnik unosi deo ili celo</w:t>
-      </w:r>
-      <w:r>
-        <w:rPr>
-          <w:lang w:val="sr-Latn-CS"/>
-        </w:rPr>
-        <w:t xml:space="preserve"> korisničko ime korisnika.</w:t>
+        <w:t>Korisnik unosi deo ili celo korisničko ime korisnika.</w:t>
       </w:r>
     </w:p>
     <w:p>
@@ -7762,8 +9417,13 @@
       <w:pPr>
         <w:pStyle w:val="BodyText"/>
       </w:pPr>
-      <w:r>
-        <w:t>Nema.</w:t>
+      <w:proofErr w:type="spellStart"/>
+      <w:r>
+        <w:t>Nema</w:t>
+      </w:r>
+      <w:proofErr w:type="spellEnd"/>
+      <w:r>
+        <w:t>.</w:t>
       </w:r>
     </w:p>
     <w:p>
@@ -7796,7 +9456,13 @@
         <w:rPr>
           <w:lang w:val="sr-Latn-CS"/>
         </w:rPr>
-        <w:t>Korisnik može da pristupi profilu željenog člana. //?</w:t>
+        <w:t>Korisnik može da pris</w:t>
+      </w:r>
+      <w:r>
+        <w:rPr>
+          <w:lang w:val="sr-Latn-CS"/>
+        </w:rPr>
+        <w:t xml:space="preserve">tupi profilu željenog člana. </w:t>
       </w:r>
     </w:p>
     <w:p>
@@ -7806,12 +9472,14 @@
           <w:lang w:val="sr-Latn-CS"/>
         </w:rPr>
       </w:pPr>
+      <w:bookmarkStart w:id="38" w:name="_Toc212626881"/>
       <w:r>
         <w:rPr>
           <w:lang w:val="sr-Latn-CS"/>
         </w:rPr>
         <w:t>Pretraga artikala</w:t>
       </w:r>
+      <w:bookmarkEnd w:id="38"/>
     </w:p>
     <w:p>
       <w:pPr>
@@ -7843,13 +9511,7 @@
         <w:rPr>
           <w:lang w:val="sr-Latn-CS"/>
         </w:rPr>
-        <w:t>Pretraga dostupn</w:t>
-      </w:r>
-      <w:r>
-        <w:rPr>
-          <w:lang w:val="sr-Latn-CS"/>
-        </w:rPr>
-        <w:t>ih artikala na osnovu zadatih parametara.</w:t>
+        <w:t>Pretraga dostupnih artikala na osnovu zadatih parametara.</w:t>
       </w:r>
     </w:p>
     <w:p>
@@ -7971,13 +9633,7 @@
         <w:rPr>
           <w:lang w:val="sr-Latn-CS"/>
         </w:rPr>
-        <w:t>Prikazuju se forma za pretragu odevne kombinacije i for</w:t>
-      </w:r>
-      <w:r>
-        <w:rPr>
-          <w:lang w:val="sr-Latn-CS"/>
-        </w:rPr>
-        <w:t>ma za prikaz dostupne odeće.</w:t>
+        <w:t>Prikazuju se forma za pretragu odevne kombinacije i forma za prikaz dostupne odeće.</w:t>
       </w:r>
     </w:p>
     <w:p>
@@ -8028,13 +9684,7 @@
         <w:rPr>
           <w:lang w:val="sr-Latn-CS"/>
         </w:rPr>
-        <w:t>b. Korisnik bira opciju “Reset“ za uklanjan</w:t>
-      </w:r>
-      <w:r>
-        <w:rPr>
-          <w:lang w:val="sr-Latn-CS"/>
-        </w:rPr>
-        <w:t>je trenutnih filtera nad dostupnom odećom.</w:t>
+        <w:t>b. Korisnik bira opciju “Reset“ za uklanjanje trenutnih filtera nad dostupnom odećom.</w:t>
       </w:r>
     </w:p>
     <w:p>
@@ -8096,13 +9746,155 @@
       <w:pPr>
         <w:pStyle w:val="BodyText"/>
       </w:pPr>
-      <w:r>
+      <w:proofErr w:type="spellStart"/>
+      <w:r>
+        <w:t>Nema</w:t>
+      </w:r>
+      <w:proofErr w:type="spellEnd"/>
+      <w:r>
+        <w:t>.</w:t>
+      </w:r>
+    </w:p>
+    <w:p>
+      <w:pPr>
+        <w:pStyle w:val="BodyText"/>
+        <w:keepNext/>
+        <w:rPr>
+          <w:b/>
+          <w:bCs/>
+          <w:lang w:val="sr-Latn-CS"/>
+        </w:rPr>
+      </w:pPr>
+      <w:r>
+        <w:rPr>
+          <w:b/>
+          <w:bCs/>
+          <w:lang w:val="sr-Latn-CS"/>
+        </w:rPr>
+        <w:t>Posledice:</w:t>
+      </w:r>
+    </w:p>
+    <w:p>
+      <w:pPr>
+        <w:pStyle w:val="BodyText"/>
+        <w:rPr>
+          <w:lang w:val="sr-Latn-CS"/>
+        </w:rPr>
+      </w:pPr>
+      <w:r>
+        <w:rPr>
+          <w:lang w:val="sr-Latn-CS"/>
+        </w:rPr>
         <w:t>Nema.</w:t>
       </w:r>
     </w:p>
     <w:p>
       <w:pPr>
         <w:pStyle w:val="BodyText"/>
+        <w:rPr>
+          <w:lang w:val="sr-Latn-CS"/>
+        </w:rPr>
+      </w:pPr>
+    </w:p>
+    <w:p>
+      <w:pPr>
+        <w:pStyle w:val="Heading1"/>
+        <w:rPr>
+          <w:lang w:val="sr-Latn-CS"/>
+        </w:rPr>
+      </w:pPr>
+      <w:bookmarkStart w:id="39" w:name="_Toc163018916"/>
+      <w:bookmarkStart w:id="40" w:name="_Toc212626882"/>
+      <w:r>
+        <w:rPr>
+          <w:lang w:val="sr-Latn-CS"/>
+        </w:rPr>
+        <w:t>Dodatni zahtevi</w:t>
+      </w:r>
+      <w:bookmarkEnd w:id="39"/>
+      <w:bookmarkEnd w:id="40"/>
+    </w:p>
+    <w:p>
+      <w:pPr>
+        <w:pStyle w:val="Heading2"/>
+        <w:rPr>
+          <w:lang w:val="sr-Latn-CS"/>
+        </w:rPr>
+      </w:pPr>
+      <w:bookmarkStart w:id="41" w:name="_Toc163018917"/>
+      <w:bookmarkStart w:id="42" w:name="_Toc212626883"/>
+      <w:r>
+        <w:rPr>
+          <w:lang w:val="sr-Latn-CS"/>
+        </w:rPr>
+        <w:t>Funkcionalnost</w:t>
+      </w:r>
+      <w:bookmarkEnd w:id="41"/>
+      <w:bookmarkEnd w:id="42"/>
+    </w:p>
+    <w:p>
+      <w:pPr>
+        <w:pStyle w:val="BodyText"/>
+        <w:rPr>
+          <w:lang w:val="sr-Latn-CS"/>
+        </w:rPr>
+      </w:pPr>
+      <w:r>
+        <w:rPr>
+          <w:lang w:val="sr-Latn-CS"/>
+        </w:rPr>
+        <w:t>U ovom odeljku su specificirani funkcionalni zahtevi koji su zajednički za više slučajeva korišćenja.</w:t>
+      </w:r>
+    </w:p>
+    <w:p>
+      <w:pPr>
+        <w:pStyle w:val="BodyText"/>
+        <w:rPr>
+          <w:lang w:val="sr-Latn-CS"/>
+        </w:rPr>
+      </w:pPr>
+      <w:r>
+        <w:rPr>
+          <w:lang w:val="sr-Latn-CS"/>
+        </w:rPr>
+        <w:t>OutfitFactory web aplikacija ne zahteva nikakve dodatne funkcionalnosti.</w:t>
+      </w:r>
+    </w:p>
+    <w:p>
+      <w:pPr>
+        <w:pStyle w:val="Heading2"/>
+        <w:rPr>
+          <w:lang w:val="sr-Latn-CS"/>
+        </w:rPr>
+      </w:pPr>
+      <w:bookmarkStart w:id="43" w:name="_Toc163018918"/>
+      <w:bookmarkStart w:id="44" w:name="_Toc212626884"/>
+      <w:r>
+        <w:rPr>
+          <w:lang w:val="sr-Latn-CS"/>
+        </w:rPr>
+        <w:t>Upotrebivost</w:t>
+      </w:r>
+      <w:bookmarkEnd w:id="43"/>
+      <w:bookmarkEnd w:id="44"/>
+    </w:p>
+    <w:p>
+      <w:pPr>
+        <w:pStyle w:val="BodyText"/>
+        <w:rPr>
+          <w:lang w:val="sr-Latn-CS"/>
+        </w:rPr>
+      </w:pPr>
+      <w:r>
+        <w:rPr>
+          <w:lang w:val="sr-Latn-CS"/>
+        </w:rPr>
+        <w:t>U ovom odeljku su specificirani zahtevi koji su vezani za, ili utiču na upotrebivosti sistema koji se razvija.</w:t>
+      </w:r>
+    </w:p>
+    <w:p>
+      <w:pPr>
+        <w:pStyle w:val="BodyText"/>
         <w:keepNext/>
         <w:rPr>
           <w:b/>
@@ -8116,46 +9908,22 @@
           <w:bCs/>
           <w:lang w:val="sr-Latn-CS"/>
         </w:rPr>
-        <w:t>Posledice:</w:t>
-      </w:r>
-    </w:p>
-    <w:p>
-      <w:pPr>
-        <w:pStyle w:val="BodyText"/>
-        <w:rPr>
-          <w:lang w:val="sr-Latn-CS"/>
-        </w:rPr>
-      </w:pPr>
-      <w:r>
-        <w:rPr>
-          <w:lang w:val="sr-Latn-CS"/>
-        </w:rPr>
-        <w:t>Nema.</w:t>
-      </w:r>
-    </w:p>
-    <w:p>
-      <w:pPr>
-        <w:pStyle w:val="BodyText"/>
-        <w:rPr>
-          <w:lang w:val="sr-Latn-CS"/>
-        </w:rPr>
-      </w:pPr>
-    </w:p>
-    <w:p>
-      <w:pPr>
-        <w:pStyle w:val="Heading1"/>
-        <w:rPr>
-          <w:lang w:val="sr-Latn-CS"/>
-        </w:rPr>
-      </w:pPr>
-      <w:bookmarkStart w:id="15" w:name="_Toc163018916"/>
-      <w:r>
-        <w:rPr>
-          <w:lang w:val="sr-Latn-CS"/>
-        </w:rPr>
-        <w:t>Dodatni zahtevi</w:t>
-      </w:r>
-      <w:bookmarkEnd w:id="15"/>
+        <w:t>Korisnički interfejs prilagođen korisniku:</w:t>
+      </w:r>
+    </w:p>
+    <w:p>
+      <w:pPr>
+        <w:pStyle w:val="BodyText"/>
+        <w:rPr>
+          <w:lang w:val="sr-Latn-CS"/>
+        </w:rPr>
+      </w:pPr>
+      <w:r>
+        <w:rPr>
+          <w:lang w:val="sr-Latn-CS"/>
+        </w:rPr>
+        <w:t xml:space="preserve">Korisnički interfejs OutfitFactory će biti dizajniran tako da bude omogućeno jednostavno i intuitivno korišćenje bez potrebe za organizovanjem dodatne obuke. </w:t>
+      </w:r>
     </w:p>
     <w:p>
       <w:pPr>
@@ -8164,41 +9932,109 @@
           <w:lang w:val="sr-Latn-CS"/>
         </w:rPr>
       </w:pPr>
-      <w:bookmarkStart w:id="16" w:name="_Toc163018917"/>
-      <w:r>
-        <w:rPr>
-          <w:lang w:val="sr-Latn-CS"/>
-        </w:rPr>
-        <w:t>Funkcionalnost</w:t>
-      </w:r>
-      <w:bookmarkEnd w:id="16"/>
-    </w:p>
-    <w:p>
-      <w:pPr>
-        <w:pStyle w:val="BodyText"/>
-        <w:rPr>
-          <w:lang w:val="sr-Latn-CS"/>
-        </w:rPr>
-      </w:pPr>
-      <w:r>
-        <w:rPr>
-          <w:lang w:val="sr-Latn-CS"/>
-        </w:rPr>
-        <w:t>U ovom odeljku su specificirani funkcionalni zahtevi koji su zajednički za više slučajeva korišćenja.</w:t>
-      </w:r>
-    </w:p>
-    <w:p>
-      <w:pPr>
-        <w:pStyle w:val="BodyText"/>
-        <w:rPr>
-          <w:lang w:val="sr-Latn-CS"/>
-        </w:rPr>
-      </w:pPr>
-      <w:r>
-        <w:rPr>
-          <w:lang w:val="sr-Latn-CS"/>
-        </w:rPr>
-        <w:t>OutfitFactory web aplikacija ne zahteva nikakve dodatne funkcionalnosti.</w:t>
+      <w:bookmarkStart w:id="45" w:name="_Toc163018919"/>
+      <w:bookmarkStart w:id="46" w:name="_Toc212626885"/>
+      <w:r>
+        <w:rPr>
+          <w:lang w:val="sr-Latn-CS"/>
+        </w:rPr>
+        <w:t>Pouzdanost</w:t>
+      </w:r>
+      <w:bookmarkEnd w:id="45"/>
+      <w:bookmarkEnd w:id="46"/>
+    </w:p>
+    <w:p>
+      <w:pPr>
+        <w:pStyle w:val="BodyText"/>
+        <w:rPr>
+          <w:lang w:val="sr-Latn-CS"/>
+        </w:rPr>
+      </w:pPr>
+      <w:r>
+        <w:rPr>
+          <w:lang w:val="sr-Latn-CS"/>
+        </w:rPr>
+        <w:t>U ovom odeljku su specificirani zahtevi u pogledu pouzdanosti sistema koji se razvija.</w:t>
+      </w:r>
+    </w:p>
+    <w:p>
+      <w:pPr>
+        <w:pStyle w:val="BodyText"/>
+        <w:keepNext/>
+        <w:rPr>
+          <w:b/>
+          <w:bCs/>
+          <w:lang w:val="sr-Latn-CS"/>
+        </w:rPr>
+      </w:pPr>
+      <w:r>
+        <w:rPr>
+          <w:b/>
+          <w:bCs/>
+          <w:lang w:val="sr-Latn-CS"/>
+        </w:rPr>
+        <w:t>Dostupnost:</w:t>
+      </w:r>
+    </w:p>
+    <w:p>
+      <w:pPr>
+        <w:pStyle w:val="BodyText"/>
+        <w:rPr>
+          <w:lang w:val="sr-Latn-CS"/>
+        </w:rPr>
+      </w:pPr>
+      <w:r>
+        <w:rPr>
+          <w:lang w:val="sr-Latn-CS"/>
+        </w:rPr>
+        <w:t>OutfitFactory web aplikacija će biti dostupna 24 časa dnevno, 7 dana u nedelji. Vreme kada portal nije dostupan ne sme da pređe 10%.</w:t>
+      </w:r>
+    </w:p>
+    <w:p>
+      <w:pPr>
+        <w:pStyle w:val="BodyText"/>
+        <w:keepNext/>
+        <w:rPr>
+          <w:b/>
+          <w:bCs/>
+          <w:lang w:val="sr-Latn-CS"/>
+        </w:rPr>
+      </w:pPr>
+      <w:r>
+        <w:rPr>
+          <w:b/>
+          <w:bCs/>
+          <w:lang w:val="sr-Latn-CS"/>
+        </w:rPr>
+        <w:t>Srednjevreme između otkaza:</w:t>
+      </w:r>
+    </w:p>
+    <w:p>
+      <w:pPr>
+        <w:pStyle w:val="BodyText"/>
+        <w:rPr>
+          <w:lang w:val="sr-Latn-CS"/>
+        </w:rPr>
+      </w:pPr>
+      <w:r>
+        <w:rPr>
+          <w:lang w:val="sr-Latn-CS"/>
+        </w:rPr>
+        <w:t>Srednje vreme između dva sukcesivna</w:t>
+      </w:r>
+      <w:r>
+        <w:rPr>
+          <w:lang w:val="sr-Latn-CS"/>
+        </w:rPr>
+        <w:t xml:space="preserve"> otkaza ne sme da padne ispod 12</w:t>
+      </w:r>
+      <w:bookmarkStart w:id="47" w:name="_GoBack"/>
+      <w:bookmarkEnd w:id="47"/>
+      <w:r>
+        <w:rPr>
+          <w:lang w:val="sr-Latn-CS"/>
+        </w:rPr>
+        <w:t>0 sati.</w:t>
       </w:r>
     </w:p>
     <w:p>
@@ -8208,33 +10044,29 @@
           <w:lang w:val="sr-Latn-CS"/>
         </w:rPr>
       </w:pPr>
-      <w:bookmarkStart w:id="17" w:name="_Toc163018918"/>
-      <w:r>
-        <w:rPr>
-          <w:lang w:val="sr-Latn-CS"/>
-        </w:rPr>
-        <w:t>Upotrebivost</w:t>
-      </w:r>
-      <w:bookmarkEnd w:id="17"/>
-    </w:p>
-    <w:p>
-      <w:pPr>
-        <w:pStyle w:val="BodyText"/>
-        <w:rPr>
-          <w:lang w:val="sr-Latn-CS"/>
-        </w:rPr>
-      </w:pPr>
-      <w:r>
-        <w:rPr>
-          <w:lang w:val="sr-Latn-CS"/>
-        </w:rPr>
-        <w:t>U ovom odeljku su specificirani zahtevi koji su vezan</w:t>
-      </w:r>
-      <w:r>
-        <w:rPr>
-          <w:lang w:val="sr-Latn-CS"/>
-        </w:rPr>
-        <w:t>i za, ili utiču na upotrebivosti sistema koji se razvija.</w:t>
+      <w:bookmarkStart w:id="48" w:name="_Toc163018920"/>
+      <w:bookmarkStart w:id="49" w:name="_Toc212626886"/>
+      <w:r>
+        <w:rPr>
+          <w:lang w:val="sr-Latn-CS"/>
+        </w:rPr>
+        <w:t>Performanse</w:t>
+      </w:r>
+      <w:bookmarkEnd w:id="48"/>
+      <w:bookmarkEnd w:id="49"/>
+    </w:p>
+    <w:p>
+      <w:pPr>
+        <w:pStyle w:val="BodyText"/>
+        <w:rPr>
+          <w:lang w:val="sr-Latn-CS"/>
+        </w:rPr>
+      </w:pPr>
+      <w:r>
+        <w:rPr>
+          <w:lang w:val="sr-Latn-CS"/>
+        </w:rPr>
+        <w:t>U ovom odeljku su specificirani zahtevi koji definišu željene performanse sistema koji se razvija.</w:t>
       </w:r>
     </w:p>
     <w:p>
@@ -8253,21 +10085,54 @@
           <w:bCs/>
           <w:lang w:val="sr-Latn-CS"/>
         </w:rPr>
-        <w:t>Korisnički interfejs prilagođen korisniku:</w:t>
-      </w:r>
-    </w:p>
-    <w:p>
-      <w:pPr>
-        <w:pStyle w:val="BodyText"/>
-        <w:rPr>
-          <w:lang w:val="sr-Latn-CS"/>
-        </w:rPr>
-      </w:pPr>
-      <w:r>
-        <w:rPr>
-          <w:lang w:val="sr-Latn-CS"/>
-        </w:rPr>
-        <w:t xml:space="preserve">Korisnički interfejs OutfitFactory će biti dizajniran tako da bude omogućeno jednostavno i intuitivno korišćenje bez potrebe za organizovanjem dodatne obuke. </w:t>
+        <w:t>Broj korisnika koji simultano pristupaju:</w:t>
+      </w:r>
+    </w:p>
+    <w:p>
+      <w:pPr>
+        <w:pStyle w:val="BodyText"/>
+        <w:rPr>
+          <w:lang w:val="sr-Latn-CS"/>
+        </w:rPr>
+      </w:pPr>
+      <w:r>
+        <w:rPr>
+          <w:lang w:val="sr-Latn-CS"/>
+        </w:rPr>
+        <w:t>Sistem će da podrži do 1000 simultanih pristupa korisnika portalu.</w:t>
+      </w:r>
+    </w:p>
+    <w:p>
+      <w:pPr>
+        <w:pStyle w:val="BodyText"/>
+        <w:keepNext/>
+        <w:rPr>
+          <w:b/>
+          <w:bCs/>
+          <w:lang w:val="sr-Latn-CS"/>
+        </w:rPr>
+      </w:pPr>
+      <w:r>
+        <w:rPr>
+          <w:b/>
+          <w:bCs/>
+          <w:lang w:val="sr-Latn-CS"/>
+        </w:rPr>
+        <w:t>Vreme odziva za pristup bazi podataka:</w:t>
+      </w:r>
+    </w:p>
+    <w:p>
+      <w:pPr>
+        <w:pStyle w:val="BodyText"/>
+        <w:rPr>
+          <w:lang w:val="sr-Latn-CS"/>
+        </w:rPr>
+      </w:pPr>
+      <w:r>
+        <w:rPr>
+          <w:lang w:val="sr-Latn-CS"/>
+        </w:rPr>
+        <w:t xml:space="preserve">Vreme potrebno za pristupanje bazi podataka u cilju izvršenje nekog upita ne sme da veće od 5 sekundi. </w:t>
       </w:r>
     </w:p>
     <w:p>
@@ -8277,211 +10142,8 @@
           <w:lang w:val="sr-Latn-CS"/>
         </w:rPr>
       </w:pPr>
-      <w:bookmarkStart w:id="18" w:name="_Toc163018919"/>
-      <w:r>
-        <w:rPr>
-          <w:lang w:val="sr-Latn-CS"/>
-        </w:rPr>
-        <w:t>Pouzdanost</w:t>
-      </w:r>
-      <w:bookmarkEnd w:id="18"/>
-    </w:p>
-    <w:p>
-      <w:pPr>
-        <w:pStyle w:val="BodyText"/>
-        <w:rPr>
-          <w:lang w:val="sr-Latn-CS"/>
-        </w:rPr>
-      </w:pPr>
-      <w:r>
-        <w:rPr>
-          <w:lang w:val="sr-Latn-CS"/>
-        </w:rPr>
-        <w:t>U ovom odeljku su specificirani zahtevi u pogledu pouzdanosti sistema koji se razvija.</w:t>
-      </w:r>
-    </w:p>
-    <w:p>
-      <w:pPr>
-        <w:pStyle w:val="BodyText"/>
-        <w:keepNext/>
-        <w:rPr>
-          <w:b/>
-          <w:bCs/>
-          <w:lang w:val="sr-Latn-CS"/>
-        </w:rPr>
-      </w:pPr>
-      <w:r>
-        <w:rPr>
-          <w:b/>
-          <w:bCs/>
-          <w:lang w:val="sr-Latn-CS"/>
-        </w:rPr>
-        <w:t>Dostupnost:</w:t>
-      </w:r>
-    </w:p>
-    <w:p>
-      <w:pPr>
-        <w:pStyle w:val="BodyText"/>
-        <w:rPr>
-          <w:lang w:val="sr-Latn-CS"/>
-        </w:rPr>
-      </w:pPr>
-      <w:r>
-        <w:rPr>
-          <w:lang w:val="sr-Latn-CS"/>
-        </w:rPr>
-        <w:t>OutfitFactory web aplikacija će biti dostupna 24 časa dnevno, 7 dana u nedelji. Vreme kada portal nije dostupan ne sme da pređe 10%.</w:t>
-      </w:r>
-    </w:p>
-    <w:p>
-      <w:pPr>
-        <w:pStyle w:val="BodyText"/>
-        <w:keepNext/>
-        <w:rPr>
-          <w:b/>
-          <w:bCs/>
-          <w:lang w:val="sr-Latn-CS"/>
-        </w:rPr>
-      </w:pPr>
-      <w:r>
-        <w:rPr>
-          <w:b/>
-          <w:bCs/>
-          <w:lang w:val="sr-Latn-CS"/>
-        </w:rPr>
-        <w:t>Srednjevreme između otkaza:</w:t>
-      </w:r>
-    </w:p>
-    <w:p>
-      <w:pPr>
-        <w:pStyle w:val="BodyText"/>
-        <w:rPr>
-          <w:lang w:val="sr-Latn-CS"/>
-        </w:rPr>
-      </w:pPr>
-      <w:r>
-        <w:rPr>
-          <w:lang w:val="sr-Latn-CS"/>
-        </w:rPr>
-        <w:t>Srednje vreme između dva sukcesivna otkaza ne sme da padne ispod 150 sati.</w:t>
-      </w:r>
-    </w:p>
-    <w:p>
-      <w:pPr>
-        <w:pStyle w:val="Heading2"/>
-        <w:rPr>
-          <w:lang w:val="sr-Latn-CS"/>
-        </w:rPr>
-      </w:pPr>
-      <w:bookmarkStart w:id="19" w:name="_Toc163018920"/>
-      <w:r>
-        <w:rPr>
-          <w:lang w:val="sr-Latn-CS"/>
-        </w:rPr>
-        <w:t>Perform</w:t>
-      </w:r>
-      <w:r>
-        <w:rPr>
-          <w:lang w:val="sr-Latn-CS"/>
-        </w:rPr>
-        <w:t>anse</w:t>
-      </w:r>
-      <w:bookmarkEnd w:id="19"/>
-    </w:p>
-    <w:p>
-      <w:pPr>
-        <w:pStyle w:val="BodyText"/>
-        <w:rPr>
-          <w:lang w:val="sr-Latn-CS"/>
-        </w:rPr>
-      </w:pPr>
-      <w:r>
-        <w:rPr>
-          <w:lang w:val="sr-Latn-CS"/>
-        </w:rPr>
-        <w:t>U ovom odeljku su specificirani zahtevi koji definišu željene performanse sistema koji se razvija.</w:t>
-      </w:r>
-    </w:p>
-    <w:p>
-      <w:pPr>
-        <w:pStyle w:val="BodyText"/>
-        <w:keepNext/>
-        <w:rPr>
-          <w:b/>
-          <w:bCs/>
-          <w:lang w:val="sr-Latn-CS"/>
-        </w:rPr>
-      </w:pPr>
-      <w:r>
-        <w:rPr>
-          <w:b/>
-          <w:bCs/>
-          <w:lang w:val="sr-Latn-CS"/>
-        </w:rPr>
-        <w:t>Broj korisnika koji simultano pristupaju:</w:t>
-      </w:r>
-    </w:p>
-    <w:p>
-      <w:pPr>
-        <w:pStyle w:val="BodyText"/>
-        <w:rPr>
-          <w:lang w:val="sr-Latn-CS"/>
-        </w:rPr>
-      </w:pPr>
-      <w:r>
-        <w:rPr>
-          <w:lang w:val="sr-Latn-CS"/>
-        </w:rPr>
-        <w:t>Sistem će da podrži do 1000 simultanih pristupa korisnika portalu.</w:t>
-      </w:r>
-    </w:p>
-    <w:p>
-      <w:pPr>
-        <w:pStyle w:val="BodyText"/>
-        <w:keepNext/>
-        <w:rPr>
-          <w:b/>
-          <w:bCs/>
-          <w:lang w:val="sr-Latn-CS"/>
-        </w:rPr>
-      </w:pPr>
-      <w:r>
-        <w:rPr>
-          <w:b/>
-          <w:bCs/>
-          <w:lang w:val="sr-Latn-CS"/>
-        </w:rPr>
-        <w:t>Vreme odziva za pristup bazi podataka:</w:t>
-      </w:r>
-    </w:p>
-    <w:p>
-      <w:pPr>
-        <w:pStyle w:val="BodyText"/>
-        <w:rPr>
-          <w:lang w:val="sr-Latn-CS"/>
-        </w:rPr>
-      </w:pPr>
-      <w:r>
-        <w:rPr>
-          <w:lang w:val="sr-Latn-CS"/>
-        </w:rPr>
-        <w:t>Vrem</w:t>
-      </w:r>
-      <w:r>
-        <w:rPr>
-          <w:lang w:val="sr-Latn-CS"/>
-        </w:rPr>
-        <w:t xml:space="preserve">e potrebno za pristupanje bazi podataka u cilju izvršenje nekog upita ne sme da veće od 5 sekundi. </w:t>
-      </w:r>
-    </w:p>
-    <w:p>
-      <w:pPr>
-        <w:pStyle w:val="Heading2"/>
-        <w:rPr>
-          <w:lang w:val="sr-Latn-CS"/>
-        </w:rPr>
-      </w:pPr>
-      <w:bookmarkStart w:id="20" w:name="_Toc163018921"/>
+      <w:bookmarkStart w:id="50" w:name="_Toc163018921"/>
+      <w:bookmarkStart w:id="51" w:name="_Toc212626887"/>
       <w:r>
         <w:rPr>
           <w:lang w:val="sr-Latn-CS"/>
@@ -8489,7 +10151,8 @@
         <w:lastRenderedPageBreak/>
         <w:t>Podrška i održavanje</w:t>
       </w:r>
-      <w:bookmarkEnd w:id="20"/>
+      <w:bookmarkEnd w:id="50"/>
+      <w:bookmarkEnd w:id="51"/>
     </w:p>
     <w:p>
       <w:pPr>
@@ -8526,14 +10189,16 @@
           <w:lang w:val="sr-Latn-CS"/>
         </w:rPr>
       </w:pPr>
-      <w:bookmarkStart w:id="21" w:name="_Toc163018922"/>
+      <w:bookmarkStart w:id="52" w:name="_Toc163018922"/>
+      <w:bookmarkStart w:id="53" w:name="_Toc212626888"/>
       <w:r>
         <w:rPr>
           <w:lang w:val="sr-Latn-CS"/>
         </w:rPr>
         <w:t>Ograničenja</w:t>
       </w:r>
-      <w:bookmarkEnd w:id="21"/>
+      <w:bookmarkEnd w:id="52"/>
+      <w:bookmarkEnd w:id="53"/>
     </w:p>
     <w:p>
       <w:pPr>
@@ -8579,13 +10244,7 @@
         <w:rPr>
           <w:lang w:val="sr-Latn-CS"/>
         </w:rPr>
-        <w:t>Klijentski deo sistema treba da ima mo</w:t>
-      </w:r>
-      <w:r>
-        <w:rPr>
-          <w:lang w:val="sr-Latn-CS"/>
-        </w:rPr>
-        <w:t xml:space="preserve">gućnost izvršavanja na bilo kom PC računaru sa minimum </w:t>
+        <w:t xml:space="preserve">Klijentski deo sistema treba da ima mogućnost izvršavanja na bilo kom PC računaru sa minimum </w:t>
       </w:r>
       <w:r>
         <w:t xml:space="preserve">AMD FX-8350 </w:t>
@@ -8641,19 +10300,139 @@
         <w:rPr>
           <w:lang w:val="sr-Latn-CS"/>
         </w:rPr>
-        <w:t>Klijentski deo OutfitFactory web aplikacije će</w:t>
-      </w:r>
-      <w:r>
-        <w:rPr>
-          <w:lang w:val="sr-Latn-CS"/>
-        </w:rPr>
-        <w:t xml:space="preserve"> biti optimizova za sledeće web čitače: </w:t>
+        <w:t xml:space="preserve">Klijentski deo OutfitFactory web aplikacije će biti optimizova za sledeće web čitače: </w:t>
       </w:r>
       <w:r>
         <w:rPr>
           <w:rStyle w:val="x193iq5w"/>
         </w:rPr>
-        <w:t xml:space="preserve">Chrome (107 i noviji ), Edge (107 i noviji), Firefox (104 i noviji) i Safari (16 i noviji). </w:t>
+        <w:t xml:space="preserve">Chrome (107 </w:t>
+      </w:r>
+      <w:proofErr w:type="spellStart"/>
+      <w:r>
+        <w:rPr>
+          <w:rStyle w:val="x193iq5w"/>
+        </w:rPr>
+        <w:t>i</w:t>
+      </w:r>
+      <w:proofErr w:type="spellEnd"/>
+      <w:r>
+        <w:rPr>
+          <w:rStyle w:val="x193iq5w"/>
+        </w:rPr>
+        <w:t xml:space="preserve"> </w:t>
+      </w:r>
+      <w:proofErr w:type="spellStart"/>
+      <w:r>
+        <w:rPr>
+          <w:rStyle w:val="x193iq5w"/>
+        </w:rPr>
+        <w:t>noviji</w:t>
+      </w:r>
+      <w:proofErr w:type="spellEnd"/>
+      <w:r>
+        <w:rPr>
+          <w:rStyle w:val="x193iq5w"/>
+        </w:rPr>
+        <w:t xml:space="preserve"> ), Edge (107 </w:t>
+      </w:r>
+      <w:proofErr w:type="spellStart"/>
+      <w:r>
+        <w:rPr>
+          <w:rStyle w:val="x193iq5w"/>
+        </w:rPr>
+        <w:t>i</w:t>
+      </w:r>
+      <w:proofErr w:type="spellEnd"/>
+      <w:r>
+        <w:rPr>
+          <w:rStyle w:val="x193iq5w"/>
+        </w:rPr>
+        <w:t xml:space="preserve"> </w:t>
+      </w:r>
+      <w:proofErr w:type="spellStart"/>
+      <w:r>
+        <w:rPr>
+          <w:rStyle w:val="x193iq5w"/>
+        </w:rPr>
+        <w:t>noviji</w:t>
+      </w:r>
+      <w:proofErr w:type="spellEnd"/>
+      <w:r>
+        <w:rPr>
+          <w:rStyle w:val="x193iq5w"/>
+        </w:rPr>
+        <w:t xml:space="preserve">), Firefox (104 </w:t>
+      </w:r>
+      <w:proofErr w:type="spellStart"/>
+      <w:r>
+        <w:rPr>
+          <w:rStyle w:val="x193iq5w"/>
+        </w:rPr>
+        <w:t>i</w:t>
+      </w:r>
+      <w:proofErr w:type="spellEnd"/>
+      <w:r>
+        <w:rPr>
+          <w:rStyle w:val="x193iq5w"/>
+        </w:rPr>
+        <w:t xml:space="preserve"> </w:t>
+      </w:r>
+      <w:proofErr w:type="spellStart"/>
+      <w:r>
+        <w:rPr>
+          <w:rStyle w:val="x193iq5w"/>
+        </w:rPr>
+        <w:t>noviji</w:t>
+      </w:r>
+      <w:proofErr w:type="spellEnd"/>
+      <w:r>
+        <w:rPr>
+          <w:rStyle w:val="x193iq5w"/>
+        </w:rPr>
+        <w:t xml:space="preserve">) </w:t>
+      </w:r>
+      <w:proofErr w:type="spellStart"/>
+      <w:r>
+        <w:rPr>
+          <w:rStyle w:val="x193iq5w"/>
+        </w:rPr>
+        <w:t>i</w:t>
+      </w:r>
+      <w:proofErr w:type="spellEnd"/>
+      <w:r>
+        <w:rPr>
+          <w:rStyle w:val="x193iq5w"/>
+        </w:rPr>
+        <w:t xml:space="preserve"> Safari (16 </w:t>
+      </w:r>
+      <w:proofErr w:type="spellStart"/>
+      <w:r>
+        <w:rPr>
+          <w:rStyle w:val="x193iq5w"/>
+        </w:rPr>
+        <w:t>i</w:t>
+      </w:r>
+      <w:proofErr w:type="spellEnd"/>
+      <w:r>
+        <w:rPr>
+          <w:rStyle w:val="x193iq5w"/>
+        </w:rPr>
+        <w:t xml:space="preserve"> </w:t>
+      </w:r>
+      <w:proofErr w:type="spellStart"/>
+      <w:r>
+        <w:rPr>
+          <w:rStyle w:val="x193iq5w"/>
+        </w:rPr>
+        <w:t>noviji</w:t>
+      </w:r>
+      <w:proofErr w:type="spellEnd"/>
+      <w:r>
+        <w:rPr>
+          <w:rStyle w:val="x193iq5w"/>
+        </w:rPr>
+        <w:t xml:space="preserve">). </w:t>
       </w:r>
     </w:p>
     <w:sectPr>
@@ -8795,7 +10574,7 @@
             </wp:anchor>
           </w:drawing>
         </mc:Choice>
-        <mc:Fallback xmlns:w15="http://schemas.microsoft.com/office/word/2012/wordml" xmlns:pic="http://schemas.openxmlformats.org/drawingml/2006/picture">
+        <mc:Fallback xmlns:pic="http://schemas.openxmlformats.org/drawingml/2006/picture" xmlns:w15="http://schemas.microsoft.com/office/word/2012/wordml">
           <w:pict>
             <v:rect fillcolor="#FFFFFF" style="position:absolute;rotation:-0;width:1.15pt;height:1.15pt;mso-wrap-distance-left:0pt;mso-wrap-distance-right:0pt;mso-wrap-distance-top:0pt;mso-wrap-distance-bottom:0pt;margin-top:0.05pt;mso-position-vertical-relative:text;margin-left:0pt;mso-position-horizontal:right;mso-position-horizontal-relative:margin">
               <v:fill opacity="0f"/>
@@ -8985,7 +10764,7 @@
               <w:noProof/>
               <w:lang w:val="sr-Latn-CS"/>
             </w:rPr>
-            <w:t>7</w:t>
+            <w:t>17</w:t>
           </w:r>
           <w:r>
             <w:rPr>
@@ -9001,24 +10780,14 @@
             </w:rPr>
             <w:t xml:space="preserve"> od </w:t>
           </w:r>
-          <w:r>
-            <w:fldChar w:fldCharType="begin"/>
-          </w:r>
-          <w:r>
-            <w:instrText xml:space="preserve"> NUMPAGES </w:instrText>
-          </w:r>
-          <w:r>
-            <w:fldChar w:fldCharType="separate"/>
-          </w:r>
-          <w:r>
-            <w:rPr>
-              <w:noProof/>
-            </w:rPr>
-            <w:t>17</w:t>
-          </w:r>
-          <w:r>
-            <w:fldChar w:fldCharType="end"/>
-          </w:r>
+          <w:fldSimple w:instr=" NUMPAGES ">
+            <w:r>
+              <w:rPr>
+                <w:noProof/>
+              </w:rPr>
+              <w:t>17</w:t>
+            </w:r>
+          </w:fldSimple>
         </w:p>
       </w:tc>
     </w:tr>
@@ -9152,21 +10921,11 @@
             </w:rPr>
             <w:t xml:space="preserve"> od </w:t>
           </w:r>
-          <w:r>
-            <w:fldChar w:fldCharType="begin"/>
-          </w:r>
-          <w:r>
-            <w:instrText xml:space="preserve"> NUMPAGES </w:instrText>
-          </w:r>
-          <w:r>
-            <w:fldChar w:fldCharType="separate"/>
-          </w:r>
-          <w:r>
-            <w:t>17</w:t>
-          </w:r>
-          <w:r>
-            <w:fldChar w:fldCharType="end"/>
-          </w:r>
+          <w:fldSimple w:instr=" NUMPAGES ">
+            <w:r>
+              <w:t>17</w:t>
+            </w:r>
+          </w:fldSimple>
         </w:p>
       </w:tc>
     </w:tr>
@@ -9246,6 +11005,7 @@
         <w:sz w:val="24"/>
       </w:rPr>
     </w:pPr>
+    <w:proofErr w:type="spellStart"/>
     <w:r>
       <w:rPr>
         <w:rFonts w:ascii="Arial" w:hAnsi="Arial"/>
@@ -9254,6 +11014,7 @@
       </w:rPr>
       <w:t>GatoHeads</w:t>
     </w:r>
+    <w:proofErr w:type="spellEnd"/>
   </w:p>
   <w:p>
     <w:pPr>
@@ -9292,6 +11053,7 @@
         <w:sz w:val="24"/>
       </w:rPr>
     </w:pPr>
+    <w:proofErr w:type="spellStart"/>
     <w:r>
       <w:rPr>
         <w:rFonts w:ascii="Arial" w:hAnsi="Arial"/>
@@ -9300,6 +11062,7 @@
       </w:rPr>
       <w:t>GatoHeads</w:t>
     </w:r>
+    <w:proofErr w:type="spellEnd"/>
   </w:p>
   <w:p>
     <w:pPr>
@@ -9537,7 +11300,13 @@
             <w:rPr>
               <w:lang w:val="sr-Latn-CS"/>
             </w:rPr>
-            <w:t xml:space="preserve">  Verzija:           1.1</w:t>
+            <w:t xml:space="preserve">  </w:t>
+          </w:r>
+          <w:r>
+            <w:rPr>
+              <w:lang w:val="sr-Latn-CS"/>
+            </w:rPr>
+            <w:t>Verzija:           1.1</w:t>
           </w:r>
         </w:p>
       </w:tc>
@@ -11759,9 +13528,12 @@
     <w:lsdException w:name="heading 7" w:qFormat="1"/>
     <w:lsdException w:name="heading 8" w:qFormat="1"/>
     <w:lsdException w:name="heading 9" w:qFormat="1"/>
+    <w:lsdException w:name="toc 1" w:uiPriority="39"/>
+    <w:lsdException w:name="toc 2" w:uiPriority="39"/>
     <w:lsdException w:name="caption" w:semiHidden="1" w:unhideWhenUsed="1" w:qFormat="1"/>
     <w:lsdException w:name="Title" w:qFormat="1"/>
     <w:lsdException w:name="Subtitle" w:qFormat="1"/>
+    <w:lsdException w:name="Hyperlink" w:uiPriority="99"/>
     <w:lsdException w:name="Strong" w:qFormat="1"/>
     <w:lsdException w:name="Emphasis" w:qFormat="1"/>
     <w:lsdException w:name="Placeholder Text" w:semiHidden="1" w:uiPriority="99"/>
@@ -12237,7 +14009,7 @@
     <w:name w:val="toc 1"/>
     <w:basedOn w:val="Normal"/>
     <w:next w:val="Normal"/>
-    <w:semiHidden/>
+    <w:uiPriority w:val="39"/>
     <w:pPr>
       <w:tabs>
         <w:tab w:val="right" w:pos="9360"/>
@@ -12250,7 +14022,7 @@
     <w:name w:val="toc 2"/>
     <w:basedOn w:val="Normal"/>
     <w:next w:val="Normal"/>
-    <w:semiHidden/>
+    <w:uiPriority w:val="39"/>
     <w:pPr>
       <w:tabs>
         <w:tab w:val="right" w:pos="9360"/>
@@ -12442,6 +14214,17 @@
     <w:name w:val="Frame Contents"/>
     <w:basedOn w:val="Normal"/>
     <w:qFormat/>
+  </w:style>
+  <w:style w:type="character" w:styleId="Hyperlink">
+    <w:name w:val="Hyperlink"/>
+    <w:basedOn w:val="DefaultParagraphFont"/>
+    <w:uiPriority w:val="99"/>
+    <w:unhideWhenUsed/>
+    <w:rsid w:val="00794EFC"/>
+    <w:rPr>
+      <w:color w:val="0000FF" w:themeColor="hyperlink"/>
+      <w:u w:val="single"/>
+    </w:rPr>
   </w:style>
 </w:styles>
 </file>
